--- a/zht/docx/17.content.docx
+++ b/zht/docx/17.content.docx
@@ -11,6 +11,15 @@
         <w:pStyle w:val="Heading2"/>
       </w:pPr>
       <w:r>
+        <w:t>Resource: 研讀筆記 (Tyndale)</w:t>
+      </w:r>
+      <w:r/>
+    </w:p>
+    <w:p>
+      <w:pPr>
+        <w:pStyle w:val="Heading2"/>
+      </w:pPr>
+      <w:r>
         <w:t>License Information</w:t>
       </w:r>
       <w:r/>
@@ -21,7 +30,7 @@
         <w:rPr>
           <w:b/>
         </w:rPr>
-        <w:t>Study Notes (Tyndale)</w:t>
+        <w:t>研讀筆記 (Tyndale)</w:t>
       </w:r>
       <w:r>
         <w:t xml:space="preserve"> (Chinese (Traditional)) is based on</w:t>
@@ -74,7 +83,7 @@
         <w:pStyle w:val="Heading1"/>
       </w:pPr>
       <w:r>
-        <w:t>Study Notes (Tyndale)</w:t>
+        <w:t>研讀筆記 (Tyndale)</w:t>
       </w:r>
     </w:p>
     <w:p>
@@ -83,6 +92,50 @@
           <w:headerReference w:type="even" r:id="rId8"/>
           <w:headerReference w:type="default" r:id="rId9"/>
           <w:footerReference w:type="default" r:id="rId10"/>
+          <w:footnotePr>
+            <w:numRestart w:val="eachSect"/>
+          </w:footnotePr>
+          <w:type w:val="continuous"/>
+          <w:pgSz w:w="12240" w:h="15840" w:code="1"/>
+          <w:pgMar w:top="1440" w:right="1440" w:bottom="1440" w:left="1440" w:header="504" w:footer="504" w:gutter="0"/>
+          <w:cols w:space="708"/>
+          <w:titlePg/>
+          <w:docGrid w:linePitch="360"/>
+        </w:sectPr>
+      </w:pPr>
+    </w:p>
+    <w:p>
+      <w:r/>
+    </w:p>
+    <w:p>
+      <w:pPr>
+        <w:pStyle w:val="Heading2"/>
+      </w:pPr>
+      <w:r>
+        <w:t>EST</w:t>
+      </w:r>
+      <w:r/>
+    </w:p>
+    <w:p>
+      <w:r/>
+      <w:r>
+        <w:rPr>
+          <w:i/>
+        </w:rPr>
+        <w:t>以斯帖記 1:1, 以斯帖記 1:2, 以斯帖記 1:4, 以斯帖記 1:5, 以斯帖記 1:6, 以斯帖記 1:8, 以斯帖記 1:9, 以斯帖記 1:10, 以斯帖記 1:11, 以斯帖記 1:12, 以斯帖記 1:13, 以斯帖記 1:15, 以斯帖記 1:16–18, 以斯帖記 1:17, 以斯帖記 1:19, 以斯帖記 1:22, 以斯帖記 2:6, 以斯帖記 2:7, 以斯帖記 2:9, 以斯帖記 2:10, 以斯帖記 2:12, 以斯帖記 2:14, 以斯帖記 2:15, 以斯帖記 2:17, 以斯帖記 2:18, 以斯帖記 2:19, 以斯帖記 2:20, 以斯帖記 2:21, 以斯帖記 2:22, 以斯帖記 2:23, 以斯帖記 3:1–15, 以斯帖記 3:2, 以斯帖記 3:6, 以斯帖記 3:7, 以斯帖記 3:8, 以斯帖記 3:9, 以斯帖記 3:10–11, 以斯帖記 3:12, 以斯帖記 3:13, 以斯帖記 3:14–15, 以斯帖記 4:1, 以斯帖記 4:2, 以斯帖記 4:3, 以斯帖記 4:8, 以斯帖記 4:11, 以斯帖記 4:13–14, 以斯帖記 4:16, 以斯帖記 5:2, 以斯帖記 5:3, 以斯帖記 5:4, 以斯帖記 5:8, 以斯帖記 5:9, 以斯帖記 5:9–14, 以斯帖記 5:14, 以斯帖記 6:1, 以斯帖記 6:2, 以斯帖記 6:3, 以斯帖記 6:4–6, 以斯帖記 6:7–9, 以斯帖記 6:10–12, 以斯帖記 6:13, 以斯帖記 7:3–4, 以斯帖記 7:5, 以斯帖記 7:6–7, 以斯帖記 7:8, 以斯帖記 7:9, 以斯帖記 8:1, 以斯帖記 8:2, 以斯帖記 8:3, 以斯帖記 8:5, 以斯帖記 8:8, 以斯帖記 8:9, 以斯帖記 8:11, 以斯帖記 8:12, 以斯帖記 8:13, 以斯帖記 8:15, 以斯帖記 8:17, 以斯帖記 9:1, 以斯帖記 9:3–4, 以斯帖記 9:5, 以斯帖記 9:6, 以斯帖記 9:7–10, 以斯帖記 9:10, 以斯帖記 9:12, 以斯帖記 9:13, 以斯帖記 9:14, 以斯帖記 9:15, 以斯帖記 9:16, 以斯帖記 9:17, 以斯帖記 9:19, 以斯帖記 9:23–26, 以斯帖記 9:26–28, 以斯帖記 9:29–32, 以斯帖記 10:1–2, 以斯帖記 10:2, 以斯帖記 10:3</w:t>
+      </w:r>
+    </w:p>
+    <w:p>
+      <w:r/>
+      <w:r>
+        <w:t xml:space="preserve"> </w:t>
+      </w:r>
+      <w:r/>
+      <w:r/>
+    </w:p>
+    <w:p>
+      <w:pPr>
+        <w:sectPr>
           <w:footnotePr>
             <w:numRestart w:val="eachSect"/>
           </w:footnotePr>

--- a/zht/docx/17.content.docx
+++ b/zht/docx/17.content.docx
@@ -4,48 +4,88 @@
   <w:body>
     <w:p/>
     <w:p>
-      <w:r/>
+      <w:pPr/>
+      <w:r>
+        <w:rPr>
+          <w:lang w:val="zh_TW" w:bidi="zh_TW"/>
+        </w:rPr>
+      </w:r>
     </w:p>
     <w:p>
       <w:pPr>
         <w:pStyle w:val="Heading2"/>
       </w:pPr>
       <w:r>
+        <w:rPr>
+          <w:lang w:val="zh_TW" w:bidi="zh_TW"/>
+        </w:rPr>
         <w:t>Resource: 研讀筆記 (Tyndale)</w:t>
       </w:r>
-      <w:r/>
+      <w:r>
+        <w:rPr>
+          <w:lang w:val="zh_TW" w:bidi="zh_TW"/>
+        </w:rPr>
+      </w:r>
     </w:p>
     <w:p>
       <w:pPr>
         <w:pStyle w:val="Heading2"/>
       </w:pPr>
       <w:r>
+        <w:rPr>
+          <w:lang w:val="zh_TW" w:bidi="zh_TW"/>
+        </w:rPr>
         <w:t>License Information</w:t>
       </w:r>
-      <w:r/>
-    </w:p>
-    <w:p>
-      <w:r/>
+      <w:r>
+        <w:rPr>
+          <w:lang w:val="zh_TW" w:bidi="zh_TW"/>
+        </w:rPr>
+      </w:r>
+    </w:p>
+    <w:p>
+      <w:pPr/>
+      <w:r>
+        <w:rPr>
+          <w:lang w:val="zh_TW" w:bidi="zh_TW"/>
+        </w:rPr>
+      </w:r>
       <w:r>
         <w:rPr>
           <w:b/>
+          <w:lang w:val="zh_TW" w:bidi="zh_TW"/>
         </w:rPr>
         <w:t>研讀筆記 (Tyndale)</w:t>
       </w:r>
       <w:r>
+        <w:rPr>
+          <w:lang w:val="zh_TW" w:bidi="zh_TW"/>
+        </w:rPr>
         <w:t xml:space="preserve"> (Chinese (Traditional)) is based on</w:t>
       </w:r>
       <w:r>
+        <w:rPr>
+          <w:lang w:val="zh_TW" w:bidi="zh_TW"/>
+        </w:rPr>
         <w:t xml:space="preserve">: </w:t>
       </w:r>
       <w:r>
+        <w:rPr>
+          <w:lang w:val="zh_TW" w:bidi="zh_TW"/>
+        </w:rPr>
         <w:t>Tyndale Open Study Notes</w:t>
       </w:r>
       <w:r>
+        <w:rPr>
+          <w:lang w:val="zh_TW" w:bidi="zh_TW"/>
+        </w:rPr>
         <w:t xml:space="preserve">, </w:t>
       </w:r>
       <w:hyperlink r:id="rId13">
         <w:r>
+          <w:rPr>
+            <w:lang w:val="zh_TW" w:bidi="zh_TW"/>
+          </w:rPr>
           <w:rPr>
             <w:color w:val="0000EE"/>
             <w:u w:val="single"/>
@@ -54,10 +94,16 @@
         </w:r>
       </w:hyperlink>
       <w:r>
+        <w:rPr>
+          <w:lang w:val="zh_TW" w:bidi="zh_TW"/>
+        </w:rPr>
         <w:t xml:space="preserve">, 2019, which is licensed under a </w:t>
       </w:r>
       <w:hyperlink r:id="rId14">
         <w:r>
+          <w:rPr>
+            <w:lang w:val="zh_TW" w:bidi="zh_TW"/>
+          </w:rPr>
           <w:rPr>
             <w:color w:val="0000EE"/>
             <w:u w:val="single"/>
@@ -66,23 +112,49 @@
         </w:r>
       </w:hyperlink>
       <w:r>
+        <w:rPr>
+          <w:lang w:val="zh_TW" w:bidi="zh_TW"/>
+        </w:rPr>
         <w:t>.</w:t>
       </w:r>
-      <w:r/>
-    </w:p>
-    <w:p>
-      <w:r/>
-      <w:r>
+      <w:r>
+        <w:rPr>
+          <w:lang w:val="zh_TW" w:bidi="zh_TW"/>
+        </w:rPr>
+      </w:r>
+    </w:p>
+    <w:p>
+      <w:pPr/>
+      <w:r>
+        <w:rPr>
+          <w:lang w:val="zh_TW" w:bidi="zh_TW"/>
+        </w:rPr>
+      </w:r>
+      <w:r>
+        <w:rPr>
+          <w:lang w:val="zh_TW" w:bidi="zh_TW"/>
+        </w:rPr>
         <w:t>This PDF version is provided under the same license.</w:t>
       </w:r>
-      <w:r/>
-      <w:r/>
+      <w:r>
+        <w:rPr>
+          <w:lang w:val="zh_TW" w:bidi="zh_TW"/>
+        </w:rPr>
+      </w:r>
+      <w:r>
+        <w:rPr>
+          <w:lang w:val="zh_TW" w:bidi="zh_TW"/>
+        </w:rPr>
+      </w:r>
     </w:p>
     <w:p>
       <w:pPr>
         <w:pStyle w:val="Heading1"/>
       </w:pPr>
       <w:r>
+        <w:rPr>
+          <w:lang w:val="zh_TW" w:bidi="zh_TW"/>
+        </w:rPr>
         <w:t>研讀筆記 (Tyndale)</w:t>
       </w:r>
     </w:p>
@@ -105,33 +177,72 @@
       </w:pPr>
     </w:p>
     <w:p>
-      <w:r/>
+      <w:pPr/>
+      <w:r>
+        <w:rPr>
+          <w:lang w:val="zh_TW" w:bidi="zh_TW"/>
+        </w:rPr>
+      </w:r>
     </w:p>
     <w:p>
       <w:pPr>
         <w:pStyle w:val="Heading2"/>
       </w:pPr>
       <w:r>
+        <w:rPr>
+          <w:lang w:val="zh_TW" w:bidi="zh_TW"/>
+        </w:rPr>
         <w:t>EST</w:t>
       </w:r>
-      <w:r/>
-    </w:p>
-    <w:p>
-      <w:r/>
+      <w:r>
+        <w:rPr>
+          <w:lang w:val="zh_TW" w:bidi="zh_TW"/>
+        </w:rPr>
+      </w:r>
+    </w:p>
+    <w:p>
+      <w:pPr/>
+      <w:r>
+        <w:rPr>
+          <w:lang w:val="zh_TW" w:bidi="zh_TW"/>
+        </w:rPr>
+      </w:r>
       <w:r>
         <w:rPr>
           <w:i/>
+          <w:lang w:val="zh_TW" w:bidi="zh_TW"/>
         </w:rPr>
         <w:t>以斯帖記 1:1, 以斯帖記 1:2, 以斯帖記 1:4, 以斯帖記 1:5, 以斯帖記 1:6, 以斯帖記 1:8, 以斯帖記 1:9, 以斯帖記 1:10, 以斯帖記 1:11, 以斯帖記 1:12, 以斯帖記 1:13, 以斯帖記 1:15, 以斯帖記 1:16–18, 以斯帖記 1:17, 以斯帖記 1:19, 以斯帖記 1:22, 以斯帖記 2:6, 以斯帖記 2:7, 以斯帖記 2:9, 以斯帖記 2:10, 以斯帖記 2:12, 以斯帖記 2:14, 以斯帖記 2:15, 以斯帖記 2:17, 以斯帖記 2:18, 以斯帖記 2:19, 以斯帖記 2:20, 以斯帖記 2:21, 以斯帖記 2:22, 以斯帖記 2:23, 以斯帖記 3:1–15, 以斯帖記 3:2, 以斯帖記 3:6, 以斯帖記 3:7, 以斯帖記 3:8, 以斯帖記 3:9, 以斯帖記 3:10–11, 以斯帖記 3:12, 以斯帖記 3:13, 以斯帖記 3:14–15, 以斯帖記 4:1, 以斯帖記 4:2, 以斯帖記 4:3, 以斯帖記 4:8, 以斯帖記 4:11, 以斯帖記 4:13–14, 以斯帖記 4:16, 以斯帖記 5:2, 以斯帖記 5:3, 以斯帖記 5:4, 以斯帖記 5:8, 以斯帖記 5:9, 以斯帖記 5:9–14, 以斯帖記 5:14, 以斯帖記 6:1, 以斯帖記 6:2, 以斯帖記 6:3, 以斯帖記 6:4–6, 以斯帖記 6:7–9, 以斯帖記 6:10–12, 以斯帖記 6:13, 以斯帖記 7:3–4, 以斯帖記 7:5, 以斯帖記 7:6–7, 以斯帖記 7:8, 以斯帖記 7:9, 以斯帖記 8:1, 以斯帖記 8:2, 以斯帖記 8:3, 以斯帖記 8:5, 以斯帖記 8:8, 以斯帖記 8:9, 以斯帖記 8:11, 以斯帖記 8:12, 以斯帖記 8:13, 以斯帖記 8:15, 以斯帖記 8:17, 以斯帖記 9:1, 以斯帖記 9:3–4, 以斯帖記 9:5, 以斯帖記 9:6, 以斯帖記 9:7–10, 以斯帖記 9:10, 以斯帖記 9:12, 以斯帖記 9:13, 以斯帖記 9:14, 以斯帖記 9:15, 以斯帖記 9:16, 以斯帖記 9:17, 以斯帖記 9:19, 以斯帖記 9:23–26, 以斯帖記 9:26–28, 以斯帖記 9:29–32, 以斯帖記 10:1–2, 以斯帖記 10:2, 以斯帖記 10:3</w:t>
       </w:r>
-    </w:p>
-    <w:p>
-      <w:r/>
-      <w:r>
+      <w:r>
+        <w:rPr>
+          <w:lang w:val="zh_TW" w:bidi="zh_TW"/>
+        </w:rPr>
+      </w:r>
+    </w:p>
+    <w:p>
+      <w:pPr/>
+      <w:r>
+        <w:rPr>
+          <w:lang w:val="zh_TW" w:bidi="zh_TW"/>
+        </w:rPr>
+      </w:r>
+      <w:r>
+        <w:rPr>
+          <w:lang w:val="zh_TW" w:bidi="zh_TW"/>
+        </w:rPr>
         <w:t xml:space="preserve"> </w:t>
       </w:r>
-      <w:r/>
-      <w:r/>
+      <w:r>
+        <w:rPr>
+          <w:lang w:val="zh_TW" w:bidi="zh_TW"/>
+        </w:rPr>
+      </w:r>
+      <w:r>
+        <w:rPr>
+          <w:lang w:val="zh_TW" w:bidi="zh_TW"/>
+        </w:rPr>
+      </w:r>
     </w:p>
     <w:p>
       <w:pPr>
@@ -149,16 +260,28 @@
       </w:pPr>
     </w:p>
     <w:p>
-      <w:r/>
+      <w:pPr/>
+      <w:r>
+        <w:rPr>
+          <w:lang w:val="zh_TW" w:bidi="zh_TW"/>
+        </w:rPr>
+      </w:r>
     </w:p>
     <w:p>
       <w:pPr>
         <w:pStyle w:val="Heading2"/>
       </w:pPr>
       <w:r>
+        <w:rPr>
+          <w:lang w:val="zh_TW" w:bidi="zh_TW"/>
+        </w:rPr>
         <w:t>以斯帖記 1:1</w:t>
       </w:r>
-      <w:r/>
+      <w:r>
+        <w:rPr>
+          <w:lang w:val="zh_TW" w:bidi="zh_TW"/>
+        </w:rPr>
+      </w:r>
     </w:p>
     <w:p>
       <w:pPr>
@@ -166,30 +289,48 @@
         <w:spacing w:line="240" w:lineRule="auto"/>
         <w:ind w:left="720"/>
       </w:pPr>
-      <w:r/>
-      <w:r>
+      <w:r>
+        <w:rPr>
+          <w:lang w:val="zh_TW" w:bidi="zh_TW"/>
+        </w:rPr>
+      </w:r>
+      <w:r>
+        <w:rPr>
+          <w:lang w:val="zh_TW" w:bidi="zh_TW"/>
+        </w:rPr>
         <w:t>名字薛西（亞哈隨魯）來自波斯語</w:t>
       </w:r>
       <w:r>
         <w:rPr>
           <w:i/>
+          <w:lang w:val="zh_TW" w:bidi="zh_TW"/>
         </w:rPr>
         <w:t>Xshayarshan</w:t>
       </w:r>
       <w:r>
+        <w:rPr>
+          <w:lang w:val="zh_TW" w:bidi="zh_TW"/>
+        </w:rPr>
         <w:t>的希臘文音譯，希伯來文將其呈現為’akhashwerosh（</w:t>
       </w:r>
       <w:r>
         <w:rPr>
           <w:i/>
+          <w:lang w:val="zh_TW" w:bidi="zh_TW"/>
         </w:rPr>
         <w:t>亞哈隨魯</w:t>
       </w:r>
       <w:r>
+        <w:rPr>
+          <w:lang w:val="zh_TW" w:bidi="zh_TW"/>
+        </w:rPr>
         <w:t>）。他的父親是大流士一世（公元前521–486年），在他作王統治期間，哈該和撒迦利亞鼓勵猶大人民完成耶路撒冷聖殿的建造（見</w:t>
       </w:r>
       <w:hyperlink r:id="rId15">
         <w:r>
+          <w:rPr>
+            <w:lang w:val="zh_TW" w:bidi="zh_TW"/>
+          </w:rPr>
           <w:rPr>
             <w:color w:val="0000EE"/>
             <w:u w:val="single"/>
@@ -198,10 +339,16 @@
         </w:r>
       </w:hyperlink>
       <w:r>
+        <w:rPr>
+          <w:lang w:val="zh_TW" w:bidi="zh_TW"/>
+        </w:rPr>
         <w:t>；</w:t>
       </w:r>
       <w:hyperlink r:id="rId16">
         <w:r>
+          <w:rPr>
+            <w:lang w:val="zh_TW" w:bidi="zh_TW"/>
+          </w:rPr>
           <w:rPr>
             <w:color w:val="0000EE"/>
             <w:u w:val="single"/>
@@ -210,10 +357,16 @@
         </w:r>
       </w:hyperlink>
       <w:r>
+        <w:rPr>
+          <w:lang w:val="zh_TW" w:bidi="zh_TW"/>
+        </w:rPr>
         <w:t>；</w:t>
       </w:r>
       <w:hyperlink r:id="rId17">
         <w:r>
+          <w:rPr>
+            <w:lang w:val="zh_TW" w:bidi="zh_TW"/>
+          </w:rPr>
           <w:rPr>
             <w:color w:val="0000EE"/>
             <w:u w:val="single"/>
@@ -222,6 +375,9 @@
         </w:r>
       </w:hyperlink>
       <w:r>
+        <w:rPr>
+          <w:lang w:val="zh_TW" w:bidi="zh_TW"/>
+        </w:rPr>
         <w:t>）。</w:t>
       </w:r>
     </w:p>
@@ -231,44 +387,99 @@
         <w:spacing w:line="240" w:lineRule="auto"/>
         <w:ind w:left="720"/>
       </w:pPr>
-      <w:r/>
-      <w:r>
+      <w:r>
+        <w:rPr>
+          <w:lang w:val="zh_TW" w:bidi="zh_TW"/>
+        </w:rPr>
+      </w:r>
+      <w:r>
+        <w:rPr>
+          <w:lang w:val="zh_TW" w:bidi="zh_TW"/>
+        </w:rPr>
         <w:t>一百二十七省：薛西（亞哈隨魯）統治著一個從印度延伸到衣索匹亞的龐大帝國。</w:t>
       </w:r>
-      <w:r/>
-      <w:r/>
-    </w:p>
-    <w:p>
-      <w:r/>
+      <w:r>
+        <w:rPr>
+          <w:lang w:val="zh_TW" w:bidi="zh_TW"/>
+        </w:rPr>
+      </w:r>
+      <w:r>
+        <w:rPr>
+          <w:lang w:val="zh_TW" w:bidi="zh_TW"/>
+        </w:rPr>
+      </w:r>
+    </w:p>
+    <w:p>
+      <w:pPr/>
+      <w:r>
+        <w:rPr>
+          <w:lang w:val="zh_TW" w:bidi="zh_TW"/>
+        </w:rPr>
+      </w:r>
     </w:p>
     <w:p>
       <w:pPr>
         <w:pStyle w:val="Heading2"/>
       </w:pPr>
       <w:r>
+        <w:rPr>
+          <w:lang w:val="zh_TW" w:bidi="zh_TW"/>
+        </w:rPr>
         <w:t>以斯帖記 1:2</w:t>
       </w:r>
-      <w:r/>
-    </w:p>
-    <w:p>
-      <w:r/>
-      <w:r>
+      <w:r>
+        <w:rPr>
+          <w:lang w:val="zh_TW" w:bidi="zh_TW"/>
+        </w:rPr>
+      </w:r>
+    </w:p>
+    <w:p>
+      <w:pPr/>
+      <w:r>
+        <w:rPr>
+          <w:lang w:val="zh_TW" w:bidi="zh_TW"/>
+        </w:rPr>
+      </w:r>
+      <w:r>
+        <w:rPr>
+          <w:lang w:val="zh_TW" w:bidi="zh_TW"/>
+        </w:rPr>
         <w:t>書珊城是波斯王在寒冷季節月份的冬季都城。</w:t>
       </w:r>
-      <w:r/>
-      <w:r/>
-    </w:p>
-    <w:p>
-      <w:r/>
+      <w:r>
+        <w:rPr>
+          <w:lang w:val="zh_TW" w:bidi="zh_TW"/>
+        </w:rPr>
+      </w:r>
+      <w:r>
+        <w:rPr>
+          <w:lang w:val="zh_TW" w:bidi="zh_TW"/>
+        </w:rPr>
+      </w:r>
+    </w:p>
+    <w:p>
+      <w:pPr/>
+      <w:r>
+        <w:rPr>
+          <w:lang w:val="zh_TW" w:bidi="zh_TW"/>
+        </w:rPr>
+      </w:r>
     </w:p>
     <w:p>
       <w:pPr>
         <w:pStyle w:val="Heading2"/>
       </w:pPr>
       <w:r>
+        <w:rPr>
+          <w:lang w:val="zh_TW" w:bidi="zh_TW"/>
+        </w:rPr>
         <w:t>以斯帖記 1:4</w:t>
       </w:r>
-      <w:r/>
+      <w:r>
+        <w:rPr>
+          <w:lang w:val="zh_TW" w:bidi="zh_TW"/>
+        </w:rPr>
+      </w:r>
     </w:p>
     <w:p>
       <w:pPr>
@@ -276,11 +487,21 @@
         <w:spacing w:line="240" w:lineRule="auto"/>
         <w:ind w:left="720"/>
       </w:pPr>
-      <w:r/>
-      <w:r>
+      <w:r>
+        <w:rPr>
+          <w:lang w:val="zh_TW" w:bidi="zh_TW"/>
+        </w:rPr>
+      </w:r>
+      <w:r>
+        <w:rPr>
+          <w:lang w:val="zh_TW" w:bidi="zh_TW"/>
+        </w:rPr>
         <w:t>慶典持續了一百八十日（譯註：和合本譯為「就是一百八十日」，實際上就是指慶典持續的時間）：</w:t>
       </w:r>
       <w:r>
+        <w:rPr>
+          <w:lang w:val="zh_TW" w:bidi="zh_TW"/>
+        </w:rPr>
         <w:t>官員們很可能輪流參加這為期六個月的慶典活動，以確保在慶祝期間，國家的軍事防務和基礎建設仍能正常運作。</w:t>
       </w:r>
     </w:p>
@@ -290,131 +511,277 @@
         <w:spacing w:line="240" w:lineRule="auto"/>
         <w:ind w:left="720"/>
       </w:pPr>
-      <w:r/>
-      <w:r>
+      <w:r>
+        <w:rPr>
+          <w:lang w:val="zh_TW" w:bidi="zh_TW"/>
+        </w:rPr>
+      </w:r>
+      <w:r>
+        <w:rPr>
+          <w:lang w:val="zh_TW" w:bidi="zh_TW"/>
+        </w:rPr>
         <w:t>這場</w:t>
       </w:r>
       <w:r>
+        <w:rPr>
+          <w:lang w:val="zh_TW" w:bidi="zh_TW"/>
+        </w:rPr>
         <w:t>極盡奢華的鋪張展示</w:t>
       </w:r>
       <w:r>
+        <w:rPr>
+          <w:lang w:val="zh_TW" w:bidi="zh_TW"/>
+        </w:rPr>
         <w:t>，旨在讓人對王的偉大留下深刻印象；同時也反映了薛西（亞哈隨魯）的驕傲。</w:t>
       </w:r>
-      <w:r/>
-      <w:r/>
-    </w:p>
-    <w:p>
-      <w:r/>
+      <w:r>
+        <w:rPr>
+          <w:lang w:val="zh_TW" w:bidi="zh_TW"/>
+        </w:rPr>
+      </w:r>
+      <w:r>
+        <w:rPr>
+          <w:lang w:val="zh_TW" w:bidi="zh_TW"/>
+        </w:rPr>
+      </w:r>
+    </w:p>
+    <w:p>
+      <w:pPr/>
+      <w:r>
+        <w:rPr>
+          <w:lang w:val="zh_TW" w:bidi="zh_TW"/>
+        </w:rPr>
+      </w:r>
     </w:p>
     <w:p>
       <w:pPr>
         <w:pStyle w:val="Heading2"/>
       </w:pPr>
       <w:r>
+        <w:rPr>
+          <w:lang w:val="zh_TW" w:bidi="zh_TW"/>
+        </w:rPr>
         <w:t>以斯帖記 1:5</w:t>
       </w:r>
-      <w:r/>
-    </w:p>
-    <w:p>
-      <w:r/>
-      <w:r>
+      <w:r>
+        <w:rPr>
+          <w:lang w:val="zh_TW" w:bidi="zh_TW"/>
+        </w:rPr>
+      </w:r>
+    </w:p>
+    <w:p>
+      <w:pPr/>
+      <w:r>
+        <w:rPr>
+          <w:lang w:val="zh_TW" w:bidi="zh_TW"/>
+        </w:rPr>
+      </w:r>
+      <w:r>
+        <w:rPr>
+          <w:lang w:val="zh_TW" w:bidi="zh_TW"/>
+        </w:rPr>
         <w:t>第二場較簡短的筵席，讓社會各階層的成員（從尊貴到卑微）都能</w:t>
       </w:r>
       <w:r>
+        <w:rPr>
+          <w:lang w:val="zh_TW" w:bidi="zh_TW"/>
+        </w:rPr>
         <w:t>都有機會親眼見識王的尊榮</w:t>
       </w:r>
       <w:r>
+        <w:rPr>
+          <w:lang w:val="zh_TW" w:bidi="zh_TW"/>
+        </w:rPr>
         <w:t>財富。由於參加的人數眾多，這場持續的開放式宴會便在王宮花園的鋪石庭院中舉行。</w:t>
       </w:r>
-      <w:r/>
-      <w:r/>
-    </w:p>
-    <w:p>
-      <w:r/>
+      <w:r>
+        <w:rPr>
+          <w:lang w:val="zh_TW" w:bidi="zh_TW"/>
+        </w:rPr>
+      </w:r>
+      <w:r>
+        <w:rPr>
+          <w:lang w:val="zh_TW" w:bidi="zh_TW"/>
+        </w:rPr>
+      </w:r>
+    </w:p>
+    <w:p>
+      <w:pPr/>
+      <w:r>
+        <w:rPr>
+          <w:lang w:val="zh_TW" w:bidi="zh_TW"/>
+        </w:rPr>
+      </w:r>
     </w:p>
     <w:p>
       <w:pPr>
         <w:pStyle w:val="Heading2"/>
       </w:pPr>
       <w:r>
+        <w:rPr>
+          <w:lang w:val="zh_TW" w:bidi="zh_TW"/>
+        </w:rPr>
         <w:t>以斯帖記 1:6</w:t>
       </w:r>
-      <w:r/>
-    </w:p>
-    <w:p>
-      <w:r/>
-      <w:r>
+      <w:r>
+        <w:rPr>
+          <w:lang w:val="zh_TW" w:bidi="zh_TW"/>
+        </w:rPr>
+      </w:r>
+    </w:p>
+    <w:p>
+      <w:pPr/>
+      <w:r>
+        <w:rPr>
+          <w:lang w:val="zh_TW" w:bidi="zh_TW"/>
+        </w:rPr>
+      </w:r>
+      <w:r>
+        <w:rPr>
+          <w:lang w:val="zh_TW" w:bidi="zh_TW"/>
+        </w:rPr>
         <w:t>白色和藍色（或</w:t>
       </w:r>
       <w:r>
         <w:rPr>
           <w:i/>
+          <w:lang w:val="zh_TW" w:bidi="zh_TW"/>
         </w:rPr>
         <w:t>紫色</w:t>
       </w:r>
       <w:r>
+        <w:rPr>
+          <w:lang w:val="zh_TW" w:bidi="zh_TW"/>
+        </w:rPr>
         <w:t>）是皇室的顏色。連鑲嵌的馬賽克鋪石地板也極為奢華。</w:t>
       </w:r>
-      <w:r/>
-      <w:r/>
-    </w:p>
-    <w:p>
-      <w:r/>
+      <w:r>
+        <w:rPr>
+          <w:lang w:val="zh_TW" w:bidi="zh_TW"/>
+        </w:rPr>
+      </w:r>
+      <w:r>
+        <w:rPr>
+          <w:lang w:val="zh_TW" w:bidi="zh_TW"/>
+        </w:rPr>
+      </w:r>
+    </w:p>
+    <w:p>
+      <w:pPr/>
+      <w:r>
+        <w:rPr>
+          <w:lang w:val="zh_TW" w:bidi="zh_TW"/>
+        </w:rPr>
+      </w:r>
     </w:p>
     <w:p>
       <w:pPr>
         <w:pStyle w:val="Heading2"/>
       </w:pPr>
       <w:r>
+        <w:rPr>
+          <w:lang w:val="zh_TW" w:bidi="zh_TW"/>
+        </w:rPr>
         <w:t>以斯帖記 1:8</w:t>
       </w:r>
-      <w:r/>
-    </w:p>
-    <w:p>
-      <w:r/>
-      <w:r>
+      <w:r>
+        <w:rPr>
+          <w:lang w:val="zh_TW" w:bidi="zh_TW"/>
+        </w:rPr>
+      </w:r>
+    </w:p>
+    <w:p>
+      <w:pPr/>
+      <w:r>
+        <w:rPr>
+          <w:lang w:val="zh_TW" w:bidi="zh_TW"/>
+        </w:rPr>
+      </w:r>
+      <w:r>
+        <w:rPr>
+          <w:lang w:val="zh_TW" w:bidi="zh_TW"/>
+        </w:rPr>
         <w:t>飲酒不受限制（和合本譯為：喝酒有例，不准勉強人）：賓客通常只有在波斯王舉杯敬酒時才會飲用（見色諾芬，《居魯士的教育》8.8.18）；但在這場宴會中，人們可以無拘無束地飲酒。</w:t>
       </w:r>
-      <w:r/>
-      <w:r/>
-    </w:p>
-    <w:p>
-      <w:r/>
+      <w:r>
+        <w:rPr>
+          <w:lang w:val="zh_TW" w:bidi="zh_TW"/>
+        </w:rPr>
+      </w:r>
+      <w:r>
+        <w:rPr>
+          <w:lang w:val="zh_TW" w:bidi="zh_TW"/>
+        </w:rPr>
+      </w:r>
+    </w:p>
+    <w:p>
+      <w:pPr/>
+      <w:r>
+        <w:rPr>
+          <w:lang w:val="zh_TW" w:bidi="zh_TW"/>
+        </w:rPr>
+      </w:r>
     </w:p>
     <w:p>
       <w:pPr>
         <w:pStyle w:val="Heading2"/>
       </w:pPr>
       <w:r>
+        <w:rPr>
+          <w:lang w:val="zh_TW" w:bidi="zh_TW"/>
+        </w:rPr>
         <w:t>以斯帖記 1:9</w:t>
       </w:r>
-      <w:r/>
-    </w:p>
-    <w:p>
-      <w:r/>
-      <w:r>
+      <w:r>
+        <w:rPr>
+          <w:lang w:val="zh_TW" w:bidi="zh_TW"/>
+        </w:rPr>
+      </w:r>
+    </w:p>
+    <w:p>
+      <w:pPr/>
+      <w:r>
+        <w:rPr>
+          <w:lang w:val="zh_TW" w:bidi="zh_TW"/>
+        </w:rPr>
+      </w:r>
+      <w:r>
+        <w:rPr>
+          <w:lang w:val="zh_TW" w:bidi="zh_TW"/>
+        </w:rPr>
         <w:t>由於瓦實提意指</w:t>
       </w:r>
       <w:r>
         <w:rPr>
           <w:i/>
+          <w:lang w:val="zh_TW" w:bidi="zh_TW"/>
         </w:rPr>
         <w:t>最好的、渴望的、心愛的</w:t>
       </w:r>
       <w:r>
+        <w:rPr>
+          <w:lang w:val="zh_TW" w:bidi="zh_TW"/>
+        </w:rPr>
         <w:t>，這可能是蒙寵愛之妻的頭銜，而非她的實際名字。古希臘歷史學家稱她為阿米斯特里斯（</w:t>
       </w:r>
       <w:r>
         <w:rPr>
           <w:i/>
+          <w:lang w:val="zh_TW" w:bidi="zh_TW"/>
         </w:rPr>
         <w:t>Amestris</w:t>
       </w:r>
       <w:r>
+        <w:rPr>
+          <w:lang w:val="zh_TW" w:bidi="zh_TW"/>
+        </w:rPr>
         <w:t>）（例如，希羅多德，《歷史》7.114）。她的兒子亞達薛西一世，在薛西（亞哈隨魯）去世後成為波斯的王（公元前465–424年）（見</w:t>
       </w:r>
       <w:hyperlink r:id="rId18">
         <w:r>
+          <w:rPr>
+            <w:lang w:val="zh_TW" w:bidi="zh_TW"/>
+          </w:rPr>
           <w:rPr>
             <w:color w:val="0000EE"/>
             <w:u w:val="single"/>
@@ -423,10 +790,16 @@
         </w:r>
       </w:hyperlink>
       <w:r>
+        <w:rPr>
+          <w:lang w:val="zh_TW" w:bidi="zh_TW"/>
+        </w:rPr>
         <w:t>，</w:t>
       </w:r>
       <w:hyperlink r:id="rId19">
         <w:r>
+          <w:rPr>
+            <w:lang w:val="zh_TW" w:bidi="zh_TW"/>
+          </w:rPr>
           <w:rPr>
             <w:color w:val="0000EE"/>
             <w:u w:val="single"/>
@@ -435,10 +808,16 @@
         </w:r>
       </w:hyperlink>
       <w:r>
+        <w:rPr>
+          <w:lang w:val="zh_TW" w:bidi="zh_TW"/>
+        </w:rPr>
         <w:t>，</w:t>
       </w:r>
       <w:hyperlink r:id="rId20">
         <w:r>
+          <w:rPr>
+            <w:lang w:val="zh_TW" w:bidi="zh_TW"/>
+          </w:rPr>
           <w:rPr>
             <w:color w:val="0000EE"/>
             <w:u w:val="single"/>
@@ -447,10 +826,16 @@
         </w:r>
       </w:hyperlink>
       <w:r>
+        <w:rPr>
+          <w:lang w:val="zh_TW" w:bidi="zh_TW"/>
+        </w:rPr>
         <w:t>、</w:t>
       </w:r>
       <w:hyperlink r:id="rId21">
         <w:r>
+          <w:rPr>
+            <w:lang w:val="zh_TW" w:bidi="zh_TW"/>
+          </w:rPr>
           <w:rPr>
             <w:color w:val="0000EE"/>
             <w:u w:val="single"/>
@@ -459,10 +844,16 @@
         </w:r>
       </w:hyperlink>
       <w:r>
+        <w:rPr>
+          <w:lang w:val="zh_TW" w:bidi="zh_TW"/>
+        </w:rPr>
         <w:t>、</w:t>
       </w:r>
       <w:hyperlink r:id="rId22">
         <w:r>
+          <w:rPr>
+            <w:lang w:val="zh_TW" w:bidi="zh_TW"/>
+          </w:rPr>
           <w:rPr>
             <w:color w:val="0000EE"/>
             <w:u w:val="single"/>
@@ -471,10 +862,16 @@
         </w:r>
       </w:hyperlink>
       <w:r>
+        <w:rPr>
+          <w:lang w:val="zh_TW" w:bidi="zh_TW"/>
+        </w:rPr>
         <w:t>，</w:t>
       </w:r>
       <w:hyperlink r:id="rId23">
         <w:r>
+          <w:rPr>
+            <w:lang w:val="zh_TW" w:bidi="zh_TW"/>
+          </w:rPr>
           <w:rPr>
             <w:color w:val="0000EE"/>
             <w:u w:val="single"/>
@@ -483,10 +880,16 @@
         </w:r>
       </w:hyperlink>
       <w:r>
+        <w:rPr>
+          <w:lang w:val="zh_TW" w:bidi="zh_TW"/>
+        </w:rPr>
         <w:t>；</w:t>
       </w:r>
       <w:hyperlink r:id="rId24">
         <w:r>
+          <w:rPr>
+            <w:lang w:val="zh_TW" w:bidi="zh_TW"/>
+          </w:rPr>
           <w:rPr>
             <w:color w:val="0000EE"/>
             <w:u w:val="single"/>
@@ -495,10 +898,16 @@
         </w:r>
       </w:hyperlink>
       <w:r>
+        <w:rPr>
+          <w:lang w:val="zh_TW" w:bidi="zh_TW"/>
+        </w:rPr>
         <w:t>，</w:t>
       </w:r>
       <w:hyperlink r:id="rId25">
         <w:r>
+          <w:rPr>
+            <w:lang w:val="zh_TW" w:bidi="zh_TW"/>
+          </w:rPr>
           <w:rPr>
             <w:color w:val="0000EE"/>
             <w:u w:val="single"/>
@@ -507,10 +916,16 @@
         </w:r>
       </w:hyperlink>
       <w:r>
+        <w:rPr>
+          <w:lang w:val="zh_TW" w:bidi="zh_TW"/>
+        </w:rPr>
         <w:t>，</w:t>
       </w:r>
       <w:hyperlink r:id="rId26">
         <w:r>
+          <w:rPr>
+            <w:lang w:val="zh_TW" w:bidi="zh_TW"/>
+          </w:rPr>
           <w:rPr>
             <w:color w:val="0000EE"/>
             <w:u w:val="single"/>
@@ -519,10 +934,16 @@
         </w:r>
       </w:hyperlink>
       <w:r>
+        <w:rPr>
+          <w:lang w:val="zh_TW" w:bidi="zh_TW"/>
+        </w:rPr>
         <w:t>，</w:t>
       </w:r>
       <w:hyperlink r:id="rId27">
         <w:r>
+          <w:rPr>
+            <w:lang w:val="zh_TW" w:bidi="zh_TW"/>
+          </w:rPr>
           <w:rPr>
             <w:color w:val="0000EE"/>
             <w:u w:val="single"/>
@@ -531,22 +952,45 @@
         </w:r>
       </w:hyperlink>
       <w:r>
+        <w:rPr>
+          <w:lang w:val="zh_TW" w:bidi="zh_TW"/>
+        </w:rPr>
         <w:t>）。</w:t>
       </w:r>
-      <w:r/>
-      <w:r/>
-    </w:p>
-    <w:p>
-      <w:r/>
+      <w:r>
+        <w:rPr>
+          <w:lang w:val="zh_TW" w:bidi="zh_TW"/>
+        </w:rPr>
+      </w:r>
+      <w:r>
+        <w:rPr>
+          <w:lang w:val="zh_TW" w:bidi="zh_TW"/>
+        </w:rPr>
+      </w:r>
+    </w:p>
+    <w:p>
+      <w:pPr/>
+      <w:r>
+        <w:rPr>
+          <w:lang w:val="zh_TW" w:bidi="zh_TW"/>
+        </w:rPr>
+      </w:r>
     </w:p>
     <w:p>
       <w:pPr>
         <w:pStyle w:val="Heading2"/>
       </w:pPr>
       <w:r>
+        <w:rPr>
+          <w:lang w:val="zh_TW" w:bidi="zh_TW"/>
+        </w:rPr>
         <w:t>以斯帖記 1:10</w:t>
       </w:r>
-      <w:r/>
+      <w:r>
+        <w:rPr>
+          <w:lang w:val="zh_TW" w:bidi="zh_TW"/>
+        </w:rPr>
+      </w:r>
     </w:p>
     <w:p>
       <w:pPr>
@@ -554,8 +998,15 @@
         <w:spacing w:line="240" w:lineRule="auto"/>
         <w:ind w:left="720"/>
       </w:pPr>
-      <w:r/>
-      <w:r>
+      <w:r>
+        <w:rPr>
+          <w:lang w:val="zh_TW" w:bidi="zh_TW"/>
+        </w:rPr>
+      </w:r>
+      <w:r>
+        <w:rPr>
+          <w:lang w:val="zh_TW" w:bidi="zh_TW"/>
+        </w:rPr>
         <w:t>亞哈隨魯王……心中快樂：他可能喝得有些醉，此時容易做出愚蠢的事情。</w:t>
       </w:r>
     </w:p>
@@ -565,44 +1016,99 @@
         <w:spacing w:line="240" w:lineRule="auto"/>
         <w:ind w:left="720"/>
       </w:pPr>
-      <w:r/>
-      <w:r>
+      <w:r>
+        <w:rPr>
+          <w:lang w:val="zh_TW" w:bidi="zh_TW"/>
+        </w:rPr>
+      </w:r>
+      <w:r>
+        <w:rPr>
+          <w:lang w:val="zh_TW" w:bidi="zh_TW"/>
+        </w:rPr>
         <w:t>太監是被閹割的僕人，因為職責的需要，他們經常與皇宮中的後宮婦女接觸。</w:t>
       </w:r>
-      <w:r/>
-      <w:r/>
-    </w:p>
-    <w:p>
-      <w:r/>
+      <w:r>
+        <w:rPr>
+          <w:lang w:val="zh_TW" w:bidi="zh_TW"/>
+        </w:rPr>
+      </w:r>
+      <w:r>
+        <w:rPr>
+          <w:lang w:val="zh_TW" w:bidi="zh_TW"/>
+        </w:rPr>
+      </w:r>
+    </w:p>
+    <w:p>
+      <w:pPr/>
+      <w:r>
+        <w:rPr>
+          <w:lang w:val="zh_TW" w:bidi="zh_TW"/>
+        </w:rPr>
+      </w:r>
     </w:p>
     <w:p>
       <w:pPr>
         <w:pStyle w:val="Heading2"/>
       </w:pPr>
       <w:r>
+        <w:rPr>
+          <w:lang w:val="zh_TW" w:bidi="zh_TW"/>
+        </w:rPr>
         <w:t>以斯帖記 1:11</w:t>
       </w:r>
-      <w:r/>
-    </w:p>
-    <w:p>
-      <w:r/>
-      <w:r>
+      <w:r>
+        <w:rPr>
+          <w:lang w:val="zh_TW" w:bidi="zh_TW"/>
+        </w:rPr>
+      </w:r>
+    </w:p>
+    <w:p>
+      <w:pPr/>
+      <w:r>
+        <w:rPr>
+          <w:lang w:val="zh_TW" w:bidi="zh_TW"/>
+        </w:rPr>
+      </w:r>
+      <w:r>
+        <w:rPr>
+          <w:lang w:val="zh_TW" w:bidi="zh_TW"/>
+        </w:rPr>
         <w:t>她容貌甚美：王想要炫耀他的一件珍貴財產。</w:t>
       </w:r>
-      <w:r/>
-      <w:r/>
-    </w:p>
-    <w:p>
-      <w:r/>
+      <w:r>
+        <w:rPr>
+          <w:lang w:val="zh_TW" w:bidi="zh_TW"/>
+        </w:rPr>
+      </w:r>
+      <w:r>
+        <w:rPr>
+          <w:lang w:val="zh_TW" w:bidi="zh_TW"/>
+        </w:rPr>
+      </w:r>
+    </w:p>
+    <w:p>
+      <w:pPr/>
+      <w:r>
+        <w:rPr>
+          <w:lang w:val="zh_TW" w:bidi="zh_TW"/>
+        </w:rPr>
+      </w:r>
     </w:p>
     <w:p>
       <w:pPr>
         <w:pStyle w:val="Heading2"/>
       </w:pPr>
       <w:r>
+        <w:rPr>
+          <w:lang w:val="zh_TW" w:bidi="zh_TW"/>
+        </w:rPr>
         <w:t>以斯帖記 1:12</w:t>
       </w:r>
-      <w:r/>
+      <w:r>
+        <w:rPr>
+          <w:lang w:val="zh_TW" w:bidi="zh_TW"/>
+        </w:rPr>
+      </w:r>
     </w:p>
     <w:p>
       <w:pPr>
@@ -610,8 +1116,15 @@
         <w:spacing w:line="240" w:lineRule="auto"/>
         <w:ind w:left="720"/>
       </w:pPr>
-      <w:r/>
-      <w:r>
+      <w:r>
+        <w:rPr>
+          <w:lang w:val="zh_TW" w:bidi="zh_TW"/>
+        </w:rPr>
+      </w:r>
+      <w:r>
+        <w:rPr>
+          <w:lang w:val="zh_TW" w:bidi="zh_TW"/>
+        </w:rPr>
         <w:t>瓦實提卻不肯遵……命而來：王后拒絕的原因沒有解釋。或許她擔心醉酒的王會以某種方式羞辱她。</w:t>
       </w:r>
     </w:p>
@@ -621,32 +1134,70 @@
         <w:spacing w:line="240" w:lineRule="auto"/>
         <w:ind w:left="720"/>
       </w:pPr>
-      <w:r/>
-      <w:r>
+      <w:r>
+        <w:rPr>
+          <w:lang w:val="zh_TW" w:bidi="zh_TW"/>
+        </w:rPr>
+      </w:r>
+      <w:r>
+        <w:rPr>
+          <w:lang w:val="zh_TW" w:bidi="zh_TW"/>
+        </w:rPr>
         <w:t>所以王甚發怒：王加劇的忿怒，很可能與他當時酒醉，以及在男賓面前受辱有關。</w:t>
       </w:r>
-      <w:r/>
-      <w:r/>
-    </w:p>
-    <w:p>
-      <w:r/>
+      <w:r>
+        <w:rPr>
+          <w:lang w:val="zh_TW" w:bidi="zh_TW"/>
+        </w:rPr>
+      </w:r>
+      <w:r>
+        <w:rPr>
+          <w:lang w:val="zh_TW" w:bidi="zh_TW"/>
+        </w:rPr>
+      </w:r>
+    </w:p>
+    <w:p>
+      <w:pPr/>
+      <w:r>
+        <w:rPr>
+          <w:lang w:val="zh_TW" w:bidi="zh_TW"/>
+        </w:rPr>
+      </w:r>
     </w:p>
     <w:p>
       <w:pPr>
         <w:pStyle w:val="Heading2"/>
       </w:pPr>
       <w:r>
+        <w:rPr>
+          <w:lang w:val="zh_TW" w:bidi="zh_TW"/>
+        </w:rPr>
         <w:t>以斯帖記 1:13</w:t>
       </w:r>
-      <w:r/>
-    </w:p>
-    <w:p>
-      <w:r/>
-      <w:r>
+      <w:r>
+        <w:rPr>
+          <w:lang w:val="zh_TW" w:bidi="zh_TW"/>
+        </w:rPr>
+      </w:r>
+    </w:p>
+    <w:p>
+      <w:pPr/>
+      <w:r>
+        <w:rPr>
+          <w:lang w:val="zh_TW" w:bidi="zh_TW"/>
+        </w:rPr>
+      </w:r>
+      <w:r>
+        <w:rPr>
+          <w:lang w:val="zh_TW" w:bidi="zh_TW"/>
+        </w:rPr>
         <w:t>王沒有立即反應，而是依照慣例先諮詢通曉時務的謀士（和合本譯為明哲人），詢問波斯法律顧問（和合本譯為知例明法的人）該如何處理他這位違命的王后（</w:t>
       </w:r>
       <w:hyperlink r:id="rId28">
         <w:r>
+          <w:rPr>
+            <w:lang w:val="zh_TW" w:bidi="zh_TW"/>
+          </w:rPr>
           <w:rPr>
             <w:color w:val="0000EE"/>
             <w:u w:val="single"/>
@@ -655,105 +1206,238 @@
         </w:r>
       </w:hyperlink>
       <w:r>
+        <w:rPr>
+          <w:lang w:val="zh_TW" w:bidi="zh_TW"/>
+        </w:rPr>
         <w:t>）。</w:t>
       </w:r>
-      <w:r/>
-      <w:r/>
-    </w:p>
-    <w:p>
-      <w:r/>
+      <w:r>
+        <w:rPr>
+          <w:lang w:val="zh_TW" w:bidi="zh_TW"/>
+        </w:rPr>
+      </w:r>
+      <w:r>
+        <w:rPr>
+          <w:lang w:val="zh_TW" w:bidi="zh_TW"/>
+        </w:rPr>
+      </w:r>
+    </w:p>
+    <w:p>
+      <w:pPr/>
+      <w:r>
+        <w:rPr>
+          <w:lang w:val="zh_TW" w:bidi="zh_TW"/>
+        </w:rPr>
+      </w:r>
     </w:p>
     <w:p>
       <w:pPr>
         <w:pStyle w:val="Heading2"/>
       </w:pPr>
       <w:r>
+        <w:rPr>
+          <w:lang w:val="zh_TW" w:bidi="zh_TW"/>
+        </w:rPr>
         <w:t>以斯帖記 1:15</w:t>
       </w:r>
-      <w:r/>
-    </w:p>
-    <w:p>
-      <w:r/>
-      <w:r>
+      <w:r>
+        <w:rPr>
+          <w:lang w:val="zh_TW" w:bidi="zh_TW"/>
+        </w:rPr>
+      </w:r>
+    </w:p>
+    <w:p>
+      <w:pPr/>
+      <w:r>
+        <w:rPr>
+          <w:lang w:val="zh_TW" w:bidi="zh_TW"/>
+        </w:rPr>
+      </w:r>
+      <w:r>
+        <w:rPr>
+          <w:lang w:val="zh_TW" w:bidi="zh_TW"/>
+        </w:rPr>
         <w:t>照例應當怎樣辦理呢：</w:t>
       </w:r>
       <w:r>
+        <w:rPr>
+          <w:lang w:val="zh_TW" w:bidi="zh_TW"/>
+        </w:rPr>
         <w:t>王在羞辱之下</w:t>
       </w:r>
       <w:r>
+        <w:rPr>
+          <w:lang w:val="zh_TW" w:bidi="zh_TW"/>
+        </w:rPr>
         <w:t>，無疑想要對瓦實提施以最嚴厲的懲罰。</w:t>
       </w:r>
-      <w:r/>
-      <w:r/>
-    </w:p>
-    <w:p>
-      <w:r/>
+      <w:r>
+        <w:rPr>
+          <w:lang w:val="zh_TW" w:bidi="zh_TW"/>
+        </w:rPr>
+      </w:r>
+      <w:r>
+        <w:rPr>
+          <w:lang w:val="zh_TW" w:bidi="zh_TW"/>
+        </w:rPr>
+      </w:r>
+    </w:p>
+    <w:p>
+      <w:pPr/>
+      <w:r>
+        <w:rPr>
+          <w:lang w:val="zh_TW" w:bidi="zh_TW"/>
+        </w:rPr>
+      </w:r>
     </w:p>
     <w:p>
       <w:pPr>
         <w:pStyle w:val="Heading2"/>
       </w:pPr>
       <w:r>
+        <w:rPr>
+          <w:lang w:val="zh_TW" w:bidi="zh_TW"/>
+        </w:rPr>
         <w:t>以斯帖記 1:16–18</w:t>
       </w:r>
-      <w:r/>
-    </w:p>
-    <w:p>
-      <w:r/>
-      <w:r>
+      <w:r>
+        <w:rPr>
+          <w:lang w:val="zh_TW" w:bidi="zh_TW"/>
+        </w:rPr>
+      </w:r>
+    </w:p>
+    <w:p>
+      <w:pPr/>
+      <w:r>
+        <w:rPr>
+          <w:lang w:val="zh_TW" w:bidi="zh_TW"/>
+        </w:rPr>
+      </w:r>
+      <w:r>
+        <w:rPr>
+          <w:lang w:val="zh_TW" w:bidi="zh_TW"/>
+        </w:rPr>
         <w:t>王后瓦實提犯了錯（和合本譯為：王后瓦實提……得罪……有害）：</w:t>
       </w:r>
       <w:r>
+        <w:rPr>
+          <w:lang w:val="zh_TW" w:bidi="zh_TW"/>
+        </w:rPr>
         <w:t>謀士米母干沒有引用波斯法律作為依據來引導王的決策</w:t>
       </w:r>
       <w:r>
+        <w:rPr>
+          <w:lang w:val="zh_TW" w:bidi="zh_TW"/>
+        </w:rPr>
         <w:t>。他對王所提出的草率建議，</w:t>
       </w:r>
       <w:r>
+        <w:rPr>
+          <w:lang w:val="zh_TW" w:bidi="zh_TW"/>
+        </w:rPr>
         <w:t>把瓦實提的行為變成所有婦女都可能犯的罪</w:t>
       </w:r>
-      <w:r/>
-      <w:r/>
-    </w:p>
-    <w:p>
-      <w:r/>
+      <w:r>
+        <w:rPr>
+          <w:lang w:val="zh_TW" w:bidi="zh_TW"/>
+        </w:rPr>
+      </w:r>
+      <w:r>
+        <w:rPr>
+          <w:lang w:val="zh_TW" w:bidi="zh_TW"/>
+        </w:rPr>
+      </w:r>
+    </w:p>
+    <w:p>
+      <w:pPr/>
+      <w:r>
+        <w:rPr>
+          <w:lang w:val="zh_TW" w:bidi="zh_TW"/>
+        </w:rPr>
+      </w:r>
     </w:p>
     <w:p>
       <w:pPr>
         <w:pStyle w:val="Heading2"/>
       </w:pPr>
       <w:r>
+        <w:rPr>
+          <w:lang w:val="zh_TW" w:bidi="zh_TW"/>
+        </w:rPr>
         <w:t>以斯帖記 1:17</w:t>
       </w:r>
-      <w:r/>
-    </w:p>
-    <w:p>
-      <w:r/>
-      <w:r>
+      <w:r>
+        <w:rPr>
+          <w:lang w:val="zh_TW" w:bidi="zh_TW"/>
+        </w:rPr>
+      </w:r>
+    </w:p>
+    <w:p>
+      <w:pPr/>
+      <w:r>
+        <w:rPr>
+          <w:lang w:val="zh_TW" w:bidi="zh_TW"/>
+        </w:rPr>
+      </w:r>
+      <w:r>
+        <w:rPr>
+          <w:lang w:val="zh_TW" w:bidi="zh_TW"/>
+        </w:rPr>
         <w:t>眾婦人……就藐視自己的丈夫：大臣們的決定是基於對後果的恐懼，而非根據事實或法律。</w:t>
       </w:r>
-      <w:r/>
-      <w:r/>
-    </w:p>
-    <w:p>
-      <w:r/>
+      <w:r>
+        <w:rPr>
+          <w:lang w:val="zh_TW" w:bidi="zh_TW"/>
+        </w:rPr>
+      </w:r>
+      <w:r>
+        <w:rPr>
+          <w:lang w:val="zh_TW" w:bidi="zh_TW"/>
+        </w:rPr>
+      </w:r>
+    </w:p>
+    <w:p>
+      <w:pPr/>
+      <w:r>
+        <w:rPr>
+          <w:lang w:val="zh_TW" w:bidi="zh_TW"/>
+        </w:rPr>
+      </w:r>
     </w:p>
     <w:p>
       <w:pPr>
         <w:pStyle w:val="Heading2"/>
       </w:pPr>
       <w:r>
+        <w:rPr>
+          <w:lang w:val="zh_TW" w:bidi="zh_TW"/>
+        </w:rPr>
         <w:t>以斯帖記 1:19</w:t>
       </w:r>
-      <w:r/>
-    </w:p>
-    <w:p>
-      <w:r/>
-      <w:r>
+      <w:r>
+        <w:rPr>
+          <w:lang w:val="zh_TW" w:bidi="zh_TW"/>
+        </w:rPr>
+      </w:r>
+    </w:p>
+    <w:p>
+      <w:pPr/>
+      <w:r>
+        <w:rPr>
+          <w:lang w:val="zh_TW" w:bidi="zh_TW"/>
+        </w:rPr>
+      </w:r>
+      <w:r>
+        <w:rPr>
+          <w:lang w:val="zh_TW" w:bidi="zh_TW"/>
+        </w:rPr>
         <w:t>降旨寫在……永不更改：該書面詔令將成為不可更改的法律，無法被修改（</w:t>
       </w:r>
       <w:hyperlink r:id="rId29">
         <w:r>
+          <w:rPr>
+            <w:lang w:val="zh_TW" w:bidi="zh_TW"/>
+          </w:rPr>
           <w:rPr>
             <w:color w:val="0000EE"/>
             <w:u w:val="single"/>
@@ -762,10 +1446,16 @@
         </w:r>
       </w:hyperlink>
       <w:r>
+        <w:rPr>
+          <w:lang w:val="zh_TW" w:bidi="zh_TW"/>
+        </w:rPr>
         <w:t>；</w:t>
       </w:r>
       <w:hyperlink r:id="rId30">
         <w:r>
+          <w:rPr>
+            <w:lang w:val="zh_TW" w:bidi="zh_TW"/>
+          </w:rPr>
           <w:rPr>
             <w:color w:val="0000EE"/>
             <w:u w:val="single"/>
@@ -774,10 +1464,16 @@
         </w:r>
       </w:hyperlink>
       <w:r>
+        <w:rPr>
+          <w:lang w:val="zh_TW" w:bidi="zh_TW"/>
+        </w:rPr>
         <w:t>、</w:t>
       </w:r>
       <w:hyperlink r:id="rId31">
         <w:r>
+          <w:rPr>
+            <w:lang w:val="zh_TW" w:bidi="zh_TW"/>
+          </w:rPr>
           <w:rPr>
             <w:color w:val="0000EE"/>
             <w:u w:val="single"/>
@@ -786,22 +1482,45 @@
         </w:r>
       </w:hyperlink>
       <w:r>
+        <w:rPr>
+          <w:lang w:val="zh_TW" w:bidi="zh_TW"/>
+        </w:rPr>
         <w:t>）。</w:t>
       </w:r>
-      <w:r/>
-      <w:r/>
-    </w:p>
-    <w:p>
-      <w:r/>
+      <w:r>
+        <w:rPr>
+          <w:lang w:val="zh_TW" w:bidi="zh_TW"/>
+        </w:rPr>
+      </w:r>
+      <w:r>
+        <w:rPr>
+          <w:lang w:val="zh_TW" w:bidi="zh_TW"/>
+        </w:rPr>
+      </w:r>
+    </w:p>
+    <w:p>
+      <w:pPr/>
+      <w:r>
+        <w:rPr>
+          <w:lang w:val="zh_TW" w:bidi="zh_TW"/>
+        </w:rPr>
+      </w:r>
     </w:p>
     <w:p>
       <w:pPr>
         <w:pStyle w:val="Heading2"/>
       </w:pPr>
       <w:r>
+        <w:rPr>
+          <w:lang w:val="zh_TW" w:bidi="zh_TW"/>
+        </w:rPr>
         <w:t>以斯帖記 1:22</w:t>
       </w:r>
-      <w:r/>
+      <w:r>
+        <w:rPr>
+          <w:lang w:val="zh_TW" w:bidi="zh_TW"/>
+        </w:rPr>
+      </w:r>
     </w:p>
     <w:p>
       <w:pPr>
@@ -809,8 +1528,15 @@
         <w:spacing w:line="240" w:lineRule="auto"/>
         <w:ind w:left="720"/>
       </w:pPr>
-      <w:r/>
-      <w:r>
+      <w:r>
+        <w:rPr>
+          <w:lang w:val="zh_TW" w:bidi="zh_TW"/>
+        </w:rPr>
+      </w:r>
+      <w:r>
+        <w:rPr>
+          <w:lang w:val="zh_TW" w:bidi="zh_TW"/>
+        </w:rPr>
         <w:t>這道詔令被傳遍各省，用各地的文字和語言頒布，使波斯帝國中每個語言的族群都能明白詔令的內容。</w:t>
       </w:r>
     </w:p>
@@ -820,41 +1546,83 @@
         <w:spacing w:line="240" w:lineRule="auto"/>
         <w:ind w:left="720"/>
       </w:pPr>
-      <w:r/>
-      <w:r>
+      <w:r>
+        <w:rPr>
+          <w:lang w:val="zh_TW" w:bidi="zh_TW"/>
+        </w:rPr>
+      </w:r>
+      <w:r>
+        <w:rPr>
+          <w:lang w:val="zh_TW" w:bidi="zh_TW"/>
+        </w:rPr>
         <w:t>為丈夫的在家中作主：男人在家中掌權本就是當時古代近東的普遍文化，該詔令增加了對這一習俗的法律強制力。</w:t>
       </w:r>
-      <w:r/>
-      <w:r/>
-    </w:p>
-    <w:p>
-      <w:r/>
+      <w:r>
+        <w:rPr>
+          <w:lang w:val="zh_TW" w:bidi="zh_TW"/>
+        </w:rPr>
+      </w:r>
+      <w:r>
+        <w:rPr>
+          <w:lang w:val="zh_TW" w:bidi="zh_TW"/>
+        </w:rPr>
+      </w:r>
+    </w:p>
+    <w:p>
+      <w:pPr/>
+      <w:r>
+        <w:rPr>
+          <w:lang w:val="zh_TW" w:bidi="zh_TW"/>
+        </w:rPr>
+      </w:r>
     </w:p>
     <w:p>
       <w:pPr>
         <w:pStyle w:val="Heading2"/>
       </w:pPr>
       <w:r>
+        <w:rPr>
+          <w:lang w:val="zh_TW" w:bidi="zh_TW"/>
+        </w:rPr>
         <w:t>以斯帖記 2:6</w:t>
       </w:r>
-      <w:r/>
-    </w:p>
-    <w:p>
-      <w:r/>
-      <w:r>
+      <w:r>
+        <w:rPr>
+          <w:lang w:val="zh_TW" w:bidi="zh_TW"/>
+        </w:rPr>
+      </w:r>
+    </w:p>
+    <w:p>
+      <w:pPr/>
+      <w:r>
+        <w:rPr>
+          <w:lang w:val="zh_TW" w:bidi="zh_TW"/>
+        </w:rPr>
+      </w:r>
+      <w:r>
+        <w:rPr>
+          <w:lang w:val="zh_TW" w:bidi="zh_TW"/>
+        </w:rPr>
         <w:t>〔他的家族〕（字面上是</w:t>
       </w:r>
       <w:r>
         <w:rPr>
           <w:i/>
+          <w:lang w:val="zh_TW" w:bidi="zh_TW"/>
         </w:rPr>
         <w:t>他</w:t>
       </w:r>
       <w:r>
+        <w:rPr>
+          <w:lang w:val="zh_TW" w:bidi="zh_TW"/>
+        </w:rPr>
         <w:t>）（譯註：和合本未譯出此片語）：由於約雅斤王在大約100多年前的公元前597年被擄（</w:t>
       </w:r>
       <w:hyperlink r:id="rId32">
         <w:r>
+          <w:rPr>
+            <w:lang w:val="zh_TW" w:bidi="zh_TW"/>
+          </w:rPr>
           <w:rPr>
             <w:color w:val="0000EE"/>
             <w:u w:val="single"/>
@@ -863,60 +1631,119 @@
         </w:r>
       </w:hyperlink>
       <w:r>
+        <w:rPr>
+          <w:lang w:val="zh_TW" w:bidi="zh_TW"/>
+        </w:rPr>
         <w:t>），因此被擄到巴比倫的，很可能是末底改的某位祖先，。</w:t>
       </w:r>
-      <w:r/>
-      <w:r/>
-    </w:p>
-    <w:p>
-      <w:r/>
+      <w:r>
+        <w:rPr>
+          <w:lang w:val="zh_TW" w:bidi="zh_TW"/>
+        </w:rPr>
+      </w:r>
+      <w:r>
+        <w:rPr>
+          <w:lang w:val="zh_TW" w:bidi="zh_TW"/>
+        </w:rPr>
+      </w:r>
+    </w:p>
+    <w:p>
+      <w:pPr/>
+      <w:r>
+        <w:rPr>
+          <w:lang w:val="zh_TW" w:bidi="zh_TW"/>
+        </w:rPr>
+      </w:r>
     </w:p>
     <w:p>
       <w:pPr>
         <w:pStyle w:val="Heading2"/>
       </w:pPr>
       <w:r>
+        <w:rPr>
+          <w:lang w:val="zh_TW" w:bidi="zh_TW"/>
+        </w:rPr>
         <w:t>以斯帖記 2:7</w:t>
       </w:r>
-      <w:r/>
-    </w:p>
-    <w:p>
-      <w:r/>
-      <w:r>
+      <w:r>
+        <w:rPr>
+          <w:lang w:val="zh_TW" w:bidi="zh_TW"/>
+        </w:rPr>
+      </w:r>
+    </w:p>
+    <w:p>
+      <w:pPr/>
+      <w:r>
+        <w:rPr>
+          <w:lang w:val="zh_TW" w:bidi="zh_TW"/>
+        </w:rPr>
+      </w:r>
+      <w:r>
+        <w:rPr>
+          <w:lang w:val="zh_TW" w:bidi="zh_TW"/>
+        </w:rPr>
         <w:t>哈大沙是希伯來名字，意思是</w:t>
       </w:r>
       <w:r>
         <w:rPr>
           <w:i/>
+          <w:lang w:val="zh_TW" w:bidi="zh_TW"/>
         </w:rPr>
         <w:t>香桃木</w:t>
       </w:r>
       <w:r>
+        <w:rPr>
+          <w:lang w:val="zh_TW" w:bidi="zh_TW"/>
+        </w:rPr>
         <w:t>；以斯帖是波斯名字，意思是</w:t>
       </w:r>
       <w:r>
         <w:rPr>
           <w:i/>
+          <w:lang w:val="zh_TW" w:bidi="zh_TW"/>
         </w:rPr>
         <w:t>星星</w:t>
       </w:r>
       <w:r>
+        <w:rPr>
+          <w:lang w:val="zh_TW" w:bidi="zh_TW"/>
+        </w:rPr>
         <w:t>。</w:t>
       </w:r>
-      <w:r/>
-      <w:r/>
-    </w:p>
-    <w:p>
-      <w:r/>
+      <w:r>
+        <w:rPr>
+          <w:lang w:val="zh_TW" w:bidi="zh_TW"/>
+        </w:rPr>
+      </w:r>
+      <w:r>
+        <w:rPr>
+          <w:lang w:val="zh_TW" w:bidi="zh_TW"/>
+        </w:rPr>
+      </w:r>
+    </w:p>
+    <w:p>
+      <w:pPr/>
+      <w:r>
+        <w:rPr>
+          <w:lang w:val="zh_TW" w:bidi="zh_TW"/>
+        </w:rPr>
+      </w:r>
     </w:p>
     <w:p>
       <w:pPr>
         <w:pStyle w:val="Heading2"/>
       </w:pPr>
       <w:r>
+        <w:rPr>
+          <w:lang w:val="zh_TW" w:bidi="zh_TW"/>
+        </w:rPr>
         <w:t>以斯帖記 2:9</w:t>
       </w:r>
-      <w:r/>
+      <w:r>
+        <w:rPr>
+          <w:lang w:val="zh_TW" w:bidi="zh_TW"/>
+        </w:rPr>
+      </w:r>
     </w:p>
     <w:p>
       <w:pPr>
@@ -924,11 +1751,21 @@
         <w:spacing w:line="240" w:lineRule="auto"/>
         <w:ind w:left="720"/>
       </w:pPr>
-      <w:r/>
-      <w:r>
+      <w:r>
+        <w:rPr>
+          <w:lang w:val="zh_TW" w:bidi="zh_TW"/>
+        </w:rPr>
+      </w:r>
+      <w:r>
+        <w:rPr>
+          <w:lang w:val="zh_TW" w:bidi="zh_TW"/>
+        </w:rPr>
         <w:t>需用的香品……服事她：希該了解王的喜好，特別挑選最具潛力的女子，</w:t>
       </w:r>
       <w:r>
+        <w:rPr>
+          <w:lang w:val="zh_TW" w:bidi="zh_TW"/>
+        </w:rPr>
         <w:t>給予特別待遇。</w:t>
       </w:r>
     </w:p>
@@ -938,142 +1775,327 @@
         <w:spacing w:line="240" w:lineRule="auto"/>
         <w:ind w:left="720"/>
       </w:pPr>
-      <w:r/>
-      <w:r>
+      <w:r>
+        <w:rPr>
+          <w:lang w:val="zh_TW" w:bidi="zh_TW"/>
+        </w:rPr>
+      </w:r>
+      <w:r>
+        <w:rPr>
+          <w:lang w:val="zh_TW" w:bidi="zh_TW"/>
+        </w:rPr>
         <w:t>希該分配了七名最好的助手給以斯帖，這表明他認為她是成為王后的最佳候選人之一。</w:t>
       </w:r>
-      <w:r/>
-      <w:r/>
-    </w:p>
-    <w:p>
-      <w:r/>
+      <w:r>
+        <w:rPr>
+          <w:lang w:val="zh_TW" w:bidi="zh_TW"/>
+        </w:rPr>
+      </w:r>
+      <w:r>
+        <w:rPr>
+          <w:lang w:val="zh_TW" w:bidi="zh_TW"/>
+        </w:rPr>
+      </w:r>
+    </w:p>
+    <w:p>
+      <w:pPr/>
+      <w:r>
+        <w:rPr>
+          <w:lang w:val="zh_TW" w:bidi="zh_TW"/>
+        </w:rPr>
+      </w:r>
     </w:p>
     <w:p>
       <w:pPr>
         <w:pStyle w:val="Heading2"/>
       </w:pPr>
       <w:r>
+        <w:rPr>
+          <w:lang w:val="zh_TW" w:bidi="zh_TW"/>
+        </w:rPr>
         <w:t>以斯帖記 2:10</w:t>
       </w:r>
-      <w:r/>
-    </w:p>
-    <w:p>
-      <w:r/>
-      <w:r>
+      <w:r>
+        <w:rPr>
+          <w:lang w:val="zh_TW" w:bidi="zh_TW"/>
+        </w:rPr>
+      </w:r>
+    </w:p>
+    <w:p>
+      <w:pPr/>
+      <w:r>
+        <w:rPr>
+          <w:lang w:val="zh_TW" w:bidi="zh_TW"/>
+        </w:rPr>
+      </w:r>
+      <w:r>
+        <w:rPr>
+          <w:lang w:val="zh_TW" w:bidi="zh_TW"/>
+        </w:rPr>
         <w:t>末底改可能</w:t>
       </w:r>
       <w:r>
+        <w:rPr>
+          <w:lang w:val="zh_TW" w:bidi="zh_TW"/>
+        </w:rPr>
         <w:t>早已遭遇過</w:t>
       </w:r>
       <w:r>
+        <w:rPr>
+          <w:lang w:val="zh_TW" w:bidi="zh_TW"/>
+        </w:rPr>
         <w:t>一些針對猶太人的偏見。以斯帖的猶太背景，</w:t>
       </w:r>
       <w:r>
+        <w:rPr>
+          <w:lang w:val="zh_TW" w:bidi="zh_TW"/>
+        </w:rPr>
         <w:t>日後成為她揭露哈曼惡毒陰謀的關鍵</w:t>
       </w:r>
       <w:r>
+        <w:rPr>
+          <w:lang w:val="zh_TW" w:bidi="zh_TW"/>
+        </w:rPr>
         <w:t>。</w:t>
       </w:r>
-      <w:r/>
-      <w:r/>
-    </w:p>
-    <w:p>
-      <w:r/>
+      <w:r>
+        <w:rPr>
+          <w:lang w:val="zh_TW" w:bidi="zh_TW"/>
+        </w:rPr>
+      </w:r>
+      <w:r>
+        <w:rPr>
+          <w:lang w:val="zh_TW" w:bidi="zh_TW"/>
+        </w:rPr>
+      </w:r>
+    </w:p>
+    <w:p>
+      <w:pPr/>
+      <w:r>
+        <w:rPr>
+          <w:lang w:val="zh_TW" w:bidi="zh_TW"/>
+        </w:rPr>
+      </w:r>
     </w:p>
     <w:p>
       <w:pPr>
         <w:pStyle w:val="Heading2"/>
       </w:pPr>
       <w:r>
+        <w:rPr>
+          <w:lang w:val="zh_TW" w:bidi="zh_TW"/>
+        </w:rPr>
         <w:t>以斯帖記 2:12</w:t>
       </w:r>
-      <w:r/>
-    </w:p>
-    <w:p>
-      <w:r/>
-      <w:r>
+      <w:r>
+        <w:rPr>
+          <w:lang w:val="zh_TW" w:bidi="zh_TW"/>
+        </w:rPr>
+      </w:r>
+    </w:p>
+    <w:p>
+      <w:pPr/>
+      <w:r>
+        <w:rPr>
+          <w:lang w:val="zh_TW" w:bidi="zh_TW"/>
+        </w:rPr>
+      </w:r>
+      <w:r>
+        <w:rPr>
+          <w:lang w:val="zh_TW" w:bidi="zh_TW"/>
+        </w:rPr>
         <w:t>這十二個月的預備期，無疑包含了宮廷禮儀的訓練以及美容保養，但此處的重點是放在外在美的塑造。</w:t>
       </w:r>
-      <w:r/>
-      <w:r/>
-    </w:p>
-    <w:p>
-      <w:r/>
+      <w:r>
+        <w:rPr>
+          <w:lang w:val="zh_TW" w:bidi="zh_TW"/>
+        </w:rPr>
+      </w:r>
+      <w:r>
+        <w:rPr>
+          <w:lang w:val="zh_TW" w:bidi="zh_TW"/>
+        </w:rPr>
+      </w:r>
+    </w:p>
+    <w:p>
+      <w:pPr/>
+      <w:r>
+        <w:rPr>
+          <w:lang w:val="zh_TW" w:bidi="zh_TW"/>
+        </w:rPr>
+      </w:r>
     </w:p>
     <w:p>
       <w:pPr>
         <w:pStyle w:val="Heading2"/>
       </w:pPr>
       <w:r>
+        <w:rPr>
+          <w:lang w:val="zh_TW" w:bidi="zh_TW"/>
+        </w:rPr>
         <w:t>以斯帖記 2:14</w:t>
       </w:r>
-      <w:r/>
-    </w:p>
-    <w:p>
-      <w:r/>
-      <w:r>
+      <w:r>
+        <w:rPr>
+          <w:lang w:val="zh_TW" w:bidi="zh_TW"/>
+        </w:rPr>
+      </w:r>
+    </w:p>
+    <w:p>
+      <w:pPr/>
+      <w:r>
+        <w:rPr>
+          <w:lang w:val="zh_TW" w:bidi="zh_TW"/>
+        </w:rPr>
+      </w:r>
+      <w:r>
+        <w:rPr>
+          <w:lang w:val="zh_TW" w:bidi="zh_TW"/>
+        </w:rPr>
         <w:t>第二院：</w:t>
       </w:r>
       <w:r>
+        <w:rPr>
+          <w:lang w:val="zh_TW" w:bidi="zh_TW"/>
+        </w:rPr>
         <w:t>每位女子都會在王的寢宮度過一夜，若王未再想起她的名字召見她，她往後的日子就幾乎如同守寡</w:t>
       </w:r>
       <w:r>
+        <w:rPr>
+          <w:lang w:val="zh_TW" w:bidi="zh_TW"/>
+        </w:rPr>
         <w:t>。第二院的女子，在王的太監沙甲的照料下，在奢華的環境中過著安逸的生活。</w:t>
       </w:r>
-      <w:r/>
-      <w:r/>
-    </w:p>
-    <w:p>
-      <w:r/>
+      <w:r>
+        <w:rPr>
+          <w:lang w:val="zh_TW" w:bidi="zh_TW"/>
+        </w:rPr>
+      </w:r>
+      <w:r>
+        <w:rPr>
+          <w:lang w:val="zh_TW" w:bidi="zh_TW"/>
+        </w:rPr>
+      </w:r>
+    </w:p>
+    <w:p>
+      <w:pPr/>
+      <w:r>
+        <w:rPr>
+          <w:lang w:val="zh_TW" w:bidi="zh_TW"/>
+        </w:rPr>
+      </w:r>
     </w:p>
     <w:p>
       <w:pPr>
         <w:pStyle w:val="Heading2"/>
       </w:pPr>
       <w:r>
+        <w:rPr>
+          <w:lang w:val="zh_TW" w:bidi="zh_TW"/>
+        </w:rPr>
         <w:t>以斯帖記 2:15</w:t>
       </w:r>
-      <w:r/>
-    </w:p>
-    <w:p>
-      <w:r/>
-      <w:r>
+      <w:r>
+        <w:rPr>
+          <w:lang w:val="zh_TW" w:bidi="zh_TW"/>
+        </w:rPr>
+      </w:r>
+    </w:p>
+    <w:p>
+      <w:pPr/>
+      <w:r>
+        <w:rPr>
+          <w:lang w:val="zh_TW" w:bidi="zh_TW"/>
+        </w:rPr>
+      </w:r>
+      <w:r>
+        <w:rPr>
+          <w:lang w:val="zh_TW" w:bidi="zh_TW"/>
+        </w:rPr>
         <w:t>希該顯然了解王的喜好，因此他能給以斯帖好的建議，而她也明智地接受並遵循了這些建議。</w:t>
       </w:r>
-      <w:r/>
-      <w:r/>
-    </w:p>
-    <w:p>
-      <w:r/>
+      <w:r>
+        <w:rPr>
+          <w:lang w:val="zh_TW" w:bidi="zh_TW"/>
+        </w:rPr>
+      </w:r>
+      <w:r>
+        <w:rPr>
+          <w:lang w:val="zh_TW" w:bidi="zh_TW"/>
+        </w:rPr>
+      </w:r>
+    </w:p>
+    <w:p>
+      <w:pPr/>
+      <w:r>
+        <w:rPr>
+          <w:lang w:val="zh_TW" w:bidi="zh_TW"/>
+        </w:rPr>
+      </w:r>
     </w:p>
     <w:p>
       <w:pPr>
         <w:pStyle w:val="Heading2"/>
       </w:pPr>
       <w:r>
+        <w:rPr>
+          <w:lang w:val="zh_TW" w:bidi="zh_TW"/>
+        </w:rPr>
         <w:t>以斯帖記 2:17</w:t>
       </w:r>
-      <w:r/>
-    </w:p>
-    <w:p>
-      <w:r/>
-      <w:r>
+      <w:r>
+        <w:rPr>
+          <w:lang w:val="zh_TW" w:bidi="zh_TW"/>
+        </w:rPr>
+      </w:r>
+    </w:p>
+    <w:p>
+      <w:pPr/>
+      <w:r>
+        <w:rPr>
+          <w:lang w:val="zh_TW" w:bidi="zh_TW"/>
+        </w:rPr>
+      </w:r>
+      <w:r>
+        <w:rPr>
+          <w:lang w:val="zh_TW" w:bidi="zh_TW"/>
+        </w:rPr>
         <w:t>王就把王后的冠冕戴在她頭上：如今，以斯帖成了王所寵愛的妻子，可以親近王的心。她也因此處於一個位置，神可以藉著她影響王的心思與作為。</w:t>
       </w:r>
-      <w:r/>
-      <w:r/>
-    </w:p>
-    <w:p>
-      <w:r/>
+      <w:r>
+        <w:rPr>
+          <w:lang w:val="zh_TW" w:bidi="zh_TW"/>
+        </w:rPr>
+      </w:r>
+      <w:r>
+        <w:rPr>
+          <w:lang w:val="zh_TW" w:bidi="zh_TW"/>
+        </w:rPr>
+      </w:r>
+    </w:p>
+    <w:p>
+      <w:pPr/>
+      <w:r>
+        <w:rPr>
+          <w:lang w:val="zh_TW" w:bidi="zh_TW"/>
+        </w:rPr>
+      </w:r>
     </w:p>
     <w:p>
       <w:pPr>
         <w:pStyle w:val="Heading2"/>
       </w:pPr>
       <w:r>
+        <w:rPr>
+          <w:lang w:val="zh_TW" w:bidi="zh_TW"/>
+        </w:rPr>
         <w:t>以斯帖記 2:18</w:t>
       </w:r>
-      <w:r/>
+      <w:r>
+        <w:rPr>
+          <w:lang w:val="zh_TW" w:bidi="zh_TW"/>
+        </w:rPr>
+      </w:r>
     </w:p>
     <w:p>
       <w:pPr>
@@ -1081,12 +2103,22 @@
         <w:spacing w:line="240" w:lineRule="auto"/>
         <w:ind w:left="720"/>
       </w:pPr>
-      <w:r/>
-      <w:r>
+      <w:r>
+        <w:rPr>
+          <w:lang w:val="zh_TW" w:bidi="zh_TW"/>
+        </w:rPr>
+      </w:r>
+      <w:r>
+        <w:rPr>
+          <w:lang w:val="zh_TW" w:bidi="zh_TW"/>
+        </w:rPr>
         <w:t>王因以斯帖的緣故……設擺大筵席：如今王以尊榮對待他的妻子，而不是將她當作炫耀的展示物（參</w:t>
       </w:r>
       <w:hyperlink r:id="rId33">
         <w:r>
+          <w:rPr>
+            <w:lang w:val="zh_TW" w:bidi="zh_TW"/>
+          </w:rPr>
           <w:rPr>
             <w:color w:val="0000EE"/>
             <w:u w:val="single"/>
@@ -1095,6 +2127,9 @@
         </w:r>
       </w:hyperlink>
       <w:r>
+        <w:rPr>
+          <w:lang w:val="zh_TW" w:bidi="zh_TW"/>
+        </w:rPr>
         <w:t>）。</w:t>
       </w:r>
     </w:p>
@@ -1104,12 +2139,22 @@
         <w:spacing w:line="240" w:lineRule="auto"/>
         <w:ind w:left="720"/>
       </w:pPr>
-      <w:r/>
-      <w:r>
+      <w:r>
+        <w:rPr>
+          <w:lang w:val="zh_TW" w:bidi="zh_TW"/>
+        </w:rPr>
+      </w:r>
+      <w:r>
+        <w:rPr>
+          <w:lang w:val="zh_TW" w:bidi="zh_TW"/>
+        </w:rPr>
         <w:t>〔宣布公定假期〕（譯註：和合本未譯出這個句子）：希伯來語中翻譯為「公定假期」的詞（hanakhah）與表示「安息」（nukh）的動詞有關。整本書描述了猶太人如何從敵人的威脅中獲得安息（見</w:t>
       </w:r>
       <w:hyperlink r:id="rId34">
         <w:r>
+          <w:rPr>
+            <w:lang w:val="zh_TW" w:bidi="zh_TW"/>
+          </w:rPr>
           <w:rPr>
             <w:color w:val="0000EE"/>
             <w:u w:val="single"/>
@@ -1118,22 +2163,45 @@
         </w:r>
       </w:hyperlink>
       <w:r>
+        <w:rPr>
+          <w:lang w:val="zh_TW" w:bidi="zh_TW"/>
+        </w:rPr>
         <w:t>）。</w:t>
       </w:r>
-      <w:r/>
-      <w:r/>
-    </w:p>
-    <w:p>
-      <w:r/>
+      <w:r>
+        <w:rPr>
+          <w:lang w:val="zh_TW" w:bidi="zh_TW"/>
+        </w:rPr>
+      </w:r>
+      <w:r>
+        <w:rPr>
+          <w:lang w:val="zh_TW" w:bidi="zh_TW"/>
+        </w:rPr>
+      </w:r>
+    </w:p>
+    <w:p>
+      <w:pPr/>
+      <w:r>
+        <w:rPr>
+          <w:lang w:val="zh_TW" w:bidi="zh_TW"/>
+        </w:rPr>
+      </w:r>
     </w:p>
     <w:p>
       <w:pPr>
         <w:pStyle w:val="Heading2"/>
       </w:pPr>
       <w:r>
+        <w:rPr>
+          <w:lang w:val="zh_TW" w:bidi="zh_TW"/>
+        </w:rPr>
         <w:t>以斯帖記 2:19</w:t>
       </w:r>
-      <w:r/>
+      <w:r>
+        <w:rPr>
+          <w:lang w:val="zh_TW" w:bidi="zh_TW"/>
+        </w:rPr>
+      </w:r>
     </w:p>
     <w:p>
       <w:pPr>
@@ -1141,11 +2209,21 @@
         <w:spacing w:line="240" w:lineRule="auto"/>
         <w:ind w:left="720"/>
       </w:pPr>
-      <w:r/>
-      <w:r>
+      <w:r>
+        <w:rPr>
+          <w:lang w:val="zh_TW" w:bidi="zh_TW"/>
+        </w:rPr>
+      </w:r>
+      <w:r>
+        <w:rPr>
+          <w:lang w:val="zh_TW" w:bidi="zh_TW"/>
+        </w:rPr>
         <w:t>第二次招聚處女的時候（有些譯本譯為：在所有的年輕女子都被轉移到第二院之後）：由於王后已經被選出，等待中的處女將會加入在第二院其餘的</w:t>
       </w:r>
       <w:r>
+        <w:rPr>
+          <w:lang w:val="zh_TW" w:bidi="zh_TW"/>
+        </w:rPr>
         <w:t>妃嬪。</w:t>
       </w:r>
     </w:p>
@@ -1155,21 +2233,35 @@
         <w:spacing w:line="240" w:lineRule="auto"/>
         <w:ind w:left="720"/>
       </w:pPr>
-      <w:r/>
-      <w:r>
+      <w:r>
+        <w:rPr>
+          <w:lang w:val="zh_TW" w:bidi="zh_TW"/>
+        </w:rPr>
+      </w:r>
+      <w:r>
+        <w:rPr>
+          <w:lang w:val="zh_TW" w:bidi="zh_TW"/>
+        </w:rPr>
         <w:t>末底改坐在朝門（有些譯本譯為末底改已成為宮廷官員，但其字面上就是</w:t>
       </w:r>
       <w:r>
         <w:rPr>
           <w:i/>
+          <w:lang w:val="zh_TW" w:bidi="zh_TW"/>
         </w:rPr>
         <w:t>末底改坐在朝門</w:t>
       </w:r>
       <w:r>
+        <w:rPr>
+          <w:lang w:val="zh_TW" w:bidi="zh_TW"/>
+        </w:rPr>
         <w:t>）：城門口是審理法律案件和辦理許多政務的地方；末底改就在那裡得知有人圖謀害王的陰謀（</w:t>
       </w:r>
       <w:hyperlink r:id="rId35">
         <w:r>
+          <w:rPr>
+            <w:lang w:val="zh_TW" w:bidi="zh_TW"/>
+          </w:rPr>
           <w:rPr>
             <w:color w:val="0000EE"/>
             <w:u w:val="single"/>
@@ -1178,22 +2270,45 @@
         </w:r>
       </w:hyperlink>
       <w:r>
+        <w:rPr>
+          <w:lang w:val="zh_TW" w:bidi="zh_TW"/>
+        </w:rPr>
         <w:t>）。</w:t>
       </w:r>
-      <w:r/>
-      <w:r/>
-    </w:p>
-    <w:p>
-      <w:r/>
+      <w:r>
+        <w:rPr>
+          <w:lang w:val="zh_TW" w:bidi="zh_TW"/>
+        </w:rPr>
+      </w:r>
+      <w:r>
+        <w:rPr>
+          <w:lang w:val="zh_TW" w:bidi="zh_TW"/>
+        </w:rPr>
+      </w:r>
+    </w:p>
+    <w:p>
+      <w:pPr/>
+      <w:r>
+        <w:rPr>
+          <w:lang w:val="zh_TW" w:bidi="zh_TW"/>
+        </w:rPr>
+      </w:r>
     </w:p>
     <w:p>
       <w:pPr>
         <w:pStyle w:val="Heading2"/>
       </w:pPr>
       <w:r>
+        <w:rPr>
+          <w:lang w:val="zh_TW" w:bidi="zh_TW"/>
+        </w:rPr>
         <w:t>以斯帖記 2:20</w:t>
       </w:r>
-      <w:r/>
+      <w:r>
+        <w:rPr>
+          <w:lang w:val="zh_TW" w:bidi="zh_TW"/>
+        </w:rPr>
+      </w:r>
     </w:p>
     <w:p>
       <w:pPr>
@@ -1201,12 +2316,22 @@
         <w:spacing w:line="240" w:lineRule="auto"/>
         <w:ind w:left="720"/>
       </w:pPr>
-      <w:r/>
-      <w:r>
+      <w:r>
+        <w:rPr>
+          <w:lang w:val="zh_TW" w:bidi="zh_TW"/>
+        </w:rPr>
+      </w:r>
+      <w:r>
+        <w:rPr>
+          <w:lang w:val="zh_TW" w:bidi="zh_TW"/>
+        </w:rPr>
         <w:t>還沒有將籍貫宗族告訴人：這一點被提到兩次（另見</w:t>
       </w:r>
       <w:hyperlink r:id="rId36">
         <w:r>
+          <w:rPr>
+            <w:lang w:val="zh_TW" w:bidi="zh_TW"/>
+          </w:rPr>
           <w:rPr>
             <w:color w:val="0000EE"/>
             <w:u w:val="single"/>
@@ -1215,6 +2340,9 @@
         </w:r>
       </w:hyperlink>
       <w:r>
+        <w:rPr>
+          <w:lang w:val="zh_TW" w:bidi="zh_TW"/>
+        </w:rPr>
         <w:t>）顯示出這對於故事發展的重要性。</w:t>
       </w:r>
     </w:p>
@@ -1224,32 +2352,70 @@
         <w:spacing w:line="240" w:lineRule="auto"/>
         <w:ind w:left="720"/>
       </w:pPr>
-      <w:r/>
-      <w:r>
+      <w:r>
+        <w:rPr>
+          <w:lang w:val="zh_TW" w:bidi="zh_TW"/>
+        </w:rPr>
+      </w:r>
+      <w:r>
+        <w:rPr>
+          <w:lang w:val="zh_TW" w:bidi="zh_TW"/>
+        </w:rPr>
         <w:t>她仍然謙卑地遵循末底改的指示。她沒有變得自負，也沒有忘記她的同胞或撫養她長大的家人。</w:t>
       </w:r>
-      <w:r/>
-      <w:r/>
-    </w:p>
-    <w:p>
-      <w:r/>
+      <w:r>
+        <w:rPr>
+          <w:lang w:val="zh_TW" w:bidi="zh_TW"/>
+        </w:rPr>
+      </w:r>
+      <w:r>
+        <w:rPr>
+          <w:lang w:val="zh_TW" w:bidi="zh_TW"/>
+        </w:rPr>
+      </w:r>
+    </w:p>
+    <w:p>
+      <w:pPr/>
+      <w:r>
+        <w:rPr>
+          <w:lang w:val="zh_TW" w:bidi="zh_TW"/>
+        </w:rPr>
+      </w:r>
     </w:p>
     <w:p>
       <w:pPr>
         <w:pStyle w:val="Heading2"/>
       </w:pPr>
       <w:r>
+        <w:rPr>
+          <w:lang w:val="zh_TW" w:bidi="zh_TW"/>
+        </w:rPr>
         <w:t>以斯帖記 2:21</w:t>
       </w:r>
-      <w:r/>
-    </w:p>
-    <w:p>
-      <w:r/>
-      <w:r>
+      <w:r>
+        <w:rPr>
+          <w:lang w:val="zh_TW" w:bidi="zh_TW"/>
+        </w:rPr>
+      </w:r>
+    </w:p>
+    <w:p>
+      <w:pPr/>
+      <w:r>
+        <w:rPr>
+          <w:lang w:val="zh_TW" w:bidi="zh_TW"/>
+        </w:rPr>
+      </w:r>
+      <w:r>
+        <w:rPr>
+          <w:lang w:val="zh_TW" w:bidi="zh_TW"/>
+        </w:rPr>
         <w:t>辟探可能是</w:t>
       </w:r>
       <w:hyperlink r:id="rId37">
         <w:r>
+          <w:rPr>
+            <w:lang w:val="zh_TW" w:bidi="zh_TW"/>
+          </w:rPr>
           <w:rPr>
             <w:color w:val="0000EE"/>
             <w:u w:val="single"/>
@@ -1258,34 +2424,69 @@
         </w:r>
       </w:hyperlink>
       <w:r>
+        <w:rPr>
+          <w:lang w:val="zh_TW" w:bidi="zh_TW"/>
+        </w:rPr>
         <w:t>中的比革他，是王的七個太監之一。他和提列負責看守王的寢宮，</w:t>
       </w:r>
       <w:r>
+        <w:rPr>
+          <w:lang w:val="zh_TW" w:bidi="zh_TW"/>
+        </w:rPr>
         <w:t>所以若不是陰謀被揭露</w:t>
       </w:r>
       <w:r>
+        <w:rPr>
+          <w:lang w:val="zh_TW" w:bidi="zh_TW"/>
+        </w:rPr>
         <w:t>，</w:t>
       </w:r>
       <w:r>
+        <w:rPr>
+          <w:lang w:val="zh_TW" w:bidi="zh_TW"/>
+        </w:rPr>
         <w:t>他們要實施計畫其實並不困難</w:t>
       </w:r>
       <w:r>
+        <w:rPr>
+          <w:lang w:val="zh_TW" w:bidi="zh_TW"/>
+        </w:rPr>
         <w:t>。</w:t>
       </w:r>
-      <w:r/>
-      <w:r/>
-    </w:p>
-    <w:p>
-      <w:r/>
+      <w:r>
+        <w:rPr>
+          <w:lang w:val="zh_TW" w:bidi="zh_TW"/>
+        </w:rPr>
+      </w:r>
+      <w:r>
+        <w:rPr>
+          <w:lang w:val="zh_TW" w:bidi="zh_TW"/>
+        </w:rPr>
+      </w:r>
+    </w:p>
+    <w:p>
+      <w:pPr/>
+      <w:r>
+        <w:rPr>
+          <w:lang w:val="zh_TW" w:bidi="zh_TW"/>
+        </w:rPr>
+      </w:r>
     </w:p>
     <w:p>
       <w:pPr>
         <w:pStyle w:val="Heading2"/>
       </w:pPr>
       <w:r>
+        <w:rPr>
+          <w:lang w:val="zh_TW" w:bidi="zh_TW"/>
+        </w:rPr>
         <w:t>以斯帖記 2:22</w:t>
       </w:r>
-      <w:r/>
+      <w:r>
+        <w:rPr>
+          <w:lang w:val="zh_TW" w:bidi="zh_TW"/>
+        </w:rPr>
+      </w:r>
     </w:p>
     <w:p>
       <w:pPr>
@@ -1293,8 +2494,15 @@
         <w:spacing w:line="240" w:lineRule="auto"/>
         <w:ind w:left="720"/>
       </w:pPr>
-      <w:r/>
-      <w:r>
+      <w:r>
+        <w:rPr>
+          <w:lang w:val="zh_TW" w:bidi="zh_TW"/>
+        </w:rPr>
+      </w:r>
+      <w:r>
+        <w:rPr>
+          <w:lang w:val="zh_TW" w:bidi="zh_TW"/>
+        </w:rPr>
         <w:t>就告訴王后以斯帖：將信息傳遞給王最快且最安全的方法是通過王后。</w:t>
       </w:r>
     </w:p>
@@ -1304,12 +2512,22 @@
         <w:spacing w:line="240" w:lineRule="auto"/>
         <w:ind w:left="720"/>
       </w:pPr>
-      <w:r/>
-      <w:r>
+      <w:r>
+        <w:rPr>
+          <w:lang w:val="zh_TW" w:bidi="zh_TW"/>
+        </w:rPr>
+      </w:r>
+      <w:r>
+        <w:rPr>
+          <w:lang w:val="zh_TW" w:bidi="zh_TW"/>
+        </w:rPr>
         <w:t>雖然以斯帖可以歸功於自己，並藉此提升自己的地位，但她卻將功勞歸給末底改；這也是故事後續發展的關鍵（</w:t>
       </w:r>
       <w:hyperlink r:id="rId38">
         <w:r>
+          <w:rPr>
+            <w:lang w:val="zh_TW" w:bidi="zh_TW"/>
+          </w:rPr>
           <w:rPr>
             <w:color w:val="0000EE"/>
             <w:u w:val="single"/>
@@ -1318,22 +2536,45 @@
         </w:r>
       </w:hyperlink>
       <w:r>
+        <w:rPr>
+          <w:lang w:val="zh_TW" w:bidi="zh_TW"/>
+        </w:rPr>
         <w:t>）。</w:t>
       </w:r>
-      <w:r/>
-      <w:r/>
-    </w:p>
-    <w:p>
-      <w:r/>
+      <w:r>
+        <w:rPr>
+          <w:lang w:val="zh_TW" w:bidi="zh_TW"/>
+        </w:rPr>
+      </w:r>
+      <w:r>
+        <w:rPr>
+          <w:lang w:val="zh_TW" w:bidi="zh_TW"/>
+        </w:rPr>
+      </w:r>
+    </w:p>
+    <w:p>
+      <w:pPr/>
+      <w:r>
+        <w:rPr>
+          <w:lang w:val="zh_TW" w:bidi="zh_TW"/>
+        </w:rPr>
+      </w:r>
     </w:p>
     <w:p>
       <w:pPr>
         <w:pStyle w:val="Heading2"/>
       </w:pPr>
       <w:r>
+        <w:rPr>
+          <w:lang w:val="zh_TW" w:bidi="zh_TW"/>
+        </w:rPr>
         <w:t>以斯帖記 2:23</w:t>
       </w:r>
-      <w:r/>
+      <w:r>
+        <w:rPr>
+          <w:lang w:val="zh_TW" w:bidi="zh_TW"/>
+        </w:rPr>
+      </w:r>
     </w:p>
     <w:p>
       <w:pPr>
@@ -1341,39 +2582,61 @@
         <w:spacing w:line="240" w:lineRule="auto"/>
         <w:ind w:left="720"/>
       </w:pPr>
-      <w:r/>
-      <w:r>
+      <w:r>
+        <w:rPr>
+          <w:lang w:val="zh_TW" w:bidi="zh_TW"/>
+        </w:rPr>
+      </w:r>
+      <w:r>
+        <w:rPr>
+          <w:lang w:val="zh_TW" w:bidi="zh_TW"/>
+        </w:rPr>
         <w:t>掛在木頭上（有些譯本譯為：被刺在尖銳的柱子上, 字面上就是</w:t>
       </w:r>
       <w:r>
         <w:rPr>
           <w:i/>
+          <w:lang w:val="zh_TW" w:bidi="zh_TW"/>
         </w:rPr>
         <w:t>掛在樹上</w:t>
       </w:r>
       <w:r>
+        <w:rPr>
+          <w:lang w:val="zh_TW" w:bidi="zh_TW"/>
+        </w:rPr>
         <w:t>或</w:t>
       </w:r>
       <w:r>
         <w:rPr>
           <w:i/>
+          <w:lang w:val="zh_TW" w:bidi="zh_TW"/>
         </w:rPr>
         <w:t>掛在木頭上</w:t>
       </w:r>
       <w:r>
+        <w:rPr>
+          <w:lang w:val="zh_TW" w:bidi="zh_TW"/>
+        </w:rPr>
         <w:t>）：這個片語傳統上被翻譯為</w:t>
       </w:r>
       <w:r>
         <w:rPr>
           <w:i/>
+          <w:lang w:val="zh_TW" w:bidi="zh_TW"/>
         </w:rPr>
         <w:t>掛在絞架上</w:t>
       </w:r>
       <w:r>
+        <w:rPr>
+          <w:lang w:val="zh_TW" w:bidi="zh_TW"/>
+        </w:rPr>
         <w:t>，但古代波斯的碑文顯示，刺刑是一種標準的處決方式。薛西（亞哈隨魯）的父親大流士一世聲稱在他征服巴比倫時刺殺了三千名巴比倫人。有時罪犯會先被處決，隨後再被展示在木樁上，就像哈曼的兒子被處決時的方式一樣（</w:t>
       </w:r>
       <w:hyperlink r:id="rId39">
         <w:r>
+          <w:rPr>
+            <w:lang w:val="zh_TW" w:bidi="zh_TW"/>
+          </w:rPr>
           <w:rPr>
             <w:color w:val="0000EE"/>
             <w:u w:val="single"/>
@@ -1382,6 +2645,9 @@
         </w:r>
       </w:hyperlink>
       <w:r>
+        <w:rPr>
+          <w:lang w:val="zh_TW" w:bidi="zh_TW"/>
+        </w:rPr>
         <w:t>）。</w:t>
       </w:r>
     </w:p>
@@ -1391,12 +2657,22 @@
         <w:spacing w:line="240" w:lineRule="auto"/>
         <w:ind w:left="720"/>
       </w:pPr>
-      <w:r/>
-      <w:r>
+      <w:r>
+        <w:rPr>
+          <w:lang w:val="zh_TW" w:bidi="zh_TW"/>
+        </w:rPr>
+      </w:r>
+      <w:r>
+        <w:rPr>
+          <w:lang w:val="zh_TW" w:bidi="zh_TW"/>
+        </w:rPr>
         <w:t>這事……寫於歷史上：末底改直到很久以後才因這事得到獎賞（</w:t>
       </w:r>
       <w:hyperlink r:id="rId40">
         <w:r>
+          <w:rPr>
+            <w:lang w:val="zh_TW" w:bidi="zh_TW"/>
+          </w:rPr>
           <w:rPr>
             <w:color w:val="0000EE"/>
             <w:u w:val="single"/>
@@ -1405,6 +2681,9 @@
         </w:r>
       </w:hyperlink>
       <w:r>
+        <w:rPr>
+          <w:lang w:val="zh_TW" w:bidi="zh_TW"/>
+        </w:rPr>
         <w:t>）。</w:t>
       </w:r>
     </w:p>
@@ -1414,58 +2693,130 @@
         <w:spacing w:line="240" w:lineRule="auto"/>
         <w:ind w:left="720"/>
       </w:pPr>
-      <w:r/>
-      <w:r>
+      <w:r>
+        <w:rPr>
+          <w:lang w:val="zh_TW" w:bidi="zh_TW"/>
+        </w:rPr>
+      </w:r>
+      <w:r>
+        <w:rPr>
+          <w:lang w:val="zh_TW" w:bidi="zh_TW"/>
+        </w:rPr>
         <w:t>雖然已發現了多種關於</w:t>
       </w:r>
       <w:r>
+        <w:rPr>
+          <w:lang w:val="zh_TW" w:bidi="zh_TW"/>
+        </w:rPr>
         <w:t>薛西（亞哈隨魯）</w:t>
       </w:r>
       <w:r>
+        <w:rPr>
+          <w:lang w:val="zh_TW" w:bidi="zh_TW"/>
+        </w:rPr>
         <w:t>統治的記載，但這裡所提到的那本書已不復存在。</w:t>
       </w:r>
-      <w:r/>
-      <w:r/>
-    </w:p>
-    <w:p>
-      <w:r/>
+      <w:r>
+        <w:rPr>
+          <w:lang w:val="zh_TW" w:bidi="zh_TW"/>
+        </w:rPr>
+      </w:r>
+      <w:r>
+        <w:rPr>
+          <w:lang w:val="zh_TW" w:bidi="zh_TW"/>
+        </w:rPr>
+      </w:r>
+    </w:p>
+    <w:p>
+      <w:pPr/>
+      <w:r>
+        <w:rPr>
+          <w:lang w:val="zh_TW" w:bidi="zh_TW"/>
+        </w:rPr>
+      </w:r>
     </w:p>
     <w:p>
       <w:pPr>
         <w:pStyle w:val="Heading2"/>
       </w:pPr>
       <w:r>
+        <w:rPr>
+          <w:lang w:val="zh_TW" w:bidi="zh_TW"/>
+        </w:rPr>
         <w:t>以斯帖記 3:1–15</w:t>
       </w:r>
-      <w:r/>
-    </w:p>
-    <w:p>
-      <w:r/>
-      <w:r>
+      <w:r>
+        <w:rPr>
+          <w:lang w:val="zh_TW" w:bidi="zh_TW"/>
+        </w:rPr>
+      </w:r>
+    </w:p>
+    <w:p>
+      <w:pPr/>
+      <w:r>
+        <w:rPr>
+          <w:lang w:val="zh_TW" w:bidi="zh_TW"/>
+        </w:rPr>
+      </w:r>
+      <w:r>
+        <w:rPr>
+          <w:lang w:val="zh_TW" w:bidi="zh_TW"/>
+        </w:rPr>
         <w:t>哈曼對末底改的恨意漸漸演變成一個要除滅所有猶太人的陰謀。</w:t>
       </w:r>
-      <w:r/>
-      <w:r/>
-    </w:p>
-    <w:p>
-      <w:r/>
+      <w:r>
+        <w:rPr>
+          <w:lang w:val="zh_TW" w:bidi="zh_TW"/>
+        </w:rPr>
+      </w:r>
+      <w:r>
+        <w:rPr>
+          <w:lang w:val="zh_TW" w:bidi="zh_TW"/>
+        </w:rPr>
+      </w:r>
+    </w:p>
+    <w:p>
+      <w:pPr/>
+      <w:r>
+        <w:rPr>
+          <w:lang w:val="zh_TW" w:bidi="zh_TW"/>
+        </w:rPr>
+      </w:r>
     </w:p>
     <w:p>
       <w:pPr>
         <w:pStyle w:val="Heading2"/>
       </w:pPr>
       <w:r>
+        <w:rPr>
+          <w:lang w:val="zh_TW" w:bidi="zh_TW"/>
+        </w:rPr>
         <w:t>以斯帖記 3:2</w:t>
       </w:r>
-      <w:r/>
-    </w:p>
-    <w:p>
-      <w:r/>
-      <w:r>
+      <w:r>
+        <w:rPr>
+          <w:lang w:val="zh_TW" w:bidi="zh_TW"/>
+        </w:rPr>
+      </w:r>
+    </w:p>
+    <w:p>
+      <w:pPr/>
+      <w:r>
+        <w:rPr>
+          <w:lang w:val="zh_TW" w:bidi="zh_TW"/>
+        </w:rPr>
+      </w:r>
+      <w:r>
+        <w:rPr>
+          <w:lang w:val="zh_TW" w:bidi="zh_TW"/>
+        </w:rPr>
         <w:t>向上位者跪拜是當時普遍的習俗（例如，</w:t>
       </w:r>
       <w:hyperlink r:id="rId41">
         <w:r>
+          <w:rPr>
+            <w:lang w:val="zh_TW" w:bidi="zh_TW"/>
+          </w:rPr>
           <w:rPr>
             <w:color w:val="0000EE"/>
             <w:u w:val="single"/>
@@ -1474,50 +2825,112 @@
         </w:r>
       </w:hyperlink>
       <w:r>
+        <w:rPr>
+          <w:lang w:val="zh_TW" w:bidi="zh_TW"/>
+        </w:rPr>
         <w:t>）。由於末底改在朝門口辦事，而哈曼進入王宮時必經此門，因此末底改有許多機會違背王的命令，不向哈曼跪拜。</w:t>
       </w:r>
-      <w:r/>
-      <w:r/>
-    </w:p>
-    <w:p>
-      <w:r/>
+      <w:r>
+        <w:rPr>
+          <w:lang w:val="zh_TW" w:bidi="zh_TW"/>
+        </w:rPr>
+      </w:r>
+      <w:r>
+        <w:rPr>
+          <w:lang w:val="zh_TW" w:bidi="zh_TW"/>
+        </w:rPr>
+      </w:r>
+    </w:p>
+    <w:p>
+      <w:pPr/>
+      <w:r>
+        <w:rPr>
+          <w:lang w:val="zh_TW" w:bidi="zh_TW"/>
+        </w:rPr>
+      </w:r>
     </w:p>
     <w:p>
       <w:pPr>
         <w:pStyle w:val="Heading2"/>
       </w:pPr>
       <w:r>
+        <w:rPr>
+          <w:lang w:val="zh_TW" w:bidi="zh_TW"/>
+        </w:rPr>
         <w:t>以斯帖記 3:6</w:t>
       </w:r>
-      <w:r/>
-    </w:p>
-    <w:p>
-      <w:r/>
-      <w:r>
+      <w:r>
+        <w:rPr>
+          <w:lang w:val="zh_TW" w:bidi="zh_TW"/>
+        </w:rPr>
+      </w:r>
+    </w:p>
+    <w:p>
+      <w:pPr/>
+      <w:r>
+        <w:rPr>
+          <w:lang w:val="zh_TW" w:bidi="zh_TW"/>
+        </w:rPr>
+      </w:r>
+      <w:r>
+        <w:rPr>
+          <w:lang w:val="zh_TW" w:bidi="zh_TW"/>
+        </w:rPr>
         <w:t>哈曼並不在乎公義；他所要的是報復。他一心想要徹底除掉末底改，甚至不惜將整個猶太民族滅絕。</w:t>
       </w:r>
-      <w:r/>
-      <w:r/>
-    </w:p>
-    <w:p>
-      <w:r/>
+      <w:r>
+        <w:rPr>
+          <w:lang w:val="zh_TW" w:bidi="zh_TW"/>
+        </w:rPr>
+      </w:r>
+      <w:r>
+        <w:rPr>
+          <w:lang w:val="zh_TW" w:bidi="zh_TW"/>
+        </w:rPr>
+      </w:r>
+    </w:p>
+    <w:p>
+      <w:pPr/>
+      <w:r>
+        <w:rPr>
+          <w:lang w:val="zh_TW" w:bidi="zh_TW"/>
+        </w:rPr>
+      </w:r>
     </w:p>
     <w:p>
       <w:pPr>
         <w:pStyle w:val="Heading2"/>
       </w:pPr>
       <w:r>
+        <w:rPr>
+          <w:lang w:val="zh_TW" w:bidi="zh_TW"/>
+        </w:rPr>
         <w:t>以斯帖記 3:7</w:t>
       </w:r>
-      <w:r/>
-    </w:p>
-    <w:p>
-      <w:r/>
-      <w:r>
+      <w:r>
+        <w:rPr>
+          <w:lang w:val="zh_TW" w:bidi="zh_TW"/>
+        </w:rPr>
+      </w:r>
+    </w:p>
+    <w:p>
+      <w:pPr/>
+      <w:r>
+        <w:rPr>
+          <w:lang w:val="zh_TW" w:bidi="zh_TW"/>
+        </w:rPr>
+      </w:r>
+      <w:r>
+        <w:rPr>
+          <w:lang w:val="zh_TW" w:bidi="zh_TW"/>
+        </w:rPr>
         <w:t>掣普珥，就是掣籤：掣普珥就像擲骰子。希伯來人有時使用籤來理解神的旨意（</w:t>
       </w:r>
       <w:hyperlink r:id="rId42">
         <w:r>
+          <w:rPr>
+            <w:lang w:val="zh_TW" w:bidi="zh_TW"/>
+          </w:rPr>
           <w:rPr>
             <w:color w:val="0000EE"/>
             <w:u w:val="single"/>
@@ -1526,10 +2939,16 @@
         </w:r>
       </w:hyperlink>
       <w:r>
+        <w:rPr>
+          <w:lang w:val="zh_TW" w:bidi="zh_TW"/>
+        </w:rPr>
         <w:t>；</w:t>
       </w:r>
       <w:hyperlink r:id="rId43">
         <w:r>
+          <w:rPr>
+            <w:lang w:val="zh_TW" w:bidi="zh_TW"/>
+          </w:rPr>
           <w:rPr>
             <w:color w:val="0000EE"/>
             <w:u w:val="single"/>
@@ -1538,31 +2957,58 @@
         </w:r>
       </w:hyperlink>
       <w:r>
+        <w:rPr>
+          <w:lang w:val="zh_TW" w:bidi="zh_TW"/>
+        </w:rPr>
         <w:t>）。而波斯的占星家則在一年之首的正月使用</w:t>
       </w:r>
       <w:r>
         <w:rPr>
           <w:i/>
+          <w:lang w:val="zh_TW" w:bidi="zh_TW"/>
         </w:rPr>
         <w:t>普珥</w:t>
       </w:r>
       <w:r>
+        <w:rPr>
+          <w:lang w:val="zh_TW" w:bidi="zh_TW"/>
+        </w:rPr>
         <w:t>，用以推算當年哪些日子是吉日。</w:t>
       </w:r>
-      <w:r/>
-      <w:r/>
-    </w:p>
-    <w:p>
-      <w:r/>
+      <w:r>
+        <w:rPr>
+          <w:lang w:val="zh_TW" w:bidi="zh_TW"/>
+        </w:rPr>
+      </w:r>
+      <w:r>
+        <w:rPr>
+          <w:lang w:val="zh_TW" w:bidi="zh_TW"/>
+        </w:rPr>
+      </w:r>
+    </w:p>
+    <w:p>
+      <w:pPr/>
+      <w:r>
+        <w:rPr>
+          <w:lang w:val="zh_TW" w:bidi="zh_TW"/>
+        </w:rPr>
+      </w:r>
     </w:p>
     <w:p>
       <w:pPr>
         <w:pStyle w:val="Heading2"/>
       </w:pPr>
       <w:r>
+        <w:rPr>
+          <w:lang w:val="zh_TW" w:bidi="zh_TW"/>
+        </w:rPr>
         <w:t>以斯帖記 3:8</w:t>
       </w:r>
-      <w:r/>
+      <w:r>
+        <w:rPr>
+          <w:lang w:val="zh_TW" w:bidi="zh_TW"/>
+        </w:rPr>
+      </w:r>
     </w:p>
     <w:p>
       <w:pPr>
@@ -1570,8 +3016,15 @@
         <w:spacing w:line="240" w:lineRule="auto"/>
         <w:ind w:left="720"/>
       </w:pPr>
-      <w:r/>
-      <w:r>
+      <w:r>
+        <w:rPr>
+          <w:lang w:val="zh_TW" w:bidi="zh_TW"/>
+        </w:rPr>
+      </w:r>
+      <w:r>
+        <w:rPr>
+          <w:lang w:val="zh_TW" w:bidi="zh_TW"/>
+        </w:rPr>
         <w:t>〔使自己與……分別〕（譯註：和合本未譯出這個句子）：猶太人在緊密的社群內通婚，抗拒融入更大的主流文化。</w:t>
       </w:r>
     </w:p>
@@ -1581,12 +3034,22 @@
         <w:spacing w:line="240" w:lineRule="auto"/>
         <w:ind w:left="720"/>
       </w:pPr>
-      <w:r/>
-      <w:r>
+      <w:r>
+        <w:rPr>
+          <w:lang w:val="zh_TW" w:bidi="zh_TW"/>
+        </w:rPr>
+      </w:r>
+      <w:r>
+        <w:rPr>
+          <w:lang w:val="zh_TW" w:bidi="zh_TW"/>
+        </w:rPr>
         <w:t>他們的律例與萬民的律例不同：他們有一套獨特的法律（飲食和宗教習俗），並要與周圍人的罪惡習俗分開（</w:t>
       </w:r>
       <w:hyperlink r:id="rId44">
         <w:r>
+          <w:rPr>
+            <w:lang w:val="zh_TW" w:bidi="zh_TW"/>
+          </w:rPr>
           <w:rPr>
             <w:color w:val="0000EE"/>
             <w:u w:val="single"/>
@@ -1595,10 +3058,16 @@
         </w:r>
       </w:hyperlink>
       <w:r>
+        <w:rPr>
+          <w:lang w:val="zh_TW" w:bidi="zh_TW"/>
+        </w:rPr>
         <w:t>，</w:t>
       </w:r>
       <w:hyperlink r:id="rId45">
         <w:r>
+          <w:rPr>
+            <w:lang w:val="zh_TW" w:bidi="zh_TW"/>
+          </w:rPr>
           <w:rPr>
             <w:color w:val="0000EE"/>
             <w:u w:val="single"/>
@@ -1607,10 +3076,16 @@
         </w:r>
       </w:hyperlink>
       <w:r>
+        <w:rPr>
+          <w:lang w:val="zh_TW" w:bidi="zh_TW"/>
+        </w:rPr>
         <w:t>，</w:t>
       </w:r>
       <w:hyperlink r:id="rId46">
         <w:r>
+          <w:rPr>
+            <w:lang w:val="zh_TW" w:bidi="zh_TW"/>
+          </w:rPr>
           <w:rPr>
             <w:color w:val="0000EE"/>
             <w:u w:val="single"/>
@@ -1619,10 +3094,16 @@
         </w:r>
       </w:hyperlink>
       <w:r>
+        <w:rPr>
+          <w:lang w:val="zh_TW" w:bidi="zh_TW"/>
+        </w:rPr>
         <w:t>、</w:t>
       </w:r>
       <w:hyperlink r:id="rId47">
         <w:r>
+          <w:rPr>
+            <w:lang w:val="zh_TW" w:bidi="zh_TW"/>
+          </w:rPr>
           <w:rPr>
             <w:color w:val="0000EE"/>
             <w:u w:val="single"/>
@@ -1631,6 +3112,9 @@
         </w:r>
       </w:hyperlink>
       <w:r>
+        <w:rPr>
+          <w:lang w:val="zh_TW" w:bidi="zh_TW"/>
+        </w:rPr>
         <w:t>）。</w:t>
       </w:r>
     </w:p>
@@ -1640,8 +3124,15 @@
         <w:spacing w:line="240" w:lineRule="auto"/>
         <w:ind w:left="720"/>
       </w:pPr>
-      <w:r/>
-      <w:r>
+      <w:r>
+        <w:rPr>
+          <w:lang w:val="zh_TW" w:bidi="zh_TW"/>
+        </w:rPr>
+      </w:r>
+      <w:r>
+        <w:rPr>
+          <w:lang w:val="zh_TW" w:bidi="zh_TW"/>
+        </w:rPr>
         <w:t>他們不守王的律例：這項指控在整體上並不正確，很可能是針對末底改不向哈曼下拜一事。</w:t>
       </w:r>
     </w:p>
@@ -1651,12 +3142,22 @@
         <w:spacing w:line="240" w:lineRule="auto"/>
         <w:ind w:left="720"/>
       </w:pPr>
-      <w:r/>
-      <w:r>
+      <w:r>
+        <w:rPr>
+          <w:lang w:val="zh_TW" w:bidi="zh_TW"/>
+        </w:rPr>
+      </w:r>
+      <w:r>
+        <w:rPr>
+          <w:lang w:val="zh_TW" w:bidi="zh_TW"/>
+        </w:rPr>
         <w:t>所以容留他們與王無益：哈曼利用王的恐懼和利益來說服他，就像米母干在</w:t>
       </w:r>
       <w:hyperlink r:id="rId48">
         <w:r>
+          <w:rPr>
+            <w:lang w:val="zh_TW" w:bidi="zh_TW"/>
+          </w:rPr>
           <w:rPr>
             <w:color w:val="0000EE"/>
             <w:u w:val="single"/>
@@ -1665,54 +3166,117 @@
         </w:r>
       </w:hyperlink>
       <w:r>
+        <w:rPr>
+          <w:lang w:val="zh_TW" w:bidi="zh_TW"/>
+        </w:rPr>
         <w:t>中所做的那樣。針對某一族群的不容忍，與波斯帝國一貫尊重多元宗教與文化的政策是相違背的。</w:t>
       </w:r>
-      <w:r/>
-      <w:r/>
-    </w:p>
-    <w:p>
-      <w:r/>
+      <w:r>
+        <w:rPr>
+          <w:lang w:val="zh_TW" w:bidi="zh_TW"/>
+        </w:rPr>
+      </w:r>
+      <w:r>
+        <w:rPr>
+          <w:lang w:val="zh_TW" w:bidi="zh_TW"/>
+        </w:rPr>
+      </w:r>
+    </w:p>
+    <w:p>
+      <w:pPr/>
+      <w:r>
+        <w:rPr>
+          <w:lang w:val="zh_TW" w:bidi="zh_TW"/>
+        </w:rPr>
+      </w:r>
     </w:p>
     <w:p>
       <w:pPr>
         <w:pStyle w:val="Heading2"/>
       </w:pPr>
       <w:r>
+        <w:rPr>
+          <w:lang w:val="zh_TW" w:bidi="zh_TW"/>
+        </w:rPr>
         <w:t>以斯帖記 3:9</w:t>
       </w:r>
-      <w:r/>
-    </w:p>
-    <w:p>
-      <w:r/>
-      <w:r>
+      <w:r>
+        <w:rPr>
+          <w:lang w:val="zh_TW" w:bidi="zh_TW"/>
+        </w:rPr>
+      </w:r>
+    </w:p>
+    <w:p>
+      <w:pPr/>
+      <w:r>
+        <w:rPr>
+          <w:lang w:val="zh_TW" w:bidi="zh_TW"/>
+        </w:rPr>
+      </w:r>
+      <w:r>
+        <w:rPr>
+          <w:lang w:val="zh_TW" w:bidi="zh_TW"/>
+        </w:rPr>
         <w:t>哈曼提議用</w:t>
       </w:r>
       <w:r>
+        <w:rPr>
+          <w:lang w:val="zh_TW" w:bidi="zh_TW"/>
+        </w:rPr>
         <w:t>鉅額</w:t>
       </w:r>
       <w:r>
+        <w:rPr>
+          <w:lang w:val="zh_TW" w:bidi="zh_TW"/>
+        </w:rPr>
         <w:t>銀子賄賂王，這本應使王對他的動機起疑。所提出的捐獻數目大得驚人，哈曼很可能誇大其詞，</w:t>
       </w:r>
       <w:r>
+        <w:rPr>
+          <w:lang w:val="zh_TW" w:bidi="zh_TW"/>
+        </w:rPr>
         <w:t>藉此展現自己的慷慨</w:t>
       </w:r>
       <w:r>
+        <w:rPr>
+          <w:lang w:val="zh_TW" w:bidi="zh_TW"/>
+        </w:rPr>
         <w:t>。</w:t>
       </w:r>
-      <w:r/>
-      <w:r/>
-    </w:p>
-    <w:p>
-      <w:r/>
+      <w:r>
+        <w:rPr>
+          <w:lang w:val="zh_TW" w:bidi="zh_TW"/>
+        </w:rPr>
+      </w:r>
+      <w:r>
+        <w:rPr>
+          <w:lang w:val="zh_TW" w:bidi="zh_TW"/>
+        </w:rPr>
+      </w:r>
+    </w:p>
+    <w:p>
+      <w:pPr/>
+      <w:r>
+        <w:rPr>
+          <w:lang w:val="zh_TW" w:bidi="zh_TW"/>
+        </w:rPr>
+      </w:r>
     </w:p>
     <w:p>
       <w:pPr>
         <w:pStyle w:val="Heading2"/>
       </w:pPr>
       <w:r>
+        <w:rPr>
+          <w:lang w:val="zh_TW" w:bidi="zh_TW"/>
+        </w:rPr>
         <w:t>以斯帖記 3:10–11</w:t>
       </w:r>
-      <w:r/>
+      <w:r>
+        <w:rPr>
+          <w:lang w:val="zh_TW" w:bidi="zh_TW"/>
+        </w:rPr>
+      </w:r>
     </w:p>
     <w:p>
       <w:pPr>
@@ -1720,8 +3284,15 @@
         <w:spacing w:line="240" w:lineRule="auto"/>
         <w:ind w:left="720"/>
       </w:pPr>
-      <w:r/>
-      <w:r>
+      <w:r>
+        <w:rPr>
+          <w:lang w:val="zh_TW" w:bidi="zh_TW"/>
+        </w:rPr>
+      </w:r>
+      <w:r>
+        <w:rPr>
+          <w:lang w:val="zh_TW" w:bidi="zh_TW"/>
+        </w:rPr>
         <w:t>王没有詢問就答應了。王被描繪成一個極其不負責且容易受人操控的人。當他摘下自己的印戒，便放棄了對官方政令的掌控；將印戒交給哈曼，象徵哈曼擁有完全的權柄來封印詔令。</w:t>
       </w:r>
     </w:p>
@@ -1731,12 +3302,22 @@
         <w:spacing w:line="240" w:lineRule="auto"/>
         <w:ind w:left="720"/>
       </w:pPr>
-      <w:r/>
-      <w:r>
+      <w:r>
+        <w:rPr>
+          <w:lang w:val="zh_TW" w:bidi="zh_TW"/>
+        </w:rPr>
+      </w:r>
+      <w:r>
+        <w:rPr>
+          <w:lang w:val="zh_TW" w:bidi="zh_TW"/>
+        </w:rPr>
         <w:t>猶大人的仇敵：故事的敘述者給哈曼的新稱號，暗示他將擁有迫害猶太人的權勢，帶有不祥的預兆（另見</w:t>
       </w:r>
       <w:hyperlink r:id="rId49">
         <w:r>
+          <w:rPr>
+            <w:lang w:val="zh_TW" w:bidi="zh_TW"/>
+          </w:rPr>
           <w:rPr>
             <w:color w:val="0000EE"/>
             <w:u w:val="single"/>
@@ -1745,10 +3326,16 @@
         </w:r>
       </w:hyperlink>
       <w:r>
+        <w:rPr>
+          <w:lang w:val="zh_TW" w:bidi="zh_TW"/>
+        </w:rPr>
         <w:t>，</w:t>
       </w:r>
       <w:hyperlink r:id="rId50">
         <w:r>
+          <w:rPr>
+            <w:lang w:val="zh_TW" w:bidi="zh_TW"/>
+          </w:rPr>
           <w:rPr>
             <w:color w:val="0000EE"/>
             <w:u w:val="single"/>
@@ -1757,10 +3344,16 @@
         </w:r>
       </w:hyperlink>
       <w:r>
+        <w:rPr>
+          <w:lang w:val="zh_TW" w:bidi="zh_TW"/>
+        </w:rPr>
         <w:t>、</w:t>
       </w:r>
       <w:hyperlink r:id="rId51">
         <w:r>
+          <w:rPr>
+            <w:lang w:val="zh_TW" w:bidi="zh_TW"/>
+          </w:rPr>
           <w:rPr>
             <w:color w:val="0000EE"/>
             <w:u w:val="single"/>
@@ -1769,6 +3362,9 @@
         </w:r>
       </w:hyperlink>
       <w:r>
+        <w:rPr>
+          <w:lang w:val="zh_TW" w:bidi="zh_TW"/>
+        </w:rPr>
         <w:t>）。</w:t>
       </w:r>
     </w:p>
@@ -1778,12 +3374,22 @@
         <w:spacing w:line="240" w:lineRule="auto"/>
         <w:ind w:left="720"/>
       </w:pPr>
-      <w:r/>
-      <w:r>
+      <w:r>
+        <w:rPr>
+          <w:lang w:val="zh_TW" w:bidi="zh_TW"/>
+        </w:rPr>
+      </w:r>
+      <w:r>
+        <w:rPr>
+          <w:lang w:val="zh_TW" w:bidi="zh_TW"/>
+        </w:rPr>
         <w:t>這銀子仍賜給你，這民也交給你：表面上看似王不想要賄賂，但</w:t>
       </w:r>
       <w:hyperlink r:id="rId52">
         <w:r>
+          <w:rPr>
+            <w:lang w:val="zh_TW" w:bidi="zh_TW"/>
+          </w:rPr>
           <w:rPr>
             <w:color w:val="0000EE"/>
             <w:u w:val="single"/>
@@ -1792,16 +3398,28 @@
         </w:r>
       </w:hyperlink>
       <w:r>
+        <w:rPr>
+          <w:lang w:val="zh_TW" w:bidi="zh_TW"/>
+        </w:rPr>
         <w:t>表明哈曼確實交了這筆銀子。王遵循當時的慣例，</w:t>
       </w:r>
       <w:r>
+        <w:rPr>
+          <w:lang w:val="zh_TW" w:bidi="zh_TW"/>
+        </w:rPr>
         <w:t>好讓賄賂行為與自身的貪婪</w:t>
       </w:r>
       <w:r>
+        <w:rPr>
+          <w:lang w:val="zh_TW" w:bidi="zh_TW"/>
+        </w:rPr>
         <w:t>不那麼明顯（參</w:t>
       </w:r>
       <w:hyperlink r:id="rId53">
         <w:r>
+          <w:rPr>
+            <w:lang w:val="zh_TW" w:bidi="zh_TW"/>
+          </w:rPr>
           <w:rPr>
             <w:color w:val="0000EE"/>
             <w:u w:val="single"/>
@@ -1810,30 +3428,64 @@
         </w:r>
       </w:hyperlink>
       <w:r>
+        <w:rPr>
+          <w:lang w:val="zh_TW" w:bidi="zh_TW"/>
+        </w:rPr>
         <w:t>）。為了維護公眾形象，王假裝對這筆銀子不感興趣，然而實際上他並非如此。</w:t>
       </w:r>
-      <w:r/>
-      <w:r/>
-    </w:p>
-    <w:p>
-      <w:r/>
+      <w:r>
+        <w:rPr>
+          <w:lang w:val="zh_TW" w:bidi="zh_TW"/>
+        </w:rPr>
+      </w:r>
+      <w:r>
+        <w:rPr>
+          <w:lang w:val="zh_TW" w:bidi="zh_TW"/>
+        </w:rPr>
+      </w:r>
+    </w:p>
+    <w:p>
+      <w:pPr/>
+      <w:r>
+        <w:rPr>
+          <w:lang w:val="zh_TW" w:bidi="zh_TW"/>
+        </w:rPr>
+      </w:r>
     </w:p>
     <w:p>
       <w:pPr>
         <w:pStyle w:val="Heading2"/>
       </w:pPr>
       <w:r>
+        <w:rPr>
+          <w:lang w:val="zh_TW" w:bidi="zh_TW"/>
+        </w:rPr>
         <w:t>以斯帖記 3:12</w:t>
       </w:r>
-      <w:r/>
-    </w:p>
-    <w:p>
-      <w:r/>
-      <w:r>
+      <w:r>
+        <w:rPr>
+          <w:lang w:val="zh_TW" w:bidi="zh_TW"/>
+        </w:rPr>
+      </w:r>
+    </w:p>
+    <w:p>
+      <w:pPr/>
+      <w:r>
+        <w:rPr>
+          <w:lang w:val="zh_TW" w:bidi="zh_TW"/>
+        </w:rPr>
+      </w:r>
+      <w:r>
+        <w:rPr>
+          <w:lang w:val="zh_TW" w:bidi="zh_TW"/>
+        </w:rPr>
         <w:t>正月十三日，就：哈曼選擇在猶太人逾越節前一天（見</w:t>
       </w:r>
       <w:hyperlink r:id="rId54">
         <w:r>
+          <w:rPr>
+            <w:lang w:val="zh_TW" w:bidi="zh_TW"/>
+          </w:rPr>
           <w:rPr>
             <w:color w:val="0000EE"/>
             <w:u w:val="single"/>
@@ -1842,25 +3494,51 @@
         </w:r>
       </w:hyperlink>
       <w:r>
+        <w:rPr>
+          <w:lang w:val="zh_TW" w:bidi="zh_TW"/>
+        </w:rPr>
         <w:t>）的日期，可能是為了恐嚇並打擊猶太人的士氣。但正如神在出埃及時所做的，祂</w:t>
       </w:r>
       <w:r>
+        <w:rPr>
+          <w:lang w:val="zh_TW" w:bidi="zh_TW"/>
+        </w:rPr>
         <w:t>將再次奇妙地拯救祂的子民脫離試圖滅絕他們的暴君。</w:t>
       </w:r>
-      <w:r/>
-      <w:r/>
-    </w:p>
-    <w:p>
-      <w:r/>
+      <w:r>
+        <w:rPr>
+          <w:lang w:val="zh_TW" w:bidi="zh_TW"/>
+        </w:rPr>
+      </w:r>
+      <w:r>
+        <w:rPr>
+          <w:lang w:val="zh_TW" w:bidi="zh_TW"/>
+        </w:rPr>
+      </w:r>
+    </w:p>
+    <w:p>
+      <w:pPr/>
+      <w:r>
+        <w:rPr>
+          <w:lang w:val="zh_TW" w:bidi="zh_TW"/>
+        </w:rPr>
+      </w:r>
     </w:p>
     <w:p>
       <w:pPr>
         <w:pStyle w:val="Heading2"/>
       </w:pPr>
       <w:r>
+        <w:rPr>
+          <w:lang w:val="zh_TW" w:bidi="zh_TW"/>
+        </w:rPr>
         <w:t>以斯帖記 3:13</w:t>
       </w:r>
-      <w:r/>
+      <w:r>
+        <w:rPr>
+          <w:lang w:val="zh_TW" w:bidi="zh_TW"/>
+        </w:rPr>
+      </w:r>
     </w:p>
     <w:p>
       <w:pPr>
@@ -1868,12 +3546,22 @@
         <w:spacing w:line="240" w:lineRule="auto"/>
         <w:ind w:left="720"/>
       </w:pPr>
-      <w:r/>
-      <w:r>
+      <w:r>
+        <w:rPr>
+          <w:lang w:val="zh_TW" w:bidi="zh_TW"/>
+        </w:rPr>
+      </w:r>
+      <w:r>
+        <w:rPr>
+          <w:lang w:val="zh_TW" w:bidi="zh_TW"/>
+        </w:rPr>
         <w:t>片語「剪除」、「殺戮」和「滅絕」在</w:t>
       </w:r>
       <w:hyperlink r:id="rId55">
         <w:r>
+          <w:rPr>
+            <w:lang w:val="zh_TW" w:bidi="zh_TW"/>
+          </w:rPr>
           <w:rPr>
             <w:color w:val="0000EE"/>
             <w:u w:val="single"/>
@@ -1882,10 +3570,16 @@
         </w:r>
       </w:hyperlink>
       <w:r>
+        <w:rPr>
+          <w:lang w:val="zh_TW" w:bidi="zh_TW"/>
+        </w:rPr>
         <w:t>和</w:t>
       </w:r>
       <w:hyperlink r:id="rId56">
         <w:r>
+          <w:rPr>
+            <w:lang w:val="zh_TW" w:bidi="zh_TW"/>
+          </w:rPr>
           <w:rPr>
             <w:color w:val="0000EE"/>
             <w:u w:val="single"/>
@@ -1894,6 +3588,9 @@
         </w:r>
       </w:hyperlink>
       <w:r>
+        <w:rPr>
+          <w:lang w:val="zh_TW" w:bidi="zh_TW"/>
+        </w:rPr>
         <w:t>中以諷刺的效果重複出現。</w:t>
       </w:r>
     </w:p>
@@ -1903,12 +3600,22 @@
         <w:spacing w:line="240" w:lineRule="auto"/>
         <w:ind w:left="720"/>
       </w:pPr>
-      <w:r/>
-      <w:r>
+      <w:r>
+        <w:rPr>
+          <w:lang w:val="zh_TW" w:bidi="zh_TW"/>
+        </w:rPr>
+      </w:r>
+      <w:r>
+        <w:rPr>
+          <w:lang w:val="zh_TW" w:bidi="zh_TW"/>
+        </w:rPr>
         <w:t>十二月，就是亞達月十三日（有些譯本以新曆計算是為次年三月七日）：哈曼透過掣籤選出的「幸運日」（</w:t>
       </w:r>
       <w:hyperlink r:id="rId57">
         <w:r>
+          <w:rPr>
+            <w:lang w:val="zh_TW" w:bidi="zh_TW"/>
+          </w:rPr>
           <w:rPr>
             <w:color w:val="0000EE"/>
             <w:u w:val="single"/>
@@ -1917,6 +3624,9 @@
         </w:r>
       </w:hyperlink>
       <w:r>
+        <w:rPr>
+          <w:lang w:val="zh_TW" w:bidi="zh_TW"/>
+        </w:rPr>
         <w:t>）是在詔令頒布後的第十一個月，這是因著神的護理安排，讓猶太人有足夠的時間來化解這項詔令。</w:t>
       </w:r>
     </w:p>
@@ -1926,30 +3636,63 @@
         <w:spacing w:line="240" w:lineRule="auto"/>
         <w:ind w:left="720"/>
       </w:pPr>
-      <w:r/>
-      <w:r>
+      <w:r>
+        <w:rPr>
+          <w:lang w:val="zh_TW" w:bidi="zh_TW"/>
+        </w:rPr>
+      </w:r>
+      <w:r>
+        <w:rPr>
+          <w:lang w:val="zh_TW" w:bidi="zh_TW"/>
+        </w:rPr>
         <w:t>殺戮滅絕，並奪他們的財為掠物：哈曼</w:t>
       </w:r>
       <w:r>
+        <w:rPr>
+          <w:lang w:val="zh_TW" w:bidi="zh_TW"/>
+        </w:rPr>
         <w:t>巧妙地收買了那些準備執行屠殺命令的人</w:t>
       </w:r>
       <w:r>
+        <w:rPr>
+          <w:lang w:val="zh_TW" w:bidi="zh_TW"/>
+        </w:rPr>
         <w:t>。</w:t>
       </w:r>
-      <w:r/>
-      <w:r/>
-    </w:p>
-    <w:p>
-      <w:r/>
+      <w:r>
+        <w:rPr>
+          <w:lang w:val="zh_TW" w:bidi="zh_TW"/>
+        </w:rPr>
+      </w:r>
+      <w:r>
+        <w:rPr>
+          <w:lang w:val="zh_TW" w:bidi="zh_TW"/>
+        </w:rPr>
+      </w:r>
+    </w:p>
+    <w:p>
+      <w:pPr/>
+      <w:r>
+        <w:rPr>
+          <w:lang w:val="zh_TW" w:bidi="zh_TW"/>
+        </w:rPr>
+      </w:r>
     </w:p>
     <w:p>
       <w:pPr>
         <w:pStyle w:val="Heading2"/>
       </w:pPr>
       <w:r>
+        <w:rPr>
+          <w:lang w:val="zh_TW" w:bidi="zh_TW"/>
+        </w:rPr>
         <w:t>以斯帖記 3:14–15</w:t>
       </w:r>
-      <w:r/>
+      <w:r>
+        <w:rPr>
+          <w:lang w:val="zh_TW" w:bidi="zh_TW"/>
+        </w:rPr>
+      </w:r>
     </w:p>
     <w:p>
       <w:pPr>
@@ -1957,8 +3700,15 @@
         <w:spacing w:line="240" w:lineRule="auto"/>
         <w:ind w:left="720"/>
       </w:pPr>
-      <w:r/>
-      <w:r>
+      <w:r>
+        <w:rPr>
+          <w:lang w:val="zh_TW" w:bidi="zh_TW"/>
+        </w:rPr>
+      </w:r>
+      <w:r>
+        <w:rPr>
+          <w:lang w:val="zh_TW" w:bidi="zh_TW"/>
+        </w:rPr>
         <w:t>這項法令具有薛西（亞哈隨魯）王位的完全權柄。</w:t>
       </w:r>
     </w:p>
@@ -1968,38 +3718,82 @@
         <w:spacing w:line="240" w:lineRule="auto"/>
         <w:ind w:left="720"/>
       </w:pPr>
-      <w:r/>
-      <w:r>
+      <w:r>
+        <w:rPr>
+          <w:lang w:val="zh_TW" w:bidi="zh_TW"/>
+        </w:rPr>
+      </w:r>
+      <w:r>
+        <w:rPr>
+          <w:lang w:val="zh_TW" w:bidi="zh_TW"/>
+        </w:rPr>
         <w:t>這位愚昧的王與邪惡的哈曼為此事歡慶，然而書珊城中的百姓卻對這樣殘酷不公的命令感到困惑、驚愕與迷惘。</w:t>
       </w:r>
-      <w:r/>
-      <w:r/>
-    </w:p>
-    <w:p>
-      <w:r/>
+      <w:r>
+        <w:rPr>
+          <w:lang w:val="zh_TW" w:bidi="zh_TW"/>
+        </w:rPr>
+      </w:r>
+      <w:r>
+        <w:rPr>
+          <w:lang w:val="zh_TW" w:bidi="zh_TW"/>
+        </w:rPr>
+      </w:r>
+    </w:p>
+    <w:p>
+      <w:pPr/>
+      <w:r>
+        <w:rPr>
+          <w:lang w:val="zh_TW" w:bidi="zh_TW"/>
+        </w:rPr>
+      </w:r>
     </w:p>
     <w:p>
       <w:pPr>
         <w:pStyle w:val="Heading2"/>
       </w:pPr>
       <w:r>
+        <w:rPr>
+          <w:lang w:val="zh_TW" w:bidi="zh_TW"/>
+        </w:rPr>
         <w:t>以斯帖記 4:1</w:t>
       </w:r>
-      <w:r/>
-    </w:p>
-    <w:p>
-      <w:r/>
-      <w:r>
+      <w:r>
+        <w:rPr>
+          <w:lang w:val="zh_TW" w:bidi="zh_TW"/>
+        </w:rPr>
+      </w:r>
+    </w:p>
+    <w:p>
+      <w:pPr/>
+      <w:r>
+        <w:rPr>
+          <w:lang w:val="zh_TW" w:bidi="zh_TW"/>
+        </w:rPr>
+      </w:r>
+      <w:r>
+        <w:rPr>
+          <w:lang w:val="zh_TW" w:bidi="zh_TW"/>
+        </w:rPr>
         <w:t>末底改</w:t>
       </w:r>
       <w:r>
+        <w:rPr>
+          <w:lang w:val="zh_TW" w:bidi="zh_TW"/>
+        </w:rPr>
         <w:t>激烈的</w:t>
       </w:r>
       <w:r>
+        <w:rPr>
+          <w:lang w:val="zh_TW" w:bidi="zh_TW"/>
+        </w:rPr>
         <w:t>反應表明他極度的悲傷和哀悼（見</w:t>
       </w:r>
       <w:hyperlink r:id="rId58">
         <w:r>
+          <w:rPr>
+            <w:lang w:val="zh_TW" w:bidi="zh_TW"/>
+          </w:rPr>
           <w:rPr>
             <w:color w:val="0000EE"/>
             <w:u w:val="single"/>
@@ -2008,10 +3802,16 @@
         </w:r>
       </w:hyperlink>
       <w:r>
+        <w:rPr>
+          <w:lang w:val="zh_TW" w:bidi="zh_TW"/>
+        </w:rPr>
         <w:t>；</w:t>
       </w:r>
       <w:hyperlink r:id="rId59">
         <w:r>
+          <w:rPr>
+            <w:lang w:val="zh_TW" w:bidi="zh_TW"/>
+          </w:rPr>
           <w:rPr>
             <w:color w:val="0000EE"/>
             <w:u w:val="single"/>
@@ -2020,10 +3820,16 @@
         </w:r>
       </w:hyperlink>
       <w:r>
+        <w:rPr>
+          <w:lang w:val="zh_TW" w:bidi="zh_TW"/>
+        </w:rPr>
         <w:t>；</w:t>
       </w:r>
       <w:hyperlink r:id="rId60">
         <w:r>
+          <w:rPr>
+            <w:lang w:val="zh_TW" w:bidi="zh_TW"/>
+          </w:rPr>
           <w:rPr>
             <w:color w:val="0000EE"/>
             <w:u w:val="single"/>
@@ -2032,56 +3838,124 @@
         </w:r>
       </w:hyperlink>
       <w:r>
+        <w:rPr>
+          <w:lang w:val="zh_TW" w:bidi="zh_TW"/>
+        </w:rPr>
         <w:t>）。</w:t>
       </w:r>
-      <w:r/>
-      <w:r/>
-    </w:p>
-    <w:p>
-      <w:r/>
+      <w:r>
+        <w:rPr>
+          <w:lang w:val="zh_TW" w:bidi="zh_TW"/>
+        </w:rPr>
+      </w:r>
+      <w:r>
+        <w:rPr>
+          <w:lang w:val="zh_TW" w:bidi="zh_TW"/>
+        </w:rPr>
+      </w:r>
+    </w:p>
+    <w:p>
+      <w:pPr/>
+      <w:r>
+        <w:rPr>
+          <w:lang w:val="zh_TW" w:bidi="zh_TW"/>
+        </w:rPr>
+      </w:r>
     </w:p>
     <w:p>
       <w:pPr>
         <w:pStyle w:val="Heading2"/>
       </w:pPr>
       <w:r>
+        <w:rPr>
+          <w:lang w:val="zh_TW" w:bidi="zh_TW"/>
+        </w:rPr>
         <w:t>以斯帖記 4:2</w:t>
       </w:r>
-      <w:r/>
-    </w:p>
-    <w:p>
-      <w:r/>
-      <w:r>
+      <w:r>
+        <w:rPr>
+          <w:lang w:val="zh_TW" w:bidi="zh_TW"/>
+        </w:rPr>
+      </w:r>
+    </w:p>
+    <w:p>
+      <w:pPr/>
+      <w:r>
+        <w:rPr>
+          <w:lang w:val="zh_TW" w:bidi="zh_TW"/>
+        </w:rPr>
+      </w:r>
+      <w:r>
+        <w:rPr>
+          <w:lang w:val="zh_TW" w:bidi="zh_TW"/>
+        </w:rPr>
         <w:t>不可進朝門：王不願聽那些訴說苦情、懇求憐憫的悲慘故事。</w:t>
       </w:r>
-      <w:r/>
-      <w:r/>
-    </w:p>
-    <w:p>
-      <w:r/>
+      <w:r>
+        <w:rPr>
+          <w:lang w:val="zh_TW" w:bidi="zh_TW"/>
+        </w:rPr>
+      </w:r>
+      <w:r>
+        <w:rPr>
+          <w:lang w:val="zh_TW" w:bidi="zh_TW"/>
+        </w:rPr>
+      </w:r>
+    </w:p>
+    <w:p>
+      <w:pPr/>
+      <w:r>
+        <w:rPr>
+          <w:lang w:val="zh_TW" w:bidi="zh_TW"/>
+        </w:rPr>
+      </w:r>
     </w:p>
     <w:p>
       <w:pPr>
         <w:pStyle w:val="Heading2"/>
       </w:pPr>
       <w:r>
+        <w:rPr>
+          <w:lang w:val="zh_TW" w:bidi="zh_TW"/>
+        </w:rPr>
         <w:t>以斯帖記 4:3</w:t>
       </w:r>
-      <w:r/>
-    </w:p>
-    <w:p>
-      <w:r/>
-      <w:r>
+      <w:r>
+        <w:rPr>
+          <w:lang w:val="zh_TW" w:bidi="zh_TW"/>
+        </w:rPr>
+      </w:r>
+    </w:p>
+    <w:p>
+      <w:pPr/>
+      <w:r>
+        <w:rPr>
+          <w:lang w:val="zh_TW" w:bidi="zh_TW"/>
+        </w:rPr>
+      </w:r>
+      <w:r>
+        <w:rPr>
+          <w:lang w:val="zh_TW" w:bidi="zh_TW"/>
+        </w:rPr>
         <w:t>猶大人大大悲哀：在這些悲痛的表達中，雖未提及神的名，</w:t>
       </w:r>
       <w:r>
+        <w:rPr>
+          <w:lang w:val="zh_TW" w:bidi="zh_TW"/>
+        </w:rPr>
         <w:t>但哀哭與禁食暗示著向神呼求</w:t>
       </w:r>
       <w:r>
+        <w:rPr>
+          <w:lang w:val="zh_TW" w:bidi="zh_TW"/>
+        </w:rPr>
         <w:t>，求神介入並拯救祂的百姓（</w:t>
       </w:r>
       <w:hyperlink r:id="rId61">
         <w:r>
+          <w:rPr>
+            <w:lang w:val="zh_TW" w:bidi="zh_TW"/>
+          </w:rPr>
           <w:rPr>
             <w:color w:val="0000EE"/>
             <w:u w:val="single"/>
@@ -2090,10 +3964,16 @@
         </w:r>
       </w:hyperlink>
       <w:r>
+        <w:rPr>
+          <w:lang w:val="zh_TW" w:bidi="zh_TW"/>
+        </w:rPr>
         <w:t>；</w:t>
       </w:r>
       <w:hyperlink r:id="rId62">
         <w:r>
+          <w:rPr>
+            <w:lang w:val="zh_TW" w:bidi="zh_TW"/>
+          </w:rPr>
           <w:rPr>
             <w:color w:val="0000EE"/>
             <w:u w:val="single"/>
@@ -2102,10 +3982,16 @@
         </w:r>
       </w:hyperlink>
       <w:r>
+        <w:rPr>
+          <w:lang w:val="zh_TW" w:bidi="zh_TW"/>
+        </w:rPr>
         <w:t>；</w:t>
       </w:r>
       <w:hyperlink r:id="rId63">
         <w:r>
+          <w:rPr>
+            <w:lang w:val="zh_TW" w:bidi="zh_TW"/>
+          </w:rPr>
           <w:rPr>
             <w:color w:val="0000EE"/>
             <w:u w:val="single"/>
@@ -2114,22 +4000,45 @@
         </w:r>
       </w:hyperlink>
       <w:r>
+        <w:rPr>
+          <w:lang w:val="zh_TW" w:bidi="zh_TW"/>
+        </w:rPr>
         <w:t>）。</w:t>
       </w:r>
-      <w:r/>
-      <w:r/>
-    </w:p>
-    <w:p>
-      <w:r/>
+      <w:r>
+        <w:rPr>
+          <w:lang w:val="zh_TW" w:bidi="zh_TW"/>
+        </w:rPr>
+      </w:r>
+      <w:r>
+        <w:rPr>
+          <w:lang w:val="zh_TW" w:bidi="zh_TW"/>
+        </w:rPr>
+      </w:r>
+    </w:p>
+    <w:p>
+      <w:pPr/>
+      <w:r>
+        <w:rPr>
+          <w:lang w:val="zh_TW" w:bidi="zh_TW"/>
+        </w:rPr>
+      </w:r>
     </w:p>
     <w:p>
       <w:pPr>
         <w:pStyle w:val="Heading2"/>
       </w:pPr>
       <w:r>
+        <w:rPr>
+          <w:lang w:val="zh_TW" w:bidi="zh_TW"/>
+        </w:rPr>
         <w:t>以斯帖記 4:8</w:t>
       </w:r>
-      <w:r/>
+      <w:r>
+        <w:rPr>
+          <w:lang w:val="zh_TW" w:bidi="zh_TW"/>
+        </w:rPr>
+      </w:r>
     </w:p>
     <w:p>
       <w:pPr>
@@ -2137,8 +4046,15 @@
         <w:spacing w:line="240" w:lineRule="auto"/>
         <w:ind w:left="720"/>
       </w:pPr>
-      <w:r/>
-      <w:r>
+      <w:r>
+        <w:rPr>
+          <w:lang w:val="zh_TW" w:bidi="zh_TW"/>
+        </w:rPr>
+      </w:r>
+      <w:r>
+        <w:rPr>
+          <w:lang w:val="zh_TW" w:bidi="zh_TW"/>
+        </w:rPr>
         <w:t>帶有王印璽的詔令副本將可向以斯帖證明情況的嚴重性。</w:t>
       </w:r>
     </w:p>
@@ -2148,30 +4064,63 @@
         <w:spacing w:line="240" w:lineRule="auto"/>
         <w:ind w:left="720"/>
       </w:pPr>
-      <w:r/>
-      <w:r>
+      <w:r>
+        <w:rPr>
+          <w:lang w:val="zh_TW" w:bidi="zh_TW"/>
+        </w:rPr>
+      </w:r>
+      <w:r>
+        <w:rPr>
+          <w:lang w:val="zh_TW" w:bidi="zh_TW"/>
+        </w:rPr>
         <w:t>懇切祈求〔憐憫〕（譯註：和合本未譯出此名詞）：末底改並沒有給以斯帖</w:t>
       </w:r>
       <w:r>
+        <w:rPr>
+          <w:lang w:val="zh_TW" w:bidi="zh_TW"/>
+        </w:rPr>
         <w:t>具體的理由向王陳情</w:t>
       </w:r>
       <w:r>
+        <w:rPr>
+          <w:lang w:val="zh_TW" w:bidi="zh_TW"/>
+        </w:rPr>
         <w:t>，只是懇求她憑著自己對王的影響力，為自己的同胞向王求憐憫。</w:t>
       </w:r>
-      <w:r/>
-      <w:r/>
-    </w:p>
-    <w:p>
-      <w:r/>
+      <w:r>
+        <w:rPr>
+          <w:lang w:val="zh_TW" w:bidi="zh_TW"/>
+        </w:rPr>
+      </w:r>
+      <w:r>
+        <w:rPr>
+          <w:lang w:val="zh_TW" w:bidi="zh_TW"/>
+        </w:rPr>
+      </w:r>
+    </w:p>
+    <w:p>
+      <w:pPr/>
+      <w:r>
+        <w:rPr>
+          <w:lang w:val="zh_TW" w:bidi="zh_TW"/>
+        </w:rPr>
+      </w:r>
     </w:p>
     <w:p>
       <w:pPr>
         <w:pStyle w:val="Heading2"/>
       </w:pPr>
       <w:r>
+        <w:rPr>
+          <w:lang w:val="zh_TW" w:bidi="zh_TW"/>
+        </w:rPr>
         <w:t>以斯帖記 4:11</w:t>
       </w:r>
-      <w:r/>
+      <w:r>
+        <w:rPr>
+          <w:lang w:val="zh_TW" w:bidi="zh_TW"/>
+        </w:rPr>
+      </w:r>
     </w:p>
     <w:p>
       <w:pPr>
@@ -2179,20 +4128,39 @@
         <w:spacing w:line="240" w:lineRule="auto"/>
         <w:ind w:left="720"/>
       </w:pPr>
-      <w:r/>
-      <w:r>
+      <w:r>
+        <w:rPr>
+          <w:lang w:val="zh_TW" w:bidi="zh_TW"/>
+        </w:rPr>
+      </w:r>
+      <w:r>
+        <w:rPr>
+          <w:lang w:val="zh_TW" w:bidi="zh_TW"/>
+        </w:rPr>
         <w:t>若不蒙召，擅入內院……必被治死：面見王的管道由他的守衛嚴格控制，以防止閒雜人等提出瑣碎請求浪費王的時間。由於這些是宮廷的正式規定，</w:t>
       </w:r>
       <w:r>
+        <w:rPr>
+          <w:lang w:val="zh_TW" w:bidi="zh_TW"/>
+        </w:rPr>
         <w:t>以斯帖的性命因此面臨極大危險</w:t>
       </w:r>
       <w:r>
+        <w:rPr>
+          <w:lang w:val="zh_TW" w:bidi="zh_TW"/>
+        </w:rPr>
         <w:t>。她顯然已排除了</w:t>
       </w:r>
       <w:r>
+        <w:rPr>
+          <w:lang w:val="zh_TW" w:bidi="zh_TW"/>
+        </w:rPr>
         <w:t>透過使者轉達求見之意的選項</w:t>
       </w:r>
       <w:r>
+        <w:rPr>
+          <w:lang w:val="zh_TW" w:bidi="zh_TW"/>
+        </w:rPr>
         <w:t>，或許是因為她必須向使者說明面見王的理由。</w:t>
       </w:r>
     </w:p>
@@ -2202,24 +4170,51 @@
         <w:spacing w:line="240" w:lineRule="auto"/>
         <w:ind w:left="720"/>
       </w:pPr>
-      <w:r/>
-      <w:r>
+      <w:r>
+        <w:rPr>
+          <w:lang w:val="zh_TW" w:bidi="zh_TW"/>
+        </w:rPr>
+      </w:r>
+      <w:r>
+        <w:rPr>
+          <w:lang w:val="zh_TW" w:bidi="zh_TW"/>
+        </w:rPr>
         <w:t>我沒有蒙召進去見王已經三十日了：以斯帖並沒有把握能得到王的恩寵回應。</w:t>
       </w:r>
-      <w:r/>
-      <w:r/>
-    </w:p>
-    <w:p>
-      <w:r/>
+      <w:r>
+        <w:rPr>
+          <w:lang w:val="zh_TW" w:bidi="zh_TW"/>
+        </w:rPr>
+      </w:r>
+      <w:r>
+        <w:rPr>
+          <w:lang w:val="zh_TW" w:bidi="zh_TW"/>
+        </w:rPr>
+      </w:r>
+    </w:p>
+    <w:p>
+      <w:pPr/>
+      <w:r>
+        <w:rPr>
+          <w:lang w:val="zh_TW" w:bidi="zh_TW"/>
+        </w:rPr>
+      </w:r>
     </w:p>
     <w:p>
       <w:pPr>
         <w:pStyle w:val="Heading2"/>
       </w:pPr>
       <w:r>
+        <w:rPr>
+          <w:lang w:val="zh_TW" w:bidi="zh_TW"/>
+        </w:rPr>
         <w:t>以斯帖記 4:13–14</w:t>
       </w:r>
-      <w:r/>
+      <w:r>
+        <w:rPr>
+          <w:lang w:val="zh_TW" w:bidi="zh_TW"/>
+        </w:rPr>
+      </w:r>
     </w:p>
     <w:p>
       <w:pPr>
@@ -2227,8 +4222,15 @@
         <w:spacing w:line="240" w:lineRule="auto"/>
         <w:ind w:left="720"/>
       </w:pPr>
-      <w:r/>
-      <w:r>
+      <w:r>
+        <w:rPr>
+          <w:lang w:val="zh_TW" w:bidi="zh_TW"/>
+        </w:rPr>
+      </w:r>
+      <w:r>
+        <w:rPr>
+          <w:lang w:val="zh_TW" w:bidi="zh_TW"/>
+        </w:rPr>
         <w:t>你莫想……得免這禍：末底改沒有退縮，也沒有因危險而免除她的責任，他提醒她，對王保持沉默對她來說會更危險。</w:t>
       </w:r>
     </w:p>
@@ -2238,12 +4240,22 @@
         <w:spacing w:line="240" w:lineRule="auto"/>
         <w:ind w:left="720"/>
       </w:pPr>
-      <w:r/>
-      <w:r>
+      <w:r>
+        <w:rPr>
+          <w:lang w:val="zh_TW" w:bidi="zh_TW"/>
+        </w:rPr>
+      </w:r>
+      <w:r>
+        <w:rPr>
+          <w:lang w:val="zh_TW" w:bidi="zh_TW"/>
+        </w:rPr>
         <w:t>猶大人必從別處得解脫，蒙拯救：末底改知道神的應許，且知道到神不會允許祂的選民被滅絕（見</w:t>
       </w:r>
       <w:hyperlink r:id="rId64">
         <w:r>
+          <w:rPr>
+            <w:lang w:val="zh_TW" w:bidi="zh_TW"/>
+          </w:rPr>
           <w:rPr>
             <w:color w:val="0000EE"/>
             <w:u w:val="single"/>
@@ -2252,10 +4264,16 @@
         </w:r>
       </w:hyperlink>
       <w:r>
+        <w:rPr>
+          <w:lang w:val="zh_TW" w:bidi="zh_TW"/>
+        </w:rPr>
         <w:t>，</w:t>
       </w:r>
       <w:hyperlink r:id="rId65">
         <w:r>
+          <w:rPr>
+            <w:lang w:val="zh_TW" w:bidi="zh_TW"/>
+          </w:rPr>
           <w:rPr>
             <w:color w:val="0000EE"/>
             <w:u w:val="single"/>
@@ -2264,10 +4282,16 @@
         </w:r>
       </w:hyperlink>
       <w:r>
+        <w:rPr>
+          <w:lang w:val="zh_TW" w:bidi="zh_TW"/>
+        </w:rPr>
         <w:t>，</w:t>
       </w:r>
       <w:hyperlink r:id="rId66">
         <w:r>
+          <w:rPr>
+            <w:lang w:val="zh_TW" w:bidi="zh_TW"/>
+          </w:rPr>
           <w:rPr>
             <w:color w:val="0000EE"/>
             <w:u w:val="single"/>
@@ -2276,10 +4300,16 @@
         </w:r>
       </w:hyperlink>
       <w:r>
+        <w:rPr>
+          <w:lang w:val="zh_TW" w:bidi="zh_TW"/>
+        </w:rPr>
         <w:t>；</w:t>
       </w:r>
       <w:hyperlink r:id="rId67">
         <w:r>
+          <w:rPr>
+            <w:lang w:val="zh_TW" w:bidi="zh_TW"/>
+          </w:rPr>
           <w:rPr>
             <w:color w:val="0000EE"/>
             <w:u w:val="single"/>
@@ -2288,6 +4318,9 @@
         </w:r>
       </w:hyperlink>
       <w:r>
+        <w:rPr>
+          <w:lang w:val="zh_TW" w:bidi="zh_TW"/>
+        </w:rPr>
         <w:t>）。</w:t>
       </w:r>
     </w:p>
@@ -2297,24 +4330,51 @@
         <w:spacing w:line="240" w:lineRule="auto"/>
         <w:ind w:left="720"/>
       </w:pPr>
-      <w:r/>
-      <w:r>
+      <w:r>
+        <w:rPr>
+          <w:lang w:val="zh_TW" w:bidi="zh_TW"/>
+        </w:rPr>
+      </w:r>
+      <w:r>
+        <w:rPr>
+          <w:lang w:val="zh_TW" w:bidi="zh_TW"/>
+        </w:rPr>
         <w:t>焉知你得了王后的位分不是為現今的機會嗎：以斯帖在這個關鍵時刻的興起，並不僅僅是命運的巧合——她作為薛西（亞哈隨魯）寵愛的妻子和王后的地位，是神賦予她的角色，以影響猶太人的歷史。</w:t>
       </w:r>
-      <w:r/>
-      <w:r/>
-    </w:p>
-    <w:p>
-      <w:r/>
+      <w:r>
+        <w:rPr>
+          <w:lang w:val="zh_TW" w:bidi="zh_TW"/>
+        </w:rPr>
+      </w:r>
+      <w:r>
+        <w:rPr>
+          <w:lang w:val="zh_TW" w:bidi="zh_TW"/>
+        </w:rPr>
+      </w:r>
+    </w:p>
+    <w:p>
+      <w:pPr/>
+      <w:r>
+        <w:rPr>
+          <w:lang w:val="zh_TW" w:bidi="zh_TW"/>
+        </w:rPr>
+      </w:r>
     </w:p>
     <w:p>
       <w:pPr>
         <w:pStyle w:val="Heading2"/>
       </w:pPr>
       <w:r>
+        <w:rPr>
+          <w:lang w:val="zh_TW" w:bidi="zh_TW"/>
+        </w:rPr>
         <w:t>以斯帖記 4:16</w:t>
       </w:r>
-      <w:r/>
+      <w:r>
+        <w:rPr>
+          <w:lang w:val="zh_TW" w:bidi="zh_TW"/>
+        </w:rPr>
+      </w:r>
     </w:p>
     <w:p>
       <w:pPr>
@@ -2322,8 +4382,15 @@
         <w:spacing w:line="240" w:lineRule="auto"/>
         <w:ind w:left="720"/>
       </w:pPr>
-      <w:r/>
-      <w:r>
+      <w:r>
+        <w:rPr>
+          <w:lang w:val="zh_TW" w:bidi="zh_TW"/>
+        </w:rPr>
+      </w:r>
+      <w:r>
+        <w:rPr>
+          <w:lang w:val="zh_TW" w:bidi="zh_TW"/>
+        </w:rPr>
         <w:t>為我禁食：以斯帖被說服了，但她希望儘可能有更多的猶太人同心禱告，求神介入拯救她的生命。</w:t>
       </w:r>
     </w:p>
@@ -2333,12 +4400,22 @@
         <w:spacing w:line="240" w:lineRule="auto"/>
         <w:ind w:left="720"/>
       </w:pPr>
-      <w:r/>
-      <w:r>
+      <w:r>
+        <w:rPr>
+          <w:lang w:val="zh_TW" w:bidi="zh_TW"/>
+        </w:rPr>
+      </w:r>
+      <w:r>
+        <w:rPr>
+          <w:lang w:val="zh_TW" w:bidi="zh_TW"/>
+        </w:rPr>
         <w:t>三晝三夜，不吃不喝：不吃任何食物或水的完全禁食，通常只能持續一天（</w:t>
       </w:r>
       <w:hyperlink r:id="rId68">
         <w:r>
+          <w:rPr>
+            <w:lang w:val="zh_TW" w:bidi="zh_TW"/>
+          </w:rPr>
           <w:rPr>
             <w:color w:val="0000EE"/>
             <w:u w:val="single"/>
@@ -2347,10 +4424,16 @@
         </w:r>
       </w:hyperlink>
       <w:r>
+        <w:rPr>
+          <w:lang w:val="zh_TW" w:bidi="zh_TW"/>
+        </w:rPr>
         <w:t>；</w:t>
       </w:r>
       <w:hyperlink r:id="rId69">
         <w:r>
+          <w:rPr>
+            <w:lang w:val="zh_TW" w:bidi="zh_TW"/>
+          </w:rPr>
           <w:rPr>
             <w:color w:val="0000EE"/>
             <w:u w:val="single"/>
@@ -2359,6 +4442,9 @@
         </w:r>
       </w:hyperlink>
       <w:r>
+        <w:rPr>
+          <w:lang w:val="zh_TW" w:bidi="zh_TW"/>
+        </w:rPr>
         <w:t>）。三天的禁食長度顯示情況的危急和對神介入的迫切需求。</w:t>
       </w:r>
     </w:p>
@@ -2368,8 +4454,15 @@
         <w:spacing w:line="240" w:lineRule="auto"/>
         <w:ind w:left="720"/>
       </w:pPr>
-      <w:r/>
-      <w:r>
+      <w:r>
+        <w:rPr>
+          <w:lang w:val="zh_TW" w:bidi="zh_TW"/>
+        </w:rPr>
+      </w:r>
+      <w:r>
+        <w:rPr>
+          <w:lang w:val="zh_TW" w:bidi="zh_TW"/>
+        </w:rPr>
         <w:t>然後我違例進去見王：儘管有危險，她下了決心要為她的同胞採取行動。</w:t>
       </w:r>
     </w:p>
@@ -2379,32 +4472,70 @@
         <w:spacing w:line="240" w:lineRule="auto"/>
         <w:ind w:left="720"/>
       </w:pPr>
-      <w:r/>
-      <w:r>
+      <w:r>
+        <w:rPr>
+          <w:lang w:val="zh_TW" w:bidi="zh_TW"/>
+        </w:rPr>
+      </w:r>
+      <w:r>
+        <w:rPr>
+          <w:lang w:val="zh_TW" w:bidi="zh_TW"/>
+        </w:rPr>
         <w:t>我若死就死吧：她和末底改一樣，都是有品格的人，儘管個人面臨危險，仍堅持做對的事。</w:t>
       </w:r>
-      <w:r/>
-      <w:r/>
-    </w:p>
-    <w:p>
-      <w:r/>
+      <w:r>
+        <w:rPr>
+          <w:lang w:val="zh_TW" w:bidi="zh_TW"/>
+        </w:rPr>
+      </w:r>
+      <w:r>
+        <w:rPr>
+          <w:lang w:val="zh_TW" w:bidi="zh_TW"/>
+        </w:rPr>
+      </w:r>
+    </w:p>
+    <w:p>
+      <w:pPr/>
+      <w:r>
+        <w:rPr>
+          <w:lang w:val="zh_TW" w:bidi="zh_TW"/>
+        </w:rPr>
+      </w:r>
     </w:p>
     <w:p>
       <w:pPr>
         <w:pStyle w:val="Heading2"/>
       </w:pPr>
       <w:r>
+        <w:rPr>
+          <w:lang w:val="zh_TW" w:bidi="zh_TW"/>
+        </w:rPr>
         <w:t>以斯帖記 5:2</w:t>
       </w:r>
-      <w:r/>
-    </w:p>
-    <w:p>
-      <w:r/>
-      <w:r>
+      <w:r>
+        <w:rPr>
+          <w:lang w:val="zh_TW" w:bidi="zh_TW"/>
+        </w:rPr>
+      </w:r>
+    </w:p>
+    <w:p>
+      <w:pPr/>
+      <w:r>
+        <w:rPr>
+          <w:lang w:val="zh_TW" w:bidi="zh_TW"/>
+        </w:rPr>
+      </w:r>
+      <w:r>
+        <w:rPr>
+          <w:lang w:val="zh_TW" w:bidi="zh_TW"/>
+        </w:rPr>
         <w:t>王……就施恩於她，向她伸出手中的金杖：她沒有因未經蒙召擅入見王而被殺（</w:t>
       </w:r>
       <w:hyperlink r:id="rId70">
         <w:r>
+          <w:rPr>
+            <w:lang w:val="zh_TW" w:bidi="zh_TW"/>
+          </w:rPr>
           <w:rPr>
             <w:color w:val="0000EE"/>
             <w:u w:val="single"/>
@@ -2413,10 +4544,16 @@
         </w:r>
       </w:hyperlink>
       <w:r>
+        <w:rPr>
+          <w:lang w:val="zh_TW" w:bidi="zh_TW"/>
+        </w:rPr>
         <w:t>、</w:t>
       </w:r>
       <w:hyperlink r:id="rId71">
         <w:r>
+          <w:rPr>
+            <w:lang w:val="zh_TW" w:bidi="zh_TW"/>
+          </w:rPr>
           <w:rPr>
             <w:color w:val="0000EE"/>
             <w:u w:val="single"/>
@@ -2425,50 +4562,112 @@
         </w:r>
       </w:hyperlink>
       <w:r>
+        <w:rPr>
+          <w:lang w:val="zh_TW" w:bidi="zh_TW"/>
+        </w:rPr>
         <w:t>）。</w:t>
       </w:r>
-      <w:r/>
-      <w:r/>
-    </w:p>
-    <w:p>
-      <w:r/>
+      <w:r>
+        <w:rPr>
+          <w:lang w:val="zh_TW" w:bidi="zh_TW"/>
+        </w:rPr>
+      </w:r>
+      <w:r>
+        <w:rPr>
+          <w:lang w:val="zh_TW" w:bidi="zh_TW"/>
+        </w:rPr>
+      </w:r>
+    </w:p>
+    <w:p>
+      <w:pPr/>
+      <w:r>
+        <w:rPr>
+          <w:lang w:val="zh_TW" w:bidi="zh_TW"/>
+        </w:rPr>
+      </w:r>
     </w:p>
     <w:p>
       <w:pPr>
         <w:pStyle w:val="Heading2"/>
       </w:pPr>
       <w:r>
+        <w:rPr>
+          <w:lang w:val="zh_TW" w:bidi="zh_TW"/>
+        </w:rPr>
         <w:t>以斯帖記 5:3</w:t>
       </w:r>
-      <w:r/>
-    </w:p>
-    <w:p>
-      <w:r/>
-      <w:r>
+      <w:r>
+        <w:rPr>
+          <w:lang w:val="zh_TW" w:bidi="zh_TW"/>
+        </w:rPr>
+      </w:r>
+    </w:p>
+    <w:p>
+      <w:pPr/>
+      <w:r>
+        <w:rPr>
+          <w:lang w:val="zh_TW" w:bidi="zh_TW"/>
+        </w:rPr>
+      </w:r>
+      <w:r>
+        <w:rPr>
+          <w:lang w:val="zh_TW" w:bidi="zh_TW"/>
+        </w:rPr>
         <w:t>就是國的一半也必賜給你！這句傳統的慣用語意味著王會慷慨地滿足她的要求。王不希望有任何事防止以斯帖說出完整的實情。</w:t>
       </w:r>
-      <w:r/>
-      <w:r/>
-    </w:p>
-    <w:p>
-      <w:r/>
+      <w:r>
+        <w:rPr>
+          <w:lang w:val="zh_TW" w:bidi="zh_TW"/>
+        </w:rPr>
+      </w:r>
+      <w:r>
+        <w:rPr>
+          <w:lang w:val="zh_TW" w:bidi="zh_TW"/>
+        </w:rPr>
+      </w:r>
+    </w:p>
+    <w:p>
+      <w:pPr/>
+      <w:r>
+        <w:rPr>
+          <w:lang w:val="zh_TW" w:bidi="zh_TW"/>
+        </w:rPr>
+      </w:r>
     </w:p>
     <w:p>
       <w:pPr>
         <w:pStyle w:val="Heading2"/>
       </w:pPr>
       <w:r>
+        <w:rPr>
+          <w:lang w:val="zh_TW" w:bidi="zh_TW"/>
+        </w:rPr>
         <w:t>以斯帖記 5:4</w:t>
       </w:r>
-      <w:r/>
-    </w:p>
-    <w:p>
-      <w:r/>
-      <w:r>
+      <w:r>
+        <w:rPr>
+          <w:lang w:val="zh_TW" w:bidi="zh_TW"/>
+        </w:rPr>
+      </w:r>
+    </w:p>
+    <w:p>
+      <w:pPr/>
+      <w:r>
+        <w:rPr>
+          <w:lang w:val="zh_TW" w:bidi="zh_TW"/>
+        </w:rPr>
+      </w:r>
+      <w:r>
+        <w:rPr>
+          <w:lang w:val="zh_TW" w:bidi="zh_TW"/>
+        </w:rPr>
         <w:t>王若以為美：以斯帖表現出適當的敬意（參</w:t>
       </w:r>
       <w:hyperlink r:id="rId72">
         <w:r>
+          <w:rPr>
+            <w:lang w:val="zh_TW" w:bidi="zh_TW"/>
+          </w:rPr>
           <w:rPr>
             <w:color w:val="0000EE"/>
             <w:u w:val="single"/>
@@ -2477,30 +4676,64 @@
         </w:r>
       </w:hyperlink>
       <w:r>
+        <w:rPr>
+          <w:lang w:val="zh_TW" w:bidi="zh_TW"/>
+        </w:rPr>
         <w:t>）。</w:t>
       </w:r>
-      <w:r/>
-      <w:r/>
-    </w:p>
-    <w:p>
-      <w:r/>
+      <w:r>
+        <w:rPr>
+          <w:lang w:val="zh_TW" w:bidi="zh_TW"/>
+        </w:rPr>
+      </w:r>
+      <w:r>
+        <w:rPr>
+          <w:lang w:val="zh_TW" w:bidi="zh_TW"/>
+        </w:rPr>
+      </w:r>
+    </w:p>
+    <w:p>
+      <w:pPr/>
+      <w:r>
+        <w:rPr>
+          <w:lang w:val="zh_TW" w:bidi="zh_TW"/>
+        </w:rPr>
+      </w:r>
     </w:p>
     <w:p>
       <w:pPr>
         <w:pStyle w:val="Heading2"/>
       </w:pPr>
       <w:r>
+        <w:rPr>
+          <w:lang w:val="zh_TW" w:bidi="zh_TW"/>
+        </w:rPr>
         <w:t>以斯帖記 5:8</w:t>
       </w:r>
-      <w:r/>
-    </w:p>
-    <w:p>
-      <w:r/>
-      <w:r>
+      <w:r>
+        <w:rPr>
+          <w:lang w:val="zh_TW" w:bidi="zh_TW"/>
+        </w:rPr>
+      </w:r>
+    </w:p>
+    <w:p>
+      <w:pPr/>
+      <w:r>
+        <w:rPr>
+          <w:lang w:val="zh_TW" w:bidi="zh_TW"/>
+        </w:rPr>
+      </w:r>
+      <w:r>
+        <w:rPr>
+          <w:lang w:val="zh_TW" w:bidi="zh_TW"/>
+        </w:rPr>
         <w:t>就請……赴……明日：這是慣常的禮儀，不急於請求恩惠或進行協議，以免顯得焦急。這個延遲提供了機會讓薛西（亞哈隨魯）發現末底改的忠心之舉，從而挫敗哈曼的計謀（見</w:t>
       </w:r>
       <w:hyperlink r:id="rId40">
         <w:r>
+          <w:rPr>
+            <w:lang w:val="zh_TW" w:bidi="zh_TW"/>
+          </w:rPr>
           <w:rPr>
             <w:color w:val="0000EE"/>
             <w:u w:val="single"/>
@@ -2509,36 +4742,76 @@
         </w:r>
       </w:hyperlink>
       <w:r>
+        <w:rPr>
+          <w:lang w:val="zh_TW" w:bidi="zh_TW"/>
+        </w:rPr>
         <w:t>）。</w:t>
       </w:r>
-      <w:r/>
-      <w:r/>
-    </w:p>
-    <w:p>
-      <w:r/>
+      <w:r>
+        <w:rPr>
+          <w:lang w:val="zh_TW" w:bidi="zh_TW"/>
+        </w:rPr>
+      </w:r>
+      <w:r>
+        <w:rPr>
+          <w:lang w:val="zh_TW" w:bidi="zh_TW"/>
+        </w:rPr>
+      </w:r>
+    </w:p>
+    <w:p>
+      <w:pPr/>
+      <w:r>
+        <w:rPr>
+          <w:lang w:val="zh_TW" w:bidi="zh_TW"/>
+        </w:rPr>
+      </w:r>
     </w:p>
     <w:p>
       <w:pPr>
         <w:pStyle w:val="Heading2"/>
       </w:pPr>
       <w:r>
+        <w:rPr>
+          <w:lang w:val="zh_TW" w:bidi="zh_TW"/>
+        </w:rPr>
         <w:t>以斯帖記 5:9</w:t>
       </w:r>
-      <w:r/>
-    </w:p>
-    <w:p>
-      <w:r/>
-      <w:r>
+      <w:r>
+        <w:rPr>
+          <w:lang w:val="zh_TW" w:bidi="zh_TW"/>
+        </w:rPr>
+      </w:r>
+    </w:p>
+    <w:p>
+      <w:pPr/>
+      <w:r>
+        <w:rPr>
+          <w:lang w:val="zh_TW" w:bidi="zh_TW"/>
+        </w:rPr>
+      </w:r>
+      <w:r>
+        <w:rPr>
+          <w:lang w:val="zh_TW" w:bidi="zh_TW"/>
+        </w:rPr>
         <w:t>末底改的禁食已經結束，他回到朝門，按著他官員的身份行事。他既不站起來，</w:t>
       </w:r>
       <w:r>
+        <w:rPr>
+          <w:lang w:val="zh_TW" w:bidi="zh_TW"/>
+        </w:rPr>
         <w:t>也毫無畏懼，更加堅定地拒絕向哈曼致敬</w:t>
       </w:r>
       <w:r>
+        <w:rPr>
+          <w:lang w:val="zh_TW" w:bidi="zh_TW"/>
+        </w:rPr>
         <w:t>（參</w:t>
       </w:r>
       <w:hyperlink r:id="rId73">
         <w:r>
+          <w:rPr>
+            <w:lang w:val="zh_TW" w:bidi="zh_TW"/>
+          </w:rPr>
           <w:rPr>
             <w:color w:val="0000EE"/>
             <w:u w:val="single"/>
@@ -2547,42 +4820,93 @@
         </w:r>
       </w:hyperlink>
       <w:r>
+        <w:rPr>
+          <w:lang w:val="zh_TW" w:bidi="zh_TW"/>
+        </w:rPr>
         <w:t>）。</w:t>
       </w:r>
-      <w:r/>
-      <w:r/>
-    </w:p>
-    <w:p>
-      <w:r/>
+      <w:r>
+        <w:rPr>
+          <w:lang w:val="zh_TW" w:bidi="zh_TW"/>
+        </w:rPr>
+      </w:r>
+      <w:r>
+        <w:rPr>
+          <w:lang w:val="zh_TW" w:bidi="zh_TW"/>
+        </w:rPr>
+      </w:r>
+    </w:p>
+    <w:p>
+      <w:pPr/>
+      <w:r>
+        <w:rPr>
+          <w:lang w:val="zh_TW" w:bidi="zh_TW"/>
+        </w:rPr>
+      </w:r>
     </w:p>
     <w:p>
       <w:pPr>
         <w:pStyle w:val="Heading2"/>
       </w:pPr>
       <w:r>
+        <w:rPr>
+          <w:lang w:val="zh_TW" w:bidi="zh_TW"/>
+        </w:rPr>
         <w:t>以斯帖記 5:9–14</w:t>
       </w:r>
-      <w:r/>
-    </w:p>
-    <w:p>
-      <w:r/>
-      <w:r>
+      <w:r>
+        <w:rPr>
+          <w:lang w:val="zh_TW" w:bidi="zh_TW"/>
+        </w:rPr>
+      </w:r>
+    </w:p>
+    <w:p>
+      <w:pPr/>
+      <w:r>
+        <w:rPr>
+          <w:lang w:val="zh_TW" w:bidi="zh_TW"/>
+        </w:rPr>
+      </w:r>
+      <w:r>
+        <w:rPr>
+          <w:lang w:val="zh_TW" w:bidi="zh_TW"/>
+        </w:rPr>
         <w:t>這段簡短的插曲強調了哈曼對末底改的深仇大恨。</w:t>
       </w:r>
-      <w:r/>
-      <w:r/>
-    </w:p>
-    <w:p>
-      <w:r/>
+      <w:r>
+        <w:rPr>
+          <w:lang w:val="zh_TW" w:bidi="zh_TW"/>
+        </w:rPr>
+      </w:r>
+      <w:r>
+        <w:rPr>
+          <w:lang w:val="zh_TW" w:bidi="zh_TW"/>
+        </w:rPr>
+      </w:r>
+    </w:p>
+    <w:p>
+      <w:pPr/>
+      <w:r>
+        <w:rPr>
+          <w:lang w:val="zh_TW" w:bidi="zh_TW"/>
+        </w:rPr>
+      </w:r>
     </w:p>
     <w:p>
       <w:pPr>
         <w:pStyle w:val="Heading2"/>
       </w:pPr>
       <w:r>
+        <w:rPr>
+          <w:lang w:val="zh_TW" w:bidi="zh_TW"/>
+        </w:rPr>
         <w:t>以斯帖記 5:14</w:t>
       </w:r>
-      <w:r/>
+      <w:r>
+        <w:rPr>
+          <w:lang w:val="zh_TW" w:bidi="zh_TW"/>
+        </w:rPr>
+      </w:r>
     </w:p>
     <w:p>
       <w:pPr>
@@ -2590,12 +4914,22 @@
         <w:spacing w:line="240" w:lineRule="auto"/>
         <w:ind w:left="720"/>
       </w:pPr>
-      <w:r/>
-      <w:r>
+      <w:r>
+        <w:rPr>
+          <w:lang w:val="zh_TW" w:bidi="zh_TW"/>
+        </w:rPr>
+      </w:r>
+      <w:r>
+        <w:rPr>
+          <w:lang w:val="zh_TW" w:bidi="zh_TW"/>
+        </w:rPr>
         <w:t>木架是一種常見的處決工具（另見</w:t>
       </w:r>
       <w:hyperlink r:id="rId74">
         <w:r>
+          <w:rPr>
+            <w:lang w:val="zh_TW" w:bidi="zh_TW"/>
+          </w:rPr>
           <w:rPr>
             <w:color w:val="0000EE"/>
             <w:u w:val="single"/>
@@ -2604,10 +4938,16 @@
         </w:r>
       </w:hyperlink>
       <w:r>
+        <w:rPr>
+          <w:lang w:val="zh_TW" w:bidi="zh_TW"/>
+        </w:rPr>
         <w:t>；</w:t>
       </w:r>
       <w:hyperlink r:id="rId75">
         <w:r>
+          <w:rPr>
+            <w:lang w:val="zh_TW" w:bidi="zh_TW"/>
+          </w:rPr>
           <w:rPr>
             <w:color w:val="0000EE"/>
             <w:u w:val="single"/>
@@ -2616,10 +4956,16 @@
         </w:r>
       </w:hyperlink>
       <w:r>
+        <w:rPr>
+          <w:lang w:val="zh_TW" w:bidi="zh_TW"/>
+        </w:rPr>
         <w:t>、</w:t>
       </w:r>
       <w:hyperlink r:id="rId76">
         <w:r>
+          <w:rPr>
+            <w:lang w:val="zh_TW" w:bidi="zh_TW"/>
+          </w:rPr>
           <w:rPr>
             <w:color w:val="0000EE"/>
             <w:u w:val="single"/>
@@ -2628,10 +4974,16 @@
         </w:r>
       </w:hyperlink>
       <w:r>
+        <w:rPr>
+          <w:lang w:val="zh_TW" w:bidi="zh_TW"/>
+        </w:rPr>
         <w:t>；</w:t>
       </w:r>
       <w:hyperlink r:id="rId77">
         <w:r>
+          <w:rPr>
+            <w:lang w:val="zh_TW" w:bidi="zh_TW"/>
+          </w:rPr>
           <w:rPr>
             <w:color w:val="0000EE"/>
             <w:u w:val="single"/>
@@ -2640,6 +4992,9 @@
         </w:r>
       </w:hyperlink>
       <w:r>
+        <w:rPr>
+          <w:lang w:val="zh_TW" w:bidi="zh_TW"/>
+        </w:rPr>
         <w:t>）。</w:t>
       </w:r>
     </w:p>
@@ -2649,45 +5004,88 @@
         <w:spacing w:line="240" w:lineRule="auto"/>
         <w:ind w:left="720"/>
       </w:pPr>
-      <w:r/>
-      <w:r>
+      <w:r>
+        <w:rPr>
+          <w:lang w:val="zh_TW" w:bidi="zh_TW"/>
+        </w:rPr>
+      </w:r>
+      <w:r>
+        <w:rPr>
+          <w:lang w:val="zh_TW" w:bidi="zh_TW"/>
+        </w:rPr>
         <w:t>五丈（約七十五英尺或希伯來度量的五十肘）</w:t>
       </w:r>
       <w:r>
+        <w:rPr>
+          <w:lang w:val="zh_TW" w:bidi="zh_TW"/>
+        </w:rPr>
         <w:t>的高度極不尋常</w:t>
       </w:r>
       <w:r>
+        <w:rPr>
+          <w:lang w:val="zh_TW" w:bidi="zh_TW"/>
+        </w:rPr>
         <w:t>，哈曼想以末底改作為警戒，讓所有人看到他的屍體。這個數字可能是為了增強效果的誇張用法——</w:t>
       </w:r>
       <w:r>
         <w:rPr>
           <w:i/>
+          <w:lang w:val="zh_TW" w:bidi="zh_TW"/>
         </w:rPr>
         <w:t>五十肘</w:t>
       </w:r>
       <w:r>
+        <w:rPr>
+          <w:lang w:val="zh_TW" w:bidi="zh_TW"/>
+        </w:rPr>
         <w:t>顯然是一個整數——也可能是指一根</w:t>
       </w:r>
       <w:r>
+        <w:rPr>
+          <w:lang w:val="zh_TW" w:bidi="zh_TW"/>
+        </w:rPr>
         <w:t>豎立在城牆高處、供公眾觀看的木柱</w:t>
       </w:r>
       <w:r>
+        <w:rPr>
+          <w:lang w:val="zh_TW" w:bidi="zh_TW"/>
+        </w:rPr>
         <w:t>。</w:t>
       </w:r>
-      <w:r/>
-      <w:r/>
-    </w:p>
-    <w:p>
-      <w:r/>
+      <w:r>
+        <w:rPr>
+          <w:lang w:val="zh_TW" w:bidi="zh_TW"/>
+        </w:rPr>
+      </w:r>
+      <w:r>
+        <w:rPr>
+          <w:lang w:val="zh_TW" w:bidi="zh_TW"/>
+        </w:rPr>
+      </w:r>
+    </w:p>
+    <w:p>
+      <w:pPr/>
+      <w:r>
+        <w:rPr>
+          <w:lang w:val="zh_TW" w:bidi="zh_TW"/>
+        </w:rPr>
+      </w:r>
     </w:p>
     <w:p>
       <w:pPr>
         <w:pStyle w:val="Heading2"/>
       </w:pPr>
       <w:r>
+        <w:rPr>
+          <w:lang w:val="zh_TW" w:bidi="zh_TW"/>
+        </w:rPr>
         <w:t>以斯帖記 6:1</w:t>
       </w:r>
-      <w:r/>
+      <w:r>
+        <w:rPr>
+          <w:lang w:val="zh_TW" w:bidi="zh_TW"/>
+        </w:rPr>
+      </w:r>
     </w:p>
     <w:p>
       <w:pPr>
@@ -2695,8 +5093,15 @@
         <w:spacing w:line="240" w:lineRule="auto"/>
         <w:ind w:left="720"/>
       </w:pPr>
-      <w:r/>
-      <w:r>
+      <w:r>
+        <w:rPr>
+          <w:lang w:val="zh_TW" w:bidi="zh_TW"/>
+        </w:rPr>
+      </w:r>
+      <w:r>
+        <w:rPr>
+          <w:lang w:val="zh_TW" w:bidi="zh_TW"/>
+        </w:rPr>
         <w:t>王睡不着覺：神正在作工保護以斯帖和末底改。</w:t>
       </w:r>
     </w:p>
@@ -2706,32 +5111,70 @@
         <w:spacing w:line="240" w:lineRule="auto"/>
         <w:ind w:left="720"/>
       </w:pPr>
-      <w:r/>
-      <w:r>
+      <w:r>
+        <w:rPr>
+          <w:lang w:val="zh_TW" w:bidi="zh_TW"/>
+        </w:rPr>
+      </w:r>
+      <w:r>
+        <w:rPr>
+          <w:lang w:val="zh_TW" w:bidi="zh_TW"/>
+        </w:rPr>
         <w:t>他治國的歷史書（和合本譯為：歷史）：古代的君王會記錄自己在位期間的政事編年史。</w:t>
       </w:r>
-      <w:r/>
-      <w:r/>
-    </w:p>
-    <w:p>
-      <w:r/>
+      <w:r>
+        <w:rPr>
+          <w:lang w:val="zh_TW" w:bidi="zh_TW"/>
+        </w:rPr>
+      </w:r>
+      <w:r>
+        <w:rPr>
+          <w:lang w:val="zh_TW" w:bidi="zh_TW"/>
+        </w:rPr>
+      </w:r>
+    </w:p>
+    <w:p>
+      <w:pPr/>
+      <w:r>
+        <w:rPr>
+          <w:lang w:val="zh_TW" w:bidi="zh_TW"/>
+        </w:rPr>
+      </w:r>
     </w:p>
     <w:p>
       <w:pPr>
         <w:pStyle w:val="Heading2"/>
       </w:pPr>
       <w:r>
+        <w:rPr>
+          <w:lang w:val="zh_TW" w:bidi="zh_TW"/>
+        </w:rPr>
         <w:t>以斯帖記 6:2</w:t>
       </w:r>
-      <w:r/>
-    </w:p>
-    <w:p>
-      <w:r/>
-      <w:r>
+      <w:r>
+        <w:rPr>
+          <w:lang w:val="zh_TW" w:bidi="zh_TW"/>
+        </w:rPr>
+      </w:r>
+    </w:p>
+    <w:p>
+      <w:pPr/>
+      <w:r>
+        <w:rPr>
+          <w:lang w:val="zh_TW" w:bidi="zh_TW"/>
+        </w:rPr>
+      </w:r>
+      <w:r>
+        <w:rPr>
+          <w:lang w:val="zh_TW" w:bidi="zh_TW"/>
+        </w:rPr>
         <w:t>在神的旨意之下，王的臣僕偶然翻開的正是記載末底改揭露謀害之事的那頁。（</w:t>
       </w:r>
       <w:hyperlink r:id="rId35">
         <w:r>
+          <w:rPr>
+            <w:lang w:val="zh_TW" w:bidi="zh_TW"/>
+          </w:rPr>
           <w:rPr>
             <w:color w:val="0000EE"/>
             <w:u w:val="single"/>
@@ -2740,68 +5183,153 @@
         </w:r>
       </w:hyperlink>
       <w:r>
+        <w:rPr>
+          <w:lang w:val="zh_TW" w:bidi="zh_TW"/>
+        </w:rPr>
         <w:t>）。</w:t>
       </w:r>
-      <w:r/>
-      <w:r/>
-    </w:p>
-    <w:p>
-      <w:r/>
+      <w:r>
+        <w:rPr>
+          <w:lang w:val="zh_TW" w:bidi="zh_TW"/>
+        </w:rPr>
+      </w:r>
+      <w:r>
+        <w:rPr>
+          <w:lang w:val="zh_TW" w:bidi="zh_TW"/>
+        </w:rPr>
+      </w:r>
+    </w:p>
+    <w:p>
+      <w:pPr/>
+      <w:r>
+        <w:rPr>
+          <w:lang w:val="zh_TW" w:bidi="zh_TW"/>
+        </w:rPr>
+      </w:r>
     </w:p>
     <w:p>
       <w:pPr>
         <w:pStyle w:val="Heading2"/>
       </w:pPr>
       <w:r>
+        <w:rPr>
+          <w:lang w:val="zh_TW" w:bidi="zh_TW"/>
+        </w:rPr>
         <w:t>以斯帖記 6:3</w:t>
       </w:r>
-      <w:r/>
-    </w:p>
-    <w:p>
-      <w:r/>
-      <w:r>
+      <w:r>
+        <w:rPr>
+          <w:lang w:val="zh_TW" w:bidi="zh_TW"/>
+        </w:rPr>
+      </w:r>
+    </w:p>
+    <w:p>
+      <w:pPr/>
+      <w:r>
+        <w:rPr>
+          <w:lang w:val="zh_TW" w:bidi="zh_TW"/>
+        </w:rPr>
+      </w:r>
+      <w:r>
+        <w:rPr>
+          <w:lang w:val="zh_TW" w:bidi="zh_TW"/>
+        </w:rPr>
         <w:t>末底改行了這事，賜他甚麼尊榮爵位沒有？波斯王向來以慷慨對待支持者著稱，所以王可能對</w:t>
       </w:r>
       <w:r>
+        <w:rPr>
+          <w:lang w:val="zh_TW" w:bidi="zh_TW"/>
+        </w:rPr>
         <w:t>什麼都還沒做</w:t>
       </w:r>
       <w:r>
+        <w:rPr>
+          <w:lang w:val="zh_TW" w:bidi="zh_TW"/>
+        </w:rPr>
         <w:t>而感到驚訝。</w:t>
       </w:r>
-      <w:r/>
-      <w:r/>
-    </w:p>
-    <w:p>
-      <w:r/>
+      <w:r>
+        <w:rPr>
+          <w:lang w:val="zh_TW" w:bidi="zh_TW"/>
+        </w:rPr>
+      </w:r>
+      <w:r>
+        <w:rPr>
+          <w:lang w:val="zh_TW" w:bidi="zh_TW"/>
+        </w:rPr>
+      </w:r>
+    </w:p>
+    <w:p>
+      <w:pPr/>
+      <w:r>
+        <w:rPr>
+          <w:lang w:val="zh_TW" w:bidi="zh_TW"/>
+        </w:rPr>
+      </w:r>
     </w:p>
     <w:p>
       <w:pPr>
         <w:pStyle w:val="Heading2"/>
       </w:pPr>
       <w:r>
+        <w:rPr>
+          <w:lang w:val="zh_TW" w:bidi="zh_TW"/>
+        </w:rPr>
         <w:t>以斯帖記 6:4–6</w:t>
       </w:r>
-      <w:r/>
-    </w:p>
-    <w:p>
-      <w:r/>
-      <w:r>
+      <w:r>
+        <w:rPr>
+          <w:lang w:val="zh_TW" w:bidi="zh_TW"/>
+        </w:rPr>
+      </w:r>
+    </w:p>
+    <w:p>
+      <w:pPr/>
+      <w:r>
+        <w:rPr>
+          <w:lang w:val="zh_TW" w:bidi="zh_TW"/>
+        </w:rPr>
+      </w:r>
+      <w:r>
+        <w:rPr>
+          <w:lang w:val="zh_TW" w:bidi="zh_TW"/>
+        </w:rPr>
         <w:t>正當王思量如何尊榮末底改時，哈曼來到，要尋求處死末底改。敘事者帶著強烈的諷意，講述王向哈曼諮詢如何獎勵末底改。</w:t>
       </w:r>
-      <w:r/>
-      <w:r/>
-    </w:p>
-    <w:p>
-      <w:r/>
+      <w:r>
+        <w:rPr>
+          <w:lang w:val="zh_TW" w:bidi="zh_TW"/>
+        </w:rPr>
+      </w:r>
+      <w:r>
+        <w:rPr>
+          <w:lang w:val="zh_TW" w:bidi="zh_TW"/>
+        </w:rPr>
+      </w:r>
+    </w:p>
+    <w:p>
+      <w:pPr/>
+      <w:r>
+        <w:rPr>
+          <w:lang w:val="zh_TW" w:bidi="zh_TW"/>
+        </w:rPr>
+      </w:r>
     </w:p>
     <w:p>
       <w:pPr>
         <w:pStyle w:val="Heading2"/>
       </w:pPr>
       <w:r>
+        <w:rPr>
+          <w:lang w:val="zh_TW" w:bidi="zh_TW"/>
+        </w:rPr>
         <w:t>以斯帖記 6:7–9</w:t>
       </w:r>
-      <w:r/>
+      <w:r>
+        <w:rPr>
+          <w:lang w:val="zh_TW" w:bidi="zh_TW"/>
+        </w:rPr>
+      </w:r>
     </w:p>
     <w:p>
       <w:pPr>
@@ -2809,8 +5337,15 @@
         <w:spacing w:line="240" w:lineRule="auto"/>
         <w:ind w:left="720"/>
       </w:pPr>
-      <w:r/>
-      <w:r>
+      <w:r>
+        <w:rPr>
+          <w:lang w:val="zh_TW" w:bidi="zh_TW"/>
+        </w:rPr>
+      </w:r>
+      <w:r>
+        <w:rPr>
+          <w:lang w:val="zh_TW" w:bidi="zh_TW"/>
+        </w:rPr>
         <w:t>哈曼喜歡得到公開的讚美和認可。他想要被尊為王，穿上王的朝服，騎上王的馬；換句話說，他想要當一天的王。</w:t>
       </w:r>
     </w:p>
@@ -2820,12 +5355,22 @@
         <w:spacing w:line="240" w:lineRule="auto"/>
         <w:ind w:left="720"/>
       </w:pPr>
-      <w:r/>
-      <w:r>
+      <w:r>
+        <w:rPr>
+          <w:lang w:val="zh_TW" w:bidi="zh_TW"/>
+        </w:rPr>
+      </w:r>
+      <w:r>
+        <w:rPr>
+          <w:lang w:val="zh_TW" w:bidi="zh_TW"/>
+        </w:rPr>
         <w:t>哈曼以為王的另一位高貴官員會在書珊城的街道上尊榮他。然而，哈曼卻是自己要成為這個角色，為末底改行這禮（</w:t>
       </w:r>
       <w:hyperlink r:id="rId78">
         <w:r>
+          <w:rPr>
+            <w:lang w:val="zh_TW" w:bidi="zh_TW"/>
+          </w:rPr>
           <w:rPr>
             <w:color w:val="0000EE"/>
             <w:u w:val="single"/>
@@ -2834,62 +5379,141 @@
         </w:r>
       </w:hyperlink>
       <w:r>
+        <w:rPr>
+          <w:lang w:val="zh_TW" w:bidi="zh_TW"/>
+        </w:rPr>
         <w:t>）。</w:t>
       </w:r>
-      <w:r/>
-      <w:r/>
-    </w:p>
-    <w:p>
-      <w:r/>
+      <w:r>
+        <w:rPr>
+          <w:lang w:val="zh_TW" w:bidi="zh_TW"/>
+        </w:rPr>
+      </w:r>
+      <w:r>
+        <w:rPr>
+          <w:lang w:val="zh_TW" w:bidi="zh_TW"/>
+        </w:rPr>
+      </w:r>
+    </w:p>
+    <w:p>
+      <w:pPr/>
+      <w:r>
+        <w:rPr>
+          <w:lang w:val="zh_TW" w:bidi="zh_TW"/>
+        </w:rPr>
+      </w:r>
     </w:p>
     <w:p>
       <w:pPr>
         <w:pStyle w:val="Heading2"/>
       </w:pPr>
       <w:r>
+        <w:rPr>
+          <w:lang w:val="zh_TW" w:bidi="zh_TW"/>
+        </w:rPr>
         <w:t>以斯帖記 6:10–12</w:t>
       </w:r>
-      <w:r/>
-    </w:p>
-    <w:p>
-      <w:r/>
-      <w:r>
+      <w:r>
+        <w:rPr>
+          <w:lang w:val="zh_TW" w:bidi="zh_TW"/>
+        </w:rPr>
+      </w:r>
+    </w:p>
+    <w:p>
+      <w:pPr/>
+      <w:r>
+        <w:rPr>
+          <w:lang w:val="zh_TW" w:bidi="zh_TW"/>
+        </w:rPr>
+      </w:r>
+      <w:r>
+        <w:rPr>
+          <w:lang w:val="zh_TW" w:bidi="zh_TW"/>
+        </w:rPr>
         <w:t>照你所說的，向……猶大人末底改去行：對於這個徹底的反轉，哈曼震驚不已，只能完全遵從王的命令，絲毫不差地執行。</w:t>
       </w:r>
-      <w:r/>
-      <w:r/>
-    </w:p>
-    <w:p>
-      <w:r/>
+      <w:r>
+        <w:rPr>
+          <w:lang w:val="zh_TW" w:bidi="zh_TW"/>
+        </w:rPr>
+      </w:r>
+      <w:r>
+        <w:rPr>
+          <w:lang w:val="zh_TW" w:bidi="zh_TW"/>
+        </w:rPr>
+      </w:r>
+    </w:p>
+    <w:p>
+      <w:pPr/>
+      <w:r>
+        <w:rPr>
+          <w:lang w:val="zh_TW" w:bidi="zh_TW"/>
+        </w:rPr>
+      </w:r>
     </w:p>
     <w:p>
       <w:pPr>
         <w:pStyle w:val="Heading2"/>
       </w:pPr>
       <w:r>
+        <w:rPr>
+          <w:lang w:val="zh_TW" w:bidi="zh_TW"/>
+        </w:rPr>
         <w:t>以斯帖記 6:13</w:t>
       </w:r>
-      <w:r/>
-    </w:p>
-    <w:p>
-      <w:r/>
-      <w:r>
+      <w:r>
+        <w:rPr>
+          <w:lang w:val="zh_TW" w:bidi="zh_TW"/>
+        </w:rPr>
+      </w:r>
+    </w:p>
+    <w:p>
+      <w:pPr/>
+      <w:r>
+        <w:rPr>
+          <w:lang w:val="zh_TW" w:bidi="zh_TW"/>
+        </w:rPr>
+      </w:r>
+      <w:r>
+        <w:rPr>
+          <w:lang w:val="zh_TW" w:bidi="zh_TW"/>
+        </w:rPr>
         <w:t>你在末底改面前始而敗落，他如果是猶大人，你必不能勝他：哈曼的妻子和朋友們可看出這不僅僅是一系列的巧合。經文並未說明，為何細利斯和他的朋友們認為末底改是猶太人的這一事實，意味著哈曼的計畫必然無法得逞。</w:t>
       </w:r>
-      <w:r/>
-      <w:r/>
-    </w:p>
-    <w:p>
-      <w:r/>
+      <w:r>
+        <w:rPr>
+          <w:lang w:val="zh_TW" w:bidi="zh_TW"/>
+        </w:rPr>
+      </w:r>
+      <w:r>
+        <w:rPr>
+          <w:lang w:val="zh_TW" w:bidi="zh_TW"/>
+        </w:rPr>
+      </w:r>
+    </w:p>
+    <w:p>
+      <w:pPr/>
+      <w:r>
+        <w:rPr>
+          <w:lang w:val="zh_TW" w:bidi="zh_TW"/>
+        </w:rPr>
+      </w:r>
     </w:p>
     <w:p>
       <w:pPr>
         <w:pStyle w:val="Heading2"/>
       </w:pPr>
       <w:r>
+        <w:rPr>
+          <w:lang w:val="zh_TW" w:bidi="zh_TW"/>
+        </w:rPr>
         <w:t>以斯帖記 7:3–4</w:t>
       </w:r>
-      <w:r/>
+      <w:r>
+        <w:rPr>
+          <w:lang w:val="zh_TW" w:bidi="zh_TW"/>
+        </w:rPr>
+      </w:r>
     </w:p>
     <w:p>
       <w:pPr>
@@ -2897,8 +5521,15 @@
         <w:spacing w:line="240" w:lineRule="auto"/>
         <w:ind w:left="720"/>
       </w:pPr>
-      <w:r/>
-      <w:r>
+      <w:r>
+        <w:rPr>
+          <w:lang w:val="zh_TW" w:bidi="zh_TW"/>
+        </w:rPr>
+      </w:r>
+      <w:r>
+        <w:rPr>
+          <w:lang w:val="zh_TW" w:bidi="zh_TW"/>
+        </w:rPr>
         <w:t>我的性命……我的本族〔的性命〕（譯註：和合本未譯出「性命」）：有人想要殺死王后和她的本族，這一信息勢必令王感到震驚且錯愕。</w:t>
       </w:r>
     </w:p>
@@ -2908,12 +5539,22 @@
         <w:spacing w:line="240" w:lineRule="auto"/>
         <w:ind w:left="720"/>
       </w:pPr>
-      <w:r/>
-      <w:r>
+      <w:r>
+        <w:rPr>
+          <w:lang w:val="zh_TW" w:bidi="zh_TW"/>
+        </w:rPr>
+      </w:r>
+      <w:r>
+        <w:rPr>
+          <w:lang w:val="zh_TW" w:bidi="zh_TW"/>
+        </w:rPr>
         <w:t>我和我的本族被賣了：以斯帖謹慎地提及哈曼為使詔令被批准而向王所付的高昂代價（</w:t>
       </w:r>
       <w:hyperlink r:id="rId79">
         <w:r>
+          <w:rPr>
+            <w:lang w:val="zh_TW" w:bidi="zh_TW"/>
+          </w:rPr>
           <w:rPr>
             <w:color w:val="0000EE"/>
             <w:u w:val="single"/>
@@ -2922,10 +5563,16 @@
         </w:r>
       </w:hyperlink>
       <w:r>
+        <w:rPr>
+          <w:lang w:val="zh_TW" w:bidi="zh_TW"/>
+        </w:rPr>
         <w:t>）。她還使用了哈曼詔令中的確切用語，說明詔令的目的是要剪除、殺戮和滅絕（參</w:t>
       </w:r>
       <w:hyperlink r:id="rId80">
         <w:r>
+          <w:rPr>
+            <w:lang w:val="zh_TW" w:bidi="zh_TW"/>
+          </w:rPr>
           <w:rPr>
             <w:color w:val="0000EE"/>
             <w:u w:val="single"/>
@@ -2934,6 +5581,9 @@
         </w:r>
       </w:hyperlink>
       <w:r>
+        <w:rPr>
+          <w:lang w:val="zh_TW" w:bidi="zh_TW"/>
+        </w:rPr>
         <w:t>）。</w:t>
       </w:r>
     </w:p>
@@ -2943,38 +5593,82 @@
         <w:spacing w:line="240" w:lineRule="auto"/>
         <w:ind w:left="720"/>
       </w:pPr>
-      <w:r/>
-      <w:r>
+      <w:r>
+        <w:rPr>
+          <w:lang w:val="zh_TW" w:bidi="zh_TW"/>
+        </w:rPr>
+      </w:r>
+      <w:r>
+        <w:rPr>
+          <w:lang w:val="zh_TW" w:bidi="zh_TW"/>
+        </w:rPr>
         <w:t>我們若被賣為奴為婢，我也閉口不言：以斯帖謙卑地說明自己的請求，是因為這場針對她和她本族的攻擊過於嚴重。</w:t>
       </w:r>
-      <w:r/>
-      <w:r/>
-    </w:p>
-    <w:p>
-      <w:r/>
+      <w:r>
+        <w:rPr>
+          <w:lang w:val="zh_TW" w:bidi="zh_TW"/>
+        </w:rPr>
+      </w:r>
+      <w:r>
+        <w:rPr>
+          <w:lang w:val="zh_TW" w:bidi="zh_TW"/>
+        </w:rPr>
+      </w:r>
+    </w:p>
+    <w:p>
+      <w:pPr/>
+      <w:r>
+        <w:rPr>
+          <w:lang w:val="zh_TW" w:bidi="zh_TW"/>
+        </w:rPr>
+      </w:r>
     </w:p>
     <w:p>
       <w:pPr>
         <w:pStyle w:val="Heading2"/>
       </w:pPr>
       <w:r>
+        <w:rPr>
+          <w:lang w:val="zh_TW" w:bidi="zh_TW"/>
+        </w:rPr>
         <w:t>以斯帖記 7:5</w:t>
       </w:r>
-      <w:r/>
-    </w:p>
-    <w:p>
-      <w:r/>
-      <w:r>
+      <w:r>
+        <w:rPr>
+          <w:lang w:val="zh_TW" w:bidi="zh_TW"/>
+        </w:rPr>
+      </w:r>
+    </w:p>
+    <w:p>
+      <w:pPr/>
+      <w:r>
+        <w:rPr>
+          <w:lang w:val="zh_TW" w:bidi="zh_TW"/>
+        </w:rPr>
+      </w:r>
+      <w:r>
+        <w:rPr>
+          <w:lang w:val="zh_TW" w:bidi="zh_TW"/>
+        </w:rPr>
         <w:t>如此行的是誰？王幾乎不敢相信自己所聽到的，更無法想像有人會試圖做這樣可怕的事。他沒有再詢問任何關於以斯帖所指控內容的細節，顯然</w:t>
       </w:r>
       <w:r>
+        <w:rPr>
+          <w:lang w:val="zh_TW" w:bidi="zh_TW"/>
+        </w:rPr>
         <w:t>已假定這些都是真實的</w:t>
       </w:r>
       <w:r>
+        <w:rPr>
+          <w:lang w:val="zh_TW" w:bidi="zh_TW"/>
+        </w:rPr>
         <w:t>（參</w:t>
       </w:r>
       <w:hyperlink r:id="rId81">
         <w:r>
+          <w:rPr>
+            <w:lang w:val="zh_TW" w:bidi="zh_TW"/>
+          </w:rPr>
           <w:rPr>
             <w:color w:val="0000EE"/>
             <w:u w:val="single"/>
@@ -2983,22 +5677,45 @@
         </w:r>
       </w:hyperlink>
       <w:r>
+        <w:rPr>
+          <w:lang w:val="zh_TW" w:bidi="zh_TW"/>
+        </w:rPr>
         <w:t>）。</w:t>
       </w:r>
-      <w:r/>
-      <w:r/>
-    </w:p>
-    <w:p>
-      <w:r/>
+      <w:r>
+        <w:rPr>
+          <w:lang w:val="zh_TW" w:bidi="zh_TW"/>
+        </w:rPr>
+      </w:r>
+      <w:r>
+        <w:rPr>
+          <w:lang w:val="zh_TW" w:bidi="zh_TW"/>
+        </w:rPr>
+      </w:r>
+    </w:p>
+    <w:p>
+      <w:pPr/>
+      <w:r>
+        <w:rPr>
+          <w:lang w:val="zh_TW" w:bidi="zh_TW"/>
+        </w:rPr>
+      </w:r>
     </w:p>
     <w:p>
       <w:pPr>
         <w:pStyle w:val="Heading2"/>
       </w:pPr>
       <w:r>
+        <w:rPr>
+          <w:lang w:val="zh_TW" w:bidi="zh_TW"/>
+        </w:rPr>
         <w:t>以斯帖記 7:6–7</w:t>
       </w:r>
-      <w:r/>
+      <w:r>
+        <w:rPr>
+          <w:lang w:val="zh_TW" w:bidi="zh_TW"/>
+        </w:rPr>
+      </w:r>
     </w:p>
     <w:p>
       <w:pPr>
@@ -3006,8 +5723,15 @@
         <w:spacing w:line="240" w:lineRule="auto"/>
         <w:ind w:left="720"/>
       </w:pPr>
-      <w:r/>
-      <w:r>
+      <w:r>
+        <w:rPr>
+          <w:lang w:val="zh_TW" w:bidi="zh_TW"/>
+        </w:rPr>
+      </w:r>
+      <w:r>
+        <w:rPr>
+          <w:lang w:val="zh_TW" w:bidi="zh_TW"/>
+        </w:rPr>
         <w:t>以斯帖終於指認這個邪惡的敵人就是哈曼。</w:t>
       </w:r>
     </w:p>
@@ -3017,36 +5741,75 @@
         <w:spacing w:line="240" w:lineRule="auto"/>
         <w:ind w:left="720"/>
       </w:pPr>
-      <w:r/>
-      <w:r>
+      <w:r>
+        <w:rPr>
+          <w:lang w:val="zh_TW" w:bidi="zh_TW"/>
+        </w:rPr>
+      </w:r>
+      <w:r>
+        <w:rPr>
+          <w:lang w:val="zh_TW" w:bidi="zh_TW"/>
+        </w:rPr>
         <w:t>哈曼……就甚驚惶：面對王后</w:t>
       </w:r>
       <w:r>
+        <w:rPr>
+          <w:lang w:val="zh_TW" w:bidi="zh_TW"/>
+        </w:rPr>
         <w:t>出人意料且強烈的指控，以及王明顯的震怒</w:t>
       </w:r>
       <w:r>
+        <w:rPr>
+          <w:lang w:val="zh_TW" w:bidi="zh_TW"/>
+        </w:rPr>
         <w:t>，哈曼的</w:t>
       </w:r>
       <w:r>
+        <w:rPr>
+          <w:lang w:val="zh_TW" w:bidi="zh_TW"/>
+        </w:rPr>
         <w:t>下場立刻昭然若揭</w:t>
       </w:r>
       <w:r>
+        <w:rPr>
+          <w:lang w:val="zh_TW" w:bidi="zh_TW"/>
+        </w:rPr>
         <w:t>。</w:t>
       </w:r>
-      <w:r/>
-      <w:r/>
-    </w:p>
-    <w:p>
-      <w:r/>
+      <w:r>
+        <w:rPr>
+          <w:lang w:val="zh_TW" w:bidi="zh_TW"/>
+        </w:rPr>
+      </w:r>
+      <w:r>
+        <w:rPr>
+          <w:lang w:val="zh_TW" w:bidi="zh_TW"/>
+        </w:rPr>
+      </w:r>
+    </w:p>
+    <w:p>
+      <w:pPr/>
+      <w:r>
+        <w:rPr>
+          <w:lang w:val="zh_TW" w:bidi="zh_TW"/>
+        </w:rPr>
+      </w:r>
     </w:p>
     <w:p>
       <w:pPr>
         <w:pStyle w:val="Heading2"/>
       </w:pPr>
       <w:r>
+        <w:rPr>
+          <w:lang w:val="zh_TW" w:bidi="zh_TW"/>
+        </w:rPr>
         <w:t>以斯帖記 7:8</w:t>
       </w:r>
-      <w:r/>
+      <w:r>
+        <w:rPr>
+          <w:lang w:val="zh_TW" w:bidi="zh_TW"/>
+        </w:rPr>
+      </w:r>
     </w:p>
     <w:p>
       <w:pPr>
@@ -3054,14 +5817,27 @@
         <w:spacing w:line="240" w:lineRule="auto"/>
         <w:ind w:left="720"/>
       </w:pPr>
-      <w:r/>
-      <w:r>
+      <w:r>
+        <w:rPr>
+          <w:lang w:val="zh_TW" w:bidi="zh_TW"/>
+        </w:rPr>
+      </w:r>
+      <w:r>
+        <w:rPr>
+          <w:lang w:val="zh_TW" w:bidi="zh_TW"/>
+        </w:rPr>
         <w:t>哈曼伏在以斯帖所靠的榻上：這是個大錯，因為沒有人可以觸碰王后，</w:t>
       </w:r>
       <w:r>
+        <w:rPr>
+          <w:lang w:val="zh_TW" w:bidi="zh_TW"/>
+        </w:rPr>
         <w:t>更不用說與她同榻而坐</w:t>
       </w:r>
       <w:r>
+        <w:rPr>
+          <w:lang w:val="zh_TW" w:bidi="zh_TW"/>
+        </w:rPr>
         <w:t>。</w:t>
       </w:r>
     </w:p>
@@ -3071,24 +5847,51 @@
         <w:spacing w:line="240" w:lineRule="auto"/>
         <w:ind w:left="720"/>
       </w:pPr>
-      <w:r/>
-      <w:r>
+      <w:r>
+        <w:rPr>
+          <w:lang w:val="zh_TW" w:bidi="zh_TW"/>
+        </w:rPr>
+      </w:r>
+      <w:r>
+        <w:rPr>
+          <w:lang w:val="zh_TW" w:bidi="zh_TW"/>
+        </w:rPr>
         <w:t>他竟敢……在我面前凌辱王后嗎？這個誇張的反問句暗示哈曼懷有最惡劣的動機。</w:t>
       </w:r>
-      <w:r/>
-      <w:r/>
-    </w:p>
-    <w:p>
-      <w:r/>
+      <w:r>
+        <w:rPr>
+          <w:lang w:val="zh_TW" w:bidi="zh_TW"/>
+        </w:rPr>
+      </w:r>
+      <w:r>
+        <w:rPr>
+          <w:lang w:val="zh_TW" w:bidi="zh_TW"/>
+        </w:rPr>
+      </w:r>
+    </w:p>
+    <w:p>
+      <w:pPr/>
+      <w:r>
+        <w:rPr>
+          <w:lang w:val="zh_TW" w:bidi="zh_TW"/>
+        </w:rPr>
+      </w:r>
     </w:p>
     <w:p>
       <w:pPr>
         <w:pStyle w:val="Heading2"/>
       </w:pPr>
       <w:r>
+        <w:rPr>
+          <w:lang w:val="zh_TW" w:bidi="zh_TW"/>
+        </w:rPr>
         <w:t>以斯帖記 7:9</w:t>
       </w:r>
-      <w:r/>
+      <w:r>
+        <w:rPr>
+          <w:lang w:val="zh_TW" w:bidi="zh_TW"/>
+        </w:rPr>
+      </w:r>
     </w:p>
     <w:p>
       <w:pPr>
@@ -3096,12 +5899,22 @@
         <w:spacing w:line="240" w:lineRule="auto"/>
         <w:ind w:left="720"/>
       </w:pPr>
-      <w:r/>
-      <w:r>
+      <w:r>
+        <w:rPr>
+          <w:lang w:val="zh_TW" w:bidi="zh_TW"/>
+        </w:rPr>
+      </w:r>
+      <w:r>
+        <w:rPr>
+          <w:lang w:val="zh_TW" w:bidi="zh_TW"/>
+        </w:rPr>
         <w:t>他打算用它來刺穿末底改（譯註：和合本未譯出這個句子）：哈波拿，王的七個太監之一（</w:t>
       </w:r>
       <w:hyperlink r:id="rId37">
         <w:r>
+          <w:rPr>
+            <w:lang w:val="zh_TW" w:bidi="zh_TW"/>
+          </w:rPr>
           <w:rPr>
             <w:color w:val="0000EE"/>
             <w:u w:val="single"/>
@@ -3110,6 +5923,9 @@
         </w:r>
       </w:hyperlink>
       <w:r>
+        <w:rPr>
+          <w:lang w:val="zh_TW" w:bidi="zh_TW"/>
+        </w:rPr>
         <w:t>），顯然不是哈曼的朋友，並且已經知道哈曼的陰謀。</w:t>
       </w:r>
     </w:p>
@@ -3119,38 +5935,82 @@
         <w:spacing w:line="240" w:lineRule="auto"/>
         <w:ind w:left="720"/>
       </w:pPr>
-      <w:r/>
-      <w:r>
+      <w:r>
+        <w:rPr>
+          <w:lang w:val="zh_TW" w:bidi="zh_TW"/>
+        </w:rPr>
+      </w:r>
+      <w:r>
+        <w:rPr>
+          <w:lang w:val="zh_TW" w:bidi="zh_TW"/>
+        </w:rPr>
         <w:t>把哈曼掛在其上！這場命運的大逆轉顯明了神引導的手。關於刺穿，見</w:t>
       </w:r>
       <w:r>
+        <w:rPr>
+          <w:lang w:val="zh_TW" w:bidi="zh_TW"/>
+        </w:rPr>
         <w:t>二章23節的研讀註釋</w:t>
       </w:r>
       <w:r>
+        <w:rPr>
+          <w:lang w:val="zh_TW" w:bidi="zh_TW"/>
+        </w:rPr>
         <w:t>。</w:t>
       </w:r>
-      <w:r/>
-      <w:r/>
-    </w:p>
-    <w:p>
-      <w:r/>
+      <w:r>
+        <w:rPr>
+          <w:lang w:val="zh_TW" w:bidi="zh_TW"/>
+        </w:rPr>
+      </w:r>
+      <w:r>
+        <w:rPr>
+          <w:lang w:val="zh_TW" w:bidi="zh_TW"/>
+        </w:rPr>
+      </w:r>
+    </w:p>
+    <w:p>
+      <w:pPr/>
+      <w:r>
+        <w:rPr>
+          <w:lang w:val="zh_TW" w:bidi="zh_TW"/>
+        </w:rPr>
+      </w:r>
     </w:p>
     <w:p>
       <w:pPr>
         <w:pStyle w:val="Heading2"/>
       </w:pPr>
       <w:r>
+        <w:rPr>
+          <w:lang w:val="zh_TW" w:bidi="zh_TW"/>
+        </w:rPr>
         <w:t>以斯帖記 8:1</w:t>
       </w:r>
-      <w:r/>
-    </w:p>
-    <w:p>
-      <w:r/>
-      <w:r>
+      <w:r>
+        <w:rPr>
+          <w:lang w:val="zh_TW" w:bidi="zh_TW"/>
+        </w:rPr>
+      </w:r>
+    </w:p>
+    <w:p>
+      <w:pPr/>
+      <w:r>
+        <w:rPr>
+          <w:lang w:val="zh_TW" w:bidi="zh_TW"/>
+        </w:rPr>
+      </w:r>
+      <w:r>
+        <w:rPr>
+          <w:lang w:val="zh_TW" w:bidi="zh_TW"/>
+        </w:rPr>
         <w:t>正如哈曼曾承諾將猶太人的財富給那些要殺他們的人一樣（</w:t>
       </w:r>
       <w:hyperlink r:id="rId80">
         <w:r>
+          <w:rPr>
+            <w:lang w:val="zh_TW" w:bidi="zh_TW"/>
+          </w:rPr>
           <w:rPr>
             <w:color w:val="0000EE"/>
             <w:u w:val="single"/>
@@ -3159,33 +6019,70 @@
         </w:r>
       </w:hyperlink>
       <w:r>
+        <w:rPr>
+          <w:lang w:val="zh_TW" w:bidi="zh_TW"/>
+        </w:rPr>
         <w:t>），薛西（亞哈隨魯）將猶太人的敵人哈曼的財產賜給了王后以斯帖。</w:t>
       </w:r>
-      <w:r/>
-      <w:r/>
-    </w:p>
-    <w:p>
-      <w:r/>
+      <w:r>
+        <w:rPr>
+          <w:lang w:val="zh_TW" w:bidi="zh_TW"/>
+        </w:rPr>
+      </w:r>
+      <w:r>
+        <w:rPr>
+          <w:lang w:val="zh_TW" w:bidi="zh_TW"/>
+        </w:rPr>
+      </w:r>
+    </w:p>
+    <w:p>
+      <w:pPr/>
+      <w:r>
+        <w:rPr>
+          <w:lang w:val="zh_TW" w:bidi="zh_TW"/>
+        </w:rPr>
+      </w:r>
     </w:p>
     <w:p>
       <w:pPr>
         <w:pStyle w:val="Heading2"/>
       </w:pPr>
       <w:r>
+        <w:rPr>
+          <w:lang w:val="zh_TW" w:bidi="zh_TW"/>
+        </w:rPr>
         <w:t>以斯帖記 8:2</w:t>
       </w:r>
-      <w:r/>
-    </w:p>
-    <w:p>
-      <w:r/>
-      <w:r>
+      <w:r>
+        <w:rPr>
+          <w:lang w:val="zh_TW" w:bidi="zh_TW"/>
+        </w:rPr>
+      </w:r>
+    </w:p>
+    <w:p>
+      <w:pPr/>
+      <w:r>
+        <w:rPr>
+          <w:lang w:val="zh_TW" w:bidi="zh_TW"/>
+        </w:rPr>
+      </w:r>
+      <w:r>
+        <w:rPr>
+          <w:lang w:val="zh_TW" w:bidi="zh_TW"/>
+        </w:rPr>
         <w:t>那枚哈曼曾用來蓋印、下令滅絕猶太人</w:t>
       </w:r>
       <w:r>
+        <w:rPr>
+          <w:lang w:val="zh_TW" w:bidi="zh_TW"/>
+        </w:rPr>
         <w:t>的印戒（</w:t>
       </w:r>
       <w:hyperlink r:id="rId81">
         <w:r>
+          <w:rPr>
+            <w:lang w:val="zh_TW" w:bidi="zh_TW"/>
+          </w:rPr>
           <w:rPr>
             <w:color w:val="0000EE"/>
             <w:u w:val="single"/>
@@ -3194,42 +6091,93 @@
         </w:r>
       </w:hyperlink>
       <w:r>
+        <w:rPr>
+          <w:lang w:val="zh_TW" w:bidi="zh_TW"/>
+        </w:rPr>
         <w:t>），現在被交給了他最想毀滅的猶太人。</w:t>
       </w:r>
-      <w:r/>
-      <w:r/>
-    </w:p>
-    <w:p>
-      <w:r/>
+      <w:r>
+        <w:rPr>
+          <w:lang w:val="zh_TW" w:bidi="zh_TW"/>
+        </w:rPr>
+      </w:r>
+      <w:r>
+        <w:rPr>
+          <w:lang w:val="zh_TW" w:bidi="zh_TW"/>
+        </w:rPr>
+      </w:r>
+    </w:p>
+    <w:p>
+      <w:pPr/>
+      <w:r>
+        <w:rPr>
+          <w:lang w:val="zh_TW" w:bidi="zh_TW"/>
+        </w:rPr>
+      </w:r>
     </w:p>
     <w:p>
       <w:pPr>
         <w:pStyle w:val="Heading2"/>
       </w:pPr>
       <w:r>
+        <w:rPr>
+          <w:lang w:val="zh_TW" w:bidi="zh_TW"/>
+        </w:rPr>
         <w:t>以斯帖記 8:3</w:t>
       </w:r>
-      <w:r/>
-    </w:p>
-    <w:p>
-      <w:r/>
-      <w:r>
+      <w:r>
+        <w:rPr>
+          <w:lang w:val="zh_TW" w:bidi="zh_TW"/>
+        </w:rPr>
+      </w:r>
+    </w:p>
+    <w:p>
+      <w:pPr/>
+      <w:r>
+        <w:rPr>
+          <w:lang w:val="zh_TW" w:bidi="zh_TW"/>
+        </w:rPr>
+      </w:r>
+      <w:r>
+        <w:rPr>
+          <w:lang w:val="zh_TW" w:bidi="zh_TW"/>
+        </w:rPr>
         <w:t>以斯帖可能以為哈曼被處死之後，王就會撤回他的詔令，但事情並未如此發展。這一次，她更加堅決地提出哈曼對她族人所設的陰謀。</w:t>
       </w:r>
-      <w:r/>
-      <w:r/>
-    </w:p>
-    <w:p>
-      <w:r/>
+      <w:r>
+        <w:rPr>
+          <w:lang w:val="zh_TW" w:bidi="zh_TW"/>
+        </w:rPr>
+      </w:r>
+      <w:r>
+        <w:rPr>
+          <w:lang w:val="zh_TW" w:bidi="zh_TW"/>
+        </w:rPr>
+      </w:r>
+    </w:p>
+    <w:p>
+      <w:pPr/>
+      <w:r>
+        <w:rPr>
+          <w:lang w:val="zh_TW" w:bidi="zh_TW"/>
+        </w:rPr>
+      </w:r>
     </w:p>
     <w:p>
       <w:pPr>
         <w:pStyle w:val="Heading2"/>
       </w:pPr>
       <w:r>
+        <w:rPr>
+          <w:lang w:val="zh_TW" w:bidi="zh_TW"/>
+        </w:rPr>
         <w:t>以斯帖記 8:5</w:t>
       </w:r>
-      <w:r/>
+      <w:r>
+        <w:rPr>
+          <w:lang w:val="zh_TW" w:bidi="zh_TW"/>
+        </w:rPr>
+      </w:r>
     </w:p>
     <w:p>
       <w:pPr>
@@ -3237,8 +6185,15 @@
         <w:spacing w:line="240" w:lineRule="auto"/>
         <w:ind w:left="720"/>
       </w:pPr>
-      <w:r/>
-      <w:r>
+      <w:r>
+        <w:rPr>
+          <w:lang w:val="zh_TW" w:bidi="zh_TW"/>
+        </w:rPr>
+      </w:r>
+      <w:r>
+        <w:rPr>
+          <w:lang w:val="zh_TW" w:bidi="zh_TW"/>
+        </w:rPr>
         <w:t>以斯帖所求的，是一個格外的恩典，要求撤銷一條蓋有王印的詔令。</w:t>
       </w:r>
     </w:p>
@@ -3248,38 +6203,82 @@
         <w:spacing w:line="240" w:lineRule="auto"/>
         <w:ind w:left="720"/>
       </w:pPr>
-      <w:r/>
-      <w:r>
+      <w:r>
+        <w:rPr>
+          <w:lang w:val="zh_TW" w:bidi="zh_TW"/>
+        </w:rPr>
+      </w:r>
+      <w:r>
+        <w:rPr>
+          <w:lang w:val="zh_TW" w:bidi="zh_TW"/>
+        </w:rPr>
         <w:t>哈曼所傳的那旨意：以斯帖巧妙地避免暗示王有任何責任。</w:t>
       </w:r>
-      <w:r/>
-      <w:r/>
-    </w:p>
-    <w:p>
-      <w:r/>
+      <w:r>
+        <w:rPr>
+          <w:lang w:val="zh_TW" w:bidi="zh_TW"/>
+        </w:rPr>
+      </w:r>
+      <w:r>
+        <w:rPr>
+          <w:lang w:val="zh_TW" w:bidi="zh_TW"/>
+        </w:rPr>
+      </w:r>
+    </w:p>
+    <w:p>
+      <w:pPr/>
+      <w:r>
+        <w:rPr>
+          <w:lang w:val="zh_TW" w:bidi="zh_TW"/>
+        </w:rPr>
+      </w:r>
     </w:p>
     <w:p>
       <w:pPr>
         <w:pStyle w:val="Heading2"/>
       </w:pPr>
       <w:r>
+        <w:rPr>
+          <w:lang w:val="zh_TW" w:bidi="zh_TW"/>
+        </w:rPr>
         <w:t>以斯帖記 8:8</w:t>
       </w:r>
-      <w:r/>
-    </w:p>
-    <w:p>
-      <w:r/>
-      <w:r>
+      <w:r>
+        <w:rPr>
+          <w:lang w:val="zh_TW" w:bidi="zh_TW"/>
+        </w:rPr>
+      </w:r>
+    </w:p>
+    <w:p>
+      <w:pPr/>
+      <w:r>
+        <w:rPr>
+          <w:lang w:val="zh_TW" w:bidi="zh_TW"/>
+        </w:rPr>
+      </w:r>
+      <w:r>
+        <w:rPr>
+          <w:lang w:val="zh_TW" w:bidi="zh_TW"/>
+        </w:rPr>
         <w:t>根據波斯法律，</w:t>
       </w:r>
       <w:r>
+        <w:rPr>
+          <w:lang w:val="zh_TW" w:bidi="zh_TW"/>
+        </w:rPr>
         <w:t>凡已寫成的法令……都不能撤銷</w:t>
       </w:r>
       <w:r>
+        <w:rPr>
+          <w:lang w:val="zh_TW" w:bidi="zh_TW"/>
+        </w:rPr>
         <w:t>（見</w:t>
       </w:r>
       <w:hyperlink r:id="rId82">
         <w:r>
+          <w:rPr>
+            <w:lang w:val="zh_TW" w:bidi="zh_TW"/>
+          </w:rPr>
           <w:rPr>
             <w:color w:val="0000EE"/>
             <w:u w:val="single"/>
@@ -3288,10 +6287,16 @@
         </w:r>
       </w:hyperlink>
       <w:r>
+        <w:rPr>
+          <w:lang w:val="zh_TW" w:bidi="zh_TW"/>
+        </w:rPr>
         <w:t>；</w:t>
       </w:r>
       <w:hyperlink r:id="rId30">
         <w:r>
+          <w:rPr>
+            <w:lang w:val="zh_TW" w:bidi="zh_TW"/>
+          </w:rPr>
           <w:rPr>
             <w:color w:val="0000EE"/>
             <w:u w:val="single"/>
@@ -3300,10 +6305,16 @@
         </w:r>
       </w:hyperlink>
       <w:r>
+        <w:rPr>
+          <w:lang w:val="zh_TW" w:bidi="zh_TW"/>
+        </w:rPr>
         <w:t>；參</w:t>
       </w:r>
       <w:hyperlink r:id="rId83">
         <w:r>
+          <w:rPr>
+            <w:lang w:val="zh_TW" w:bidi="zh_TW"/>
+          </w:rPr>
           <w:rPr>
             <w:color w:val="0000EE"/>
             <w:u w:val="single"/>
@@ -3312,33 +6323,70 @@
         </w:r>
       </w:hyperlink>
       <w:r>
+        <w:rPr>
+          <w:lang w:val="zh_TW" w:bidi="zh_TW"/>
+        </w:rPr>
         <w:t>）。然而，一道蓋有王印的新詔令，可以頒布不同或相對應的指示。</w:t>
       </w:r>
-      <w:r/>
-      <w:r/>
-    </w:p>
-    <w:p>
-      <w:r/>
+      <w:r>
+        <w:rPr>
+          <w:lang w:val="zh_TW" w:bidi="zh_TW"/>
+        </w:rPr>
+      </w:r>
+      <w:r>
+        <w:rPr>
+          <w:lang w:val="zh_TW" w:bidi="zh_TW"/>
+        </w:rPr>
+      </w:r>
+    </w:p>
+    <w:p>
+      <w:pPr/>
+      <w:r>
+        <w:rPr>
+          <w:lang w:val="zh_TW" w:bidi="zh_TW"/>
+        </w:rPr>
+      </w:r>
     </w:p>
     <w:p>
       <w:pPr>
         <w:pStyle w:val="Heading2"/>
       </w:pPr>
       <w:r>
+        <w:rPr>
+          <w:lang w:val="zh_TW" w:bidi="zh_TW"/>
+        </w:rPr>
         <w:t>以斯帖記 8:9</w:t>
       </w:r>
-      <w:r/>
-    </w:p>
-    <w:p>
-      <w:r/>
-      <w:r>
+      <w:r>
+        <w:rPr>
+          <w:lang w:val="zh_TW" w:bidi="zh_TW"/>
+        </w:rPr>
+      </w:r>
+    </w:p>
+    <w:p>
+      <w:pPr/>
+      <w:r>
+        <w:rPr>
+          <w:lang w:val="zh_TW" w:bidi="zh_TW"/>
+        </w:rPr>
+      </w:r>
+      <w:r>
+        <w:rPr>
+          <w:lang w:val="zh_TW" w:bidi="zh_TW"/>
+        </w:rPr>
         <w:t>三月，就是西彎月二十三日：書寫與頒布新詔令的細節，刻意</w:t>
       </w:r>
       <w:r>
+        <w:rPr>
+          <w:lang w:val="zh_TW" w:bidi="zh_TW"/>
+        </w:rPr>
         <w:t>呼應</w:t>
       </w:r>
       <w:hyperlink r:id="rId84">
         <w:r>
+          <w:rPr>
+            <w:lang w:val="zh_TW" w:bidi="zh_TW"/>
+          </w:rPr>
           <w:rPr>
             <w:color w:val="0000EE"/>
             <w:u w:val="single"/>
@@ -3347,28 +6395,57 @@
         </w:r>
       </w:hyperlink>
       <w:r>
+        <w:rPr>
+          <w:lang w:val="zh_TW" w:bidi="zh_TW"/>
+        </w:rPr>
         <w:t>中原詔令的頒布</w:t>
       </w:r>
       <w:r>
+        <w:rPr>
+          <w:lang w:val="zh_TW" w:bidi="zh_TW"/>
+        </w:rPr>
         <w:t>過程</w:t>
       </w:r>
       <w:r>
+        <w:rPr>
+          <w:lang w:val="zh_TW" w:bidi="zh_TW"/>
+        </w:rPr>
         <w:t>。</w:t>
       </w:r>
-      <w:r/>
-      <w:r/>
-    </w:p>
-    <w:p>
-      <w:r/>
+      <w:r>
+        <w:rPr>
+          <w:lang w:val="zh_TW" w:bidi="zh_TW"/>
+        </w:rPr>
+      </w:r>
+      <w:r>
+        <w:rPr>
+          <w:lang w:val="zh_TW" w:bidi="zh_TW"/>
+        </w:rPr>
+      </w:r>
+    </w:p>
+    <w:p>
+      <w:pPr/>
+      <w:r>
+        <w:rPr>
+          <w:lang w:val="zh_TW" w:bidi="zh_TW"/>
+        </w:rPr>
+      </w:r>
     </w:p>
     <w:p>
       <w:pPr>
         <w:pStyle w:val="Heading2"/>
       </w:pPr>
       <w:r>
+        <w:rPr>
+          <w:lang w:val="zh_TW" w:bidi="zh_TW"/>
+        </w:rPr>
         <w:t>以斯帖記 8:11</w:t>
       </w:r>
-      <w:r/>
+      <w:r>
+        <w:rPr>
+          <w:lang w:val="zh_TW" w:bidi="zh_TW"/>
+        </w:rPr>
+      </w:r>
     </w:p>
     <w:p>
       <w:pPr>
@@ -3376,12 +6453,22 @@
         <w:spacing w:line="240" w:lineRule="auto"/>
         <w:ind w:left="720"/>
       </w:pPr>
-      <w:r/>
-      <w:r>
+      <w:r>
+        <w:rPr>
+          <w:lang w:val="zh_TW" w:bidi="zh_TW"/>
+        </w:rPr>
+      </w:r>
+      <w:r>
+        <w:rPr>
+          <w:lang w:val="zh_TW" w:bidi="zh_TW"/>
+        </w:rPr>
         <w:t>王的詔令並未允許猶太人發動戰爭，而是准許他們自衛，並奪取那些攻擊他們之人的財物（逆轉了</w:t>
       </w:r>
       <w:hyperlink r:id="rId80">
         <w:r>
+          <w:rPr>
+            <w:lang w:val="zh_TW" w:bidi="zh_TW"/>
+          </w:rPr>
           <w:rPr>
             <w:color w:val="0000EE"/>
             <w:u w:val="single"/>
@@ -3390,6 +6477,9 @@
         </w:r>
       </w:hyperlink>
       <w:r>
+        <w:rPr>
+          <w:lang w:val="zh_TW" w:bidi="zh_TW"/>
+        </w:rPr>
         <w:t>中的詔令）。</w:t>
       </w:r>
     </w:p>
@@ -3399,12 +6489,22 @@
         <w:spacing w:line="240" w:lineRule="auto"/>
         <w:ind w:left="720"/>
       </w:pPr>
-      <w:r/>
-      <w:r>
+      <w:r>
+        <w:rPr>
+          <w:lang w:val="zh_TW" w:bidi="zh_TW"/>
+        </w:rPr>
+      </w:r>
+      <w:r>
+        <w:rPr>
+          <w:lang w:val="zh_TW" w:bidi="zh_TW"/>
+        </w:rPr>
         <w:t>剪除，殺戮滅絕這個片語，是對哈曼原始詔令中詞語的諷刺性重複（</w:t>
       </w:r>
       <w:hyperlink r:id="rId80">
         <w:r>
+          <w:rPr>
+            <w:lang w:val="zh_TW" w:bidi="zh_TW"/>
+          </w:rPr>
           <w:rPr>
             <w:color w:val="0000EE"/>
             <w:u w:val="single"/>
@@ -3413,10 +6513,16 @@
         </w:r>
       </w:hyperlink>
       <w:r>
+        <w:rPr>
+          <w:lang w:val="zh_TW" w:bidi="zh_TW"/>
+        </w:rPr>
         <w:t>；另見</w:t>
       </w:r>
       <w:hyperlink r:id="rId56">
         <w:r>
+          <w:rPr>
+            <w:lang w:val="zh_TW" w:bidi="zh_TW"/>
+          </w:rPr>
           <w:rPr>
             <w:color w:val="0000EE"/>
             <w:u w:val="single"/>
@@ -3425,30 +6531,64 @@
         </w:r>
       </w:hyperlink>
       <w:r>
+        <w:rPr>
+          <w:lang w:val="zh_TW" w:bidi="zh_TW"/>
+        </w:rPr>
         <w:t>）。</w:t>
       </w:r>
-      <w:r/>
-      <w:r/>
-    </w:p>
-    <w:p>
-      <w:r/>
+      <w:r>
+        <w:rPr>
+          <w:lang w:val="zh_TW" w:bidi="zh_TW"/>
+        </w:rPr>
+      </w:r>
+      <w:r>
+        <w:rPr>
+          <w:lang w:val="zh_TW" w:bidi="zh_TW"/>
+        </w:rPr>
+      </w:r>
+    </w:p>
+    <w:p>
+      <w:pPr/>
+      <w:r>
+        <w:rPr>
+          <w:lang w:val="zh_TW" w:bidi="zh_TW"/>
+        </w:rPr>
+      </w:r>
     </w:p>
     <w:p>
       <w:pPr>
         <w:pStyle w:val="Heading2"/>
       </w:pPr>
       <w:r>
+        <w:rPr>
+          <w:lang w:val="zh_TW" w:bidi="zh_TW"/>
+        </w:rPr>
         <w:t>以斯帖記 8:12</w:t>
       </w:r>
-      <w:r/>
-    </w:p>
-    <w:p>
-      <w:r/>
-      <w:r>
+      <w:r>
+        <w:rPr>
+          <w:lang w:val="zh_TW" w:bidi="zh_TW"/>
+        </w:rPr>
+      </w:r>
+    </w:p>
+    <w:p>
+      <w:pPr/>
+      <w:r>
+        <w:rPr>
+          <w:lang w:val="zh_TW" w:bidi="zh_TW"/>
+        </w:rPr>
+      </w:r>
+      <w:r>
+        <w:rPr>
+          <w:lang w:val="zh_TW" w:bidi="zh_TW"/>
+        </w:rPr>
         <w:t>十二月，就是亞達月十三日（有些譯本採用新曆，即明年的3月7日）：這個日期距離哈曼最初頒布詔令的時間已將近一年（</w:t>
       </w:r>
       <w:hyperlink r:id="rId84">
         <w:r>
+          <w:rPr>
+            <w:lang w:val="zh_TW" w:bidi="zh_TW"/>
+          </w:rPr>
           <w:rPr>
             <w:color w:val="0000EE"/>
             <w:u w:val="single"/>
@@ -3457,62 +6597,131 @@
         </w:r>
       </w:hyperlink>
       <w:r>
+        <w:rPr>
+          <w:lang w:val="zh_TW" w:bidi="zh_TW"/>
+        </w:rPr>
         <w:t>）。</w:t>
       </w:r>
-      <w:r/>
-      <w:r/>
-    </w:p>
-    <w:p>
-      <w:r/>
+      <w:r>
+        <w:rPr>
+          <w:lang w:val="zh_TW" w:bidi="zh_TW"/>
+        </w:rPr>
+      </w:r>
+      <w:r>
+        <w:rPr>
+          <w:lang w:val="zh_TW" w:bidi="zh_TW"/>
+        </w:rPr>
+      </w:r>
+    </w:p>
+    <w:p>
+      <w:pPr/>
+      <w:r>
+        <w:rPr>
+          <w:lang w:val="zh_TW" w:bidi="zh_TW"/>
+        </w:rPr>
+      </w:r>
     </w:p>
     <w:p>
       <w:pPr>
         <w:pStyle w:val="Heading2"/>
       </w:pPr>
       <w:r>
+        <w:rPr>
+          <w:lang w:val="zh_TW" w:bidi="zh_TW"/>
+        </w:rPr>
         <w:t>以斯帖記 8:13</w:t>
       </w:r>
-      <w:r/>
-    </w:p>
-    <w:p>
-      <w:r/>
-      <w:r>
+      <w:r>
+        <w:rPr>
+          <w:lang w:val="zh_TW" w:bidi="zh_TW"/>
+        </w:rPr>
+      </w:r>
+    </w:p>
+    <w:p>
+      <w:pPr/>
+      <w:r>
+        <w:rPr>
+          <w:lang w:val="zh_TW" w:bidi="zh_TW"/>
+        </w:rPr>
+      </w:r>
+      <w:r>
+        <w:rPr>
+          <w:lang w:val="zh_TW" w:bidi="zh_TW"/>
+        </w:rPr>
         <w:t>翻譯為報仇的希伯來詞也可以意味著</w:t>
       </w:r>
       <w:r>
         <w:rPr>
           <w:i/>
+          <w:lang w:val="zh_TW" w:bidi="zh_TW"/>
         </w:rPr>
         <w:t>建立正義。</w:t>
       </w:r>
       <w:r>
+        <w:rPr>
+          <w:lang w:val="zh_TW" w:bidi="zh_TW"/>
+        </w:rPr>
         <w:t xml:space="preserve"> 在政府無法對衝突中所有相關方行使權柄的情況下，</w:t>
       </w:r>
       <w:r>
+        <w:rPr>
+          <w:lang w:val="zh_TW" w:bidi="zh_TW"/>
+        </w:rPr>
         <w:t>這項法令使受攻擊的人能夠伸張正義，為自己所遭受的不義進行報復與平反。</w:t>
       </w:r>
-      <w:r/>
-      <w:r/>
-    </w:p>
-    <w:p>
-      <w:r/>
+      <w:r>
+        <w:rPr>
+          <w:lang w:val="zh_TW" w:bidi="zh_TW"/>
+        </w:rPr>
+      </w:r>
+      <w:r>
+        <w:rPr>
+          <w:lang w:val="zh_TW" w:bidi="zh_TW"/>
+        </w:rPr>
+      </w:r>
+    </w:p>
+    <w:p>
+      <w:pPr/>
+      <w:r>
+        <w:rPr>
+          <w:lang w:val="zh_TW" w:bidi="zh_TW"/>
+        </w:rPr>
+      </w:r>
     </w:p>
     <w:p>
       <w:pPr>
         <w:pStyle w:val="Heading2"/>
       </w:pPr>
       <w:r>
+        <w:rPr>
+          <w:lang w:val="zh_TW" w:bidi="zh_TW"/>
+        </w:rPr>
         <w:t>以斯帖記 8:15</w:t>
       </w:r>
-      <w:r/>
-    </w:p>
-    <w:p>
-      <w:r/>
-      <w:r>
+      <w:r>
+        <w:rPr>
+          <w:lang w:val="zh_TW" w:bidi="zh_TW"/>
+        </w:rPr>
+      </w:r>
+    </w:p>
+    <w:p>
+      <w:pPr/>
+      <w:r>
+        <w:rPr>
+          <w:lang w:val="zh_TW" w:bidi="zh_TW"/>
+        </w:rPr>
+      </w:r>
+      <w:r>
+        <w:rPr>
+          <w:lang w:val="zh_TW" w:bidi="zh_TW"/>
+        </w:rPr>
         <w:t>正如在哈曼原詔令頒布後，書珊城大大地被擾亂（</w:t>
       </w:r>
       <w:hyperlink r:id="rId85">
         <w:r>
+          <w:rPr>
+            <w:lang w:val="zh_TW" w:bidi="zh_TW"/>
+          </w:rPr>
           <w:rPr>
             <w:color w:val="0000EE"/>
             <w:u w:val="single"/>
@@ -3521,96 +6730,220 @@
         </w:r>
       </w:hyperlink>
       <w:r>
+        <w:rPr>
+          <w:lang w:val="zh_TW" w:bidi="zh_TW"/>
+        </w:rPr>
         <w:t>），如今眾人都大大歡喜，因他們明白原詔令的不義，與新詔令的公義。</w:t>
       </w:r>
-      <w:r/>
-      <w:r/>
-    </w:p>
-    <w:p>
-      <w:r/>
+      <w:r>
+        <w:rPr>
+          <w:lang w:val="zh_TW" w:bidi="zh_TW"/>
+        </w:rPr>
+      </w:r>
+      <w:r>
+        <w:rPr>
+          <w:lang w:val="zh_TW" w:bidi="zh_TW"/>
+        </w:rPr>
+      </w:r>
+    </w:p>
+    <w:p>
+      <w:pPr/>
+      <w:r>
+        <w:rPr>
+          <w:lang w:val="zh_TW" w:bidi="zh_TW"/>
+        </w:rPr>
+      </w:r>
     </w:p>
     <w:p>
       <w:pPr>
         <w:pStyle w:val="Heading2"/>
       </w:pPr>
       <w:r>
+        <w:rPr>
+          <w:lang w:val="zh_TW" w:bidi="zh_TW"/>
+        </w:rPr>
         <w:t>以斯帖記 8:17</w:t>
       </w:r>
-      <w:r/>
-    </w:p>
-    <w:p>
-      <w:r/>
-      <w:r>
+      <w:r>
+        <w:rPr>
+          <w:lang w:val="zh_TW" w:bidi="zh_TW"/>
+        </w:rPr>
+      </w:r>
+    </w:p>
+    <w:p>
+      <w:pPr/>
+      <w:r>
+        <w:rPr>
+          <w:lang w:val="zh_TW" w:bidi="zh_TW"/>
+        </w:rPr>
+      </w:r>
+      <w:r>
+        <w:rPr>
+          <w:lang w:val="zh_TW" w:bidi="zh_TW"/>
+        </w:rPr>
         <w:t>許多……就入了猶大籍：換句話說，他們改信了猶太教。</w:t>
       </w:r>
-      <w:r/>
-      <w:r/>
-    </w:p>
-    <w:p>
-      <w:r/>
+      <w:r>
+        <w:rPr>
+          <w:lang w:val="zh_TW" w:bidi="zh_TW"/>
+        </w:rPr>
+      </w:r>
+      <w:r>
+        <w:rPr>
+          <w:lang w:val="zh_TW" w:bidi="zh_TW"/>
+        </w:rPr>
+      </w:r>
+    </w:p>
+    <w:p>
+      <w:pPr/>
+      <w:r>
+        <w:rPr>
+          <w:lang w:val="zh_TW" w:bidi="zh_TW"/>
+        </w:rPr>
+      </w:r>
     </w:p>
     <w:p>
       <w:pPr>
         <w:pStyle w:val="Heading2"/>
       </w:pPr>
       <w:r>
+        <w:rPr>
+          <w:lang w:val="zh_TW" w:bidi="zh_TW"/>
+        </w:rPr>
         <w:t>以斯帖記 9:1</w:t>
       </w:r>
-      <w:r/>
-    </w:p>
-    <w:p>
-      <w:r/>
-      <w:r>
+      <w:r>
+        <w:rPr>
+          <w:lang w:val="zh_TW" w:bidi="zh_TW"/>
+        </w:rPr>
+      </w:r>
+    </w:p>
+    <w:p>
+      <w:pPr/>
+      <w:r>
+        <w:rPr>
+          <w:lang w:val="zh_TW" w:bidi="zh_TW"/>
+        </w:rPr>
+      </w:r>
+      <w:r>
+        <w:rPr>
+          <w:lang w:val="zh_TW" w:bidi="zh_TW"/>
+        </w:rPr>
         <w:t>十二月，乃亞達月十三日（有些譯本使用新曆，即3月7日）：</w:t>
       </w:r>
       <w:r>
+        <w:rPr>
+          <w:lang w:val="zh_TW" w:bidi="zh_TW"/>
+        </w:rPr>
         <w:t>當那命運攸關的一天來臨時</w:t>
       </w:r>
       <w:r>
+        <w:rPr>
+          <w:lang w:val="zh_TW" w:bidi="zh_TW"/>
+        </w:rPr>
         <w:t>，仍有許多猶太人的仇敵想要實行哈曼的意圖。</w:t>
       </w:r>
-      <w:r/>
-      <w:r/>
-    </w:p>
-    <w:p>
-      <w:r/>
+      <w:r>
+        <w:rPr>
+          <w:lang w:val="zh_TW" w:bidi="zh_TW"/>
+        </w:rPr>
+      </w:r>
+      <w:r>
+        <w:rPr>
+          <w:lang w:val="zh_TW" w:bidi="zh_TW"/>
+        </w:rPr>
+      </w:r>
+    </w:p>
+    <w:p>
+      <w:pPr/>
+      <w:r>
+        <w:rPr>
+          <w:lang w:val="zh_TW" w:bidi="zh_TW"/>
+        </w:rPr>
+      </w:r>
     </w:p>
     <w:p>
       <w:pPr>
         <w:pStyle w:val="Heading2"/>
       </w:pPr>
       <w:r>
+        <w:rPr>
+          <w:lang w:val="zh_TW" w:bidi="zh_TW"/>
+        </w:rPr>
         <w:t>以斯帖記 9:3–4</w:t>
       </w:r>
-      <w:r/>
-    </w:p>
-    <w:p>
-      <w:r/>
-      <w:r>
+      <w:r>
+        <w:rPr>
+          <w:lang w:val="zh_TW" w:bidi="zh_TW"/>
+        </w:rPr>
+      </w:r>
+    </w:p>
+    <w:p>
+      <w:pPr/>
+      <w:r>
+        <w:rPr>
+          <w:lang w:val="zh_TW" w:bidi="zh_TW"/>
+        </w:rPr>
+      </w:r>
+      <w:r>
+        <w:rPr>
+          <w:lang w:val="zh_TW" w:bidi="zh_TW"/>
+        </w:rPr>
         <w:t>人們看到末底改是掌權的人，所以他們知道反對他將是不明智的。</w:t>
       </w:r>
-      <w:r/>
-      <w:r/>
-    </w:p>
-    <w:p>
-      <w:r/>
+      <w:r>
+        <w:rPr>
+          <w:lang w:val="zh_TW" w:bidi="zh_TW"/>
+        </w:rPr>
+      </w:r>
+      <w:r>
+        <w:rPr>
+          <w:lang w:val="zh_TW" w:bidi="zh_TW"/>
+        </w:rPr>
+      </w:r>
+    </w:p>
+    <w:p>
+      <w:pPr/>
+      <w:r>
+        <w:rPr>
+          <w:lang w:val="zh_TW" w:bidi="zh_TW"/>
+        </w:rPr>
+      </w:r>
     </w:p>
     <w:p>
       <w:pPr>
         <w:pStyle w:val="Heading2"/>
       </w:pPr>
       <w:r>
+        <w:rPr>
+          <w:lang w:val="zh_TW" w:bidi="zh_TW"/>
+        </w:rPr>
         <w:t>以斯帖記 9:5</w:t>
       </w:r>
-      <w:r/>
-    </w:p>
-    <w:p>
-      <w:r/>
-      <w:r>
+      <w:r>
+        <w:rPr>
+          <w:lang w:val="zh_TW" w:bidi="zh_TW"/>
+        </w:rPr>
+      </w:r>
+    </w:p>
+    <w:p>
+      <w:pPr/>
+      <w:r>
+        <w:rPr>
+          <w:lang w:val="zh_TW" w:bidi="zh_TW"/>
+        </w:rPr>
+      </w:r>
+      <w:r>
+        <w:rPr>
+          <w:lang w:val="zh_TW" w:bidi="zh_TW"/>
+        </w:rPr>
         <w:t>猶大人……擊殺一切仇敵：這不是對手無寸鐵者的攻擊，也非無情失控的屠殺，而是對攻擊者的成功自衛。此處用語重複了哈曼原詔令的措辭（</w:t>
       </w:r>
       <w:hyperlink r:id="rId84">
         <w:r>
+          <w:rPr>
+            <w:lang w:val="zh_TW" w:bidi="zh_TW"/>
+          </w:rPr>
           <w:rPr>
             <w:color w:val="0000EE"/>
             <w:u w:val="single"/>
@@ -3619,56 +6952,124 @@
         </w:r>
       </w:hyperlink>
       <w:r>
+        <w:rPr>
+          <w:lang w:val="zh_TW" w:bidi="zh_TW"/>
+        </w:rPr>
         <w:t>）。</w:t>
       </w:r>
-      <w:r/>
-      <w:r/>
-    </w:p>
-    <w:p>
-      <w:r/>
+      <w:r>
+        <w:rPr>
+          <w:lang w:val="zh_TW" w:bidi="zh_TW"/>
+        </w:rPr>
+      </w:r>
+      <w:r>
+        <w:rPr>
+          <w:lang w:val="zh_TW" w:bidi="zh_TW"/>
+        </w:rPr>
+      </w:r>
+    </w:p>
+    <w:p>
+      <w:pPr/>
+      <w:r>
+        <w:rPr>
+          <w:lang w:val="zh_TW" w:bidi="zh_TW"/>
+        </w:rPr>
+      </w:r>
     </w:p>
     <w:p>
       <w:pPr>
         <w:pStyle w:val="Heading2"/>
       </w:pPr>
       <w:r>
+        <w:rPr>
+          <w:lang w:val="zh_TW" w:bidi="zh_TW"/>
+        </w:rPr>
         <w:t>以斯帖記 9:6</w:t>
       </w:r>
-      <w:r/>
-    </w:p>
-    <w:p>
-      <w:r/>
-      <w:r>
+      <w:r>
+        <w:rPr>
+          <w:lang w:val="zh_TW" w:bidi="zh_TW"/>
+        </w:rPr>
+      </w:r>
+    </w:p>
+    <w:p>
+      <w:pPr/>
+      <w:r>
+        <w:rPr>
+          <w:lang w:val="zh_TW" w:bidi="zh_TW"/>
+        </w:rPr>
+      </w:r>
+      <w:r>
+        <w:rPr>
+          <w:lang w:val="zh_TW" w:bidi="zh_TW"/>
+        </w:rPr>
         <w:t>雖然書珊城中的大多數人都支持末底改，但猶太人仍殺了500人；這場小規模反抗行動，</w:t>
       </w:r>
       <w:r>
+        <w:rPr>
+          <w:lang w:val="zh_TW" w:bidi="zh_TW"/>
+        </w:rPr>
         <w:t>很可能是針對哈曼的親屬與親信所發動的</w:t>
       </w:r>
       <w:r>
+        <w:rPr>
+          <w:lang w:val="zh_TW" w:bidi="zh_TW"/>
+        </w:rPr>
         <w:t>。</w:t>
       </w:r>
-      <w:r/>
-      <w:r/>
-    </w:p>
-    <w:p>
-      <w:r/>
+      <w:r>
+        <w:rPr>
+          <w:lang w:val="zh_TW" w:bidi="zh_TW"/>
+        </w:rPr>
+      </w:r>
+      <w:r>
+        <w:rPr>
+          <w:lang w:val="zh_TW" w:bidi="zh_TW"/>
+        </w:rPr>
+      </w:r>
+    </w:p>
+    <w:p>
+      <w:pPr/>
+      <w:r>
+        <w:rPr>
+          <w:lang w:val="zh_TW" w:bidi="zh_TW"/>
+        </w:rPr>
+      </w:r>
     </w:p>
     <w:p>
       <w:pPr>
         <w:pStyle w:val="Heading2"/>
       </w:pPr>
       <w:r>
+        <w:rPr>
+          <w:lang w:val="zh_TW" w:bidi="zh_TW"/>
+        </w:rPr>
         <w:t>以斯帖記 9:7–10</w:t>
       </w:r>
-      <w:r/>
-    </w:p>
-    <w:p>
-      <w:r/>
-      <w:r>
+      <w:r>
+        <w:rPr>
+          <w:lang w:val="zh_TW" w:bidi="zh_TW"/>
+        </w:rPr>
+      </w:r>
+    </w:p>
+    <w:p>
+      <w:pPr/>
+      <w:r>
+        <w:rPr>
+          <w:lang w:val="zh_TW" w:bidi="zh_TW"/>
+        </w:rPr>
+      </w:r>
+      <w:r>
+        <w:rPr>
+          <w:lang w:val="zh_TW" w:bidi="zh_TW"/>
+        </w:rPr>
         <w:t>又殺……這十人都是……哈曼的兒子：現在哈曼所誇耀的一切（</w:t>
       </w:r>
       <w:hyperlink r:id="rId86">
         <w:r>
+          <w:rPr>
+            <w:lang w:val="zh_TW" w:bidi="zh_TW"/>
+          </w:rPr>
           <w:rPr>
             <w:color w:val="0000EE"/>
             <w:u w:val="single"/>
@@ -3677,36 +7078,76 @@
         </w:r>
       </w:hyperlink>
       <w:r>
+        <w:rPr>
+          <w:lang w:val="zh_TW" w:bidi="zh_TW"/>
+        </w:rPr>
         <w:t>）都消失了，連他的十個兒子也不例外。</w:t>
       </w:r>
-      <w:r/>
-      <w:r/>
-    </w:p>
-    <w:p>
-      <w:r/>
+      <w:r>
+        <w:rPr>
+          <w:lang w:val="zh_TW" w:bidi="zh_TW"/>
+        </w:rPr>
+      </w:r>
+      <w:r>
+        <w:rPr>
+          <w:lang w:val="zh_TW" w:bidi="zh_TW"/>
+        </w:rPr>
+      </w:r>
+    </w:p>
+    <w:p>
+      <w:pPr/>
+      <w:r>
+        <w:rPr>
+          <w:lang w:val="zh_TW" w:bidi="zh_TW"/>
+        </w:rPr>
+      </w:r>
     </w:p>
     <w:p>
       <w:pPr>
         <w:pStyle w:val="Heading2"/>
       </w:pPr>
       <w:r>
+        <w:rPr>
+          <w:lang w:val="zh_TW" w:bidi="zh_TW"/>
+        </w:rPr>
         <w:t>以斯帖記 9:10</w:t>
       </w:r>
-      <w:r/>
-    </w:p>
-    <w:p>
-      <w:r/>
-      <w:r>
+      <w:r>
+        <w:rPr>
+          <w:lang w:val="zh_TW" w:bidi="zh_TW"/>
+        </w:rPr>
+      </w:r>
+    </w:p>
+    <w:p>
+      <w:pPr/>
+      <w:r>
+        <w:rPr>
+          <w:lang w:val="zh_TW" w:bidi="zh_TW"/>
+        </w:rPr>
+      </w:r>
+      <w:r>
+        <w:rPr>
+          <w:lang w:val="zh_TW" w:bidi="zh_TW"/>
+        </w:rPr>
         <w:t>猶大人卻沒有下手奪取財物：</w:t>
       </w:r>
       <w:r>
+        <w:rPr>
+          <w:lang w:val="zh_TW" w:bidi="zh_TW"/>
+        </w:rPr>
         <w:t>雖然掠奪攻擊者的財物在詔令中是被允許的</w:t>
       </w:r>
       <w:r>
+        <w:rPr>
+          <w:lang w:val="zh_TW" w:bidi="zh_TW"/>
+        </w:rPr>
         <w:t>（</w:t>
       </w:r>
       <w:hyperlink r:id="rId55">
         <w:r>
+          <w:rPr>
+            <w:lang w:val="zh_TW" w:bidi="zh_TW"/>
+          </w:rPr>
           <w:rPr>
             <w:color w:val="0000EE"/>
             <w:u w:val="single"/>
@@ -3715,16 +7156,28 @@
         </w:r>
       </w:hyperlink>
       <w:r>
+        <w:rPr>
+          <w:lang w:val="zh_TW" w:bidi="zh_TW"/>
+        </w:rPr>
         <w:t>），</w:t>
       </w:r>
       <w:r>
+        <w:rPr>
+          <w:lang w:val="zh_TW" w:bidi="zh_TW"/>
+        </w:rPr>
         <w:t>但猶太人不願與哈曼兒子那被玷污的財富有任何牽連。早在許多年前，亞伯蘭也曾拒絕接受所多瑪王分給他的戰利品</w:t>
       </w:r>
       <w:r>
+        <w:rPr>
+          <w:lang w:val="zh_TW" w:bidi="zh_TW"/>
+        </w:rPr>
         <w:t>（</w:t>
       </w:r>
       <w:hyperlink r:id="rId87">
         <w:r>
+          <w:rPr>
+            <w:lang w:val="zh_TW" w:bidi="zh_TW"/>
+          </w:rPr>
           <w:rPr>
             <w:color w:val="0000EE"/>
             <w:u w:val="single"/>
@@ -3733,30 +7186,64 @@
         </w:r>
       </w:hyperlink>
       <w:r>
+        <w:rPr>
+          <w:lang w:val="zh_TW" w:bidi="zh_TW"/>
+        </w:rPr>
         <w:t>）。</w:t>
       </w:r>
-      <w:r/>
-      <w:r/>
-    </w:p>
-    <w:p>
-      <w:r/>
+      <w:r>
+        <w:rPr>
+          <w:lang w:val="zh_TW" w:bidi="zh_TW"/>
+        </w:rPr>
+      </w:r>
+      <w:r>
+        <w:rPr>
+          <w:lang w:val="zh_TW" w:bidi="zh_TW"/>
+        </w:rPr>
+      </w:r>
+    </w:p>
+    <w:p>
+      <w:pPr/>
+      <w:r>
+        <w:rPr>
+          <w:lang w:val="zh_TW" w:bidi="zh_TW"/>
+        </w:rPr>
+      </w:r>
     </w:p>
     <w:p>
       <w:pPr>
         <w:pStyle w:val="Heading2"/>
       </w:pPr>
       <w:r>
+        <w:rPr>
+          <w:lang w:val="zh_TW" w:bidi="zh_TW"/>
+        </w:rPr>
         <w:t>以斯帖記 9:12</w:t>
       </w:r>
-      <w:r/>
-    </w:p>
-    <w:p>
-      <w:r/>
-      <w:r>
+      <w:r>
+        <w:rPr>
+          <w:lang w:val="zh_TW" w:bidi="zh_TW"/>
+        </w:rPr>
+      </w:r>
+    </w:p>
+    <w:p>
+      <w:pPr/>
+      <w:r>
+        <w:rPr>
+          <w:lang w:val="zh_TW" w:bidi="zh_TW"/>
+        </w:rPr>
+      </w:r>
+      <w:r>
+        <w:rPr>
+          <w:lang w:val="zh_TW" w:bidi="zh_TW"/>
+        </w:rPr>
         <w:t>若王因人數眾多而感不安，就不會允許再有一天的戰鬥（</w:t>
       </w:r>
       <w:hyperlink r:id="rId88">
         <w:r>
+          <w:rPr>
+            <w:lang w:val="zh_TW" w:bidi="zh_TW"/>
+          </w:rPr>
           <w:rPr>
             <w:color w:val="0000EE"/>
             <w:u w:val="single"/>
@@ -3765,76 +7252,172 @@
         </w:r>
       </w:hyperlink>
       <w:r>
+        <w:rPr>
+          <w:lang w:val="zh_TW" w:bidi="zh_TW"/>
+        </w:rPr>
         <w:t>）。更可能的是，王對仍有這麼多人追隨哈曼，並反對由末底改領導的新政權感到震驚。他心中考量的是帝國的政治穩定。</w:t>
       </w:r>
-      <w:r/>
-      <w:r/>
-    </w:p>
-    <w:p>
-      <w:r/>
+      <w:r>
+        <w:rPr>
+          <w:lang w:val="zh_TW" w:bidi="zh_TW"/>
+        </w:rPr>
+      </w:r>
+      <w:r>
+        <w:rPr>
+          <w:lang w:val="zh_TW" w:bidi="zh_TW"/>
+        </w:rPr>
+      </w:r>
+    </w:p>
+    <w:p>
+      <w:pPr/>
+      <w:r>
+        <w:rPr>
+          <w:lang w:val="zh_TW" w:bidi="zh_TW"/>
+        </w:rPr>
+      </w:r>
     </w:p>
     <w:p>
       <w:pPr>
         <w:pStyle w:val="Heading2"/>
       </w:pPr>
       <w:r>
+        <w:rPr>
+          <w:lang w:val="zh_TW" w:bidi="zh_TW"/>
+        </w:rPr>
         <w:t>以斯帖記 9:13</w:t>
       </w:r>
-      <w:r/>
-    </w:p>
-    <w:p>
-      <w:r/>
-      <w:r>
+      <w:r>
+        <w:rPr>
+          <w:lang w:val="zh_TW" w:bidi="zh_TW"/>
+        </w:rPr>
+      </w:r>
+    </w:p>
+    <w:p>
+      <w:pPr/>
+      <w:r>
+        <w:rPr>
+          <w:lang w:val="zh_TW" w:bidi="zh_TW"/>
+        </w:rPr>
+      </w:r>
+      <w:r>
+        <w:rPr>
+          <w:lang w:val="zh_TW" w:bidi="zh_TW"/>
+        </w:rPr>
         <w:t>以斯帖或許知道，在書珊城第一天攻擊猶太人的一些人已經逃脫，並且正計劃發動更多攻擊，以報復哈曼的死。</w:t>
       </w:r>
-      <w:r/>
-      <w:r/>
-    </w:p>
-    <w:p>
-      <w:r/>
+      <w:r>
+        <w:rPr>
+          <w:lang w:val="zh_TW" w:bidi="zh_TW"/>
+        </w:rPr>
+      </w:r>
+      <w:r>
+        <w:rPr>
+          <w:lang w:val="zh_TW" w:bidi="zh_TW"/>
+        </w:rPr>
+      </w:r>
+    </w:p>
+    <w:p>
+      <w:pPr/>
+      <w:r>
+        <w:rPr>
+          <w:lang w:val="zh_TW" w:bidi="zh_TW"/>
+        </w:rPr>
+      </w:r>
     </w:p>
     <w:p>
       <w:pPr>
         <w:pStyle w:val="Heading2"/>
       </w:pPr>
       <w:r>
+        <w:rPr>
+          <w:lang w:val="zh_TW" w:bidi="zh_TW"/>
+        </w:rPr>
         <w:t>以斯帖記 9:14</w:t>
       </w:r>
-      <w:r/>
-    </w:p>
-    <w:p>
-      <w:r/>
-      <w:r>
+      <w:r>
+        <w:rPr>
+          <w:lang w:val="zh_TW" w:bidi="zh_TW"/>
+        </w:rPr>
+      </w:r>
+    </w:p>
+    <w:p>
+      <w:pPr/>
+      <w:r>
+        <w:rPr>
+          <w:lang w:val="zh_TW" w:bidi="zh_TW"/>
+        </w:rPr>
+      </w:r>
+      <w:r>
+        <w:rPr>
+          <w:lang w:val="zh_TW" w:bidi="zh_TW"/>
+        </w:rPr>
         <w:t>王便允准如此行。旨意傳在書珊：宮中若有</w:t>
       </w:r>
       <w:r>
+        <w:rPr>
+          <w:lang w:val="zh_TW" w:bidi="zh_TW"/>
+        </w:rPr>
         <w:t>圖謀相殺的敵對勢力</w:t>
       </w:r>
       <w:r>
+        <w:rPr>
+          <w:lang w:val="zh_TW" w:bidi="zh_TW"/>
+        </w:rPr>
         <w:t>，對王毫無益處。</w:t>
       </w:r>
-      <w:r/>
-      <w:r/>
-    </w:p>
-    <w:p>
-      <w:r/>
+      <w:r>
+        <w:rPr>
+          <w:lang w:val="zh_TW" w:bidi="zh_TW"/>
+        </w:rPr>
+      </w:r>
+      <w:r>
+        <w:rPr>
+          <w:lang w:val="zh_TW" w:bidi="zh_TW"/>
+        </w:rPr>
+      </w:r>
+    </w:p>
+    <w:p>
+      <w:pPr/>
+      <w:r>
+        <w:rPr>
+          <w:lang w:val="zh_TW" w:bidi="zh_TW"/>
+        </w:rPr>
+      </w:r>
     </w:p>
     <w:p>
       <w:pPr>
         <w:pStyle w:val="Heading2"/>
       </w:pPr>
       <w:r>
+        <w:rPr>
+          <w:lang w:val="zh_TW" w:bidi="zh_TW"/>
+        </w:rPr>
         <w:t>以斯帖記 9:15</w:t>
       </w:r>
-      <w:r/>
-    </w:p>
-    <w:p>
-      <w:r/>
-      <w:r>
+      <w:r>
+        <w:rPr>
+          <w:lang w:val="zh_TW" w:bidi="zh_TW"/>
+        </w:rPr>
+      </w:r>
+    </w:p>
+    <w:p>
+      <w:pPr/>
+      <w:r>
+        <w:rPr>
+          <w:lang w:val="zh_TW" w:bidi="zh_TW"/>
+        </w:rPr>
+      </w:r>
+      <w:r>
+        <w:rPr>
+          <w:lang w:val="zh_TW" w:bidi="zh_TW"/>
+        </w:rPr>
         <w:t>猶太人再次堅持高尚的道德立場，沒有從敵人那裡掠奪財物，儘管這在法律上是允許的（</w:t>
       </w:r>
       <w:hyperlink r:id="rId55">
         <w:r>
+          <w:rPr>
+            <w:lang w:val="zh_TW" w:bidi="zh_TW"/>
+          </w:rPr>
           <w:rPr>
             <w:color w:val="0000EE"/>
             <w:u w:val="single"/>
@@ -3843,10 +7426,16 @@
         </w:r>
       </w:hyperlink>
       <w:r>
+        <w:rPr>
+          <w:lang w:val="zh_TW" w:bidi="zh_TW"/>
+        </w:rPr>
         <w:t>，</w:t>
       </w:r>
       <w:hyperlink r:id="rId50">
         <w:r>
+          <w:rPr>
+            <w:lang w:val="zh_TW" w:bidi="zh_TW"/>
+          </w:rPr>
           <w:rPr>
             <w:color w:val="0000EE"/>
             <w:u w:val="single"/>
@@ -3855,68 +7444,138 @@
         </w:r>
       </w:hyperlink>
       <w:r>
+        <w:rPr>
+          <w:lang w:val="zh_TW" w:bidi="zh_TW"/>
+        </w:rPr>
         <w:t>）。</w:t>
       </w:r>
-      <w:r/>
-      <w:r/>
-    </w:p>
-    <w:p>
-      <w:r/>
+      <w:r>
+        <w:rPr>
+          <w:lang w:val="zh_TW" w:bidi="zh_TW"/>
+        </w:rPr>
+      </w:r>
+      <w:r>
+        <w:rPr>
+          <w:lang w:val="zh_TW" w:bidi="zh_TW"/>
+        </w:rPr>
+      </w:r>
+    </w:p>
+    <w:p>
+      <w:pPr/>
+      <w:r>
+        <w:rPr>
+          <w:lang w:val="zh_TW" w:bidi="zh_TW"/>
+        </w:rPr>
+      </w:r>
     </w:p>
     <w:p>
       <w:pPr>
         <w:pStyle w:val="Heading2"/>
       </w:pPr>
       <w:r>
+        <w:rPr>
+          <w:lang w:val="zh_TW" w:bidi="zh_TW"/>
+        </w:rPr>
         <w:t>以斯帖記 9:16</w:t>
       </w:r>
-      <w:r/>
-    </w:p>
-    <w:p>
-      <w:r/>
-      <w:r>
+      <w:r>
+        <w:rPr>
+          <w:lang w:val="zh_TW" w:bidi="zh_TW"/>
+        </w:rPr>
+      </w:r>
+    </w:p>
+    <w:p>
+      <w:pPr/>
+      <w:r>
+        <w:rPr>
+          <w:lang w:val="zh_TW" w:bidi="zh_TW"/>
+        </w:rPr>
+      </w:r>
+      <w:r>
+        <w:rPr>
+          <w:lang w:val="zh_TW" w:bidi="zh_TW"/>
+        </w:rPr>
         <w:t>七萬五千似乎是一個相當大的數字。古希臘譯本記載有15,000人，而塔庫姆譯本則記錄有10,107人。希伯來語中翻譯為</w:t>
       </w:r>
       <w:r>
         <w:rPr>
           <w:i/>
+          <w:lang w:val="zh_TW" w:bidi="zh_TW"/>
         </w:rPr>
         <w:t>千</w:t>
       </w:r>
       <w:r>
+        <w:rPr>
+          <w:lang w:val="zh_TW" w:bidi="zh_TW"/>
+        </w:rPr>
         <w:t>的詞也可以表示一個大家族或家系，所以有可能是75個</w:t>
       </w:r>
       <w:r>
         <w:rPr>
           <w:i/>
+          <w:lang w:val="zh_TW" w:bidi="zh_TW"/>
         </w:rPr>
         <w:t>大家族</w:t>
       </w:r>
       <w:r>
+        <w:rPr>
+          <w:lang w:val="zh_TW" w:bidi="zh_TW"/>
+        </w:rPr>
         <w:t>被殺。</w:t>
       </w:r>
-      <w:r/>
-      <w:r/>
-    </w:p>
-    <w:p>
-      <w:r/>
+      <w:r>
+        <w:rPr>
+          <w:lang w:val="zh_TW" w:bidi="zh_TW"/>
+        </w:rPr>
+      </w:r>
+      <w:r>
+        <w:rPr>
+          <w:lang w:val="zh_TW" w:bidi="zh_TW"/>
+        </w:rPr>
+      </w:r>
+    </w:p>
+    <w:p>
+      <w:pPr/>
+      <w:r>
+        <w:rPr>
+          <w:lang w:val="zh_TW" w:bidi="zh_TW"/>
+        </w:rPr>
+      </w:r>
     </w:p>
     <w:p>
       <w:pPr>
         <w:pStyle w:val="Heading2"/>
       </w:pPr>
       <w:r>
+        <w:rPr>
+          <w:lang w:val="zh_TW" w:bidi="zh_TW"/>
+        </w:rPr>
         <w:t>以斯帖記 9:17</w:t>
       </w:r>
-      <w:r/>
-    </w:p>
-    <w:p>
-      <w:r/>
-      <w:r>
+      <w:r>
+        <w:rPr>
+          <w:lang w:val="zh_TW" w:bidi="zh_TW"/>
+        </w:rPr>
+      </w:r>
+    </w:p>
+    <w:p>
+      <w:pPr/>
+      <w:r>
+        <w:rPr>
+          <w:lang w:val="zh_TW" w:bidi="zh_TW"/>
+        </w:rPr>
+      </w:r>
+      <w:r>
+        <w:rPr>
+          <w:lang w:val="zh_TW" w:bidi="zh_TW"/>
+        </w:rPr>
         <w:t>安息，以這日為設筵歡樂的日子：雖然沒有提及神，但他們肯定在這一天感謝神的拯救。這是一個新節日的開始，後來被稱為普珥日（</w:t>
       </w:r>
       <w:hyperlink r:id="rId89">
         <w:r>
+          <w:rPr>
+            <w:lang w:val="zh_TW" w:bidi="zh_TW"/>
+          </w:rPr>
           <w:rPr>
             <w:color w:val="0000EE"/>
             <w:u w:val="single"/>
@@ -3925,22 +7584,45 @@
         </w:r>
       </w:hyperlink>
       <w:r>
+        <w:rPr>
+          <w:lang w:val="zh_TW" w:bidi="zh_TW"/>
+        </w:rPr>
         <w:t>）。</w:t>
       </w:r>
-      <w:r/>
-      <w:r/>
-    </w:p>
-    <w:p>
-      <w:r/>
+      <w:r>
+        <w:rPr>
+          <w:lang w:val="zh_TW" w:bidi="zh_TW"/>
+        </w:rPr>
+      </w:r>
+      <w:r>
+        <w:rPr>
+          <w:lang w:val="zh_TW" w:bidi="zh_TW"/>
+        </w:rPr>
+      </w:r>
+    </w:p>
+    <w:p>
+      <w:pPr/>
+      <w:r>
+        <w:rPr>
+          <w:lang w:val="zh_TW" w:bidi="zh_TW"/>
+        </w:rPr>
+      </w:r>
     </w:p>
     <w:p>
       <w:pPr>
         <w:pStyle w:val="Heading2"/>
       </w:pPr>
       <w:r>
+        <w:rPr>
+          <w:lang w:val="zh_TW" w:bidi="zh_TW"/>
+        </w:rPr>
         <w:t>以斯帖記 9:19</w:t>
       </w:r>
-      <w:r/>
+      <w:r>
+        <w:rPr>
+          <w:lang w:val="zh_TW" w:bidi="zh_TW"/>
+        </w:rPr>
+      </w:r>
     </w:p>
     <w:p>
       <w:pPr>
@@ -3948,12 +7630,22 @@
         <w:spacing w:line="240" w:lineRule="auto"/>
         <w:ind w:left="720"/>
       </w:pPr>
-      <w:r/>
-      <w:r>
+      <w:r>
+        <w:rPr>
+          <w:lang w:val="zh_TW" w:bidi="zh_TW"/>
+        </w:rPr>
+      </w:r>
+      <w:r>
+        <w:rPr>
+          <w:lang w:val="zh_TW" w:bidi="zh_TW"/>
+        </w:rPr>
         <w:t>普珥節是一年一度的慶典與節期，慶祝神賜下脫離敵人的平安（見</w:t>
       </w:r>
       <w:hyperlink r:id="rId90">
         <w:r>
+          <w:rPr>
+            <w:lang w:val="zh_TW" w:bidi="zh_TW"/>
+          </w:rPr>
           <w:rPr>
             <w:color w:val="0000EE"/>
             <w:u w:val="single"/>
@@ -3962,10 +7654,16 @@
         </w:r>
       </w:hyperlink>
       <w:r>
+        <w:rPr>
+          <w:lang w:val="zh_TW" w:bidi="zh_TW"/>
+        </w:rPr>
         <w:t>；</w:t>
       </w:r>
       <w:hyperlink r:id="rId91">
         <w:r>
+          <w:rPr>
+            <w:lang w:val="zh_TW" w:bidi="zh_TW"/>
+          </w:rPr>
           <w:rPr>
             <w:color w:val="0000EE"/>
             <w:u w:val="single"/>
@@ -3974,10 +7672,16 @@
         </w:r>
       </w:hyperlink>
       <w:r>
+        <w:rPr>
+          <w:lang w:val="zh_TW" w:bidi="zh_TW"/>
+        </w:rPr>
         <w:t>；</w:t>
       </w:r>
       <w:hyperlink r:id="rId92">
         <w:r>
+          <w:rPr>
+            <w:lang w:val="zh_TW" w:bidi="zh_TW"/>
+          </w:rPr>
           <w:rPr>
             <w:color w:val="0000EE"/>
             <w:u w:val="single"/>
@@ -3986,12 +7690,21 @@
         </w:r>
       </w:hyperlink>
       <w:r>
+        <w:rPr>
+          <w:lang w:val="zh_TW" w:bidi="zh_TW"/>
+        </w:rPr>
         <w:t>）。</w:t>
       </w:r>
       <w:r>
+        <w:rPr>
+          <w:lang w:val="zh_TW" w:bidi="zh_TW"/>
+        </w:rPr>
         <w:t>敘述者指出，這節日一直延續至今</w:t>
       </w:r>
       <w:r>
+        <w:rPr>
+          <w:lang w:val="zh_TW" w:bidi="zh_TW"/>
+        </w:rPr>
         <w:t>。如今，超過2,400年後，猶太人仍然每年慶祝這個節日。</w:t>
       </w:r>
     </w:p>
@@ -4001,75 +7714,172 @@
         <w:spacing w:line="240" w:lineRule="auto"/>
         <w:ind w:left="720"/>
       </w:pPr>
-      <w:r/>
-      <w:r>
+      <w:r>
+        <w:rPr>
+          <w:lang w:val="zh_TW" w:bidi="zh_TW"/>
+        </w:rPr>
+      </w:r>
+      <w:r>
+        <w:rPr>
+          <w:lang w:val="zh_TW" w:bidi="zh_TW"/>
+        </w:rPr>
         <w:t>互相贈送食物的舉動展現了百姓之間的合一與彼此的關懷，也幫助營造出普天同慶、喜樂洋溢的節日氣氛。。</w:t>
       </w:r>
-      <w:r/>
-      <w:r/>
-    </w:p>
-    <w:p>
-      <w:r/>
+      <w:r>
+        <w:rPr>
+          <w:lang w:val="zh_TW" w:bidi="zh_TW"/>
+        </w:rPr>
+      </w:r>
+      <w:r>
+        <w:rPr>
+          <w:lang w:val="zh_TW" w:bidi="zh_TW"/>
+        </w:rPr>
+      </w:r>
+    </w:p>
+    <w:p>
+      <w:pPr/>
+      <w:r>
+        <w:rPr>
+          <w:lang w:val="zh_TW" w:bidi="zh_TW"/>
+        </w:rPr>
+      </w:r>
     </w:p>
     <w:p>
       <w:pPr>
         <w:pStyle w:val="Heading2"/>
       </w:pPr>
       <w:r>
+        <w:rPr>
+          <w:lang w:val="zh_TW" w:bidi="zh_TW"/>
+        </w:rPr>
         <w:t>以斯帖記 9:23–26</w:t>
       </w:r>
-      <w:r/>
-    </w:p>
-    <w:p>
-      <w:r/>
-      <w:r>
+      <w:r>
+        <w:rPr>
+          <w:lang w:val="zh_TW" w:bidi="zh_TW"/>
+        </w:rPr>
+      </w:r>
+    </w:p>
+    <w:p>
+      <w:pPr/>
+      <w:r>
+        <w:rPr>
+          <w:lang w:val="zh_TW" w:bidi="zh_TW"/>
+        </w:rPr>
+      </w:r>
+      <w:r>
+        <w:rPr>
+          <w:lang w:val="zh_TW" w:bidi="zh_TW"/>
+        </w:rPr>
         <w:t>這幾節經文總結了</w:t>
       </w:r>
       <w:r>
+        <w:rPr>
+          <w:lang w:val="zh_TW" w:bidi="zh_TW"/>
+        </w:rPr>
         <w:t>形成普珥節由來的一連串事件。</w:t>
       </w:r>
-      <w:r/>
-      <w:r/>
-    </w:p>
-    <w:p>
-      <w:r/>
+      <w:r>
+        <w:rPr>
+          <w:lang w:val="zh_TW" w:bidi="zh_TW"/>
+        </w:rPr>
+      </w:r>
+      <w:r>
+        <w:rPr>
+          <w:lang w:val="zh_TW" w:bidi="zh_TW"/>
+        </w:rPr>
+      </w:r>
+    </w:p>
+    <w:p>
+      <w:pPr/>
+      <w:r>
+        <w:rPr>
+          <w:lang w:val="zh_TW" w:bidi="zh_TW"/>
+        </w:rPr>
+      </w:r>
     </w:p>
     <w:p>
       <w:pPr>
         <w:pStyle w:val="Heading2"/>
       </w:pPr>
       <w:r>
+        <w:rPr>
+          <w:lang w:val="zh_TW" w:bidi="zh_TW"/>
+        </w:rPr>
         <w:t>以斯帖記 9:26–28</w:t>
       </w:r>
-      <w:r/>
-    </w:p>
-    <w:p>
-      <w:r/>
-      <w:r>
+      <w:r>
+        <w:rPr>
+          <w:lang w:val="zh_TW" w:bidi="zh_TW"/>
+        </w:rPr>
+      </w:r>
+    </w:p>
+    <w:p>
+      <w:pPr/>
+      <w:r>
+        <w:rPr>
+          <w:lang w:val="zh_TW" w:bidi="zh_TW"/>
+        </w:rPr>
+      </w:r>
+      <w:r>
+        <w:rPr>
+          <w:lang w:val="zh_TW" w:bidi="zh_TW"/>
+        </w:rPr>
         <w:t>這段經文說明了普珥節的合法性，儘管摩西未將其列入律法所定的節期，普珥節仍被承認為猶太人的節日。</w:t>
       </w:r>
-      <w:r/>
-      <w:r/>
-    </w:p>
-    <w:p>
-      <w:r/>
+      <w:r>
+        <w:rPr>
+          <w:lang w:val="zh_TW" w:bidi="zh_TW"/>
+        </w:rPr>
+      </w:r>
+      <w:r>
+        <w:rPr>
+          <w:lang w:val="zh_TW" w:bidi="zh_TW"/>
+        </w:rPr>
+      </w:r>
+    </w:p>
+    <w:p>
+      <w:pPr/>
+      <w:r>
+        <w:rPr>
+          <w:lang w:val="zh_TW" w:bidi="zh_TW"/>
+        </w:rPr>
+      </w:r>
     </w:p>
     <w:p>
       <w:pPr>
         <w:pStyle w:val="Heading2"/>
       </w:pPr>
       <w:r>
+        <w:rPr>
+          <w:lang w:val="zh_TW" w:bidi="zh_TW"/>
+        </w:rPr>
         <w:t>以斯帖記 9:29–32</w:t>
       </w:r>
-      <w:r/>
-    </w:p>
-    <w:p>
-      <w:r/>
-      <w:r>
+      <w:r>
+        <w:rPr>
+          <w:lang w:val="zh_TW" w:bidi="zh_TW"/>
+        </w:rPr>
+      </w:r>
+    </w:p>
+    <w:p>
+      <w:pPr/>
+      <w:r>
+        <w:rPr>
+          <w:lang w:val="zh_TW" w:bidi="zh_TW"/>
+        </w:rPr>
+      </w:r>
+      <w:r>
+        <w:rPr>
+          <w:lang w:val="zh_TW" w:bidi="zh_TW"/>
+        </w:rPr>
         <w:t>王后以斯帖寫的信更是進一步對末底改的提議給予正式的認可（</w:t>
       </w:r>
       <w:hyperlink r:id="rId93">
         <w:r>
+          <w:rPr>
+            <w:lang w:val="zh_TW" w:bidi="zh_TW"/>
+          </w:rPr>
           <w:rPr>
             <w:color w:val="0000EE"/>
             <w:u w:val="single"/>
@@ -4078,73 +7888,166 @@
         </w:r>
       </w:hyperlink>
       <w:r>
+        <w:rPr>
+          <w:lang w:val="zh_TW" w:bidi="zh_TW"/>
+        </w:rPr>
         <w:t>）。</w:t>
       </w:r>
-      <w:r/>
-      <w:r/>
-    </w:p>
-    <w:p>
-      <w:r/>
+      <w:r>
+        <w:rPr>
+          <w:lang w:val="zh_TW" w:bidi="zh_TW"/>
+        </w:rPr>
+      </w:r>
+      <w:r>
+        <w:rPr>
+          <w:lang w:val="zh_TW" w:bidi="zh_TW"/>
+        </w:rPr>
+      </w:r>
+    </w:p>
+    <w:p>
+      <w:pPr/>
+      <w:r>
+        <w:rPr>
+          <w:lang w:val="zh_TW" w:bidi="zh_TW"/>
+        </w:rPr>
+      </w:r>
     </w:p>
     <w:p>
       <w:pPr>
         <w:pStyle w:val="Heading2"/>
       </w:pPr>
       <w:r>
+        <w:rPr>
+          <w:lang w:val="zh_TW" w:bidi="zh_TW"/>
+        </w:rPr>
         <w:t>以斯帖記 10:1–2</w:t>
       </w:r>
-      <w:r/>
-    </w:p>
-    <w:p>
-      <w:r/>
-      <w:r>
+      <w:r>
+        <w:rPr>
+          <w:lang w:val="zh_TW" w:bidi="zh_TW"/>
+        </w:rPr>
+      </w:r>
+    </w:p>
+    <w:p>
+      <w:pPr/>
+      <w:r>
+        <w:rPr>
+          <w:lang w:val="zh_TW" w:bidi="zh_TW"/>
+        </w:rPr>
+      </w:r>
+      <w:r>
+        <w:rPr>
+          <w:lang w:val="zh_TW" w:bidi="zh_TW"/>
+        </w:rPr>
         <w:t>王薛西（亞哈隨魯）使……進貢：波斯在各省所課的稅捐繁重。</w:t>
       </w:r>
       <w:r>
+        <w:rPr>
+          <w:lang w:val="zh_TW" w:bidi="zh_TW"/>
+        </w:rPr>
         <w:t>這種負擔支撐了波斯政府揮霍無度的開支。</w:t>
       </w:r>
-      <w:r/>
-      <w:r/>
-    </w:p>
-    <w:p>
-      <w:r/>
+      <w:r>
+        <w:rPr>
+          <w:lang w:val="zh_TW" w:bidi="zh_TW"/>
+        </w:rPr>
+      </w:r>
+      <w:r>
+        <w:rPr>
+          <w:lang w:val="zh_TW" w:bidi="zh_TW"/>
+        </w:rPr>
+      </w:r>
+    </w:p>
+    <w:p>
+      <w:pPr/>
+      <w:r>
+        <w:rPr>
+          <w:lang w:val="zh_TW" w:bidi="zh_TW"/>
+        </w:rPr>
+      </w:r>
     </w:p>
     <w:p>
       <w:pPr>
         <w:pStyle w:val="Heading2"/>
       </w:pPr>
       <w:r>
+        <w:rPr>
+          <w:lang w:val="zh_TW" w:bidi="zh_TW"/>
+        </w:rPr>
         <w:t>以斯帖記 10:2</w:t>
       </w:r>
-      <w:r/>
-    </w:p>
-    <w:p>
-      <w:r/>
-      <w:r>
+      <w:r>
+        <w:rPr>
+          <w:lang w:val="zh_TW" w:bidi="zh_TW"/>
+        </w:rPr>
+      </w:r>
+    </w:p>
+    <w:p>
+      <w:pPr/>
+      <w:r>
+        <w:rPr>
+          <w:lang w:val="zh_TW" w:bidi="zh_TW"/>
+        </w:rPr>
+      </w:r>
+      <w:r>
+        <w:rPr>
+          <w:lang w:val="zh_TW" w:bidi="zh_TW"/>
+        </w:rPr>
         <w:t>米底亞和波斯王的歷史是波斯的皇家編年史。雖然許多古代波斯的記錄已經保存下來，但到目前為止，尚未在任何已發掘的記錄中找到關於末底改偉大事蹟的記載。</w:t>
       </w:r>
-      <w:r/>
-      <w:r/>
-    </w:p>
-    <w:p>
-      <w:r/>
+      <w:r>
+        <w:rPr>
+          <w:lang w:val="zh_TW" w:bidi="zh_TW"/>
+        </w:rPr>
+      </w:r>
+      <w:r>
+        <w:rPr>
+          <w:lang w:val="zh_TW" w:bidi="zh_TW"/>
+        </w:rPr>
+      </w:r>
+    </w:p>
+    <w:p>
+      <w:pPr/>
+      <w:r>
+        <w:rPr>
+          <w:lang w:val="zh_TW" w:bidi="zh_TW"/>
+        </w:rPr>
+      </w:r>
     </w:p>
     <w:p>
       <w:pPr>
         <w:pStyle w:val="Heading2"/>
       </w:pPr>
       <w:r>
+        <w:rPr>
+          <w:lang w:val="zh_TW" w:bidi="zh_TW"/>
+        </w:rPr>
         <w:t>以斯帖記 10:3</w:t>
       </w:r>
-      <w:r/>
-    </w:p>
-    <w:p>
-      <w:r/>
-      <w:r>
+      <w:r>
+        <w:rPr>
+          <w:lang w:val="zh_TW" w:bidi="zh_TW"/>
+        </w:rPr>
+      </w:r>
+    </w:p>
+    <w:p>
+      <w:pPr/>
+      <w:r>
+        <w:rPr>
+          <w:lang w:val="zh_TW" w:bidi="zh_TW"/>
+        </w:rPr>
+      </w:r>
+      <w:r>
+        <w:rPr>
+          <w:lang w:val="zh_TW" w:bidi="zh_TW"/>
+        </w:rPr>
         <w:t>猶太人末底改不像哈曼那樣自誇（</w:t>
       </w:r>
       <w:hyperlink r:id="rId94">
         <w:r>
+          <w:rPr>
+            <w:lang w:val="zh_TW" w:bidi="zh_TW"/>
+          </w:rPr>
           <w:rPr>
             <w:color w:val="0000EE"/>
             <w:u w:val="single"/>
@@ -4153,16 +8056,33 @@
         </w:r>
       </w:hyperlink>
       <w:r>
+        <w:rPr>
+          <w:lang w:val="zh_TW" w:bidi="zh_TW"/>
+        </w:rPr>
         <w:t>），而這位不斷為他人著想的正直人，獲得了高官的職位（宰相）和百姓的高度敬重（</w:t>
       </w:r>
       <w:r>
+        <w:rPr>
+          <w:lang w:val="zh_TW" w:bidi="zh_TW"/>
+        </w:rPr>
         <w:t>在猶太人中享有崇高地位</w:t>
       </w:r>
       <w:r>
+        <w:rPr>
+          <w:lang w:val="zh_TW" w:bidi="zh_TW"/>
+        </w:rPr>
         <w:t>）。</w:t>
       </w:r>
-      <w:r/>
-      <w:r/>
+      <w:r>
+        <w:rPr>
+          <w:lang w:val="zh_TW" w:bidi="zh_TW"/>
+        </w:rPr>
+      </w:r>
+      <w:r>
+        <w:rPr>
+          <w:lang w:val="zh_TW" w:bidi="zh_TW"/>
+        </w:rPr>
+      </w:r>
     </w:p>
     <w:sectPr>
       <w:footnotePr>
@@ -6064,7 +9984,7 @@
     <w:rPrDefault>
       <w:rPr>
         <w:rFonts w:ascii="Times New Roman" w:eastAsia="Times New Roman" w:hAnsi="Times New Roman" w:cs="Times New Roman"/>
-        <w:lang w:val="en-US" w:eastAsia="en-US" w:bidi="ar-SA"/>
+        <w:lang w:val="zh_TW" w:eastAsia="en-US" w:bidi="ar-SA"/>
       </w:rPr>
     </w:rPrDefault>
     <w:pPrDefault/>

--- a/zht/docx/17.content.docx
+++ b/zht/docx/17.content.docx
@@ -28,22 +28,6 @@
       </w:r>
     </w:p>
     <w:p>
-      <w:pPr>
-        <w:pStyle w:val="Heading2"/>
-      </w:pPr>
-      <w:r>
-        <w:rPr>
-          <w:lang w:val="zh_TW" w:bidi="zh_TW"/>
-        </w:rPr>
-        <w:t>License Information</w:t>
-      </w:r>
-      <w:r>
-        <w:rPr>
-          <w:lang w:val="zh_TW" w:bidi="zh_TW"/>
-        </w:rPr>
-      </w:r>
-    </w:p>
-    <w:p>
       <w:pPr/>
       <w:r>
         <w:rPr>
@@ -55,19 +39,21 @@
           <w:b/>
           <w:lang w:val="zh_TW" w:bidi="zh_TW"/>
         </w:rPr>
-        <w:t>研讀筆記 (Tyndale)</w:t>
-      </w:r>
-      <w:r>
-        <w:rPr>
-          <w:lang w:val="zh_TW" w:bidi="zh_TW"/>
-        </w:rPr>
-        <w:t xml:space="preserve"> (Chinese (Traditional)) is based on</w:t>
-      </w:r>
-      <w:r>
-        <w:rPr>
-          <w:lang w:val="zh_TW" w:bidi="zh_TW"/>
-        </w:rPr>
-        <w:t xml:space="preserve">: </w:t>
+        <w:t>Aquifer Open Study Notes</w:t>
+      </w:r>
+    </w:p>
+    <w:p>
+      <w:pPr/>
+      <w:r>
+        <w:rPr>
+          <w:lang w:val="zh_TW" w:bidi="zh_TW"/>
+        </w:rPr>
+      </w:r>
+      <w:r>
+        <w:rPr>
+          <w:lang w:val="zh_TW" w:bidi="zh_TW"/>
+        </w:rPr>
+        <w:t xml:space="preserve">This work is an adaptation of </w:t>
       </w:r>
       <w:r>
         <w:rPr>
@@ -79,62 +65,33 @@
         <w:rPr>
           <w:lang w:val="zh_TW" w:bidi="zh_TW"/>
         </w:rPr>
-        <w:t xml:space="preserve">, </w:t>
-      </w:r>
-      <w:hyperlink r:id="rId13">
-        <w:r>
-          <w:rPr>
-            <w:lang w:val="zh_TW" w:bidi="zh_TW"/>
-          </w:rPr>
-          <w:rPr>
-            <w:color w:val="0000EE"/>
-            <w:u w:val="single"/>
-          </w:rPr>
-          <w:t>Tyndale House Publishers</w:t>
-        </w:r>
-      </w:hyperlink>
-      <w:r>
-        <w:rPr>
-          <w:lang w:val="zh_TW" w:bidi="zh_TW"/>
-        </w:rPr>
-        <w:t xml:space="preserve">, 2019, which is licensed under a </w:t>
-      </w:r>
-      <w:hyperlink r:id="rId14">
-        <w:r>
-          <w:rPr>
-            <w:lang w:val="zh_TW" w:bidi="zh_TW"/>
-          </w:rPr>
-          <w:rPr>
-            <w:color w:val="0000EE"/>
-            <w:u w:val="single"/>
-          </w:rPr>
-          <w:t>CC BY-SA 4.0 license</w:t>
-        </w:r>
-      </w:hyperlink>
-      <w:r>
-        <w:rPr>
-          <w:lang w:val="zh_TW" w:bidi="zh_TW"/>
-        </w:rPr>
-        <w:t>.</w:t>
-      </w:r>
-      <w:r>
-        <w:rPr>
-          <w:lang w:val="zh_TW" w:bidi="zh_TW"/>
-        </w:rPr>
-      </w:r>
-    </w:p>
-    <w:p>
-      <w:pPr/>
-      <w:r>
-        <w:rPr>
-          <w:lang w:val="zh_TW" w:bidi="zh_TW"/>
-        </w:rPr>
-      </w:r>
-      <w:r>
-        <w:rPr>
-          <w:lang w:val="zh_TW" w:bidi="zh_TW"/>
-        </w:rPr>
-        <w:t>This PDF version is provided under the same license.</w:t>
+        <w:t xml:space="preserve"> © 2023 Tyndale House Publishers, licensed under the CC BY-SA 4.0 license. The adaptation, </w:t>
+      </w:r>
+      <w:r>
+        <w:rPr>
+          <w:lang w:val="zh_TW" w:bidi="zh_TW"/>
+        </w:rPr>
+        <w:t>Aquifer Open Study Notes</w:t>
+      </w:r>
+      <w:r>
+        <w:rPr>
+          <w:lang w:val="zh_TW" w:bidi="zh_TW"/>
+        </w:rPr>
+        <w:t>, was created by Mission Mutual and is also licensed under CC BY-SA 4.0.</w:t>
+      </w:r>
+    </w:p>
+    <w:p>
+      <w:pPr/>
+      <w:r>
+        <w:rPr>
+          <w:lang w:val="zh_TW" w:bidi="zh_TW"/>
+        </w:rPr>
+      </w:r>
+      <w:r>
+        <w:rPr>
+          <w:lang w:val="zh_TW" w:bidi="zh_TW"/>
+        </w:rPr>
+        <w:t>This resource has been adapted into multiple languages, including English, Tok Pisin, Arabic (عربي), French (Français), Hindi (हिंदी), Indonesian (Bahasa Indonesia), Portuguese (Português), Russian (Русский), Spanish (Español), Swahili (Kiswahili), and Simplified Chinese (简体中文).</w:t>
       </w:r>
       <w:r>
         <w:rPr>
@@ -326,7 +283,7 @@
         </w:rPr>
         <w:t>）。他的父親是大流士一世（公元前521–486年），在他作王統治期間，哈該和撒迦利亞鼓勵猶大人民完成耶路撒冷聖殿的建造（見</w:t>
       </w:r>
-      <w:hyperlink r:id="rId15">
+      <w:hyperlink r:id="rId13">
         <w:r>
           <w:rPr>
             <w:lang w:val="zh_TW" w:bidi="zh_TW"/>
@@ -344,7 +301,7 @@
         </w:rPr>
         <w:t>；</w:t>
       </w:r>
-      <w:hyperlink r:id="rId16">
+      <w:hyperlink r:id="rId14">
         <w:r>
           <w:rPr>
             <w:lang w:val="zh_TW" w:bidi="zh_TW"/>
@@ -362,7 +319,7 @@
         </w:rPr>
         <w:t>；</w:t>
       </w:r>
-      <w:hyperlink r:id="rId17">
+      <w:hyperlink r:id="rId15">
         <w:r>
           <w:rPr>
             <w:lang w:val="zh_TW" w:bidi="zh_TW"/>
@@ -777,7 +734,7 @@
         </w:rPr>
         <w:t>）（例如，希羅多德，《歷史》7.114）。她的兒子亞達薛西一世，在薛西（亞哈隨魯）去世後成為波斯的王（公元前465–424年）（見</w:t>
       </w:r>
-      <w:hyperlink r:id="rId18">
+      <w:hyperlink r:id="rId16">
         <w:r>
           <w:rPr>
             <w:lang w:val="zh_TW" w:bidi="zh_TW"/>
@@ -795,7 +752,7 @@
         </w:rPr>
         <w:t>，</w:t>
       </w:r>
-      <w:hyperlink r:id="rId19">
+      <w:hyperlink r:id="rId17">
         <w:r>
           <w:rPr>
             <w:lang w:val="zh_TW" w:bidi="zh_TW"/>
@@ -813,7 +770,7 @@
         </w:rPr>
         <w:t>，</w:t>
       </w:r>
-      <w:hyperlink r:id="rId20">
+      <w:hyperlink r:id="rId18">
         <w:r>
           <w:rPr>
             <w:lang w:val="zh_TW" w:bidi="zh_TW"/>
@@ -831,7 +788,7 @@
         </w:rPr>
         <w:t>、</w:t>
       </w:r>
-      <w:hyperlink r:id="rId21">
+      <w:hyperlink r:id="rId19">
         <w:r>
           <w:rPr>
             <w:lang w:val="zh_TW" w:bidi="zh_TW"/>
@@ -849,7 +806,7 @@
         </w:rPr>
         <w:t>、</w:t>
       </w:r>
-      <w:hyperlink r:id="rId22">
+      <w:hyperlink r:id="rId20">
         <w:r>
           <w:rPr>
             <w:lang w:val="zh_TW" w:bidi="zh_TW"/>
@@ -867,7 +824,7 @@
         </w:rPr>
         <w:t>，</w:t>
       </w:r>
-      <w:hyperlink r:id="rId23">
+      <w:hyperlink r:id="rId21">
         <w:r>
           <w:rPr>
             <w:lang w:val="zh_TW" w:bidi="zh_TW"/>
@@ -885,7 +842,7 @@
         </w:rPr>
         <w:t>；</w:t>
       </w:r>
-      <w:hyperlink r:id="rId24">
+      <w:hyperlink r:id="rId22">
         <w:r>
           <w:rPr>
             <w:lang w:val="zh_TW" w:bidi="zh_TW"/>
@@ -903,7 +860,7 @@
         </w:rPr>
         <w:t>，</w:t>
       </w:r>
-      <w:hyperlink r:id="rId25">
+      <w:hyperlink r:id="rId23">
         <w:r>
           <w:rPr>
             <w:lang w:val="zh_TW" w:bidi="zh_TW"/>
@@ -921,7 +878,7 @@
         </w:rPr>
         <w:t>，</w:t>
       </w:r>
-      <w:hyperlink r:id="rId26">
+      <w:hyperlink r:id="rId24">
         <w:r>
           <w:rPr>
             <w:lang w:val="zh_TW" w:bidi="zh_TW"/>
@@ -939,7 +896,7 @@
         </w:rPr>
         <w:t>，</w:t>
       </w:r>
-      <w:hyperlink r:id="rId27">
+      <w:hyperlink r:id="rId25">
         <w:r>
           <w:rPr>
             <w:lang w:val="zh_TW" w:bidi="zh_TW"/>
@@ -1193,7 +1150,7 @@
         </w:rPr>
         <w:t>王沒有立即反應，而是依照慣例先諮詢通曉時務的謀士（和合本譯為明哲人），詢問波斯法律顧問（和合本譯為知例明法的人）該如何處理他這位違命的王后（</w:t>
       </w:r>
-      <w:hyperlink r:id="rId28">
+      <w:hyperlink r:id="rId26">
         <w:r>
           <w:rPr>
             <w:lang w:val="zh_TW" w:bidi="zh_TW"/>
@@ -1433,7 +1390,7 @@
         </w:rPr>
         <w:t>降旨寫在……永不更改：該書面詔令將成為不可更改的法律，無法被修改（</w:t>
       </w:r>
-      <w:hyperlink r:id="rId29">
+      <w:hyperlink r:id="rId27">
         <w:r>
           <w:rPr>
             <w:lang w:val="zh_TW" w:bidi="zh_TW"/>
@@ -1451,7 +1408,7 @@
         </w:rPr>
         <w:t>；</w:t>
       </w:r>
-      <w:hyperlink r:id="rId30">
+      <w:hyperlink r:id="rId28">
         <w:r>
           <w:rPr>
             <w:lang w:val="zh_TW" w:bidi="zh_TW"/>
@@ -1469,7 +1426,7 @@
         </w:rPr>
         <w:t>、</w:t>
       </w:r>
-      <w:hyperlink r:id="rId31">
+      <w:hyperlink r:id="rId29">
         <w:r>
           <w:rPr>
             <w:lang w:val="zh_TW" w:bidi="zh_TW"/>
@@ -1618,7 +1575,7 @@
         </w:rPr>
         <w:t>）（譯註：和合本未譯出此片語）：由於約雅斤王在大約100多年前的公元前597年被擄（</w:t>
       </w:r>
-      <w:hyperlink r:id="rId32">
+      <w:hyperlink r:id="rId30">
         <w:r>
           <w:rPr>
             <w:lang w:val="zh_TW" w:bidi="zh_TW"/>
@@ -2114,7 +2071,7 @@
         </w:rPr>
         <w:t>王因以斯帖的緣故……設擺大筵席：如今王以尊榮對待他的妻子，而不是將她當作炫耀的展示物（參</w:t>
       </w:r>
-      <w:hyperlink r:id="rId33">
+      <w:hyperlink r:id="rId31">
         <w:r>
           <w:rPr>
             <w:lang w:val="zh_TW" w:bidi="zh_TW"/>
@@ -2150,7 +2107,7 @@
         </w:rPr>
         <w:t>〔宣布公定假期〕（譯註：和合本未譯出這個句子）：希伯來語中翻譯為「公定假期」的詞（hanakhah）與表示「安息」（nukh）的動詞有關。整本書描述了猶太人如何從敵人的威脅中獲得安息（見</w:t>
       </w:r>
-      <w:hyperlink r:id="rId34">
+      <w:hyperlink r:id="rId32">
         <w:r>
           <w:rPr>
             <w:lang w:val="zh_TW" w:bidi="zh_TW"/>
@@ -2257,7 +2214,7 @@
         </w:rPr>
         <w:t>）：城門口是審理法律案件和辦理許多政務的地方；末底改就在那裡得知有人圖謀害王的陰謀（</w:t>
       </w:r>
-      <w:hyperlink r:id="rId35">
+      <w:hyperlink r:id="rId33">
         <w:r>
           <w:rPr>
             <w:lang w:val="zh_TW" w:bidi="zh_TW"/>
@@ -2327,7 +2284,7 @@
         </w:rPr>
         <w:t>還沒有將籍貫宗族告訴人：這一點被提到兩次（另見</w:t>
       </w:r>
-      <w:hyperlink r:id="rId36">
+      <w:hyperlink r:id="rId34">
         <w:r>
           <w:rPr>
             <w:lang w:val="zh_TW" w:bidi="zh_TW"/>
@@ -2411,7 +2368,7 @@
         </w:rPr>
         <w:t>辟探可能是</w:t>
       </w:r>
-      <w:hyperlink r:id="rId37">
+      <w:hyperlink r:id="rId35">
         <w:r>
           <w:rPr>
             <w:lang w:val="zh_TW" w:bidi="zh_TW"/>
@@ -2523,7 +2480,7 @@
         </w:rPr>
         <w:t>雖然以斯帖可以歸功於自己，並藉此提升自己的地位，但她卻將功勞歸給末底改；這也是故事後續發展的關鍵（</w:t>
       </w:r>
-      <w:hyperlink r:id="rId38">
+      <w:hyperlink r:id="rId36">
         <w:r>
           <w:rPr>
             <w:lang w:val="zh_TW" w:bidi="zh_TW"/>
@@ -2632,7 +2589,7 @@
         </w:rPr>
         <w:t>，但古代波斯的碑文顯示，刺刑是一種標準的處決方式。薛西（亞哈隨魯）的父親大流士一世聲稱在他征服巴比倫時刺殺了三千名巴比倫人。有時罪犯會先被處決，隨後再被展示在木樁上，就像哈曼的兒子被處決時的方式一樣（</w:t>
       </w:r>
-      <w:hyperlink r:id="rId39">
+      <w:hyperlink r:id="rId37">
         <w:r>
           <w:rPr>
             <w:lang w:val="zh_TW" w:bidi="zh_TW"/>
@@ -2668,7 +2625,7 @@
         </w:rPr>
         <w:t>這事……寫於歷史上：末底改直到很久以後才因這事得到獎賞（</w:t>
       </w:r>
-      <w:hyperlink r:id="rId40">
+      <w:hyperlink r:id="rId38">
         <w:r>
           <w:rPr>
             <w:lang w:val="zh_TW" w:bidi="zh_TW"/>
@@ -2812,7 +2769,7 @@
         </w:rPr>
         <w:t>向上位者跪拜是當時普遍的習俗（例如，</w:t>
       </w:r>
-      <w:hyperlink r:id="rId41">
+      <w:hyperlink r:id="rId39">
         <w:r>
           <w:rPr>
             <w:lang w:val="zh_TW" w:bidi="zh_TW"/>
@@ -2926,7 +2883,7 @@
         </w:rPr>
         <w:t>掣普珥，就是掣籤：掣普珥就像擲骰子。希伯來人有時使用籤來理解神的旨意（</w:t>
       </w:r>
-      <w:hyperlink r:id="rId42">
+      <w:hyperlink r:id="rId40">
         <w:r>
           <w:rPr>
             <w:lang w:val="zh_TW" w:bidi="zh_TW"/>
@@ -2944,7 +2901,7 @@
         </w:rPr>
         <w:t>；</w:t>
       </w:r>
-      <w:hyperlink r:id="rId43">
+      <w:hyperlink r:id="rId41">
         <w:r>
           <w:rPr>
             <w:lang w:val="zh_TW" w:bidi="zh_TW"/>
@@ -3045,7 +3002,7 @@
         </w:rPr>
         <w:t>他們的律例與萬民的律例不同：他們有一套獨特的法律（飲食和宗教習俗），並要與周圍人的罪惡習俗分開（</w:t>
       </w:r>
-      <w:hyperlink r:id="rId44">
+      <w:hyperlink r:id="rId42">
         <w:r>
           <w:rPr>
             <w:lang w:val="zh_TW" w:bidi="zh_TW"/>
@@ -3063,7 +3020,7 @@
         </w:rPr>
         <w:t>，</w:t>
       </w:r>
-      <w:hyperlink r:id="rId45">
+      <w:hyperlink r:id="rId43">
         <w:r>
           <w:rPr>
             <w:lang w:val="zh_TW" w:bidi="zh_TW"/>
@@ -3081,7 +3038,7 @@
         </w:rPr>
         <w:t>，</w:t>
       </w:r>
-      <w:hyperlink r:id="rId46">
+      <w:hyperlink r:id="rId44">
         <w:r>
           <w:rPr>
             <w:lang w:val="zh_TW" w:bidi="zh_TW"/>
@@ -3099,7 +3056,7 @@
         </w:rPr>
         <w:t>、</w:t>
       </w:r>
-      <w:hyperlink r:id="rId47">
+      <w:hyperlink r:id="rId45">
         <w:r>
           <w:rPr>
             <w:lang w:val="zh_TW" w:bidi="zh_TW"/>
@@ -3153,7 +3110,7 @@
         </w:rPr>
         <w:t>所以容留他們與王無益：哈曼利用王的恐懼和利益來說服他，就像米母干在</w:t>
       </w:r>
-      <w:hyperlink r:id="rId48">
+      <w:hyperlink r:id="rId46">
         <w:r>
           <w:rPr>
             <w:lang w:val="zh_TW" w:bidi="zh_TW"/>
@@ -3313,7 +3270,7 @@
         </w:rPr>
         <w:t>猶大人的仇敵：故事的敘述者給哈曼的新稱號，暗示他將擁有迫害猶太人的權勢，帶有不祥的預兆（另見</w:t>
       </w:r>
-      <w:hyperlink r:id="rId49">
+      <w:hyperlink r:id="rId47">
         <w:r>
           <w:rPr>
             <w:lang w:val="zh_TW" w:bidi="zh_TW"/>
@@ -3331,7 +3288,7 @@
         </w:rPr>
         <w:t>，</w:t>
       </w:r>
-      <w:hyperlink r:id="rId50">
+      <w:hyperlink r:id="rId48">
         <w:r>
           <w:rPr>
             <w:lang w:val="zh_TW" w:bidi="zh_TW"/>
@@ -3349,7 +3306,7 @@
         </w:rPr>
         <w:t>、</w:t>
       </w:r>
-      <w:hyperlink r:id="rId51">
+      <w:hyperlink r:id="rId49">
         <w:r>
           <w:rPr>
             <w:lang w:val="zh_TW" w:bidi="zh_TW"/>
@@ -3385,7 +3342,7 @@
         </w:rPr>
         <w:t>這銀子仍賜給你，這民也交給你：表面上看似王不想要賄賂，但</w:t>
       </w:r>
-      <w:hyperlink r:id="rId52">
+      <w:hyperlink r:id="rId50">
         <w:r>
           <w:rPr>
             <w:lang w:val="zh_TW" w:bidi="zh_TW"/>
@@ -3415,7 +3372,7 @@
         </w:rPr>
         <w:t>不那麼明顯（參</w:t>
       </w:r>
-      <w:hyperlink r:id="rId53">
+      <w:hyperlink r:id="rId51">
         <w:r>
           <w:rPr>
             <w:lang w:val="zh_TW" w:bidi="zh_TW"/>
@@ -3481,7 +3438,7 @@
         </w:rPr>
         <w:t>正月十三日，就：哈曼選擇在猶太人逾越節前一天（見</w:t>
       </w:r>
-      <w:hyperlink r:id="rId54">
+      <w:hyperlink r:id="rId52">
         <w:r>
           <w:rPr>
             <w:lang w:val="zh_TW" w:bidi="zh_TW"/>
@@ -3557,7 +3514,7 @@
         </w:rPr>
         <w:t>片語「剪除」、「殺戮」和「滅絕」在</w:t>
       </w:r>
-      <w:hyperlink r:id="rId55">
+      <w:hyperlink r:id="rId53">
         <w:r>
           <w:rPr>
             <w:lang w:val="zh_TW" w:bidi="zh_TW"/>
@@ -3575,7 +3532,7 @@
         </w:rPr>
         <w:t>和</w:t>
       </w:r>
-      <w:hyperlink r:id="rId56">
+      <w:hyperlink r:id="rId54">
         <w:r>
           <w:rPr>
             <w:lang w:val="zh_TW" w:bidi="zh_TW"/>
@@ -3611,7 +3568,7 @@
         </w:rPr>
         <w:t>十二月，就是亞達月十三日（有些譯本以新曆計算是為次年三月七日）：哈曼透過掣籤選出的「幸運日」（</w:t>
       </w:r>
-      <w:hyperlink r:id="rId57">
+      <w:hyperlink r:id="rId55">
         <w:r>
           <w:rPr>
             <w:lang w:val="zh_TW" w:bidi="zh_TW"/>
@@ -3789,7 +3746,7 @@
         </w:rPr>
         <w:t>反應表明他極度的悲傷和哀悼（見</w:t>
       </w:r>
-      <w:hyperlink r:id="rId58">
+      <w:hyperlink r:id="rId56">
         <w:r>
           <w:rPr>
             <w:lang w:val="zh_TW" w:bidi="zh_TW"/>
@@ -3807,7 +3764,7 @@
         </w:rPr>
         <w:t>；</w:t>
       </w:r>
-      <w:hyperlink r:id="rId59">
+      <w:hyperlink r:id="rId57">
         <w:r>
           <w:rPr>
             <w:lang w:val="zh_TW" w:bidi="zh_TW"/>
@@ -3825,7 +3782,7 @@
         </w:rPr>
         <w:t>；</w:t>
       </w:r>
-      <w:hyperlink r:id="rId60">
+      <w:hyperlink r:id="rId58">
         <w:r>
           <w:rPr>
             <w:lang w:val="zh_TW" w:bidi="zh_TW"/>
@@ -3951,7 +3908,7 @@
         </w:rPr>
         <w:t>，求神介入並拯救祂的百姓（</w:t>
       </w:r>
-      <w:hyperlink r:id="rId61">
+      <w:hyperlink r:id="rId59">
         <w:r>
           <w:rPr>
             <w:lang w:val="zh_TW" w:bidi="zh_TW"/>
@@ -3969,7 +3926,7 @@
         </w:rPr>
         <w:t>；</w:t>
       </w:r>
-      <w:hyperlink r:id="rId62">
+      <w:hyperlink r:id="rId60">
         <w:r>
           <w:rPr>
             <w:lang w:val="zh_TW" w:bidi="zh_TW"/>
@@ -3987,7 +3944,7 @@
         </w:rPr>
         <w:t>；</w:t>
       </w:r>
-      <w:hyperlink r:id="rId63">
+      <w:hyperlink r:id="rId61">
         <w:r>
           <w:rPr>
             <w:lang w:val="zh_TW" w:bidi="zh_TW"/>
@@ -4251,7 +4208,7 @@
         </w:rPr>
         <w:t>猶大人必從別處得解脫，蒙拯救：末底改知道神的應許，且知道到神不會允許祂的選民被滅絕（見</w:t>
       </w:r>
-      <w:hyperlink r:id="rId64">
+      <w:hyperlink r:id="rId62">
         <w:r>
           <w:rPr>
             <w:lang w:val="zh_TW" w:bidi="zh_TW"/>
@@ -4269,7 +4226,7 @@
         </w:rPr>
         <w:t>，</w:t>
       </w:r>
-      <w:hyperlink r:id="rId65">
+      <w:hyperlink r:id="rId63">
         <w:r>
           <w:rPr>
             <w:lang w:val="zh_TW" w:bidi="zh_TW"/>
@@ -4287,7 +4244,7 @@
         </w:rPr>
         <w:t>，</w:t>
       </w:r>
-      <w:hyperlink r:id="rId66">
+      <w:hyperlink r:id="rId64">
         <w:r>
           <w:rPr>
             <w:lang w:val="zh_TW" w:bidi="zh_TW"/>
@@ -4305,7 +4262,7 @@
         </w:rPr>
         <w:t>；</w:t>
       </w:r>
-      <w:hyperlink r:id="rId67">
+      <w:hyperlink r:id="rId65">
         <w:r>
           <w:rPr>
             <w:lang w:val="zh_TW" w:bidi="zh_TW"/>
@@ -4411,7 +4368,7 @@
         </w:rPr>
         <w:t>三晝三夜，不吃不喝：不吃任何食物或水的完全禁食，通常只能持續一天（</w:t>
       </w:r>
-      <w:hyperlink r:id="rId68">
+      <w:hyperlink r:id="rId66">
         <w:r>
           <w:rPr>
             <w:lang w:val="zh_TW" w:bidi="zh_TW"/>
@@ -4429,7 +4386,7 @@
         </w:rPr>
         <w:t>；</w:t>
       </w:r>
-      <w:hyperlink r:id="rId69">
+      <w:hyperlink r:id="rId67">
         <w:r>
           <w:rPr>
             <w:lang w:val="zh_TW" w:bidi="zh_TW"/>
@@ -4531,7 +4488,7 @@
         </w:rPr>
         <w:t>王……就施恩於她，向她伸出手中的金杖：她沒有因未經蒙召擅入見王而被殺（</w:t>
       </w:r>
-      <w:hyperlink r:id="rId70">
+      <w:hyperlink r:id="rId68">
         <w:r>
           <w:rPr>
             <w:lang w:val="zh_TW" w:bidi="zh_TW"/>
@@ -4549,7 +4506,7 @@
         </w:rPr>
         <w:t>、</w:t>
       </w:r>
-      <w:hyperlink r:id="rId71">
+      <w:hyperlink r:id="rId69">
         <w:r>
           <w:rPr>
             <w:lang w:val="zh_TW" w:bidi="zh_TW"/>
@@ -4663,7 +4620,7 @@
         </w:rPr>
         <w:t>王若以為美：以斯帖表現出適當的敬意（參</w:t>
       </w:r>
-      <w:hyperlink r:id="rId72">
+      <w:hyperlink r:id="rId70">
         <w:r>
           <w:rPr>
             <w:lang w:val="zh_TW" w:bidi="zh_TW"/>
@@ -4729,7 +4686,7 @@
         </w:rPr>
         <w:t>就請……赴……明日：這是慣常的禮儀，不急於請求恩惠或進行協議，以免顯得焦急。這個延遲提供了機會讓薛西（亞哈隨魯）發現末底改的忠心之舉，從而挫敗哈曼的計謀（見</w:t>
       </w:r>
-      <w:hyperlink r:id="rId40">
+      <w:hyperlink r:id="rId38">
         <w:r>
           <w:rPr>
             <w:lang w:val="zh_TW" w:bidi="zh_TW"/>
@@ -4807,7 +4764,7 @@
         </w:rPr>
         <w:t>（參</w:t>
       </w:r>
-      <w:hyperlink r:id="rId73">
+      <w:hyperlink r:id="rId71">
         <w:r>
           <w:rPr>
             <w:lang w:val="zh_TW" w:bidi="zh_TW"/>
@@ -4925,7 +4882,7 @@
         </w:rPr>
         <w:t>木架是一種常見的處決工具（另見</w:t>
       </w:r>
-      <w:hyperlink r:id="rId74">
+      <w:hyperlink r:id="rId72">
         <w:r>
           <w:rPr>
             <w:lang w:val="zh_TW" w:bidi="zh_TW"/>
@@ -4943,7 +4900,7 @@
         </w:rPr>
         <w:t>；</w:t>
       </w:r>
-      <w:hyperlink r:id="rId75">
+      <w:hyperlink r:id="rId73">
         <w:r>
           <w:rPr>
             <w:lang w:val="zh_TW" w:bidi="zh_TW"/>
@@ -4961,7 +4918,7 @@
         </w:rPr>
         <w:t>、</w:t>
       </w:r>
-      <w:hyperlink r:id="rId76">
+      <w:hyperlink r:id="rId74">
         <w:r>
           <w:rPr>
             <w:lang w:val="zh_TW" w:bidi="zh_TW"/>
@@ -4979,7 +4936,7 @@
         </w:rPr>
         <w:t>；</w:t>
       </w:r>
-      <w:hyperlink r:id="rId77">
+      <w:hyperlink r:id="rId75">
         <w:r>
           <w:rPr>
             <w:lang w:val="zh_TW" w:bidi="zh_TW"/>
@@ -5170,7 +5127,7 @@
         </w:rPr>
         <w:t>在神的旨意之下，王的臣僕偶然翻開的正是記載末底改揭露謀害之事的那頁。（</w:t>
       </w:r>
-      <w:hyperlink r:id="rId35">
+      <w:hyperlink r:id="rId33">
         <w:r>
           <w:rPr>
             <w:lang w:val="zh_TW" w:bidi="zh_TW"/>
@@ -5366,7 +5323,7 @@
         </w:rPr>
         <w:t>哈曼以為王的另一位高貴官員會在書珊城的街道上尊榮他。然而，哈曼卻是自己要成為這個角色，為末底改行這禮（</w:t>
       </w:r>
-      <w:hyperlink r:id="rId78">
+      <w:hyperlink r:id="rId76">
         <w:r>
           <w:rPr>
             <w:lang w:val="zh_TW" w:bidi="zh_TW"/>
@@ -5550,7 +5507,7 @@
         </w:rPr>
         <w:t>我和我的本族被賣了：以斯帖謹慎地提及哈曼為使詔令被批准而向王所付的高昂代價（</w:t>
       </w:r>
-      <w:hyperlink r:id="rId79">
+      <w:hyperlink r:id="rId77">
         <w:r>
           <w:rPr>
             <w:lang w:val="zh_TW" w:bidi="zh_TW"/>
@@ -5568,7 +5525,7 @@
         </w:rPr>
         <w:t>）。她還使用了哈曼詔令中的確切用語，說明詔令的目的是要剪除、殺戮和滅絕（參</w:t>
       </w:r>
-      <w:hyperlink r:id="rId80">
+      <w:hyperlink r:id="rId78">
         <w:r>
           <w:rPr>
             <w:lang w:val="zh_TW" w:bidi="zh_TW"/>
@@ -5664,7 +5621,7 @@
         </w:rPr>
         <w:t>（參</w:t>
       </w:r>
-      <w:hyperlink r:id="rId81">
+      <w:hyperlink r:id="rId79">
         <w:r>
           <w:rPr>
             <w:lang w:val="zh_TW" w:bidi="zh_TW"/>
@@ -5910,7 +5867,7 @@
         </w:rPr>
         <w:t>他打算用它來刺穿末底改（譯註：和合本未譯出這個句子）：哈波拿，王的七個太監之一（</w:t>
       </w:r>
-      <w:hyperlink r:id="rId37">
+      <w:hyperlink r:id="rId35">
         <w:r>
           <w:rPr>
             <w:lang w:val="zh_TW" w:bidi="zh_TW"/>
@@ -6006,7 +5963,7 @@
         </w:rPr>
         <w:t>正如哈曼曾承諾將猶太人的財富給那些要殺他們的人一樣（</w:t>
       </w:r>
-      <w:hyperlink r:id="rId80">
+      <w:hyperlink r:id="rId78">
         <w:r>
           <w:rPr>
             <w:lang w:val="zh_TW" w:bidi="zh_TW"/>
@@ -6078,7 +6035,7 @@
         </w:rPr>
         <w:t>的印戒（</w:t>
       </w:r>
-      <w:hyperlink r:id="rId81">
+      <w:hyperlink r:id="rId79">
         <w:r>
           <w:rPr>
             <w:lang w:val="zh_TW" w:bidi="zh_TW"/>
@@ -6274,7 +6231,7 @@
         </w:rPr>
         <w:t>（見</w:t>
       </w:r>
-      <w:hyperlink r:id="rId82">
+      <w:hyperlink r:id="rId80">
         <w:r>
           <w:rPr>
             <w:lang w:val="zh_TW" w:bidi="zh_TW"/>
@@ -6292,7 +6249,7 @@
         </w:rPr>
         <w:t>；</w:t>
       </w:r>
-      <w:hyperlink r:id="rId30">
+      <w:hyperlink r:id="rId28">
         <w:r>
           <w:rPr>
             <w:lang w:val="zh_TW" w:bidi="zh_TW"/>
@@ -6310,7 +6267,7 @@
         </w:rPr>
         <w:t>；參</w:t>
       </w:r>
-      <w:hyperlink r:id="rId83">
+      <w:hyperlink r:id="rId81">
         <w:r>
           <w:rPr>
             <w:lang w:val="zh_TW" w:bidi="zh_TW"/>
@@ -6382,7 +6339,7 @@
         </w:rPr>
         <w:t>呼應</w:t>
       </w:r>
-      <w:hyperlink r:id="rId84">
+      <w:hyperlink r:id="rId82">
         <w:r>
           <w:rPr>
             <w:lang w:val="zh_TW" w:bidi="zh_TW"/>
@@ -6464,7 +6421,7 @@
         </w:rPr>
         <w:t>王的詔令並未允許猶太人發動戰爭，而是准許他們自衛，並奪取那些攻擊他們之人的財物（逆轉了</w:t>
       </w:r>
-      <w:hyperlink r:id="rId80">
+      <w:hyperlink r:id="rId78">
         <w:r>
           <w:rPr>
             <w:lang w:val="zh_TW" w:bidi="zh_TW"/>
@@ -6500,7 +6457,7 @@
         </w:rPr>
         <w:t>剪除，殺戮滅絕這個片語，是對哈曼原始詔令中詞語的諷刺性重複（</w:t>
       </w:r>
-      <w:hyperlink r:id="rId80">
+      <w:hyperlink r:id="rId78">
         <w:r>
           <w:rPr>
             <w:lang w:val="zh_TW" w:bidi="zh_TW"/>
@@ -6518,7 +6475,7 @@
         </w:rPr>
         <w:t>；另見</w:t>
       </w:r>
-      <w:hyperlink r:id="rId56">
+      <w:hyperlink r:id="rId54">
         <w:r>
           <w:rPr>
             <w:lang w:val="zh_TW" w:bidi="zh_TW"/>
@@ -6584,7 +6541,7 @@
         </w:rPr>
         <w:t>十二月，就是亞達月十三日（有些譯本採用新曆，即明年的3月7日）：這個日期距離哈曼最初頒布詔令的時間已將近一年（</w:t>
       </w:r>
-      <w:hyperlink r:id="rId84">
+      <w:hyperlink r:id="rId82">
         <w:r>
           <w:rPr>
             <w:lang w:val="zh_TW" w:bidi="zh_TW"/>
@@ -6717,7 +6674,7 @@
         </w:rPr>
         <w:t>正如在哈曼原詔令頒布後，書珊城大大地被擾亂（</w:t>
       </w:r>
-      <w:hyperlink r:id="rId85">
+      <w:hyperlink r:id="rId83">
         <w:r>
           <w:rPr>
             <w:lang w:val="zh_TW" w:bidi="zh_TW"/>
@@ -6939,7 +6896,7 @@
         </w:rPr>
         <w:t>猶大人……擊殺一切仇敵：這不是對手無寸鐵者的攻擊，也非無情失控的屠殺，而是對攻擊者的成功自衛。此處用語重複了哈曼原詔令的措辭（</w:t>
       </w:r>
-      <w:hyperlink r:id="rId84">
+      <w:hyperlink r:id="rId82">
         <w:r>
           <w:rPr>
             <w:lang w:val="zh_TW" w:bidi="zh_TW"/>
@@ -7065,7 +7022,7 @@
         </w:rPr>
         <w:t>又殺……這十人都是……哈曼的兒子：現在哈曼所誇耀的一切（</w:t>
       </w:r>
-      <w:hyperlink r:id="rId86">
+      <w:hyperlink r:id="rId84">
         <w:r>
           <w:rPr>
             <w:lang w:val="zh_TW" w:bidi="zh_TW"/>
@@ -7143,7 +7100,7 @@
         </w:rPr>
         <w:t>（</w:t>
       </w:r>
-      <w:hyperlink r:id="rId55">
+      <w:hyperlink r:id="rId53">
         <w:r>
           <w:rPr>
             <w:lang w:val="zh_TW" w:bidi="zh_TW"/>
@@ -7173,7 +7130,7 @@
         </w:rPr>
         <w:t>（</w:t>
       </w:r>
-      <w:hyperlink r:id="rId87">
+      <w:hyperlink r:id="rId85">
         <w:r>
           <w:rPr>
             <w:lang w:val="zh_TW" w:bidi="zh_TW"/>
@@ -7239,7 +7196,7 @@
         </w:rPr>
         <w:t>若王因人數眾多而感不安，就不會允許再有一天的戰鬥（</w:t>
       </w:r>
-      <w:hyperlink r:id="rId88">
+      <w:hyperlink r:id="rId86">
         <w:r>
           <w:rPr>
             <w:lang w:val="zh_TW" w:bidi="zh_TW"/>
@@ -7413,7 +7370,7 @@
         </w:rPr>
         <w:t>猶太人再次堅持高尚的道德立場，沒有從敵人那裡掠奪財物，儘管這在法律上是允許的（</w:t>
       </w:r>
-      <w:hyperlink r:id="rId55">
+      <w:hyperlink r:id="rId53">
         <w:r>
           <w:rPr>
             <w:lang w:val="zh_TW" w:bidi="zh_TW"/>
@@ -7431,7 +7388,7 @@
         </w:rPr>
         <w:t>，</w:t>
       </w:r>
-      <w:hyperlink r:id="rId50">
+      <w:hyperlink r:id="rId48">
         <w:r>
           <w:rPr>
             <w:lang w:val="zh_TW" w:bidi="zh_TW"/>
@@ -7571,7 +7528,7 @@
         </w:rPr>
         <w:t>安息，以這日為設筵歡樂的日子：雖然沒有提及神，但他們肯定在這一天感謝神的拯救。這是一個新節日的開始，後來被稱為普珥日（</w:t>
       </w:r>
-      <w:hyperlink r:id="rId89">
+      <w:hyperlink r:id="rId87">
         <w:r>
           <w:rPr>
             <w:lang w:val="zh_TW" w:bidi="zh_TW"/>
@@ -7641,7 +7598,7 @@
         </w:rPr>
         <w:t>普珥節是一年一度的慶典與節期，慶祝神賜下脫離敵人的平安（見</w:t>
       </w:r>
-      <w:hyperlink r:id="rId90">
+      <w:hyperlink r:id="rId88">
         <w:r>
           <w:rPr>
             <w:lang w:val="zh_TW" w:bidi="zh_TW"/>
@@ -7659,7 +7616,7 @@
         </w:rPr>
         <w:t>；</w:t>
       </w:r>
-      <w:hyperlink r:id="rId91">
+      <w:hyperlink r:id="rId89">
         <w:r>
           <w:rPr>
             <w:lang w:val="zh_TW" w:bidi="zh_TW"/>
@@ -7677,7 +7634,7 @@
         </w:rPr>
         <w:t>；</w:t>
       </w:r>
-      <w:hyperlink r:id="rId92">
+      <w:hyperlink r:id="rId90">
         <w:r>
           <w:rPr>
             <w:lang w:val="zh_TW" w:bidi="zh_TW"/>
@@ -7875,7 +7832,7 @@
         </w:rPr>
         <w:t>王后以斯帖寫的信更是進一步對末底改的提議給予正式的認可（</w:t>
       </w:r>
-      <w:hyperlink r:id="rId93">
+      <w:hyperlink r:id="rId91">
         <w:r>
           <w:rPr>
             <w:lang w:val="zh_TW" w:bidi="zh_TW"/>
@@ -8043,7 +8000,7 @@
         </w:rPr>
         <w:t>猶太人末底改不像哈曼那樣自誇（</w:t>
       </w:r>
-      <w:hyperlink r:id="rId94">
+      <w:hyperlink r:id="rId92">
         <w:r>
           <w:rPr>
             <w:lang w:val="zh_TW" w:bidi="zh_TW"/>

--- a/zht/docx/17.content.docx
+++ b/zht/docx/17.content.docx
@@ -163,13 +163,6 @@
         <w:rPr>
           <w:lang w:val="zh_TW" w:bidi="zh_TW"/>
         </w:rPr>
-      </w:r>
-      <w:r>
-        <w:rPr>
-          <w:i/>
-          <w:lang w:val="zh_TW" w:bidi="zh_TW"/>
-        </w:rPr>
-        <w:t>以斯帖記 1:1, 以斯帖記 1:2, 以斯帖記 1:4, 以斯帖記 1:5, 以斯帖記 1:6, 以斯帖記 1:8, 以斯帖記 1:9, 以斯帖記 1:10, 以斯帖記 1:11, 以斯帖記 1:12, 以斯帖記 1:13, 以斯帖記 1:15, 以斯帖記 1:16–18, 以斯帖記 1:17, 以斯帖記 1:19, 以斯帖記 1:22, 以斯帖記 2:6, 以斯帖記 2:7, 以斯帖記 2:9, 以斯帖記 2:10, 以斯帖記 2:12, 以斯帖記 2:14, 以斯帖記 2:15, 以斯帖記 2:17, 以斯帖記 2:18, 以斯帖記 2:19, 以斯帖記 2:20, 以斯帖記 2:21, 以斯帖記 2:22, 以斯帖記 2:23, 以斯帖記 3:1–15, 以斯帖記 3:2, 以斯帖記 3:6, 以斯帖記 3:7, 以斯帖記 3:8, 以斯帖記 3:9, 以斯帖記 3:10–11, 以斯帖記 3:12, 以斯帖記 3:13, 以斯帖記 3:14–15, 以斯帖記 4:1, 以斯帖記 4:2, 以斯帖記 4:3, 以斯帖記 4:8, 以斯帖記 4:11, 以斯帖記 4:13–14, 以斯帖記 4:16, 以斯帖記 5:2, 以斯帖記 5:3, 以斯帖記 5:4, 以斯帖記 5:8, 以斯帖記 5:9, 以斯帖記 5:9–14, 以斯帖記 5:14, 以斯帖記 6:1, 以斯帖記 6:2, 以斯帖記 6:3, 以斯帖記 6:4–6, 以斯帖記 6:7–9, 以斯帖記 6:10–12, 以斯帖記 6:13, 以斯帖記 7:3–4, 以斯帖記 7:5, 以斯帖記 7:6–7, 以斯帖記 7:8, 以斯帖記 7:9, 以斯帖記 8:1, 以斯帖記 8:2, 以斯帖記 8:3, 以斯帖記 8:5, 以斯帖記 8:8, 以斯帖記 8:9, 以斯帖記 8:11, 以斯帖記 8:12, 以斯帖記 8:13, 以斯帖記 8:15, 以斯帖記 8:17, 以斯帖記 9:1, 以斯帖記 9:3–4, 以斯帖記 9:5, 以斯帖記 9:6, 以斯帖記 9:7–10, 以斯帖記 9:10, 以斯帖記 9:12, 以斯帖記 9:13, 以斯帖記 9:14, 以斯帖記 9:15, 以斯帖記 9:16, 以斯帖記 9:17, 以斯帖記 9:19, 以斯帖記 9:23–26, 以斯帖記 9:26–28, 以斯帖記 9:29–32, 以斯帖記 10:1–2, 以斯帖記 10:2, 以斯帖記 10:3</w:t>
       </w:r>
       <w:r>
         <w:rPr>

--- a/zht/docx/17.content.docx
+++ b/zht/docx/17.content.docx
@@ -150,19 +150,6 @@
           <w:lang w:val="zh_TW" w:bidi="zh_TW"/>
         </w:rPr>
         <w:t>EST</w:t>
-      </w:r>
-      <w:r>
-        <w:rPr>
-          <w:lang w:val="zh_TW" w:bidi="zh_TW"/>
-        </w:rPr>
-      </w:r>
-    </w:p>
-    <w:p>
-      <w:pPr/>
-      <w:r>
-        <w:rPr>
-          <w:lang w:val="zh_TW" w:bidi="zh_TW"/>
-        </w:rPr>
       </w:r>
       <w:r>
         <w:rPr>

--- a/zht/docx/17.content.docx
+++ b/zht/docx/17.content.docx
@@ -19,7 +19,7 @@
         <w:rPr>
           <w:lang w:val="zh_TW" w:bidi="zh_TW"/>
         </w:rPr>
-        <w:t>Resource: 研讀筆記 (Tyndale)</w:t>
+        <w:t>Resource: Tyndale Open Study Notes</w:t>
       </w:r>
       <w:r>
         <w:rPr>
@@ -112,7 +112,7 @@
         <w:rPr>
           <w:lang w:val="zh_TW" w:bidi="zh_TW"/>
         </w:rPr>
-        <w:t>研讀筆記 (Tyndale)</w:t>
+        <w:t>Tyndale Open Study Notes</w:t>
       </w:r>
     </w:p>
     <w:p>

--- a/zht/docx/17.content.docx
+++ b/zht/docx/17.content.docx
@@ -19,7 +19,7 @@
         <w:rPr>
           <w:lang w:val="zh_TW" w:bidi="zh_TW"/>
         </w:rPr>
-        <w:t>Resource: Tyndale Open Study Notes</w:t>
+        <w:t>Resource: Aquifer Open Study Notes</w:t>
       </w:r>
       <w:r>
         <w:rPr>
@@ -112,7 +112,7 @@
         <w:rPr>
           <w:lang w:val="zh_TW" w:bidi="zh_TW"/>
         </w:rPr>
-        <w:t>Tyndale Open Study Notes</w:t>
+        <w:t>Aquifer Open Study Notes</w:t>
       </w:r>
     </w:p>
     <w:p>

--- a/zht/docx/17.content.docx
+++ b/zht/docx/17.content.docx
@@ -263,54 +263,36 @@
         </w:rPr>
         <w:t>）。他的父親是大流士一世（公元前521–486年），在他作王統治期間，哈該和撒迦利亞鼓勵猶大人民完成耶路撒冷聖殿的建造（見</w:t>
       </w:r>
-      <w:hyperlink r:id="rId13">
-        <w:r>
-          <w:rPr>
-            <w:lang w:val="zh_TW" w:bidi="zh_TW"/>
-          </w:rPr>
-          <w:rPr>
-            <w:color w:val="0000EE"/>
-            <w:u w:val="single"/>
-          </w:rPr>
-          <w:t>拉4:24–6:22</w:t>
-        </w:r>
-      </w:hyperlink>
+      <w:r>
+        <w:rPr>
+          <w:lang w:val="zh_TW" w:bidi="zh_TW"/>
+        </w:rPr>
+        <w:t>拉4:24–6:22</w:t>
+      </w:r>
       <w:r>
         <w:rPr>
           <w:lang w:val="zh_TW" w:bidi="zh_TW"/>
         </w:rPr>
         <w:t>；</w:t>
       </w:r>
-      <w:hyperlink r:id="rId14">
-        <w:r>
-          <w:rPr>
-            <w:lang w:val="zh_TW" w:bidi="zh_TW"/>
-          </w:rPr>
-          <w:rPr>
-            <w:color w:val="0000EE"/>
-            <w:u w:val="single"/>
-          </w:rPr>
-          <w:t>該1:1</w:t>
-        </w:r>
-      </w:hyperlink>
+      <w:r>
+        <w:rPr>
+          <w:lang w:val="zh_TW" w:bidi="zh_TW"/>
+        </w:rPr>
+        <w:t>該1:1</w:t>
+      </w:r>
       <w:r>
         <w:rPr>
           <w:lang w:val="zh_TW" w:bidi="zh_TW"/>
         </w:rPr>
         <w:t>；</w:t>
       </w:r>
-      <w:hyperlink r:id="rId15">
-        <w:r>
-          <w:rPr>
-            <w:lang w:val="zh_TW" w:bidi="zh_TW"/>
-          </w:rPr>
-          <w:rPr>
-            <w:color w:val="0000EE"/>
-            <w:u w:val="single"/>
-          </w:rPr>
-          <w:t>亞1:1</w:t>
-        </w:r>
-      </w:hyperlink>
+      <w:r>
+        <w:rPr>
+          <w:lang w:val="zh_TW" w:bidi="zh_TW"/>
+        </w:rPr>
+        <w:t>亞1:1</w:t>
+      </w:r>
       <w:r>
         <w:rPr>
           <w:lang w:val="zh_TW" w:bidi="zh_TW"/>
@@ -714,180 +696,120 @@
         </w:rPr>
         <w:t>）（例如，希羅多德，《歷史》7.114）。她的兒子亞達薛西一世，在薛西（亞哈隨魯）去世後成為波斯的王（公元前465–424年）（見</w:t>
       </w:r>
-      <w:hyperlink r:id="rId16">
-        <w:r>
-          <w:rPr>
-            <w:lang w:val="zh_TW" w:bidi="zh_TW"/>
-          </w:rPr>
-          <w:rPr>
-            <w:color w:val="0000EE"/>
-            <w:u w:val="single"/>
-          </w:rPr>
-          <w:t>拉4:7–23</w:t>
-        </w:r>
-      </w:hyperlink>
+      <w:r>
+        <w:rPr>
+          <w:lang w:val="zh_TW" w:bidi="zh_TW"/>
+        </w:rPr>
+        <w:t>拉4:7–23</w:t>
+      </w:r>
       <w:r>
         <w:rPr>
           <w:lang w:val="zh_TW" w:bidi="zh_TW"/>
         </w:rPr>
         <w:t>，</w:t>
       </w:r>
-      <w:hyperlink r:id="rId17">
-        <w:r>
-          <w:rPr>
-            <w:lang w:val="zh_TW" w:bidi="zh_TW"/>
-          </w:rPr>
-          <w:rPr>
-            <w:color w:val="0000EE"/>
-            <w:u w:val="single"/>
-          </w:rPr>
-          <w:t>6:14</w:t>
-        </w:r>
-      </w:hyperlink>
+      <w:r>
+        <w:rPr>
+          <w:lang w:val="zh_TW" w:bidi="zh_TW"/>
+        </w:rPr>
+        <w:t>6:14</w:t>
+      </w:r>
       <w:r>
         <w:rPr>
           <w:lang w:val="zh_TW" w:bidi="zh_TW"/>
         </w:rPr>
         <w:t>，</w:t>
       </w:r>
-      <w:hyperlink r:id="rId18">
-        <w:r>
-          <w:rPr>
-            <w:lang w:val="zh_TW" w:bidi="zh_TW"/>
-          </w:rPr>
-          <w:rPr>
-            <w:color w:val="0000EE"/>
-            <w:u w:val="single"/>
-          </w:rPr>
-          <w:t>7:1</w:t>
-        </w:r>
-      </w:hyperlink>
+      <w:r>
+        <w:rPr>
+          <w:lang w:val="zh_TW" w:bidi="zh_TW"/>
+        </w:rPr>
+        <w:t>7:1</w:t>
+      </w:r>
       <w:r>
         <w:rPr>
           <w:lang w:val="zh_TW" w:bidi="zh_TW"/>
         </w:rPr>
         <w:t>、</w:t>
       </w:r>
-      <w:hyperlink r:id="rId19">
-        <w:r>
-          <w:rPr>
-            <w:lang w:val="zh_TW" w:bidi="zh_TW"/>
-          </w:rPr>
-          <w:rPr>
-            <w:color w:val="0000EE"/>
-            <w:u w:val="single"/>
-          </w:rPr>
-          <w:t>7</w:t>
-        </w:r>
-      </w:hyperlink>
+      <w:r>
+        <w:rPr>
+          <w:lang w:val="zh_TW" w:bidi="zh_TW"/>
+        </w:rPr>
+        <w:t>7</w:t>
+      </w:r>
       <w:r>
         <w:rPr>
           <w:lang w:val="zh_TW" w:bidi="zh_TW"/>
         </w:rPr>
         <w:t>、</w:t>
       </w:r>
-      <w:hyperlink r:id="rId20">
-        <w:r>
-          <w:rPr>
-            <w:lang w:val="zh_TW" w:bidi="zh_TW"/>
-          </w:rPr>
-          <w:rPr>
-            <w:color w:val="0000EE"/>
-            <w:u w:val="single"/>
-          </w:rPr>
-          <w:t>11–26</w:t>
-        </w:r>
-      </w:hyperlink>
+      <w:r>
+        <w:rPr>
+          <w:lang w:val="zh_TW" w:bidi="zh_TW"/>
+        </w:rPr>
+        <w:t>11–26</w:t>
+      </w:r>
       <w:r>
         <w:rPr>
           <w:lang w:val="zh_TW" w:bidi="zh_TW"/>
         </w:rPr>
         <w:t>，</w:t>
       </w:r>
-      <w:hyperlink r:id="rId21">
-        <w:r>
-          <w:rPr>
-            <w:lang w:val="zh_TW" w:bidi="zh_TW"/>
-          </w:rPr>
-          <w:rPr>
-            <w:color w:val="0000EE"/>
-            <w:u w:val="single"/>
-          </w:rPr>
-          <w:t>8:1</w:t>
-        </w:r>
-      </w:hyperlink>
+      <w:r>
+        <w:rPr>
+          <w:lang w:val="zh_TW" w:bidi="zh_TW"/>
+        </w:rPr>
+        <w:t>8:1</w:t>
+      </w:r>
       <w:r>
         <w:rPr>
           <w:lang w:val="zh_TW" w:bidi="zh_TW"/>
         </w:rPr>
         <w:t>；</w:t>
       </w:r>
-      <w:hyperlink r:id="rId22">
-        <w:r>
-          <w:rPr>
-            <w:lang w:val="zh_TW" w:bidi="zh_TW"/>
-          </w:rPr>
-          <w:rPr>
-            <w:color w:val="0000EE"/>
-            <w:u w:val="single"/>
-          </w:rPr>
-          <w:t>尼1:1</w:t>
-        </w:r>
-      </w:hyperlink>
+      <w:r>
+        <w:rPr>
+          <w:lang w:val="zh_TW" w:bidi="zh_TW"/>
+        </w:rPr>
+        <w:t>尼1:1</w:t>
+      </w:r>
       <w:r>
         <w:rPr>
           <w:lang w:val="zh_TW" w:bidi="zh_TW"/>
         </w:rPr>
         <w:t>，</w:t>
       </w:r>
-      <w:hyperlink r:id="rId23">
-        <w:r>
-          <w:rPr>
-            <w:lang w:val="zh_TW" w:bidi="zh_TW"/>
-          </w:rPr>
-          <w:rPr>
-            <w:color w:val="0000EE"/>
-            <w:u w:val="single"/>
-          </w:rPr>
-          <w:t>2:1</w:t>
-        </w:r>
-      </w:hyperlink>
+      <w:r>
+        <w:rPr>
+          <w:lang w:val="zh_TW" w:bidi="zh_TW"/>
+        </w:rPr>
+        <w:t>2:1</w:t>
+      </w:r>
       <w:r>
         <w:rPr>
           <w:lang w:val="zh_TW" w:bidi="zh_TW"/>
         </w:rPr>
         <w:t>，</w:t>
       </w:r>
-      <w:hyperlink r:id="rId24">
-        <w:r>
-          <w:rPr>
-            <w:lang w:val="zh_TW" w:bidi="zh_TW"/>
-          </w:rPr>
-          <w:rPr>
-            <w:color w:val="0000EE"/>
-            <w:u w:val="single"/>
-          </w:rPr>
-          <w:t>5:14</w:t>
-        </w:r>
-      </w:hyperlink>
+      <w:r>
+        <w:rPr>
+          <w:lang w:val="zh_TW" w:bidi="zh_TW"/>
+        </w:rPr>
+        <w:t>5:14</w:t>
+      </w:r>
       <w:r>
         <w:rPr>
           <w:lang w:val="zh_TW" w:bidi="zh_TW"/>
         </w:rPr>
         <w:t>，</w:t>
       </w:r>
-      <w:hyperlink r:id="rId25">
-        <w:r>
-          <w:rPr>
-            <w:lang w:val="zh_TW" w:bidi="zh_TW"/>
-          </w:rPr>
-          <w:rPr>
-            <w:color w:val="0000EE"/>
-            <w:u w:val="single"/>
-          </w:rPr>
-          <w:t>13:6</w:t>
-        </w:r>
-      </w:hyperlink>
+      <w:r>
+        <w:rPr>
+          <w:lang w:val="zh_TW" w:bidi="zh_TW"/>
+        </w:rPr>
+        <w:t>13:6</w:t>
+      </w:r>
       <w:r>
         <w:rPr>
           <w:lang w:val="zh_TW" w:bidi="zh_TW"/>
@@ -1130,18 +1052,12 @@
         </w:rPr>
         <w:t>王沒有立即反應，而是依照慣例先諮詢通曉時務的謀士（和合本譯為明哲人），詢問波斯法律顧問（和合本譯為知例明法的人）該如何處理他這位違命的王后（</w:t>
       </w:r>
-      <w:hyperlink r:id="rId26">
-        <w:r>
-          <w:rPr>
-            <w:lang w:val="zh_TW" w:bidi="zh_TW"/>
-          </w:rPr>
-          <w:rPr>
-            <w:color w:val="0000EE"/>
-            <w:u w:val="single"/>
-          </w:rPr>
-          <w:t>1:15</w:t>
-        </w:r>
-      </w:hyperlink>
+      <w:r>
+        <w:rPr>
+          <w:lang w:val="zh_TW" w:bidi="zh_TW"/>
+        </w:rPr>
+        <w:t>1:15</w:t>
+      </w:r>
       <w:r>
         <w:rPr>
           <w:lang w:val="zh_TW" w:bidi="zh_TW"/>
@@ -1370,54 +1286,36 @@
         </w:rPr>
         <w:t>降旨寫在……永不更改：該書面詔令將成為不可更改的法律，無法被修改（</w:t>
       </w:r>
-      <w:hyperlink r:id="rId27">
-        <w:r>
-          <w:rPr>
-            <w:lang w:val="zh_TW" w:bidi="zh_TW"/>
-          </w:rPr>
-          <w:rPr>
-            <w:color w:val="0000EE"/>
-            <w:u w:val="single"/>
-          </w:rPr>
-          <w:t>8:8</w:t>
-        </w:r>
-      </w:hyperlink>
+      <w:r>
+        <w:rPr>
+          <w:lang w:val="zh_TW" w:bidi="zh_TW"/>
+        </w:rPr>
+        <w:t>8:8</w:t>
+      </w:r>
       <w:r>
         <w:rPr>
           <w:lang w:val="zh_TW" w:bidi="zh_TW"/>
         </w:rPr>
         <w:t>；</w:t>
       </w:r>
-      <w:hyperlink r:id="rId28">
-        <w:r>
-          <w:rPr>
-            <w:lang w:val="zh_TW" w:bidi="zh_TW"/>
-          </w:rPr>
-          <w:rPr>
-            <w:color w:val="0000EE"/>
-            <w:u w:val="single"/>
-          </w:rPr>
-          <w:t>但6:8</w:t>
-        </w:r>
-      </w:hyperlink>
+      <w:r>
+        <w:rPr>
+          <w:lang w:val="zh_TW" w:bidi="zh_TW"/>
+        </w:rPr>
+        <w:t>但6:8</w:t>
+      </w:r>
       <w:r>
         <w:rPr>
           <w:lang w:val="zh_TW" w:bidi="zh_TW"/>
         </w:rPr>
         <w:t>、</w:t>
       </w:r>
-      <w:hyperlink r:id="rId29">
-        <w:r>
-          <w:rPr>
-            <w:lang w:val="zh_TW" w:bidi="zh_TW"/>
-          </w:rPr>
-          <w:rPr>
-            <w:color w:val="0000EE"/>
-            <w:u w:val="single"/>
-          </w:rPr>
-          <w:t>12</w:t>
-        </w:r>
-      </w:hyperlink>
+      <w:r>
+        <w:rPr>
+          <w:lang w:val="zh_TW" w:bidi="zh_TW"/>
+        </w:rPr>
+        <w:t>12</w:t>
+      </w:r>
       <w:r>
         <w:rPr>
           <w:lang w:val="zh_TW" w:bidi="zh_TW"/>
@@ -1555,18 +1453,12 @@
         </w:rPr>
         <w:t>）（譯註：和合本未譯出此片語）：由於約雅斤王在大約100多年前的公元前597年被擄（</w:t>
       </w:r>
-      <w:hyperlink r:id="rId30">
-        <w:r>
-          <w:rPr>
-            <w:lang w:val="zh_TW" w:bidi="zh_TW"/>
-          </w:rPr>
-          <w:rPr>
-            <w:color w:val="0000EE"/>
-            <w:u w:val="single"/>
-          </w:rPr>
-          <w:t>王下24:6–16</w:t>
-        </w:r>
-      </w:hyperlink>
+      <w:r>
+        <w:rPr>
+          <w:lang w:val="zh_TW" w:bidi="zh_TW"/>
+        </w:rPr>
+        <w:t>王下24:6–16</w:t>
+      </w:r>
       <w:r>
         <w:rPr>
           <w:lang w:val="zh_TW" w:bidi="zh_TW"/>
@@ -2051,18 +1943,12 @@
         </w:rPr>
         <w:t>王因以斯帖的緣故……設擺大筵席：如今王以尊榮對待他的妻子，而不是將她當作炫耀的展示物（參</w:t>
       </w:r>
-      <w:hyperlink r:id="rId31">
-        <w:r>
-          <w:rPr>
-            <w:lang w:val="zh_TW" w:bidi="zh_TW"/>
-          </w:rPr>
-          <w:rPr>
-            <w:color w:val="0000EE"/>
-            <w:u w:val="single"/>
-          </w:rPr>
-          <w:t>1:11</w:t>
-        </w:r>
-      </w:hyperlink>
+      <w:r>
+        <w:rPr>
+          <w:lang w:val="zh_TW" w:bidi="zh_TW"/>
+        </w:rPr>
+        <w:t>1:11</w:t>
+      </w:r>
       <w:r>
         <w:rPr>
           <w:lang w:val="zh_TW" w:bidi="zh_TW"/>
@@ -2087,18 +1973,12 @@
         </w:rPr>
         <w:t>〔宣布公定假期〕（譯註：和合本未譯出這個句子）：希伯來語中翻譯為「公定假期」的詞（hanakhah）與表示「安息」（nukh）的動詞有關。整本書描述了猶太人如何從敵人的威脅中獲得安息（見</w:t>
       </w:r>
-      <w:hyperlink r:id="rId32">
-        <w:r>
-          <w:rPr>
-            <w:lang w:val="zh_TW" w:bidi="zh_TW"/>
-          </w:rPr>
-          <w:rPr>
-            <w:color w:val="0000EE"/>
-            <w:u w:val="single"/>
-          </w:rPr>
-          <w:t>9:16–22</w:t>
-        </w:r>
-      </w:hyperlink>
+      <w:r>
+        <w:rPr>
+          <w:lang w:val="zh_TW" w:bidi="zh_TW"/>
+        </w:rPr>
+        <w:t>9:16–22</w:t>
+      </w:r>
       <w:r>
         <w:rPr>
           <w:lang w:val="zh_TW" w:bidi="zh_TW"/>
@@ -2194,18 +2074,12 @@
         </w:rPr>
         <w:t>）：城門口是審理法律案件和辦理許多政務的地方；末底改就在那裡得知有人圖謀害王的陰謀（</w:t>
       </w:r>
-      <w:hyperlink r:id="rId33">
-        <w:r>
-          <w:rPr>
-            <w:lang w:val="zh_TW" w:bidi="zh_TW"/>
-          </w:rPr>
-          <w:rPr>
-            <w:color w:val="0000EE"/>
-            <w:u w:val="single"/>
-          </w:rPr>
-          <w:t>2:21–23</w:t>
-        </w:r>
-      </w:hyperlink>
+      <w:r>
+        <w:rPr>
+          <w:lang w:val="zh_TW" w:bidi="zh_TW"/>
+        </w:rPr>
+        <w:t>2:21–23</w:t>
+      </w:r>
       <w:r>
         <w:rPr>
           <w:lang w:val="zh_TW" w:bidi="zh_TW"/>
@@ -2264,18 +2138,12 @@
         </w:rPr>
         <w:t>還沒有將籍貫宗族告訴人：這一點被提到兩次（另見</w:t>
       </w:r>
-      <w:hyperlink r:id="rId34">
-        <w:r>
-          <w:rPr>
-            <w:lang w:val="zh_TW" w:bidi="zh_TW"/>
-          </w:rPr>
-          <w:rPr>
-            <w:color w:val="0000EE"/>
-            <w:u w:val="single"/>
-          </w:rPr>
-          <w:t>2:10</w:t>
-        </w:r>
-      </w:hyperlink>
+      <w:r>
+        <w:rPr>
+          <w:lang w:val="zh_TW" w:bidi="zh_TW"/>
+        </w:rPr>
+        <w:t>2:10</w:t>
+      </w:r>
       <w:r>
         <w:rPr>
           <w:lang w:val="zh_TW" w:bidi="zh_TW"/>
@@ -2348,18 +2216,12 @@
         </w:rPr>
         <w:t>辟探可能是</w:t>
       </w:r>
-      <w:hyperlink r:id="rId35">
-        <w:r>
-          <w:rPr>
-            <w:lang w:val="zh_TW" w:bidi="zh_TW"/>
-          </w:rPr>
-          <w:rPr>
-            <w:color w:val="0000EE"/>
-            <w:u w:val="single"/>
-          </w:rPr>
-          <w:t>一章10節</w:t>
-        </w:r>
-      </w:hyperlink>
+      <w:r>
+        <w:rPr>
+          <w:lang w:val="zh_TW" w:bidi="zh_TW"/>
+        </w:rPr>
+        <w:t>一章10節</w:t>
+      </w:r>
       <w:r>
         <w:rPr>
           <w:lang w:val="zh_TW" w:bidi="zh_TW"/>
@@ -2460,18 +2322,12 @@
         </w:rPr>
         <w:t>雖然以斯帖可以歸功於自己，並藉此提升自己的地位，但她卻將功勞歸給末底改；這也是故事後續發展的關鍵（</w:t>
       </w:r>
-      <w:hyperlink r:id="rId36">
-        <w:r>
-          <w:rPr>
-            <w:lang w:val="zh_TW" w:bidi="zh_TW"/>
-          </w:rPr>
-          <w:rPr>
-            <w:color w:val="0000EE"/>
-            <w:u w:val="single"/>
-          </w:rPr>
-          <w:t>6:1–3</w:t>
-        </w:r>
-      </w:hyperlink>
+      <w:r>
+        <w:rPr>
+          <w:lang w:val="zh_TW" w:bidi="zh_TW"/>
+        </w:rPr>
+        <w:t>6:1–3</w:t>
+      </w:r>
       <w:r>
         <w:rPr>
           <w:lang w:val="zh_TW" w:bidi="zh_TW"/>
@@ -2569,18 +2425,12 @@
         </w:rPr>
         <w:t>，但古代波斯的碑文顯示，刺刑是一種標準的處決方式。薛西（亞哈隨魯）的父親大流士一世聲稱在他征服巴比倫時刺殺了三千名巴比倫人。有時罪犯會先被處決，隨後再被展示在木樁上，就像哈曼的兒子被處決時的方式一樣（</w:t>
       </w:r>
-      <w:hyperlink r:id="rId37">
-        <w:r>
-          <w:rPr>
-            <w:lang w:val="zh_TW" w:bidi="zh_TW"/>
-          </w:rPr>
-          <w:rPr>
-            <w:color w:val="0000EE"/>
-            <w:u w:val="single"/>
-          </w:rPr>
-          <w:t>9:5–14</w:t>
-        </w:r>
-      </w:hyperlink>
+      <w:r>
+        <w:rPr>
+          <w:lang w:val="zh_TW" w:bidi="zh_TW"/>
+        </w:rPr>
+        <w:t>9:5–14</w:t>
+      </w:r>
       <w:r>
         <w:rPr>
           <w:lang w:val="zh_TW" w:bidi="zh_TW"/>
@@ -2605,18 +2455,12 @@
         </w:rPr>
         <w:t>這事……寫於歷史上：末底改直到很久以後才因這事得到獎賞（</w:t>
       </w:r>
-      <w:hyperlink r:id="rId38">
-        <w:r>
-          <w:rPr>
-            <w:lang w:val="zh_TW" w:bidi="zh_TW"/>
-          </w:rPr>
-          <w:rPr>
-            <w:color w:val="0000EE"/>
-            <w:u w:val="single"/>
-          </w:rPr>
-          <w:t>6:1–14</w:t>
-        </w:r>
-      </w:hyperlink>
+      <w:r>
+        <w:rPr>
+          <w:lang w:val="zh_TW" w:bidi="zh_TW"/>
+        </w:rPr>
+        <w:t>6:1–14</w:t>
+      </w:r>
       <w:r>
         <w:rPr>
           <w:lang w:val="zh_TW" w:bidi="zh_TW"/>
@@ -2749,18 +2593,12 @@
         </w:rPr>
         <w:t>向上位者跪拜是當時普遍的習俗（例如，</w:t>
       </w:r>
-      <w:hyperlink r:id="rId39">
-        <w:r>
-          <w:rPr>
-            <w:lang w:val="zh_TW" w:bidi="zh_TW"/>
-          </w:rPr>
-          <w:rPr>
-            <w:color w:val="0000EE"/>
-            <w:u w:val="single"/>
-          </w:rPr>
-          <w:t>創33:3</w:t>
-        </w:r>
-      </w:hyperlink>
+      <w:r>
+        <w:rPr>
+          <w:lang w:val="zh_TW" w:bidi="zh_TW"/>
+        </w:rPr>
+        <w:t>創33:3</w:t>
+      </w:r>
       <w:r>
         <w:rPr>
           <w:lang w:val="zh_TW" w:bidi="zh_TW"/>
@@ -2863,36 +2701,24 @@
         </w:rPr>
         <w:t>掣普珥，就是掣籤：掣普珥就像擲骰子。希伯來人有時使用籤來理解神的旨意（</w:t>
       </w:r>
-      <w:hyperlink r:id="rId40">
-        <w:r>
-          <w:rPr>
-            <w:lang w:val="zh_TW" w:bidi="zh_TW"/>
-          </w:rPr>
-          <w:rPr>
-            <w:color w:val="0000EE"/>
-            <w:u w:val="single"/>
-          </w:rPr>
-          <w:t>利16:8–10</w:t>
-        </w:r>
-      </w:hyperlink>
+      <w:r>
+        <w:rPr>
+          <w:lang w:val="zh_TW" w:bidi="zh_TW"/>
+        </w:rPr>
+        <w:t>利16:8–10</w:t>
+      </w:r>
       <w:r>
         <w:rPr>
           <w:lang w:val="zh_TW" w:bidi="zh_TW"/>
         </w:rPr>
         <w:t>；</w:t>
       </w:r>
-      <w:hyperlink r:id="rId41">
-        <w:r>
-          <w:rPr>
-            <w:lang w:val="zh_TW" w:bidi="zh_TW"/>
-          </w:rPr>
-          <w:rPr>
-            <w:color w:val="0000EE"/>
-            <w:u w:val="single"/>
-          </w:rPr>
-          <w:t>尼10:34</w:t>
-        </w:r>
-      </w:hyperlink>
+      <w:r>
+        <w:rPr>
+          <w:lang w:val="zh_TW" w:bidi="zh_TW"/>
+        </w:rPr>
+        <w:t>尼10:34</w:t>
+      </w:r>
       <w:r>
         <w:rPr>
           <w:lang w:val="zh_TW" w:bidi="zh_TW"/>
@@ -2982,72 +2808,48 @@
         </w:rPr>
         <w:t>他們的律例與萬民的律例不同：他們有一套獨特的法律（飲食和宗教習俗），並要與周圍人的罪惡習俗分開（</w:t>
       </w:r>
-      <w:hyperlink r:id="rId42">
-        <w:r>
-          <w:rPr>
-            <w:lang w:val="zh_TW" w:bidi="zh_TW"/>
-          </w:rPr>
-          <w:rPr>
-            <w:color w:val="0000EE"/>
-            <w:u w:val="single"/>
-          </w:rPr>
-          <w:t>利14:42–45</w:t>
-        </w:r>
-      </w:hyperlink>
+      <w:r>
+        <w:rPr>
+          <w:lang w:val="zh_TW" w:bidi="zh_TW"/>
+        </w:rPr>
+        <w:t>利14:42–45</w:t>
+      </w:r>
       <w:r>
         <w:rPr>
           <w:lang w:val="zh_TW" w:bidi="zh_TW"/>
         </w:rPr>
         <w:t>，</w:t>
       </w:r>
-      <w:hyperlink r:id="rId43">
-        <w:r>
-          <w:rPr>
-            <w:lang w:val="zh_TW" w:bidi="zh_TW"/>
-          </w:rPr>
-          <w:rPr>
-            <w:color w:val="0000EE"/>
-            <w:u w:val="single"/>
-          </w:rPr>
-          <w:t>15:31</w:t>
-        </w:r>
-      </w:hyperlink>
+      <w:r>
+        <w:rPr>
+          <w:lang w:val="zh_TW" w:bidi="zh_TW"/>
+        </w:rPr>
+        <w:t>15:31</w:t>
+      </w:r>
       <w:r>
         <w:rPr>
           <w:lang w:val="zh_TW" w:bidi="zh_TW"/>
         </w:rPr>
         <w:t>，</w:t>
       </w:r>
-      <w:hyperlink r:id="rId44">
-        <w:r>
-          <w:rPr>
-            <w:lang w:val="zh_TW" w:bidi="zh_TW"/>
-          </w:rPr>
-          <w:rPr>
-            <w:color w:val="0000EE"/>
-            <w:u w:val="single"/>
-          </w:rPr>
-          <w:t>19:2</w:t>
-        </w:r>
-      </w:hyperlink>
+      <w:r>
+        <w:rPr>
+          <w:lang w:val="zh_TW" w:bidi="zh_TW"/>
+        </w:rPr>
+        <w:t>19:2</w:t>
+      </w:r>
       <w:r>
         <w:rPr>
           <w:lang w:val="zh_TW" w:bidi="zh_TW"/>
         </w:rPr>
         <w:t>、</w:t>
       </w:r>
-      <w:hyperlink r:id="rId45">
-        <w:r>
-          <w:rPr>
-            <w:lang w:val="zh_TW" w:bidi="zh_TW"/>
-          </w:rPr>
-          <w:rPr>
-            <w:color w:val="0000EE"/>
-            <w:u w:val="single"/>
-          </w:rPr>
-          <w:t>26–37</w:t>
-        </w:r>
-      </w:hyperlink>
+      <w:r>
+        <w:rPr>
+          <w:lang w:val="zh_TW" w:bidi="zh_TW"/>
+        </w:rPr>
+        <w:t>26–37</w:t>
+      </w:r>
       <w:r>
         <w:rPr>
           <w:lang w:val="zh_TW" w:bidi="zh_TW"/>
@@ -3090,18 +2892,12 @@
         </w:rPr>
         <w:t>所以容留他們與王無益：哈曼利用王的恐懼和利益來說服他，就像米母干在</w:t>
       </w:r>
-      <w:hyperlink r:id="rId46">
-        <w:r>
-          <w:rPr>
-            <w:lang w:val="zh_TW" w:bidi="zh_TW"/>
-          </w:rPr>
-          <w:rPr>
-            <w:color w:val="0000EE"/>
-            <w:u w:val="single"/>
-          </w:rPr>
-          <w:t>以斯帖記一章16節</w:t>
-        </w:r>
-      </w:hyperlink>
+      <w:r>
+        <w:rPr>
+          <w:lang w:val="zh_TW" w:bidi="zh_TW"/>
+        </w:rPr>
+        <w:t>以斯帖記一章16節</w:t>
+      </w:r>
       <w:r>
         <w:rPr>
           <w:lang w:val="zh_TW" w:bidi="zh_TW"/>
@@ -3250,54 +3046,36 @@
         </w:rPr>
         <w:t>猶大人的仇敵：故事的敘述者給哈曼的新稱號，暗示他將擁有迫害猶太人的權勢，帶有不祥的預兆（另見</w:t>
       </w:r>
-      <w:hyperlink r:id="rId47">
-        <w:r>
-          <w:rPr>
-            <w:lang w:val="zh_TW" w:bidi="zh_TW"/>
-          </w:rPr>
-          <w:rPr>
-            <w:color w:val="0000EE"/>
-            <w:u w:val="single"/>
-          </w:rPr>
-          <w:t>8:1</w:t>
-        </w:r>
-      </w:hyperlink>
+      <w:r>
+        <w:rPr>
+          <w:lang w:val="zh_TW" w:bidi="zh_TW"/>
+        </w:rPr>
+        <w:t>8:1</w:t>
+      </w:r>
       <w:r>
         <w:rPr>
           <w:lang w:val="zh_TW" w:bidi="zh_TW"/>
         </w:rPr>
         <w:t>，</w:t>
       </w:r>
-      <w:hyperlink r:id="rId48">
-        <w:r>
-          <w:rPr>
-            <w:lang w:val="zh_TW" w:bidi="zh_TW"/>
-          </w:rPr>
-          <w:rPr>
-            <w:color w:val="0000EE"/>
-            <w:u w:val="single"/>
-          </w:rPr>
-          <w:t>9:10</w:t>
-        </w:r>
-      </w:hyperlink>
+      <w:r>
+        <w:rPr>
+          <w:lang w:val="zh_TW" w:bidi="zh_TW"/>
+        </w:rPr>
+        <w:t>9:10</w:t>
+      </w:r>
       <w:r>
         <w:rPr>
           <w:lang w:val="zh_TW" w:bidi="zh_TW"/>
         </w:rPr>
         <w:t>、</w:t>
       </w:r>
-      <w:hyperlink r:id="rId49">
-        <w:r>
-          <w:rPr>
-            <w:lang w:val="zh_TW" w:bidi="zh_TW"/>
-          </w:rPr>
-          <w:rPr>
-            <w:color w:val="0000EE"/>
-            <w:u w:val="single"/>
-          </w:rPr>
-          <w:t>24</w:t>
-        </w:r>
-      </w:hyperlink>
+      <w:r>
+        <w:rPr>
+          <w:lang w:val="zh_TW" w:bidi="zh_TW"/>
+        </w:rPr>
+        <w:t>24</w:t>
+      </w:r>
       <w:r>
         <w:rPr>
           <w:lang w:val="zh_TW" w:bidi="zh_TW"/>
@@ -3322,18 +3100,12 @@
         </w:rPr>
         <w:t>這銀子仍賜給你，這民也交給你：表面上看似王不想要賄賂，但</w:t>
       </w:r>
-      <w:hyperlink r:id="rId50">
-        <w:r>
-          <w:rPr>
-            <w:lang w:val="zh_TW" w:bidi="zh_TW"/>
-          </w:rPr>
-          <w:rPr>
-            <w:color w:val="0000EE"/>
-            <w:u w:val="single"/>
-          </w:rPr>
-          <w:t>四章7節</w:t>
-        </w:r>
-      </w:hyperlink>
+      <w:r>
+        <w:rPr>
+          <w:lang w:val="zh_TW" w:bidi="zh_TW"/>
+        </w:rPr>
+        <w:t>四章7節</w:t>
+      </w:r>
       <w:r>
         <w:rPr>
           <w:lang w:val="zh_TW" w:bidi="zh_TW"/>
@@ -3352,18 +3124,12 @@
         </w:rPr>
         <w:t>不那麼明顯（參</w:t>
       </w:r>
-      <w:hyperlink r:id="rId51">
-        <w:r>
-          <w:rPr>
-            <w:lang w:val="zh_TW" w:bidi="zh_TW"/>
-          </w:rPr>
-          <w:rPr>
-            <w:color w:val="0000EE"/>
-            <w:u w:val="single"/>
-          </w:rPr>
-          <w:t>創23:10–16</w:t>
-        </w:r>
-      </w:hyperlink>
+      <w:r>
+        <w:rPr>
+          <w:lang w:val="zh_TW" w:bidi="zh_TW"/>
+        </w:rPr>
+        <w:t>創23:10–16</w:t>
+      </w:r>
       <w:r>
         <w:rPr>
           <w:lang w:val="zh_TW" w:bidi="zh_TW"/>
@@ -3418,18 +3184,12 @@
         </w:rPr>
         <w:t>正月十三日，就：哈曼選擇在猶太人逾越節前一天（見</w:t>
       </w:r>
-      <w:hyperlink r:id="rId52">
-        <w:r>
-          <w:rPr>
-            <w:lang w:val="zh_TW" w:bidi="zh_TW"/>
-          </w:rPr>
-          <w:rPr>
-            <w:color w:val="0000EE"/>
-            <w:u w:val="single"/>
-          </w:rPr>
-          <w:t>出12:6</w:t>
-        </w:r>
-      </w:hyperlink>
+      <w:r>
+        <w:rPr>
+          <w:lang w:val="zh_TW" w:bidi="zh_TW"/>
+        </w:rPr>
+        <w:t>出12:6</w:t>
+      </w:r>
       <w:r>
         <w:rPr>
           <w:lang w:val="zh_TW" w:bidi="zh_TW"/>
@@ -3494,36 +3254,24 @@
         </w:rPr>
         <w:t>片語「剪除」、「殺戮」和「滅絕」在</w:t>
       </w:r>
-      <w:hyperlink r:id="rId53">
-        <w:r>
-          <w:rPr>
-            <w:lang w:val="zh_TW" w:bidi="zh_TW"/>
-          </w:rPr>
-          <w:rPr>
-            <w:color w:val="0000EE"/>
-            <w:u w:val="single"/>
-          </w:rPr>
-          <w:t>八章11節</w:t>
-        </w:r>
-      </w:hyperlink>
+      <w:r>
+        <w:rPr>
+          <w:lang w:val="zh_TW" w:bidi="zh_TW"/>
+        </w:rPr>
+        <w:t>八章11節</w:t>
+      </w:r>
       <w:r>
         <w:rPr>
           <w:lang w:val="zh_TW" w:bidi="zh_TW"/>
         </w:rPr>
         <w:t>和</w:t>
       </w:r>
-      <w:hyperlink r:id="rId54">
-        <w:r>
-          <w:rPr>
-            <w:lang w:val="zh_TW" w:bidi="zh_TW"/>
-          </w:rPr>
-          <w:rPr>
-            <w:color w:val="0000EE"/>
-            <w:u w:val="single"/>
-          </w:rPr>
-          <w:t>九章5節</w:t>
-        </w:r>
-      </w:hyperlink>
+      <w:r>
+        <w:rPr>
+          <w:lang w:val="zh_TW" w:bidi="zh_TW"/>
+        </w:rPr>
+        <w:t>九章5節</w:t>
+      </w:r>
       <w:r>
         <w:rPr>
           <w:lang w:val="zh_TW" w:bidi="zh_TW"/>
@@ -3548,18 +3296,12 @@
         </w:rPr>
         <w:t>十二月，就是亞達月十三日（有些譯本以新曆計算是為次年三月七日）：哈曼透過掣籤選出的「幸運日」（</w:t>
       </w:r>
-      <w:hyperlink r:id="rId55">
-        <w:r>
-          <w:rPr>
-            <w:lang w:val="zh_TW" w:bidi="zh_TW"/>
-          </w:rPr>
-          <w:rPr>
-            <w:color w:val="0000EE"/>
-            <w:u w:val="single"/>
-          </w:rPr>
-          <w:t>3:7</w:t>
-        </w:r>
-      </w:hyperlink>
+      <w:r>
+        <w:rPr>
+          <w:lang w:val="zh_TW" w:bidi="zh_TW"/>
+        </w:rPr>
+        <w:t>3:7</w:t>
+      </w:r>
       <w:r>
         <w:rPr>
           <w:lang w:val="zh_TW" w:bidi="zh_TW"/>
@@ -3726,54 +3468,36 @@
         </w:rPr>
         <w:t>反應表明他極度的悲傷和哀悼（見</w:t>
       </w:r>
-      <w:hyperlink r:id="rId56">
-        <w:r>
-          <w:rPr>
-            <w:lang w:val="zh_TW" w:bidi="zh_TW"/>
-          </w:rPr>
-          <w:rPr>
-            <w:color w:val="0000EE"/>
-            <w:u w:val="single"/>
-          </w:rPr>
-          <w:t>撒下1:11</w:t>
-        </w:r>
-      </w:hyperlink>
+      <w:r>
+        <w:rPr>
+          <w:lang w:val="zh_TW" w:bidi="zh_TW"/>
+        </w:rPr>
+        <w:t>撒下1:11</w:t>
+      </w:r>
       <w:r>
         <w:rPr>
           <w:lang w:val="zh_TW" w:bidi="zh_TW"/>
         </w:rPr>
         <w:t>；</w:t>
       </w:r>
-      <w:hyperlink r:id="rId57">
-        <w:r>
-          <w:rPr>
-            <w:lang w:val="zh_TW" w:bidi="zh_TW"/>
-          </w:rPr>
-          <w:rPr>
-            <w:color w:val="0000EE"/>
-            <w:u w:val="single"/>
-          </w:rPr>
-          <w:t>拉9</w:t>
-        </w:r>
-      </w:hyperlink>
+      <w:r>
+        <w:rPr>
+          <w:lang w:val="zh_TW" w:bidi="zh_TW"/>
+        </w:rPr>
+        <w:t>拉9</w:t>
+      </w:r>
       <w:r>
         <w:rPr>
           <w:lang w:val="zh_TW" w:bidi="zh_TW"/>
         </w:rPr>
         <w:t>；</w:t>
       </w:r>
-      <w:hyperlink r:id="rId58">
-        <w:r>
-          <w:rPr>
-            <w:lang w:val="zh_TW" w:bidi="zh_TW"/>
-          </w:rPr>
-          <w:rPr>
-            <w:color w:val="0000EE"/>
-            <w:u w:val="single"/>
-          </w:rPr>
-          <w:t>鴻3:5–9</w:t>
-        </w:r>
-      </w:hyperlink>
+      <w:r>
+        <w:rPr>
+          <w:lang w:val="zh_TW" w:bidi="zh_TW"/>
+        </w:rPr>
+        <w:t>鴻3:5–9</w:t>
+      </w:r>
       <w:r>
         <w:rPr>
           <w:lang w:val="zh_TW" w:bidi="zh_TW"/>
@@ -3888,54 +3612,36 @@
         </w:rPr>
         <w:t>，求神介入並拯救祂的百姓（</w:t>
       </w:r>
-      <w:hyperlink r:id="rId59">
-        <w:r>
-          <w:rPr>
-            <w:lang w:val="zh_TW" w:bidi="zh_TW"/>
-          </w:rPr>
-          <w:rPr>
-            <w:color w:val="0000EE"/>
-            <w:u w:val="single"/>
-          </w:rPr>
-          <w:t>出2:23–25</w:t>
-        </w:r>
-      </w:hyperlink>
+      <w:r>
+        <w:rPr>
+          <w:lang w:val="zh_TW" w:bidi="zh_TW"/>
+        </w:rPr>
+        <w:t>出2:23–25</w:t>
+      </w:r>
       <w:r>
         <w:rPr>
           <w:lang w:val="zh_TW" w:bidi="zh_TW"/>
         </w:rPr>
         <w:t>；</w:t>
       </w:r>
-      <w:hyperlink r:id="rId60">
-        <w:r>
-          <w:rPr>
-            <w:lang w:val="zh_TW" w:bidi="zh_TW"/>
-          </w:rPr>
-          <w:rPr>
-            <w:color w:val="0000EE"/>
-            <w:u w:val="single"/>
-          </w:rPr>
-          <w:t>斯9:5–15</w:t>
-        </w:r>
-      </w:hyperlink>
+      <w:r>
+        <w:rPr>
+          <w:lang w:val="zh_TW" w:bidi="zh_TW"/>
+        </w:rPr>
+        <w:t>斯9:5–15</w:t>
+      </w:r>
       <w:r>
         <w:rPr>
           <w:lang w:val="zh_TW" w:bidi="zh_TW"/>
         </w:rPr>
         <w:t>；</w:t>
       </w:r>
-      <w:hyperlink r:id="rId61">
-        <w:r>
-          <w:rPr>
-            <w:lang w:val="zh_TW" w:bidi="zh_TW"/>
-          </w:rPr>
-          <w:rPr>
-            <w:color w:val="0000EE"/>
-            <w:u w:val="single"/>
-          </w:rPr>
-          <w:t>但9:1–19</w:t>
-        </w:r>
-      </w:hyperlink>
+      <w:r>
+        <w:rPr>
+          <w:lang w:val="zh_TW" w:bidi="zh_TW"/>
+        </w:rPr>
+        <w:t>但9:1–19</w:t>
+      </w:r>
       <w:r>
         <w:rPr>
           <w:lang w:val="zh_TW" w:bidi="zh_TW"/>
@@ -4188,72 +3894,48 @@
         </w:rPr>
         <w:t>猶大人必從別處得解脫，蒙拯救：末底改知道神的應許，且知道到神不會允許祂的選民被滅絕（見</w:t>
       </w:r>
-      <w:hyperlink r:id="rId62">
-        <w:r>
-          <w:rPr>
-            <w:lang w:val="zh_TW" w:bidi="zh_TW"/>
-          </w:rPr>
-          <w:rPr>
-            <w:color w:val="0000EE"/>
-            <w:u w:val="single"/>
-          </w:rPr>
-          <w:t>創12:3</w:t>
-        </w:r>
-      </w:hyperlink>
+      <w:r>
+        <w:rPr>
+          <w:lang w:val="zh_TW" w:bidi="zh_TW"/>
+        </w:rPr>
+        <w:t>創12:3</w:t>
+      </w:r>
       <w:r>
         <w:rPr>
           <w:lang w:val="zh_TW" w:bidi="zh_TW"/>
         </w:rPr>
         <w:t>，</w:t>
       </w:r>
-      <w:hyperlink r:id="rId63">
-        <w:r>
-          <w:rPr>
-            <w:lang w:val="zh_TW" w:bidi="zh_TW"/>
-          </w:rPr>
-          <w:rPr>
-            <w:color w:val="0000EE"/>
-            <w:u w:val="single"/>
-          </w:rPr>
-          <w:t>22:18</w:t>
-        </w:r>
-      </w:hyperlink>
+      <w:r>
+        <w:rPr>
+          <w:lang w:val="zh_TW" w:bidi="zh_TW"/>
+        </w:rPr>
+        <w:t>22:18</w:t>
+      </w:r>
       <w:r>
         <w:rPr>
           <w:lang w:val="zh_TW" w:bidi="zh_TW"/>
         </w:rPr>
         <w:t>，</w:t>
       </w:r>
-      <w:hyperlink r:id="rId64">
-        <w:r>
-          <w:rPr>
-            <w:lang w:val="zh_TW" w:bidi="zh_TW"/>
-          </w:rPr>
-          <w:rPr>
-            <w:color w:val="0000EE"/>
-            <w:u w:val="single"/>
-          </w:rPr>
-          <w:t>28:14</w:t>
-        </w:r>
-      </w:hyperlink>
+      <w:r>
+        <w:rPr>
+          <w:lang w:val="zh_TW" w:bidi="zh_TW"/>
+        </w:rPr>
+        <w:t>28:14</w:t>
+      </w:r>
       <w:r>
         <w:rPr>
           <w:lang w:val="zh_TW" w:bidi="zh_TW"/>
         </w:rPr>
         <w:t>；</w:t>
       </w:r>
-      <w:hyperlink r:id="rId65">
-        <w:r>
-          <w:rPr>
-            <w:lang w:val="zh_TW" w:bidi="zh_TW"/>
-          </w:rPr>
-          <w:rPr>
-            <w:color w:val="0000EE"/>
-            <w:u w:val="single"/>
-          </w:rPr>
-          <w:t>賽60:1–5</w:t>
-        </w:r>
-      </w:hyperlink>
+      <w:r>
+        <w:rPr>
+          <w:lang w:val="zh_TW" w:bidi="zh_TW"/>
+        </w:rPr>
+        <w:t>賽60:1–5</w:t>
+      </w:r>
       <w:r>
         <w:rPr>
           <w:lang w:val="zh_TW" w:bidi="zh_TW"/>
@@ -4348,36 +4030,24 @@
         </w:rPr>
         <w:t>三晝三夜，不吃不喝：不吃任何食物或水的完全禁食，通常只能持續一天（</w:t>
       </w:r>
-      <w:hyperlink r:id="rId66">
-        <w:r>
-          <w:rPr>
-            <w:lang w:val="zh_TW" w:bidi="zh_TW"/>
-          </w:rPr>
-          <w:rPr>
-            <w:color w:val="0000EE"/>
-            <w:u w:val="single"/>
-          </w:rPr>
-          <w:t>利16:29–31</w:t>
-        </w:r>
-      </w:hyperlink>
+      <w:r>
+        <w:rPr>
+          <w:lang w:val="zh_TW" w:bidi="zh_TW"/>
+        </w:rPr>
+        <w:t>利16:29–31</w:t>
+      </w:r>
       <w:r>
         <w:rPr>
           <w:lang w:val="zh_TW" w:bidi="zh_TW"/>
         </w:rPr>
         <w:t>；</w:t>
       </w:r>
-      <w:hyperlink r:id="rId67">
-        <w:r>
-          <w:rPr>
-            <w:lang w:val="zh_TW" w:bidi="zh_TW"/>
-          </w:rPr>
-          <w:rPr>
-            <w:color w:val="0000EE"/>
-            <w:u w:val="single"/>
-          </w:rPr>
-          <w:t>士20:26</w:t>
-        </w:r>
-      </w:hyperlink>
+      <w:r>
+        <w:rPr>
+          <w:lang w:val="zh_TW" w:bidi="zh_TW"/>
+        </w:rPr>
+        <w:t>士20:26</w:t>
+      </w:r>
       <w:r>
         <w:rPr>
           <w:lang w:val="zh_TW" w:bidi="zh_TW"/>
@@ -4468,36 +4138,24 @@
         </w:rPr>
         <w:t>王……就施恩於她，向她伸出手中的金杖：她沒有因未經蒙召擅入見王而被殺（</w:t>
       </w:r>
-      <w:hyperlink r:id="rId68">
-        <w:r>
-          <w:rPr>
-            <w:lang w:val="zh_TW" w:bidi="zh_TW"/>
-          </w:rPr>
-          <w:rPr>
-            <w:color w:val="0000EE"/>
-            <w:u w:val="single"/>
-          </w:rPr>
-          <w:t>4:11</w:t>
-        </w:r>
-      </w:hyperlink>
+      <w:r>
+        <w:rPr>
+          <w:lang w:val="zh_TW" w:bidi="zh_TW"/>
+        </w:rPr>
+        <w:t>4:11</w:t>
+      </w:r>
       <w:r>
         <w:rPr>
           <w:lang w:val="zh_TW" w:bidi="zh_TW"/>
         </w:rPr>
         <w:t>、</w:t>
       </w:r>
-      <w:hyperlink r:id="rId69">
-        <w:r>
-          <w:rPr>
-            <w:lang w:val="zh_TW" w:bidi="zh_TW"/>
-          </w:rPr>
-          <w:rPr>
-            <w:color w:val="0000EE"/>
-            <w:u w:val="single"/>
-          </w:rPr>
-          <w:t>16</w:t>
-        </w:r>
-      </w:hyperlink>
+      <w:r>
+        <w:rPr>
+          <w:lang w:val="zh_TW" w:bidi="zh_TW"/>
+        </w:rPr>
+        <w:t>16</w:t>
+      </w:r>
       <w:r>
         <w:rPr>
           <w:lang w:val="zh_TW" w:bidi="zh_TW"/>
@@ -4600,18 +4258,12 @@
         </w:rPr>
         <w:t>王若以為美：以斯帖表現出適當的敬意（參</w:t>
       </w:r>
-      <w:hyperlink r:id="rId70">
-        <w:r>
-          <w:rPr>
-            <w:lang w:val="zh_TW" w:bidi="zh_TW"/>
-          </w:rPr>
-          <w:rPr>
-            <w:color w:val="0000EE"/>
-            <w:u w:val="single"/>
-          </w:rPr>
-          <w:t>1:12</w:t>
-        </w:r>
-      </w:hyperlink>
+      <w:r>
+        <w:rPr>
+          <w:lang w:val="zh_TW" w:bidi="zh_TW"/>
+        </w:rPr>
+        <w:t>1:12</w:t>
+      </w:r>
       <w:r>
         <w:rPr>
           <w:lang w:val="zh_TW" w:bidi="zh_TW"/>
@@ -4666,18 +4318,12 @@
         </w:rPr>
         <w:t>就請……赴……明日：這是慣常的禮儀，不急於請求恩惠或進行協議，以免顯得焦急。這個延遲提供了機會讓薛西（亞哈隨魯）發現末底改的忠心之舉，從而挫敗哈曼的計謀（見</w:t>
       </w:r>
-      <w:hyperlink r:id="rId38">
-        <w:r>
-          <w:rPr>
-            <w:lang w:val="zh_TW" w:bidi="zh_TW"/>
-          </w:rPr>
-          <w:rPr>
-            <w:color w:val="0000EE"/>
-            <w:u w:val="single"/>
-          </w:rPr>
-          <w:t>6:1–14</w:t>
-        </w:r>
-      </w:hyperlink>
+      <w:r>
+        <w:rPr>
+          <w:lang w:val="zh_TW" w:bidi="zh_TW"/>
+        </w:rPr>
+        <w:t>6:1–14</w:t>
+      </w:r>
       <w:r>
         <w:rPr>
           <w:lang w:val="zh_TW" w:bidi="zh_TW"/>
@@ -4744,18 +4390,12 @@
         </w:rPr>
         <w:t>（參</w:t>
       </w:r>
-      <w:hyperlink r:id="rId71">
-        <w:r>
-          <w:rPr>
-            <w:lang w:val="zh_TW" w:bidi="zh_TW"/>
-          </w:rPr>
-          <w:rPr>
-            <w:color w:val="0000EE"/>
-            <w:u w:val="single"/>
-          </w:rPr>
-          <w:t>3:2–6</w:t>
-        </w:r>
-      </w:hyperlink>
+      <w:r>
+        <w:rPr>
+          <w:lang w:val="zh_TW" w:bidi="zh_TW"/>
+        </w:rPr>
+        <w:t>3:2–6</w:t>
+      </w:r>
       <w:r>
         <w:rPr>
           <w:lang w:val="zh_TW" w:bidi="zh_TW"/>
@@ -4862,72 +4502,48 @@
         </w:rPr>
         <w:t>木架是一種常見的處決工具（另見</w:t>
       </w:r>
-      <w:hyperlink r:id="rId72">
-        <w:r>
-          <w:rPr>
-            <w:lang w:val="zh_TW" w:bidi="zh_TW"/>
-          </w:rPr>
-          <w:rPr>
-            <w:color w:val="0000EE"/>
-            <w:u w:val="single"/>
-          </w:rPr>
-          <w:t>2:23</w:t>
-        </w:r>
-      </w:hyperlink>
+      <w:r>
+        <w:rPr>
+          <w:lang w:val="zh_TW" w:bidi="zh_TW"/>
+        </w:rPr>
+        <w:t>2:23</w:t>
+      </w:r>
       <w:r>
         <w:rPr>
           <w:lang w:val="zh_TW" w:bidi="zh_TW"/>
         </w:rPr>
         <w:t>；</w:t>
       </w:r>
-      <w:hyperlink r:id="rId73">
-        <w:r>
-          <w:rPr>
-            <w:lang w:val="zh_TW" w:bidi="zh_TW"/>
-          </w:rPr>
-          <w:rPr>
-            <w:color w:val="0000EE"/>
-            <w:u w:val="single"/>
-          </w:rPr>
-          <w:t>創40:19</w:t>
-        </w:r>
-      </w:hyperlink>
+      <w:r>
+        <w:rPr>
+          <w:lang w:val="zh_TW" w:bidi="zh_TW"/>
+        </w:rPr>
+        <w:t>創40:19</w:t>
+      </w:r>
       <w:r>
         <w:rPr>
           <w:lang w:val="zh_TW" w:bidi="zh_TW"/>
         </w:rPr>
         <w:t>、</w:t>
       </w:r>
-      <w:hyperlink r:id="rId74">
-        <w:r>
-          <w:rPr>
-            <w:lang w:val="zh_TW" w:bidi="zh_TW"/>
-          </w:rPr>
-          <w:rPr>
-            <w:color w:val="0000EE"/>
-            <w:u w:val="single"/>
-          </w:rPr>
-          <w:t>22</w:t>
-        </w:r>
-      </w:hyperlink>
+      <w:r>
+        <w:rPr>
+          <w:lang w:val="zh_TW" w:bidi="zh_TW"/>
+        </w:rPr>
+        <w:t>22</w:t>
+      </w:r>
       <w:r>
         <w:rPr>
           <w:lang w:val="zh_TW" w:bidi="zh_TW"/>
         </w:rPr>
         <w:t>；</w:t>
       </w:r>
-      <w:hyperlink r:id="rId75">
-        <w:r>
-          <w:rPr>
-            <w:lang w:val="zh_TW" w:bidi="zh_TW"/>
-          </w:rPr>
-          <w:rPr>
-            <w:color w:val="0000EE"/>
-            <w:u w:val="single"/>
-          </w:rPr>
-          <w:t>書8:29</w:t>
-        </w:r>
-      </w:hyperlink>
+      <w:r>
+        <w:rPr>
+          <w:lang w:val="zh_TW" w:bidi="zh_TW"/>
+        </w:rPr>
+        <w:t>書8:29</w:t>
+      </w:r>
       <w:r>
         <w:rPr>
           <w:lang w:val="zh_TW" w:bidi="zh_TW"/>
@@ -5107,18 +4723,12 @@
         </w:rPr>
         <w:t>在神的旨意之下，王的臣僕偶然翻開的正是記載末底改揭露謀害之事的那頁。（</w:t>
       </w:r>
-      <w:hyperlink r:id="rId33">
-        <w:r>
-          <w:rPr>
-            <w:lang w:val="zh_TW" w:bidi="zh_TW"/>
-          </w:rPr>
-          <w:rPr>
-            <w:color w:val="0000EE"/>
-            <w:u w:val="single"/>
-          </w:rPr>
-          <w:t>2:21–23</w:t>
-        </w:r>
-      </w:hyperlink>
+      <w:r>
+        <w:rPr>
+          <w:lang w:val="zh_TW" w:bidi="zh_TW"/>
+        </w:rPr>
+        <w:t>2:21–23</w:t>
+      </w:r>
       <w:r>
         <w:rPr>
           <w:lang w:val="zh_TW" w:bidi="zh_TW"/>
@@ -5303,18 +4913,12 @@
         </w:rPr>
         <w:t>哈曼以為王的另一位高貴官員會在書珊城的街道上尊榮他。然而，哈曼卻是自己要成為這個角色，為末底改行這禮（</w:t>
       </w:r>
-      <w:hyperlink r:id="rId76">
-        <w:r>
-          <w:rPr>
-            <w:lang w:val="zh_TW" w:bidi="zh_TW"/>
-          </w:rPr>
-          <w:rPr>
-            <w:color w:val="0000EE"/>
-            <w:u w:val="single"/>
-          </w:rPr>
-          <w:t>6:10</w:t>
-        </w:r>
-      </w:hyperlink>
+      <w:r>
+        <w:rPr>
+          <w:lang w:val="zh_TW" w:bidi="zh_TW"/>
+        </w:rPr>
+        <w:t>6:10</w:t>
+      </w:r>
       <w:r>
         <w:rPr>
           <w:lang w:val="zh_TW" w:bidi="zh_TW"/>
@@ -5487,36 +5091,24 @@
         </w:rPr>
         <w:t>我和我的本族被賣了：以斯帖謹慎地提及哈曼為使詔令被批准而向王所付的高昂代價（</w:t>
       </w:r>
-      <w:hyperlink r:id="rId77">
-        <w:r>
-          <w:rPr>
-            <w:lang w:val="zh_TW" w:bidi="zh_TW"/>
-          </w:rPr>
-          <w:rPr>
-            <w:color w:val="0000EE"/>
-            <w:u w:val="single"/>
-          </w:rPr>
-          <w:t>3:8–11</w:t>
-        </w:r>
-      </w:hyperlink>
+      <w:r>
+        <w:rPr>
+          <w:lang w:val="zh_TW" w:bidi="zh_TW"/>
+        </w:rPr>
+        <w:t>3:8–11</w:t>
+      </w:r>
       <w:r>
         <w:rPr>
           <w:lang w:val="zh_TW" w:bidi="zh_TW"/>
         </w:rPr>
         <w:t>）。她還使用了哈曼詔令中的確切用語，說明詔令的目的是要剪除、殺戮和滅絕（參</w:t>
       </w:r>
-      <w:hyperlink r:id="rId78">
-        <w:r>
-          <w:rPr>
-            <w:lang w:val="zh_TW" w:bidi="zh_TW"/>
-          </w:rPr>
-          <w:rPr>
-            <w:color w:val="0000EE"/>
-            <w:u w:val="single"/>
-          </w:rPr>
-          <w:t>3:13</w:t>
-        </w:r>
-      </w:hyperlink>
+      <w:r>
+        <w:rPr>
+          <w:lang w:val="zh_TW" w:bidi="zh_TW"/>
+        </w:rPr>
+        <w:t>3:13</w:t>
+      </w:r>
       <w:r>
         <w:rPr>
           <w:lang w:val="zh_TW" w:bidi="zh_TW"/>
@@ -5601,18 +5193,12 @@
         </w:rPr>
         <w:t>（參</w:t>
       </w:r>
-      <w:hyperlink r:id="rId79">
-        <w:r>
-          <w:rPr>
-            <w:lang w:val="zh_TW" w:bidi="zh_TW"/>
-          </w:rPr>
-          <w:rPr>
-            <w:color w:val="0000EE"/>
-            <w:u w:val="single"/>
-          </w:rPr>
-          <w:t>3:10</w:t>
-        </w:r>
-      </w:hyperlink>
+      <w:r>
+        <w:rPr>
+          <w:lang w:val="zh_TW" w:bidi="zh_TW"/>
+        </w:rPr>
+        <w:t>3:10</w:t>
+      </w:r>
       <w:r>
         <w:rPr>
           <w:lang w:val="zh_TW" w:bidi="zh_TW"/>
@@ -5847,18 +5433,12 @@
         </w:rPr>
         <w:t>他打算用它來刺穿末底改（譯註：和合本未譯出這個句子）：哈波拿，王的七個太監之一（</w:t>
       </w:r>
-      <w:hyperlink r:id="rId35">
-        <w:r>
-          <w:rPr>
-            <w:lang w:val="zh_TW" w:bidi="zh_TW"/>
-          </w:rPr>
-          <w:rPr>
-            <w:color w:val="0000EE"/>
-            <w:u w:val="single"/>
-          </w:rPr>
-          <w:t>1:10</w:t>
-        </w:r>
-      </w:hyperlink>
+      <w:r>
+        <w:rPr>
+          <w:lang w:val="zh_TW" w:bidi="zh_TW"/>
+        </w:rPr>
+        <w:t>1:10</w:t>
+      </w:r>
       <w:r>
         <w:rPr>
           <w:lang w:val="zh_TW" w:bidi="zh_TW"/>
@@ -5943,18 +5523,12 @@
         </w:rPr>
         <w:t>正如哈曼曾承諾將猶太人的財富給那些要殺他們的人一樣（</w:t>
       </w:r>
-      <w:hyperlink r:id="rId78">
-        <w:r>
-          <w:rPr>
-            <w:lang w:val="zh_TW" w:bidi="zh_TW"/>
-          </w:rPr>
-          <w:rPr>
-            <w:color w:val="0000EE"/>
-            <w:u w:val="single"/>
-          </w:rPr>
-          <w:t>3:13</w:t>
-        </w:r>
-      </w:hyperlink>
+      <w:r>
+        <w:rPr>
+          <w:lang w:val="zh_TW" w:bidi="zh_TW"/>
+        </w:rPr>
+        <w:t>3:13</w:t>
+      </w:r>
       <w:r>
         <w:rPr>
           <w:lang w:val="zh_TW" w:bidi="zh_TW"/>
@@ -6015,18 +5589,12 @@
         </w:rPr>
         <w:t>的印戒（</w:t>
       </w:r>
-      <w:hyperlink r:id="rId79">
-        <w:r>
-          <w:rPr>
-            <w:lang w:val="zh_TW" w:bidi="zh_TW"/>
-          </w:rPr>
-          <w:rPr>
-            <w:color w:val="0000EE"/>
-            <w:u w:val="single"/>
-          </w:rPr>
-          <w:t>3:10</w:t>
-        </w:r>
-      </w:hyperlink>
+      <w:r>
+        <w:rPr>
+          <w:lang w:val="zh_TW" w:bidi="zh_TW"/>
+        </w:rPr>
+        <w:t>3:10</w:t>
+      </w:r>
       <w:r>
         <w:rPr>
           <w:lang w:val="zh_TW" w:bidi="zh_TW"/>
@@ -6211,54 +5779,36 @@
         </w:rPr>
         <w:t>（見</w:t>
       </w:r>
-      <w:hyperlink r:id="rId80">
-        <w:r>
-          <w:rPr>
-            <w:lang w:val="zh_TW" w:bidi="zh_TW"/>
-          </w:rPr>
-          <w:rPr>
-            <w:color w:val="0000EE"/>
-            <w:u w:val="single"/>
-          </w:rPr>
-          <w:t>1:19</w:t>
-        </w:r>
-      </w:hyperlink>
+      <w:r>
+        <w:rPr>
+          <w:lang w:val="zh_TW" w:bidi="zh_TW"/>
+        </w:rPr>
+        <w:t>1:19</w:t>
+      </w:r>
       <w:r>
         <w:rPr>
           <w:lang w:val="zh_TW" w:bidi="zh_TW"/>
         </w:rPr>
         <w:t>；</w:t>
       </w:r>
-      <w:hyperlink r:id="rId28">
-        <w:r>
-          <w:rPr>
-            <w:lang w:val="zh_TW" w:bidi="zh_TW"/>
-          </w:rPr>
-          <w:rPr>
-            <w:color w:val="0000EE"/>
-            <w:u w:val="single"/>
-          </w:rPr>
-          <w:t>但6:8、12</w:t>
-        </w:r>
-      </w:hyperlink>
+      <w:r>
+        <w:rPr>
+          <w:lang w:val="zh_TW" w:bidi="zh_TW"/>
+        </w:rPr>
+        <w:t>但6:8、12</w:t>
+      </w:r>
       <w:r>
         <w:rPr>
           <w:lang w:val="zh_TW" w:bidi="zh_TW"/>
         </w:rPr>
         <w:t>；參</w:t>
       </w:r>
-      <w:hyperlink r:id="rId81">
-        <w:r>
-          <w:rPr>
-            <w:lang w:val="zh_TW" w:bidi="zh_TW"/>
-          </w:rPr>
-          <w:rPr>
-            <w:color w:val="0000EE"/>
-            <w:u w:val="single"/>
-          </w:rPr>
-          <w:t>詩148:6</w:t>
-        </w:r>
-      </w:hyperlink>
+      <w:r>
+        <w:rPr>
+          <w:lang w:val="zh_TW" w:bidi="zh_TW"/>
+        </w:rPr>
+        <w:t>詩148:6</w:t>
+      </w:r>
       <w:r>
         <w:rPr>
           <w:lang w:val="zh_TW" w:bidi="zh_TW"/>
@@ -6319,18 +5869,12 @@
         </w:rPr>
         <w:t>呼應</w:t>
       </w:r>
-      <w:hyperlink r:id="rId82">
-        <w:r>
-          <w:rPr>
-            <w:lang w:val="zh_TW" w:bidi="zh_TW"/>
-          </w:rPr>
-          <w:rPr>
-            <w:color w:val="0000EE"/>
-            <w:u w:val="single"/>
-          </w:rPr>
-          <w:t>三章12節</w:t>
-        </w:r>
-      </w:hyperlink>
+      <w:r>
+        <w:rPr>
+          <w:lang w:val="zh_TW" w:bidi="zh_TW"/>
+        </w:rPr>
+        <w:t>三章12節</w:t>
+      </w:r>
       <w:r>
         <w:rPr>
           <w:lang w:val="zh_TW" w:bidi="zh_TW"/>
@@ -6401,18 +5945,12 @@
         </w:rPr>
         <w:t>王的詔令並未允許猶太人發動戰爭，而是准許他們自衛，並奪取那些攻擊他們之人的財物（逆轉了</w:t>
       </w:r>
-      <w:hyperlink r:id="rId78">
-        <w:r>
-          <w:rPr>
-            <w:lang w:val="zh_TW" w:bidi="zh_TW"/>
-          </w:rPr>
-          <w:rPr>
-            <w:color w:val="0000EE"/>
-            <w:u w:val="single"/>
-          </w:rPr>
-          <w:t>3:13</w:t>
-        </w:r>
-      </w:hyperlink>
+      <w:r>
+        <w:rPr>
+          <w:lang w:val="zh_TW" w:bidi="zh_TW"/>
+        </w:rPr>
+        <w:t>3:13</w:t>
+      </w:r>
       <w:r>
         <w:rPr>
           <w:lang w:val="zh_TW" w:bidi="zh_TW"/>
@@ -6437,36 +5975,24 @@
         </w:rPr>
         <w:t>剪除，殺戮滅絕這個片語，是對哈曼原始詔令中詞語的諷刺性重複（</w:t>
       </w:r>
-      <w:hyperlink r:id="rId78">
-        <w:r>
-          <w:rPr>
-            <w:lang w:val="zh_TW" w:bidi="zh_TW"/>
-          </w:rPr>
-          <w:rPr>
-            <w:color w:val="0000EE"/>
-            <w:u w:val="single"/>
-          </w:rPr>
-          <w:t>3:13</w:t>
-        </w:r>
-      </w:hyperlink>
+      <w:r>
+        <w:rPr>
+          <w:lang w:val="zh_TW" w:bidi="zh_TW"/>
+        </w:rPr>
+        <w:t>3:13</w:t>
+      </w:r>
       <w:r>
         <w:rPr>
           <w:lang w:val="zh_TW" w:bidi="zh_TW"/>
         </w:rPr>
         <w:t>；另見</w:t>
       </w:r>
-      <w:hyperlink r:id="rId54">
-        <w:r>
-          <w:rPr>
-            <w:lang w:val="zh_TW" w:bidi="zh_TW"/>
-          </w:rPr>
-          <w:rPr>
-            <w:color w:val="0000EE"/>
-            <w:u w:val="single"/>
-          </w:rPr>
-          <w:t>9:5</w:t>
-        </w:r>
-      </w:hyperlink>
+      <w:r>
+        <w:rPr>
+          <w:lang w:val="zh_TW" w:bidi="zh_TW"/>
+        </w:rPr>
+        <w:t>9:5</w:t>
+      </w:r>
       <w:r>
         <w:rPr>
           <w:lang w:val="zh_TW" w:bidi="zh_TW"/>
@@ -6521,18 +6047,12 @@
         </w:rPr>
         <w:t>十二月，就是亞達月十三日（有些譯本採用新曆，即明年的3月7日）：這個日期距離哈曼最初頒布詔令的時間已將近一年（</w:t>
       </w:r>
-      <w:hyperlink r:id="rId82">
-        <w:r>
-          <w:rPr>
-            <w:lang w:val="zh_TW" w:bidi="zh_TW"/>
-          </w:rPr>
-          <w:rPr>
-            <w:color w:val="0000EE"/>
-            <w:u w:val="single"/>
-          </w:rPr>
-          <w:t>3:12</w:t>
-        </w:r>
-      </w:hyperlink>
+      <w:r>
+        <w:rPr>
+          <w:lang w:val="zh_TW" w:bidi="zh_TW"/>
+        </w:rPr>
+        <w:t>3:12</w:t>
+      </w:r>
       <w:r>
         <w:rPr>
           <w:lang w:val="zh_TW" w:bidi="zh_TW"/>
@@ -6654,18 +6174,12 @@
         </w:rPr>
         <w:t>正如在哈曼原詔令頒布後，書珊城大大地被擾亂（</w:t>
       </w:r>
-      <w:hyperlink r:id="rId83">
-        <w:r>
-          <w:rPr>
-            <w:lang w:val="zh_TW" w:bidi="zh_TW"/>
-          </w:rPr>
-          <w:rPr>
-            <w:color w:val="0000EE"/>
-            <w:u w:val="single"/>
-          </w:rPr>
-          <w:t>3:15</w:t>
-        </w:r>
-      </w:hyperlink>
+      <w:r>
+        <w:rPr>
+          <w:lang w:val="zh_TW" w:bidi="zh_TW"/>
+        </w:rPr>
+        <w:t>3:15</w:t>
+      </w:r>
       <w:r>
         <w:rPr>
           <w:lang w:val="zh_TW" w:bidi="zh_TW"/>
@@ -6876,18 +6390,12 @@
         </w:rPr>
         <w:t>猶大人……擊殺一切仇敵：這不是對手無寸鐵者的攻擊，也非無情失控的屠殺，而是對攻擊者的成功自衛。此處用語重複了哈曼原詔令的措辭（</w:t>
       </w:r>
-      <w:hyperlink r:id="rId82">
-        <w:r>
-          <w:rPr>
-            <w:lang w:val="zh_TW" w:bidi="zh_TW"/>
-          </w:rPr>
-          <w:rPr>
-            <w:color w:val="0000EE"/>
-            <w:u w:val="single"/>
-          </w:rPr>
-          <w:t>3:12</w:t>
-        </w:r>
-      </w:hyperlink>
+      <w:r>
+        <w:rPr>
+          <w:lang w:val="zh_TW" w:bidi="zh_TW"/>
+        </w:rPr>
+        <w:t>3:12</w:t>
+      </w:r>
       <w:r>
         <w:rPr>
           <w:lang w:val="zh_TW" w:bidi="zh_TW"/>
@@ -7002,18 +6510,12 @@
         </w:rPr>
         <w:t>又殺……這十人都是……哈曼的兒子：現在哈曼所誇耀的一切（</w:t>
       </w:r>
-      <w:hyperlink r:id="rId84">
-        <w:r>
-          <w:rPr>
-            <w:lang w:val="zh_TW" w:bidi="zh_TW"/>
-          </w:rPr>
-          <w:rPr>
-            <w:color w:val="0000EE"/>
-            <w:u w:val="single"/>
-          </w:rPr>
-          <w:t>斯5:11</w:t>
-        </w:r>
-      </w:hyperlink>
+      <w:r>
+        <w:rPr>
+          <w:lang w:val="zh_TW" w:bidi="zh_TW"/>
+        </w:rPr>
+        <w:t>斯5:11</w:t>
+      </w:r>
       <w:r>
         <w:rPr>
           <w:lang w:val="zh_TW" w:bidi="zh_TW"/>
@@ -7080,18 +6582,12 @@
         </w:rPr>
         <w:t>（</w:t>
       </w:r>
-      <w:hyperlink r:id="rId53">
-        <w:r>
-          <w:rPr>
-            <w:lang w:val="zh_TW" w:bidi="zh_TW"/>
-          </w:rPr>
-          <w:rPr>
-            <w:color w:val="0000EE"/>
-            <w:u w:val="single"/>
-          </w:rPr>
-          <w:t>8:11</w:t>
-        </w:r>
-      </w:hyperlink>
+      <w:r>
+        <w:rPr>
+          <w:lang w:val="zh_TW" w:bidi="zh_TW"/>
+        </w:rPr>
+        <w:t>8:11</w:t>
+      </w:r>
       <w:r>
         <w:rPr>
           <w:lang w:val="zh_TW" w:bidi="zh_TW"/>
@@ -7110,18 +6606,12 @@
         </w:rPr>
         <w:t>（</w:t>
       </w:r>
-      <w:hyperlink r:id="rId85">
-        <w:r>
-          <w:rPr>
-            <w:lang w:val="zh_TW" w:bidi="zh_TW"/>
-          </w:rPr>
-          <w:rPr>
-            <w:color w:val="0000EE"/>
-            <w:u w:val="single"/>
-          </w:rPr>
-          <w:t>創14:21–23</w:t>
-        </w:r>
-      </w:hyperlink>
+      <w:r>
+        <w:rPr>
+          <w:lang w:val="zh_TW" w:bidi="zh_TW"/>
+        </w:rPr>
+        <w:t>創14:21–23</w:t>
+      </w:r>
       <w:r>
         <w:rPr>
           <w:lang w:val="zh_TW" w:bidi="zh_TW"/>
@@ -7176,18 +6666,12 @@
         </w:rPr>
         <w:t>若王因人數眾多而感不安，就不會允許再有一天的戰鬥（</w:t>
       </w:r>
-      <w:hyperlink r:id="rId86">
-        <w:r>
-          <w:rPr>
-            <w:lang w:val="zh_TW" w:bidi="zh_TW"/>
-          </w:rPr>
-          <w:rPr>
-            <w:color w:val="0000EE"/>
-            <w:u w:val="single"/>
-          </w:rPr>
-          <w:t>9:14–15</w:t>
-        </w:r>
-      </w:hyperlink>
+      <w:r>
+        <w:rPr>
+          <w:lang w:val="zh_TW" w:bidi="zh_TW"/>
+        </w:rPr>
+        <w:t>9:14–15</w:t>
+      </w:r>
       <w:r>
         <w:rPr>
           <w:lang w:val="zh_TW" w:bidi="zh_TW"/>
@@ -7350,36 +6834,24 @@
         </w:rPr>
         <w:t>猶太人再次堅持高尚的道德立場，沒有從敵人那裡掠奪財物，儘管這在法律上是允許的（</w:t>
       </w:r>
-      <w:hyperlink r:id="rId53">
-        <w:r>
-          <w:rPr>
-            <w:lang w:val="zh_TW" w:bidi="zh_TW"/>
-          </w:rPr>
-          <w:rPr>
-            <w:color w:val="0000EE"/>
-            <w:u w:val="single"/>
-          </w:rPr>
-          <w:t>8:11</w:t>
-        </w:r>
-      </w:hyperlink>
+      <w:r>
+        <w:rPr>
+          <w:lang w:val="zh_TW" w:bidi="zh_TW"/>
+        </w:rPr>
+        <w:t>8:11</w:t>
+      </w:r>
       <w:r>
         <w:rPr>
           <w:lang w:val="zh_TW" w:bidi="zh_TW"/>
         </w:rPr>
         <w:t>，</w:t>
       </w:r>
-      <w:hyperlink r:id="rId48">
-        <w:r>
-          <w:rPr>
-            <w:lang w:val="zh_TW" w:bidi="zh_TW"/>
-          </w:rPr>
-          <w:rPr>
-            <w:color w:val="0000EE"/>
-            <w:u w:val="single"/>
-          </w:rPr>
-          <w:t>9:10</w:t>
-        </w:r>
-      </w:hyperlink>
+      <w:r>
+        <w:rPr>
+          <w:lang w:val="zh_TW" w:bidi="zh_TW"/>
+        </w:rPr>
+        <w:t>9:10</w:t>
+      </w:r>
       <w:r>
         <w:rPr>
           <w:lang w:val="zh_TW" w:bidi="zh_TW"/>
@@ -7508,18 +6980,12 @@
         </w:rPr>
         <w:t>安息，以這日為設筵歡樂的日子：雖然沒有提及神，但他們肯定在這一天感謝神的拯救。這是一個新節日的開始，後來被稱為普珥日（</w:t>
       </w:r>
-      <w:hyperlink r:id="rId87">
-        <w:r>
-          <w:rPr>
-            <w:lang w:val="zh_TW" w:bidi="zh_TW"/>
-          </w:rPr>
-          <w:rPr>
-            <w:color w:val="0000EE"/>
-            <w:u w:val="single"/>
-          </w:rPr>
-          <w:t>9:19–32</w:t>
-        </w:r>
-      </w:hyperlink>
+      <w:r>
+        <w:rPr>
+          <w:lang w:val="zh_TW" w:bidi="zh_TW"/>
+        </w:rPr>
+        <w:t>9:19–32</w:t>
+      </w:r>
       <w:r>
         <w:rPr>
           <w:lang w:val="zh_TW" w:bidi="zh_TW"/>
@@ -7578,54 +7044,36 @@
         </w:rPr>
         <w:t>普珥節是一年一度的慶典與節期，慶祝神賜下脫離敵人的平安（見</w:t>
       </w:r>
-      <w:hyperlink r:id="rId88">
-        <w:r>
-          <w:rPr>
-            <w:lang w:val="zh_TW" w:bidi="zh_TW"/>
-          </w:rPr>
-          <w:rPr>
-            <w:color w:val="0000EE"/>
-            <w:u w:val="single"/>
-          </w:rPr>
-          <w:t>申25:19</w:t>
-        </w:r>
-      </w:hyperlink>
+      <w:r>
+        <w:rPr>
+          <w:lang w:val="zh_TW" w:bidi="zh_TW"/>
+        </w:rPr>
+        <w:t>申25:19</w:t>
+      </w:r>
       <w:r>
         <w:rPr>
           <w:lang w:val="zh_TW" w:bidi="zh_TW"/>
         </w:rPr>
         <w:t>；</w:t>
       </w:r>
-      <w:hyperlink r:id="rId89">
-        <w:r>
-          <w:rPr>
-            <w:lang w:val="zh_TW" w:bidi="zh_TW"/>
-          </w:rPr>
-          <w:rPr>
-            <w:color w:val="0000EE"/>
-            <w:u w:val="single"/>
-          </w:rPr>
-          <w:t>書21:44</w:t>
-        </w:r>
-      </w:hyperlink>
+      <w:r>
+        <w:rPr>
+          <w:lang w:val="zh_TW" w:bidi="zh_TW"/>
+        </w:rPr>
+        <w:t>書21:44</w:t>
+      </w:r>
       <w:r>
         <w:rPr>
           <w:lang w:val="zh_TW" w:bidi="zh_TW"/>
         </w:rPr>
         <w:t>；</w:t>
       </w:r>
-      <w:hyperlink r:id="rId90">
-        <w:r>
-          <w:rPr>
-            <w:lang w:val="zh_TW" w:bidi="zh_TW"/>
-          </w:rPr>
-          <w:rPr>
-            <w:color w:val="0000EE"/>
-            <w:u w:val="single"/>
-          </w:rPr>
-          <w:t>撒上7:11–14</w:t>
-        </w:r>
-      </w:hyperlink>
+      <w:r>
+        <w:rPr>
+          <w:lang w:val="zh_TW" w:bidi="zh_TW"/>
+        </w:rPr>
+        <w:t>撒上7:11–14</w:t>
+      </w:r>
       <w:r>
         <w:rPr>
           <w:lang w:val="zh_TW" w:bidi="zh_TW"/>
@@ -7812,18 +7260,12 @@
         </w:rPr>
         <w:t>王后以斯帖寫的信更是進一步對末底改的提議給予正式的認可（</w:t>
       </w:r>
-      <w:hyperlink r:id="rId91">
-        <w:r>
-          <w:rPr>
-            <w:lang w:val="zh_TW" w:bidi="zh_TW"/>
-          </w:rPr>
-          <w:rPr>
-            <w:color w:val="0000EE"/>
-            <w:u w:val="single"/>
-          </w:rPr>
-          <w:t>9:20–23</w:t>
-        </w:r>
-      </w:hyperlink>
+      <w:r>
+        <w:rPr>
+          <w:lang w:val="zh_TW" w:bidi="zh_TW"/>
+        </w:rPr>
+        <w:t>9:20–23</w:t>
+      </w:r>
       <w:r>
         <w:rPr>
           <w:lang w:val="zh_TW" w:bidi="zh_TW"/>
@@ -7980,18 +7422,12 @@
         </w:rPr>
         <w:t>猶太人末底改不像哈曼那樣自誇（</w:t>
       </w:r>
-      <w:hyperlink r:id="rId92">
-        <w:r>
-          <w:rPr>
-            <w:lang w:val="zh_TW" w:bidi="zh_TW"/>
-          </w:rPr>
-          <w:rPr>
-            <w:color w:val="0000EE"/>
-            <w:u w:val="single"/>
-          </w:rPr>
-          <w:t>5:11–12</w:t>
-        </w:r>
-      </w:hyperlink>
+      <w:r>
+        <w:rPr>
+          <w:lang w:val="zh_TW" w:bidi="zh_TW"/>
+        </w:rPr>
+        <w:t>5:11–12</w:t>
+      </w:r>
       <w:r>
         <w:rPr>
           <w:lang w:val="zh_TW" w:bidi="zh_TW"/>
